--- a/project-report/Vocab_Trainer_Project_Report_Complete.docx
+++ b/project-report/Vocab_Trainer_Project_Report_Complete.docx
@@ -7,117 +7,1223 @@
         <w:spacing w:before="720"/>
         <w:jc w:val="center"/>
         <w:rPr>
-          <w:rFonts w:hint="eastAsia"/>
-        </w:rPr>
-      </w:pPr>
-      <w:r>
-        <w:rPr>
+          <w:rFonts w:ascii="TH SarabunPSK" w:hAnsi="TH SarabunPSK" w:cs="TH SarabunPSK"/>
           <w:b/>
           <w:sz w:val="36"/>
-        </w:rPr>
-        <w:t>ระบบเว็บแอปพลิเคชันอัจฉริยะสำหรับฝึกคำศัพท์ภาษาอังกฤษด้วยเทคนิคการทบทวนเว้นระยะและเกมการศึกษา</w:t>
-      </w:r>
-      <w:r>
-        <w:rPr>
-          <w:b/>
+          <w:szCs w:val="36"/>
+          <w:lang w:bidi="th-TH"/>
+        </w:rPr>
+      </w:pPr>
+      <w:r>
+        <w:rPr>
+          <w:rFonts w:ascii="TH SarabunPSK" w:hAnsi="TH SarabunPSK" w:cs="TH SarabunPSK"/>
+          <w:noProof/>
+        </w:rPr>
+        <w:drawing>
+          <wp:anchor distT="0" distB="0" distL="114300" distR="114300" simplePos="0" relativeHeight="251658240" behindDoc="0" locked="0" layoutInCell="1" allowOverlap="1" wp14:anchorId="34BCBE01" wp14:editId="43836CFE">
+            <wp:simplePos x="0" y="0"/>
+            <wp:positionH relativeFrom="column">
+              <wp:posOffset>2350770</wp:posOffset>
+            </wp:positionH>
+            <wp:positionV relativeFrom="paragraph">
+              <wp:posOffset>-293643</wp:posOffset>
+            </wp:positionV>
+            <wp:extent cx="772614" cy="1163982"/>
+            <wp:effectExtent l="0" t="0" r="8890" b="0"/>
+            <wp:wrapSquare wrapText="bothSides"/>
+            <wp:docPr id="279636791" name="Picture 1"/>
+            <wp:cNvGraphicFramePr>
+              <a:graphicFrameLocks xmlns:a="http://schemas.openxmlformats.org/drawingml/2006/main" noChangeAspect="1"/>
+            </wp:cNvGraphicFramePr>
+            <a:graphic xmlns:a="http://schemas.openxmlformats.org/drawingml/2006/main">
+              <a:graphicData uri="http://schemas.openxmlformats.org/drawingml/2006/picture">
+                <pic:pic xmlns:pic="http://schemas.openxmlformats.org/drawingml/2006/picture">
+                  <pic:nvPicPr>
+                    <pic:cNvPr id="0" name="Picture 1"/>
+                    <pic:cNvPicPr>
+                      <a:picLocks noChangeAspect="1" noChangeArrowheads="1"/>
+                    </pic:cNvPicPr>
+                  </pic:nvPicPr>
+                  <pic:blipFill>
+                    <a:blip r:embed="rId6" cstate="print">
+                      <a:extLst>
+                        <a:ext uri="{28A0092B-C50C-407E-A947-70E740481C1C}">
+                          <a14:useLocalDpi xmlns:a14="http://schemas.microsoft.com/office/drawing/2010/main" val="0"/>
+                        </a:ext>
+                      </a:extLst>
+                    </a:blip>
+                    <a:srcRect/>
+                    <a:stretch>
+                      <a:fillRect/>
+                    </a:stretch>
+                  </pic:blipFill>
+                  <pic:spPr bwMode="auto">
+                    <a:xfrm>
+                      <a:off x="0" y="0"/>
+                      <a:ext cx="772614" cy="1163982"/>
+                    </a:xfrm>
+                    <a:prstGeom prst="rect">
+                      <a:avLst/>
+                    </a:prstGeom>
+                    <a:noFill/>
+                    <a:ln>
+                      <a:noFill/>
+                    </a:ln>
+                  </pic:spPr>
+                </pic:pic>
+              </a:graphicData>
+            </a:graphic>
+            <wp14:sizeRelH relativeFrom="page">
+              <wp14:pctWidth>0</wp14:pctWidth>
+            </wp14:sizeRelH>
+            <wp14:sizeRelV relativeFrom="page">
+              <wp14:pctHeight>0</wp14:pctHeight>
+            </wp14:sizeRelV>
+          </wp:anchor>
+        </w:drawing>
+      </w:r>
+    </w:p>
+    <w:p>
+      <w:pPr>
+        <w:spacing w:before="720"/>
+        <w:jc w:val="center"/>
+        <w:rPr>
+          <w:rFonts w:ascii="TH SarabunPSK" w:hAnsi="TH SarabunPSK" w:cs="TH SarabunPSK"/>
+          <w:bCs/>
           <w:sz w:val="36"/>
+          <w:szCs w:val="36"/>
+          <w:lang w:bidi="th-TH"/>
+        </w:rPr>
+      </w:pPr>
+      <w:r>
+        <w:rPr>
+          <w:rFonts w:ascii="TH SarabunPSK" w:hAnsi="TH SarabunPSK" w:cs="TH SarabunPSK"/>
+          <w:b/>
+          <w:sz w:val="36"/>
+          <w:szCs w:val="36"/>
+          <w:cs/>
+          <w:lang w:bidi="th-TH"/>
+        </w:rPr>
+        <w:t xml:space="preserve">เรื่อง </w:t>
+      </w:r>
+      <w:proofErr w:type="spellStart"/>
+      <w:r>
+        <w:rPr>
+          <w:rFonts w:ascii="TH SarabunPSK" w:hAnsi="TH SarabunPSK" w:cs="TH SarabunPSK"/>
+          <w:bCs/>
+          <w:sz w:val="36"/>
+          <w:szCs w:val="36"/>
+        </w:rPr>
+        <w:t>ระบบเว็บแอปพลิเคชันอัจฉริยะสำหรับฝึกคำศัพท์ภาษาอังกฤษ</w:t>
+      </w:r>
+      <w:proofErr w:type="spellEnd"/>
+      <w:r>
+        <w:rPr>
+          <w:rFonts w:ascii="TH SarabunPSK" w:hAnsi="TH SarabunPSK" w:cs="TH SarabunPSK"/>
+          <w:bCs/>
+          <w:sz w:val="36"/>
+          <w:szCs w:val="36"/>
         </w:rPr>
         <w:br/>
-        <w:t>(Vocab Trainer: An Intelligent Web-Based English Vocabulary Learning System using Spaced Repetition and Educational Gamification)</w:t>
-      </w:r>
-    </w:p>
-    <w:p>
-      <w:pPr>
-        <w:rPr>
-          <w:rFonts w:hint="eastAsia"/>
-        </w:rPr>
-      </w:pPr>
-    </w:p>
-    <w:p>
-      <w:pPr>
+      </w:r>
+    </w:p>
+    <w:p>
+      <w:pPr>
+        <w:spacing w:after="0"/>
         <w:jc w:val="center"/>
         <w:rPr>
-          <w:rFonts w:hint="eastAsia"/>
-        </w:rPr>
-      </w:pPr>
-      <w:r>
-        <w:t>จัดทำโดย</w:t>
-      </w:r>
-      <w:r>
+          <w:rFonts w:ascii="TH SarabunPSK" w:hAnsi="TH SarabunPSK" w:cs="TH SarabunPSK"/>
+          <w:bCs/>
+          <w:lang w:bidi="th-TH"/>
+        </w:rPr>
+      </w:pPr>
+      <w:proofErr w:type="spellStart"/>
+      <w:r>
+        <w:rPr>
+          <w:rFonts w:ascii="TH SarabunPSK" w:hAnsi="TH SarabunPSK" w:cs="TH SarabunPSK"/>
+          <w:bCs/>
+        </w:rPr>
+        <w:t>โดย</w:t>
+      </w:r>
+      <w:proofErr w:type="spellEnd"/>
+    </w:p>
+    <w:p>
+      <w:pPr>
+        <w:spacing w:after="0"/>
+        <w:jc w:val="center"/>
+        <w:rPr>
+          <w:rFonts w:ascii="TH SarabunPSK" w:hAnsi="TH SarabunPSK" w:cs="TH SarabunPSK"/>
+          <w:bCs/>
+          <w:lang w:bidi="th-TH"/>
+        </w:rPr>
+      </w:pPr>
+    </w:p>
+    <w:p>
+      <w:pPr>
+        <w:spacing w:after="0"/>
+        <w:jc w:val="center"/>
+        <w:rPr>
+          <w:rFonts w:ascii="TH SarabunPSK" w:hAnsi="TH SarabunPSK" w:cs="TH SarabunPSK"/>
+          <w:bCs/>
+          <w:lang w:bidi="th-TH"/>
+        </w:rPr>
+      </w:pPr>
+      <w:r>
+        <w:rPr>
+          <w:rFonts w:ascii="TH SarabunPSK" w:hAnsi="TH SarabunPSK" w:cs="TH SarabunPSK"/>
+          <w:bCs/>
+        </w:rPr>
         <w:br/>
-        <w:t>1. [ชื่อ-นามสกุล ผู้จัดทำ 1]</w:t>
-      </w:r>
-      <w:r>
+      </w:r>
+      <w:r>
+        <w:rPr>
+          <w:rFonts w:ascii="TH SarabunPSK" w:hAnsi="TH SarabunPSK" w:cs="TH SarabunPSK"/>
+          <w:b/>
+          <w:szCs w:val="32"/>
+        </w:rPr>
+        <w:t xml:space="preserve"> </w:t>
+      </w:r>
+      <w:r>
+        <w:rPr>
+          <w:rFonts w:ascii="TH SarabunPSK" w:hAnsi="TH SarabunPSK" w:cs="TH SarabunPSK"/>
+          <w:b/>
+          <w:szCs w:val="32"/>
+          <w:cs/>
+          <w:lang w:bidi="th-TH"/>
+        </w:rPr>
+        <w:t xml:space="preserve">เด็กชายชัยพัทธ์ </w:t>
+      </w:r>
+      <w:proofErr w:type="spellStart"/>
+      <w:r>
+        <w:rPr>
+          <w:rFonts w:ascii="TH SarabunPSK" w:hAnsi="TH SarabunPSK" w:cs="TH SarabunPSK"/>
+          <w:b/>
+          <w:szCs w:val="32"/>
+          <w:cs/>
+          <w:lang w:bidi="th-TH"/>
+        </w:rPr>
+        <w:t>ปภัง</w:t>
+      </w:r>
+      <w:proofErr w:type="spellEnd"/>
+      <w:r>
+        <w:rPr>
+          <w:rFonts w:ascii="TH SarabunPSK" w:hAnsi="TH SarabunPSK" w:cs="TH SarabunPSK"/>
+          <w:b/>
+          <w:szCs w:val="32"/>
+          <w:cs/>
+          <w:lang w:bidi="th-TH"/>
+        </w:rPr>
+        <w:t>กร</w:t>
+      </w:r>
+      <w:proofErr w:type="spellStart"/>
+      <w:r>
+        <w:rPr>
+          <w:rFonts w:ascii="TH SarabunPSK" w:hAnsi="TH SarabunPSK" w:cs="TH SarabunPSK"/>
+          <w:b/>
+          <w:szCs w:val="32"/>
+          <w:cs/>
+          <w:lang w:bidi="th-TH"/>
+        </w:rPr>
+        <w:t>จิร</w:t>
+      </w:r>
+      <w:proofErr w:type="spellEnd"/>
+      <w:r>
+        <w:rPr>
+          <w:rFonts w:ascii="TH SarabunPSK" w:hAnsi="TH SarabunPSK" w:cs="TH SarabunPSK"/>
+          <w:b/>
+          <w:szCs w:val="32"/>
+          <w:cs/>
+          <w:lang w:bidi="th-TH"/>
+        </w:rPr>
+        <w:t>ทีป</w:t>
+      </w:r>
+      <w:proofErr w:type="spellStart"/>
+      <w:r>
+        <w:rPr>
+          <w:rFonts w:ascii="TH SarabunPSK" w:hAnsi="TH SarabunPSK" w:cs="TH SarabunPSK"/>
+          <w:b/>
+          <w:szCs w:val="32"/>
+          <w:cs/>
+          <w:lang w:bidi="th-TH"/>
+        </w:rPr>
+        <w:t>ต์</w:t>
+      </w:r>
+      <w:proofErr w:type="spellEnd"/>
+      <w:r>
+        <w:rPr>
+          <w:rFonts w:ascii="TH SarabunPSK" w:hAnsi="TH SarabunPSK" w:cs="TH SarabunPSK"/>
+          <w:b/>
+          <w:szCs w:val="32"/>
+          <w:cs/>
+          <w:lang w:bidi="th-TH"/>
+        </w:rPr>
+        <w:t xml:space="preserve"> </w:t>
+      </w:r>
+      <w:r>
+        <w:rPr>
+          <w:rFonts w:ascii="TH SarabunPSK" w:hAnsi="TH SarabunPSK" w:cs="TH SarabunPSK"/>
+          <w:b/>
+        </w:rPr>
         <w:br/>
-        <w:t>2. [ชื่อ-นามสกุล ผู้จัดทำ 2]</w:t>
-      </w:r>
-      <w:r>
+      </w:r>
+      <w:r>
+        <w:rPr>
+          <w:rFonts w:ascii="TH SarabunPSK" w:hAnsi="TH SarabunPSK" w:cs="TH SarabunPSK"/>
+          <w:b/>
+          <w:szCs w:val="32"/>
+          <w:cs/>
+          <w:lang w:bidi="th-TH"/>
+        </w:rPr>
+        <w:t>เด็กหญิงชัญญานุช ปันก่อ</w:t>
+      </w:r>
+      <w:r>
+        <w:rPr>
+          <w:rFonts w:ascii="TH SarabunPSK" w:hAnsi="TH SarabunPSK" w:cs="TH SarabunPSK"/>
+          <w:b/>
+        </w:rPr>
         <w:br/>
-        <w:t>3. [ชื่อ-นามสกุล ผู้จัดทำ 3]</w:t>
-      </w:r>
-    </w:p>
-    <w:p>
-      <w:pPr>
-        <w:rPr>
-          <w:rFonts w:hint="eastAsia"/>
-        </w:rPr>
-      </w:pPr>
+      </w:r>
+      <w:r>
+        <w:rPr>
+          <w:rFonts w:ascii="TH SarabunPSK" w:hAnsi="TH SarabunPSK" w:cs="TH SarabunPSK"/>
+          <w:b/>
+          <w:szCs w:val="32"/>
+          <w:cs/>
+          <w:lang w:bidi="th-TH"/>
+        </w:rPr>
+        <w:t>เด็กหญิง</w:t>
+      </w:r>
+      <w:proofErr w:type="spellStart"/>
+      <w:r>
+        <w:rPr>
+          <w:rFonts w:ascii="TH SarabunPSK" w:hAnsi="TH SarabunPSK" w:cs="TH SarabunPSK"/>
+          <w:b/>
+          <w:szCs w:val="32"/>
+          <w:cs/>
+          <w:lang w:bidi="th-TH"/>
+        </w:rPr>
+        <w:t>ชญานิ</w:t>
+      </w:r>
+      <w:r>
+        <w:rPr>
+          <w:rFonts w:ascii="TH SarabunPSK" w:hAnsi="TH SarabunPSK" w:cs="TH SarabunPSK"/>
+          <w:b/>
+          <w:szCs w:val="32"/>
+          <w:cs/>
+          <w:lang w:bidi="th-TH"/>
+        </w:rPr>
+        <w:t>ศ</w:t>
+      </w:r>
+      <w:proofErr w:type="spellEnd"/>
+      <w:r>
+        <w:rPr>
+          <w:rFonts w:ascii="TH SarabunPSK" w:hAnsi="TH SarabunPSK" w:cs="TH SarabunPSK"/>
+          <w:b/>
+          <w:szCs w:val="32"/>
+          <w:cs/>
+          <w:lang w:bidi="th-TH"/>
+        </w:rPr>
+        <w:t xml:space="preserve"> ไชยเจริญ</w:t>
+      </w:r>
     </w:p>
     <w:p>
       <w:pPr>
         <w:jc w:val="center"/>
         <w:rPr>
-          <w:rFonts w:hint="eastAsia"/>
-        </w:rPr>
-      </w:pPr>
-      <w:r>
-        <w:t>อาจารย์ที่ปรึกษาโครงงาน</w:t>
-      </w:r>
-      <w:r>
+          <w:rFonts w:ascii="TH SarabunPSK" w:hAnsi="TH SarabunPSK" w:cs="TH SarabunPSK"/>
+          <w:b/>
+          <w:szCs w:val="32"/>
+          <w:lang w:bidi="th-TH"/>
+        </w:rPr>
+      </w:pPr>
+    </w:p>
+    <w:p>
+      <w:pPr>
+        <w:jc w:val="center"/>
+        <w:rPr>
+          <w:rFonts w:ascii="TH SarabunPSK" w:hAnsi="TH SarabunPSK" w:cs="TH SarabunPSK"/>
+          <w:b/>
+          <w:szCs w:val="32"/>
+          <w:lang w:bidi="th-TH"/>
+        </w:rPr>
+      </w:pPr>
+    </w:p>
+    <w:p>
+      <w:pPr>
+        <w:spacing w:after="0"/>
+        <w:jc w:val="center"/>
+        <w:rPr>
+          <w:rFonts w:ascii="TH SarabunPSK" w:hAnsi="TH SarabunPSK" w:cs="TH SarabunPSK"/>
+          <w:b/>
+          <w:szCs w:val="32"/>
+          <w:lang w:bidi="th-TH"/>
+        </w:rPr>
+      </w:pPr>
+      <w:r>
+        <w:rPr>
+          <w:rFonts w:ascii="TH SarabunPSK" w:hAnsi="TH SarabunPSK" w:cs="TH SarabunPSK"/>
+          <w:b/>
+          <w:szCs w:val="32"/>
+          <w:cs/>
+          <w:lang w:bidi="th-TH"/>
+        </w:rPr>
+        <w:t>ชั้นมัธยมศึกษาปีที่ 3</w:t>
+      </w:r>
+      <w:r>
+        <w:rPr>
+          <w:rFonts w:ascii="TH SarabunPSK" w:hAnsi="TH SarabunPSK" w:cs="TH SarabunPSK"/>
+          <w:b/>
+          <w:szCs w:val="32"/>
+          <w:cs/>
+          <w:lang w:bidi="th-TH"/>
+        </w:rPr>
+        <w:t xml:space="preserve"> </w:t>
+      </w:r>
+      <w:r>
+        <w:rPr>
+          <w:rFonts w:ascii="TH SarabunPSK" w:hAnsi="TH SarabunPSK" w:cs="TH SarabunPSK"/>
+          <w:b/>
+          <w:szCs w:val="32"/>
+          <w:cs/>
+          <w:lang w:bidi="th-TH"/>
+        </w:rPr>
+        <w:t>โรงเรียนวิทยาศาสตร์จุฬาภรณราชวิทยาลัย เชียงราย</w:t>
+      </w:r>
+    </w:p>
+    <w:p>
+      <w:pPr>
+        <w:spacing w:after="0"/>
+        <w:jc w:val="center"/>
+        <w:rPr>
+          <w:rFonts w:ascii="TH SarabunPSK" w:hAnsi="TH SarabunPSK" w:cs="TH SarabunPSK"/>
+          <w:b/>
+          <w:szCs w:val="32"/>
+          <w:cs/>
+          <w:lang w:bidi="th-TH"/>
+        </w:rPr>
+      </w:pPr>
+      <w:r>
+        <w:rPr>
+          <w:rFonts w:ascii="TH SarabunPSK" w:hAnsi="TH SarabunPSK" w:cs="TH SarabunPSK"/>
+          <w:b/>
+          <w:szCs w:val="32"/>
+          <w:cs/>
+          <w:lang w:bidi="th-TH"/>
+        </w:rPr>
+        <w:t xml:space="preserve">สังกัด </w:t>
+      </w:r>
+      <w:proofErr w:type="spellStart"/>
+      <w:r>
+        <w:rPr>
+          <w:rFonts w:ascii="TH SarabunPSK" w:hAnsi="TH SarabunPSK" w:cs="TH SarabunPSK"/>
+          <w:b/>
+          <w:szCs w:val="32"/>
+          <w:cs/>
+          <w:lang w:bidi="th-TH"/>
+        </w:rPr>
+        <w:t>สํานักงาน</w:t>
+      </w:r>
+      <w:proofErr w:type="spellEnd"/>
+      <w:r>
+        <w:rPr>
+          <w:rFonts w:ascii="TH SarabunPSK" w:hAnsi="TH SarabunPSK" w:cs="TH SarabunPSK"/>
+          <w:b/>
+          <w:szCs w:val="32"/>
+          <w:cs/>
+          <w:lang w:bidi="th-TH"/>
+        </w:rPr>
+        <w:t>เขตพื้นที่การศึกษามัธยมศึกษาเชียงราย</w:t>
+      </w:r>
+    </w:p>
+    <w:p>
+      <w:pPr>
+        <w:rPr>
+          <w:rFonts w:ascii="TH SarabunPSK" w:hAnsi="TH SarabunPSK" w:cs="TH SarabunPSK"/>
+          <w:bCs/>
+        </w:rPr>
+      </w:pPr>
+    </w:p>
+    <w:p>
+      <w:pPr>
+        <w:rPr>
+          <w:rFonts w:ascii="TH SarabunPSK" w:hAnsi="TH SarabunPSK" w:cs="TH SarabunPSK"/>
+          <w:bCs/>
+          <w:lang w:bidi="th-TH"/>
+        </w:rPr>
+      </w:pPr>
+    </w:p>
+    <w:p>
+      <w:pPr>
+        <w:spacing w:after="0" w:line="240" w:lineRule="auto"/>
+        <w:jc w:val="center"/>
+        <w:rPr>
+          <w:rFonts w:ascii="TH SarabunPSK" w:hAnsi="TH SarabunPSK" w:cs="TH SarabunPSK"/>
+          <w:b/>
+          <w:szCs w:val="32"/>
+          <w:lang w:bidi="th-TH"/>
+        </w:rPr>
+      </w:pPr>
+      <w:r>
+        <w:rPr>
+          <w:rFonts w:ascii="TH SarabunPSK" w:hAnsi="TH SarabunPSK" w:cs="TH SarabunPSK"/>
+          <w:b/>
+          <w:szCs w:val="32"/>
+          <w:cs/>
+          <w:lang w:bidi="th-TH"/>
+        </w:rPr>
+        <w:t>รายงานฉบับนี้เป็นส่วนประกอบของโครงงานคอมพิวเตอร์ประเภทซอฟต์แวร์</w:t>
+      </w:r>
+      <w:r>
+        <w:rPr>
+          <w:rFonts w:ascii="TH SarabunPSK" w:hAnsi="TH SarabunPSK" w:cs="TH SarabunPSK"/>
+          <w:b/>
+          <w:szCs w:val="32"/>
+          <w:lang w:bidi="th-TH"/>
+        </w:rPr>
+        <w:t xml:space="preserve"> </w:t>
+      </w:r>
+      <w:r>
+        <w:rPr>
+          <w:rFonts w:ascii="TH SarabunPSK" w:hAnsi="TH SarabunPSK" w:cs="TH SarabunPSK"/>
+          <w:b/>
+          <w:szCs w:val="32"/>
+          <w:cs/>
+          <w:lang w:bidi="th-TH"/>
+        </w:rPr>
+        <w:t>เนื่องในงาน</w:t>
+      </w:r>
+      <w:proofErr w:type="spellStart"/>
+      <w:r>
+        <w:rPr>
+          <w:rFonts w:ascii="TH SarabunPSK" w:hAnsi="TH SarabunPSK" w:cs="TH SarabunPSK"/>
+          <w:b/>
+          <w:szCs w:val="32"/>
+          <w:cs/>
+          <w:lang w:bidi="th-TH"/>
+        </w:rPr>
+        <w:t>ศิลป</w:t>
+      </w:r>
+      <w:proofErr w:type="spellEnd"/>
+      <w:r>
+        <w:rPr>
+          <w:rFonts w:ascii="TH SarabunPSK" w:hAnsi="TH SarabunPSK" w:cs="TH SarabunPSK"/>
+          <w:b/>
+          <w:szCs w:val="32"/>
+          <w:cs/>
+          <w:lang w:bidi="th-TH"/>
+        </w:rPr>
+        <w:t xml:space="preserve">หัตถกรรมนักเรียน ครั้งที่ </w:t>
+      </w:r>
+      <w:r>
+        <w:rPr>
+          <w:rFonts w:ascii="TH SarabunPSK" w:hAnsi="TH SarabunPSK" w:cs="TH SarabunPSK"/>
+          <w:b/>
+          <w:szCs w:val="32"/>
+          <w:lang w:bidi="th-TH"/>
+        </w:rPr>
+        <w:t>7</w:t>
+      </w:r>
+      <w:r>
+        <w:rPr>
+          <w:rFonts w:ascii="TH SarabunPSK" w:hAnsi="TH SarabunPSK" w:cs="TH SarabunPSK"/>
+          <w:b/>
+          <w:szCs w:val="32"/>
+          <w:cs/>
+          <w:lang w:bidi="th-TH"/>
+        </w:rPr>
+        <w:t>4</w:t>
+      </w:r>
+      <w:r>
+        <w:rPr>
+          <w:rFonts w:ascii="TH SarabunPSK" w:hAnsi="TH SarabunPSK" w:cs="TH SarabunPSK"/>
+          <w:b/>
+          <w:szCs w:val="32"/>
+          <w:lang w:bidi="th-TH"/>
+        </w:rPr>
+        <w:t xml:space="preserve"> </w:t>
+      </w:r>
+      <w:r>
+        <w:rPr>
+          <w:rFonts w:ascii="TH SarabunPSK" w:hAnsi="TH SarabunPSK" w:cs="TH SarabunPSK"/>
+          <w:b/>
+          <w:szCs w:val="32"/>
+          <w:cs/>
+          <w:lang w:bidi="th-TH"/>
+        </w:rPr>
+        <w:t xml:space="preserve">ปีการศึกษา </w:t>
+      </w:r>
+      <w:r>
+        <w:rPr>
+          <w:rFonts w:ascii="TH SarabunPSK" w:hAnsi="TH SarabunPSK" w:cs="TH SarabunPSK"/>
+          <w:bCs/>
+          <w:szCs w:val="32"/>
+          <w:lang w:bidi="th-TH"/>
+        </w:rPr>
+        <w:t>256</w:t>
+      </w:r>
+      <w:r>
+        <w:rPr>
+          <w:rFonts w:ascii="TH SarabunPSK" w:hAnsi="TH SarabunPSK" w:cs="TH SarabunPSK"/>
+          <w:b/>
+          <w:szCs w:val="32"/>
+          <w:cs/>
+          <w:lang w:bidi="th-TH"/>
+        </w:rPr>
+        <w:t>9</w:t>
+      </w:r>
+      <w:r>
+        <w:rPr>
+          <w:rFonts w:ascii="TH SarabunPSK" w:hAnsi="TH SarabunPSK" w:cs="TH SarabunPSK"/>
+          <w:b/>
+          <w:szCs w:val="32"/>
+          <w:lang w:bidi="th-TH"/>
+        </w:rPr>
+        <w:t xml:space="preserve"> </w:t>
+      </w:r>
+    </w:p>
+    <w:p>
+      <w:pPr>
+        <w:spacing w:after="0" w:line="240" w:lineRule="auto"/>
+        <w:jc w:val="center"/>
+        <w:rPr>
+          <w:rFonts w:ascii="TH SarabunPSK" w:hAnsi="TH SarabunPSK" w:cs="TH SarabunPSK"/>
+          <w:b/>
+          <w:szCs w:val="32"/>
+          <w:lang w:bidi="th-TH"/>
+        </w:rPr>
+      </w:pPr>
+      <w:r>
+        <w:rPr>
+          <w:rFonts w:ascii="TH SarabunPSK" w:hAnsi="TH SarabunPSK" w:cs="TH SarabunPSK"/>
+          <w:b/>
+          <w:szCs w:val="32"/>
+          <w:cs/>
+          <w:lang w:bidi="th-TH"/>
+        </w:rPr>
+        <w:t>ระดับเขต</w:t>
+      </w:r>
+      <w:r>
+        <w:rPr>
+          <w:rFonts w:ascii="TH SarabunPSK" w:hAnsi="TH SarabunPSK" w:cs="TH SarabunPSK"/>
+          <w:b/>
+          <w:szCs w:val="32"/>
+          <w:lang w:bidi="th-TH"/>
+        </w:rPr>
+        <w:t xml:space="preserve"> </w:t>
+      </w:r>
+    </w:p>
+    <w:p>
+      <w:pPr>
+        <w:spacing w:after="0" w:line="240" w:lineRule="auto"/>
+        <w:jc w:val="center"/>
+        <w:rPr>
+          <w:rFonts w:ascii="TH SarabunPSK" w:hAnsi="TH SarabunPSK" w:cs="TH SarabunPSK"/>
+          <w:b/>
+          <w:szCs w:val="32"/>
+          <w:lang w:bidi="th-TH"/>
+        </w:rPr>
+      </w:pPr>
+      <w:r>
+        <w:rPr>
+          <w:rFonts w:ascii="TH SarabunPSK" w:hAnsi="TH SarabunPSK" w:cs="TH SarabunPSK"/>
+          <w:b/>
+          <w:szCs w:val="32"/>
+          <w:cs/>
+          <w:lang w:bidi="th-TH"/>
+        </w:rPr>
+        <w:t xml:space="preserve">วันที่ </w:t>
+      </w:r>
+      <w:r>
+        <w:rPr>
+          <w:rFonts w:ascii="TH SarabunPSK" w:hAnsi="TH SarabunPSK" w:cs="TH SarabunPSK"/>
+          <w:b/>
+          <w:szCs w:val="32"/>
+          <w:cs/>
+          <w:lang w:bidi="th-TH"/>
+        </w:rPr>
+        <w:t>14</w:t>
+      </w:r>
+      <w:r>
+        <w:rPr>
+          <w:rFonts w:ascii="TH SarabunPSK" w:hAnsi="TH SarabunPSK" w:cs="TH SarabunPSK"/>
+          <w:b/>
+          <w:szCs w:val="32"/>
+          <w:lang w:bidi="th-TH"/>
+        </w:rPr>
+        <w:t xml:space="preserve"> </w:t>
+      </w:r>
+      <w:r>
+        <w:rPr>
+          <w:rFonts w:ascii="TH SarabunPSK" w:hAnsi="TH SarabunPSK" w:cs="TH SarabunPSK"/>
+          <w:b/>
+          <w:szCs w:val="32"/>
+          <w:cs/>
+          <w:lang w:bidi="th-TH"/>
+        </w:rPr>
+        <w:t xml:space="preserve">เดือน กันยายน พ.ศ. </w:t>
+      </w:r>
+      <w:r>
+        <w:rPr>
+          <w:rFonts w:ascii="TH SarabunPSK" w:hAnsi="TH SarabunPSK" w:cs="TH SarabunPSK"/>
+          <w:bCs/>
+          <w:szCs w:val="32"/>
+          <w:lang w:bidi="th-TH"/>
+        </w:rPr>
+        <w:t>256</w:t>
+      </w:r>
+      <w:r>
+        <w:rPr>
+          <w:rFonts w:ascii="TH SarabunPSK" w:hAnsi="TH SarabunPSK" w:cs="TH SarabunPSK"/>
+          <w:b/>
+          <w:szCs w:val="32"/>
+          <w:cs/>
+          <w:lang w:bidi="th-TH"/>
+        </w:rPr>
+        <w:t>9</w:t>
+      </w:r>
+    </w:p>
+    <w:p>
+      <w:pPr>
+        <w:spacing w:after="0" w:line="240" w:lineRule="auto"/>
+        <w:jc w:val="center"/>
+        <w:rPr>
+          <w:rFonts w:ascii="TH SarabunPSK" w:hAnsi="TH SarabunPSK" w:cs="TH SarabunPSK"/>
+          <w:b/>
+          <w:szCs w:val="32"/>
+          <w:lang w:bidi="th-TH"/>
+        </w:rPr>
+      </w:pPr>
+    </w:p>
+    <w:p>
+      <w:pPr>
+        <w:spacing w:after="0" w:line="240" w:lineRule="auto"/>
+        <w:jc w:val="center"/>
+        <w:rPr>
+          <w:rFonts w:ascii="TH SarabunPSK" w:hAnsi="TH SarabunPSK" w:cs="TH SarabunPSK"/>
+          <w:b/>
+          <w:szCs w:val="32"/>
+          <w:lang w:bidi="th-TH"/>
+        </w:rPr>
+      </w:pPr>
+    </w:p>
+    <w:p>
+      <w:pPr>
+        <w:spacing w:before="720"/>
+        <w:jc w:val="center"/>
+        <w:rPr>
+          <w:rFonts w:ascii="TH SarabunPSK" w:hAnsi="TH SarabunPSK" w:cs="TH SarabunPSK"/>
+          <w:b/>
+          <w:sz w:val="36"/>
+          <w:szCs w:val="36"/>
+          <w:lang w:bidi="th-TH"/>
+        </w:rPr>
+      </w:pPr>
+    </w:p>
+    <w:p>
+      <w:pPr>
+        <w:spacing w:before="720"/>
+        <w:jc w:val="center"/>
+        <w:rPr>
+          <w:rFonts w:ascii="TH SarabunPSK" w:hAnsi="TH SarabunPSK" w:cs="TH SarabunPSK"/>
+          <w:bCs/>
+          <w:sz w:val="36"/>
+          <w:szCs w:val="36"/>
+        </w:rPr>
+      </w:pPr>
+      <w:r>
+        <w:rPr>
+          <w:rFonts w:ascii="TH SarabunPSK" w:hAnsi="TH SarabunPSK" w:cs="TH SarabunPSK"/>
+          <w:noProof/>
+        </w:rPr>
+        <w:lastRenderedPageBreak/>
+        <w:drawing>
+          <wp:anchor distT="0" distB="0" distL="114300" distR="114300" simplePos="0" relativeHeight="251660288" behindDoc="1" locked="0" layoutInCell="1" allowOverlap="1" wp14:anchorId="53769BBC" wp14:editId="305CE4E0">
+            <wp:simplePos x="0" y="0"/>
+            <wp:positionH relativeFrom="column">
+              <wp:posOffset>2350770</wp:posOffset>
+            </wp:positionH>
+            <wp:positionV relativeFrom="paragraph">
+              <wp:posOffset>-305163</wp:posOffset>
+            </wp:positionV>
+            <wp:extent cx="772160" cy="1163955"/>
+            <wp:effectExtent l="0" t="0" r="8890" b="0"/>
+            <wp:wrapTopAndBottom/>
+            <wp:docPr id="330805705" name="Picture 1"/>
+            <wp:cNvGraphicFramePr>
+              <a:graphicFrameLocks xmlns:a="http://schemas.openxmlformats.org/drawingml/2006/main" noChangeAspect="1"/>
+            </wp:cNvGraphicFramePr>
+            <a:graphic xmlns:a="http://schemas.openxmlformats.org/drawingml/2006/main">
+              <a:graphicData uri="http://schemas.openxmlformats.org/drawingml/2006/picture">
+                <pic:pic xmlns:pic="http://schemas.openxmlformats.org/drawingml/2006/picture">
+                  <pic:nvPicPr>
+                    <pic:cNvPr id="0" name="Picture 1"/>
+                    <pic:cNvPicPr>
+                      <a:picLocks noChangeAspect="1" noChangeArrowheads="1"/>
+                    </pic:cNvPicPr>
+                  </pic:nvPicPr>
+                  <pic:blipFill>
+                    <a:blip r:embed="rId6" cstate="print">
+                      <a:extLst>
+                        <a:ext uri="{28A0092B-C50C-407E-A947-70E740481C1C}">
+                          <a14:useLocalDpi xmlns:a14="http://schemas.microsoft.com/office/drawing/2010/main" val="0"/>
+                        </a:ext>
+                      </a:extLst>
+                    </a:blip>
+                    <a:srcRect/>
+                    <a:stretch>
+                      <a:fillRect/>
+                    </a:stretch>
+                  </pic:blipFill>
+                  <pic:spPr bwMode="auto">
+                    <a:xfrm>
+                      <a:off x="0" y="0"/>
+                      <a:ext cx="772160" cy="1163955"/>
+                    </a:xfrm>
+                    <a:prstGeom prst="rect">
+                      <a:avLst/>
+                    </a:prstGeom>
+                    <a:noFill/>
+                    <a:ln>
+                      <a:noFill/>
+                    </a:ln>
+                  </pic:spPr>
+                </pic:pic>
+              </a:graphicData>
+            </a:graphic>
+            <wp14:sizeRelH relativeFrom="page">
+              <wp14:pctWidth>0</wp14:pctWidth>
+            </wp14:sizeRelH>
+            <wp14:sizeRelV relativeFrom="page">
+              <wp14:pctHeight>0</wp14:pctHeight>
+            </wp14:sizeRelV>
+          </wp:anchor>
+        </w:drawing>
+      </w:r>
+      <w:r>
+        <w:rPr>
+          <w:rFonts w:ascii="TH SarabunPSK" w:hAnsi="TH SarabunPSK" w:cs="TH SarabunPSK"/>
+          <w:b/>
+          <w:sz w:val="36"/>
+          <w:szCs w:val="36"/>
+          <w:cs/>
+          <w:lang w:bidi="th-TH"/>
+        </w:rPr>
+        <w:t xml:space="preserve">เรื่อง </w:t>
+      </w:r>
+      <w:proofErr w:type="spellStart"/>
+      <w:r>
+        <w:rPr>
+          <w:rFonts w:ascii="TH SarabunPSK" w:hAnsi="TH SarabunPSK" w:cs="TH SarabunPSK"/>
+          <w:bCs/>
+          <w:sz w:val="36"/>
+          <w:szCs w:val="36"/>
+        </w:rPr>
+        <w:t>ระบบเว็บแอปพลิเคชันอัจฉริยะสำหรับฝึกคำศัพท์ภาษาอังกฤษ</w:t>
+      </w:r>
+      <w:proofErr w:type="spellEnd"/>
+      <w:r>
+        <w:rPr>
+          <w:rFonts w:ascii="TH SarabunPSK" w:hAnsi="TH SarabunPSK" w:cs="TH SarabunPSK"/>
+          <w:bCs/>
+          <w:sz w:val="36"/>
+          <w:szCs w:val="36"/>
+        </w:rPr>
         <w:br/>
-        <w:t>1. [ชื่อ-นามสกุล อาจารย์ที่ปรึกษาหลัก]</w:t>
-      </w:r>
-    </w:p>
-    <w:p>
-      <w:pPr>
-        <w:rPr>
-          <w:rFonts w:hint="eastAsia"/>
-        </w:rPr>
-      </w:pPr>
-    </w:p>
-    <w:p>
-      <w:pPr>
-        <w:rPr>
-          <w:rFonts w:hint="eastAsia"/>
-        </w:rPr>
-      </w:pPr>
-    </w:p>
-    <w:p>
-      <w:pPr>
+      </w:r>
+    </w:p>
+    <w:p>
+      <w:pPr>
+        <w:spacing w:after="0"/>
         <w:jc w:val="center"/>
         <w:rPr>
-          <w:rFonts w:hint="eastAsia"/>
-        </w:rPr>
-      </w:pPr>
-      <w:r>
-        <w:t>รายงานนี้เป็นส่วนหนึ่งของวิชาโครงงานคอมพิวเตอร์</w:t>
-      </w:r>
-      <w:r>
+          <w:rFonts w:ascii="TH SarabunPSK" w:hAnsi="TH SarabunPSK" w:cs="TH SarabunPSK"/>
+          <w:bCs/>
+          <w:lang w:bidi="th-TH"/>
+        </w:rPr>
+      </w:pPr>
+      <w:proofErr w:type="spellStart"/>
+      <w:r>
+        <w:rPr>
+          <w:rFonts w:ascii="TH SarabunPSK" w:hAnsi="TH SarabunPSK" w:cs="TH SarabunPSK"/>
+          <w:bCs/>
+        </w:rPr>
+        <w:t>โดย</w:t>
+      </w:r>
+      <w:proofErr w:type="spellEnd"/>
+    </w:p>
+    <w:p>
+      <w:pPr>
+        <w:spacing w:after="0"/>
+        <w:jc w:val="center"/>
+        <w:rPr>
+          <w:rFonts w:ascii="TH SarabunPSK" w:hAnsi="TH SarabunPSK" w:cs="TH SarabunPSK"/>
+          <w:bCs/>
+          <w:lang w:bidi="th-TH"/>
+        </w:rPr>
+      </w:pPr>
+      <w:r>
+        <w:rPr>
+          <w:rFonts w:ascii="TH SarabunPSK" w:hAnsi="TH SarabunPSK" w:cs="TH SarabunPSK"/>
+          <w:bCs/>
+        </w:rPr>
         <w:br/>
-        <w:t>[ชื่อโรงเรียน / สถาบันการศึกษา]</w:t>
-      </w:r>
-      <w:r>
+      </w:r>
+      <w:r>
+        <w:rPr>
+          <w:rFonts w:ascii="TH SarabunPSK" w:hAnsi="TH SarabunPSK" w:cs="TH SarabunPSK"/>
+          <w:b/>
+          <w:szCs w:val="32"/>
+        </w:rPr>
+        <w:t xml:space="preserve"> </w:t>
+      </w:r>
+      <w:r>
+        <w:rPr>
+          <w:rFonts w:ascii="TH SarabunPSK" w:hAnsi="TH SarabunPSK" w:cs="TH SarabunPSK"/>
+          <w:b/>
+          <w:szCs w:val="32"/>
+          <w:cs/>
+          <w:lang w:bidi="th-TH"/>
+        </w:rPr>
+        <w:t xml:space="preserve">เด็กชายชัยพัทธ์ </w:t>
+      </w:r>
+      <w:proofErr w:type="spellStart"/>
+      <w:r>
+        <w:rPr>
+          <w:rFonts w:ascii="TH SarabunPSK" w:hAnsi="TH SarabunPSK" w:cs="TH SarabunPSK"/>
+          <w:b/>
+          <w:szCs w:val="32"/>
+          <w:cs/>
+          <w:lang w:bidi="th-TH"/>
+        </w:rPr>
+        <w:t>ปภัง</w:t>
+      </w:r>
+      <w:proofErr w:type="spellEnd"/>
+      <w:r>
+        <w:rPr>
+          <w:rFonts w:ascii="TH SarabunPSK" w:hAnsi="TH SarabunPSK" w:cs="TH SarabunPSK"/>
+          <w:b/>
+          <w:szCs w:val="32"/>
+          <w:cs/>
+          <w:lang w:bidi="th-TH"/>
+        </w:rPr>
+        <w:t>กร</w:t>
+      </w:r>
+      <w:proofErr w:type="spellStart"/>
+      <w:r>
+        <w:rPr>
+          <w:rFonts w:ascii="TH SarabunPSK" w:hAnsi="TH SarabunPSK" w:cs="TH SarabunPSK"/>
+          <w:b/>
+          <w:szCs w:val="32"/>
+          <w:cs/>
+          <w:lang w:bidi="th-TH"/>
+        </w:rPr>
+        <w:t>จิร</w:t>
+      </w:r>
+      <w:proofErr w:type="spellEnd"/>
+      <w:r>
+        <w:rPr>
+          <w:rFonts w:ascii="TH SarabunPSK" w:hAnsi="TH SarabunPSK" w:cs="TH SarabunPSK"/>
+          <w:b/>
+          <w:szCs w:val="32"/>
+          <w:cs/>
+          <w:lang w:bidi="th-TH"/>
+        </w:rPr>
+        <w:t>ทีป</w:t>
+      </w:r>
+      <w:proofErr w:type="spellStart"/>
+      <w:r>
+        <w:rPr>
+          <w:rFonts w:ascii="TH SarabunPSK" w:hAnsi="TH SarabunPSK" w:cs="TH SarabunPSK"/>
+          <w:b/>
+          <w:szCs w:val="32"/>
+          <w:cs/>
+          <w:lang w:bidi="th-TH"/>
+        </w:rPr>
+        <w:t>ต์</w:t>
+      </w:r>
+      <w:proofErr w:type="spellEnd"/>
+      <w:r>
+        <w:rPr>
+          <w:rFonts w:ascii="TH SarabunPSK" w:hAnsi="TH SarabunPSK" w:cs="TH SarabunPSK"/>
+          <w:b/>
+          <w:szCs w:val="32"/>
+          <w:cs/>
+          <w:lang w:bidi="th-TH"/>
+        </w:rPr>
+        <w:t xml:space="preserve"> </w:t>
+      </w:r>
+      <w:r>
+        <w:rPr>
+          <w:rFonts w:ascii="TH SarabunPSK" w:hAnsi="TH SarabunPSK" w:cs="TH SarabunPSK"/>
+          <w:b/>
+        </w:rPr>
         <w:br/>
-        <w:t>ปีการศึกษา 2569</w:t>
-      </w:r>
-    </w:p>
-    <w:p>
-      <w:pPr>
-        <w:rPr>
-          <w:rFonts w:hint="eastAsia"/>
-        </w:rPr>
-      </w:pPr>
-      <w:r>
+      </w:r>
+      <w:r>
+        <w:rPr>
+          <w:rFonts w:ascii="TH SarabunPSK" w:hAnsi="TH SarabunPSK" w:cs="TH SarabunPSK"/>
+          <w:b/>
+          <w:szCs w:val="32"/>
+          <w:cs/>
+          <w:lang w:bidi="th-TH"/>
+        </w:rPr>
+        <w:t>เด็กหญิงชัญญานุช ปันก่อ</w:t>
+      </w:r>
+      <w:r>
+        <w:rPr>
+          <w:rFonts w:ascii="TH SarabunPSK" w:hAnsi="TH SarabunPSK" w:cs="TH SarabunPSK"/>
+          <w:b/>
+        </w:rPr>
+        <w:br/>
+      </w:r>
+      <w:r>
+        <w:rPr>
+          <w:rFonts w:ascii="TH SarabunPSK" w:hAnsi="TH SarabunPSK" w:cs="TH SarabunPSK"/>
+          <w:b/>
+          <w:szCs w:val="32"/>
+          <w:cs/>
+          <w:lang w:bidi="th-TH"/>
+        </w:rPr>
+        <w:t>เด็กหญิง</w:t>
+      </w:r>
+      <w:proofErr w:type="spellStart"/>
+      <w:r>
+        <w:rPr>
+          <w:rFonts w:ascii="TH SarabunPSK" w:hAnsi="TH SarabunPSK" w:cs="TH SarabunPSK"/>
+          <w:b/>
+          <w:szCs w:val="32"/>
+          <w:cs/>
+          <w:lang w:bidi="th-TH"/>
+        </w:rPr>
+        <w:t>ชญานิศ</w:t>
+      </w:r>
+      <w:proofErr w:type="spellEnd"/>
+      <w:r>
+        <w:rPr>
+          <w:rFonts w:ascii="TH SarabunPSK" w:hAnsi="TH SarabunPSK" w:cs="TH SarabunPSK"/>
+          <w:b/>
+          <w:szCs w:val="32"/>
+          <w:cs/>
+          <w:lang w:bidi="th-TH"/>
+        </w:rPr>
+        <w:t xml:space="preserve"> ไชยเจริญ</w:t>
+      </w:r>
+    </w:p>
+    <w:p>
+      <w:pPr>
+        <w:jc w:val="center"/>
+        <w:rPr>
+          <w:rFonts w:ascii="TH SarabunPSK" w:hAnsi="TH SarabunPSK" w:cs="TH SarabunPSK"/>
+          <w:b/>
+          <w:szCs w:val="32"/>
+          <w:lang w:bidi="th-TH"/>
+        </w:rPr>
+      </w:pPr>
+    </w:p>
+    <w:p>
+      <w:pPr>
+        <w:spacing w:after="0"/>
+        <w:jc w:val="center"/>
+        <w:rPr>
+          <w:rFonts w:ascii="TH SarabunPSK" w:hAnsi="TH SarabunPSK" w:cs="TH SarabunPSK"/>
+          <w:b/>
+          <w:szCs w:val="32"/>
+          <w:lang w:bidi="th-TH"/>
+        </w:rPr>
+      </w:pPr>
+      <w:r>
+        <w:rPr>
+          <w:rFonts w:ascii="TH SarabunPSK" w:hAnsi="TH SarabunPSK" w:cs="TH SarabunPSK"/>
+          <w:b/>
+          <w:szCs w:val="32"/>
+          <w:cs/>
+          <w:lang w:bidi="th-TH"/>
+        </w:rPr>
+        <w:t>ชั้นมัธยมศึกษาปีที่ 3 โรงเรียนวิทยาศาสตร์จุฬาภรณราชวิทยาลัย เชียงราย</w:t>
+      </w:r>
+    </w:p>
+    <w:p>
+      <w:pPr>
+        <w:spacing w:after="0"/>
+        <w:jc w:val="center"/>
+        <w:rPr>
+          <w:rFonts w:ascii="TH SarabunPSK" w:hAnsi="TH SarabunPSK" w:cs="TH SarabunPSK"/>
+          <w:b/>
+          <w:szCs w:val="32"/>
+          <w:cs/>
+          <w:lang w:bidi="th-TH"/>
+        </w:rPr>
+      </w:pPr>
+      <w:r>
+        <w:rPr>
+          <w:rFonts w:ascii="TH SarabunPSK" w:hAnsi="TH SarabunPSK" w:cs="TH SarabunPSK"/>
+          <w:b/>
+          <w:szCs w:val="32"/>
+          <w:cs/>
+          <w:lang w:bidi="th-TH"/>
+        </w:rPr>
+        <w:t xml:space="preserve">สังกัด </w:t>
+      </w:r>
+      <w:proofErr w:type="spellStart"/>
+      <w:r>
+        <w:rPr>
+          <w:rFonts w:ascii="TH SarabunPSK" w:hAnsi="TH SarabunPSK" w:cs="TH SarabunPSK"/>
+          <w:b/>
+          <w:szCs w:val="32"/>
+          <w:cs/>
+          <w:lang w:bidi="th-TH"/>
+        </w:rPr>
+        <w:t>สํานักงาน</w:t>
+      </w:r>
+      <w:proofErr w:type="spellEnd"/>
+      <w:r>
+        <w:rPr>
+          <w:rFonts w:ascii="TH SarabunPSK" w:hAnsi="TH SarabunPSK" w:cs="TH SarabunPSK"/>
+          <w:b/>
+          <w:szCs w:val="32"/>
+          <w:cs/>
+          <w:lang w:bidi="th-TH"/>
+        </w:rPr>
+        <w:t>เขตพื้นที่การศึกษามัธยมศึกษาเชียงราย</w:t>
+      </w:r>
+    </w:p>
+    <w:p>
+      <w:pPr>
+        <w:rPr>
+          <w:rFonts w:ascii="TH SarabunPSK" w:hAnsi="TH SarabunPSK" w:cs="TH SarabunPSK"/>
+          <w:bCs/>
+        </w:rPr>
+      </w:pPr>
+    </w:p>
+    <w:p>
+      <w:pPr>
+        <w:jc w:val="center"/>
+        <w:rPr>
+          <w:rFonts w:ascii="TH SarabunPSK" w:hAnsi="TH SarabunPSK" w:cs="TH SarabunPSK"/>
+          <w:bCs/>
+        </w:rPr>
+      </w:pPr>
+      <w:r>
+        <w:rPr>
+          <w:rFonts w:ascii="TH SarabunPSK" w:hAnsi="TH SarabunPSK" w:cs="TH SarabunPSK"/>
+          <w:b/>
+          <w:sz w:val="44"/>
+          <w:szCs w:val="32"/>
+          <w:cs/>
+          <w:lang w:bidi="th-TH"/>
+        </w:rPr>
+        <w:t>ครู</w:t>
+      </w:r>
+      <w:proofErr w:type="spellStart"/>
+      <w:r>
+        <w:rPr>
+          <w:rFonts w:ascii="TH SarabunPSK" w:hAnsi="TH SarabunPSK" w:cs="TH SarabunPSK"/>
+          <w:bCs/>
+        </w:rPr>
+        <w:t>ที่ปรึกษา</w:t>
+      </w:r>
+      <w:proofErr w:type="spellEnd"/>
+      <w:r>
+        <w:rPr>
+          <w:rFonts w:ascii="TH SarabunPSK" w:hAnsi="TH SarabunPSK" w:cs="TH SarabunPSK"/>
+          <w:bCs/>
+        </w:rPr>
+        <w:br/>
+        <w:t>1. [</w:t>
+      </w:r>
+      <w:proofErr w:type="spellStart"/>
+      <w:r>
+        <w:rPr>
+          <w:rFonts w:ascii="TH SarabunPSK" w:hAnsi="TH SarabunPSK" w:cs="TH SarabunPSK"/>
+          <w:bCs/>
+        </w:rPr>
+        <w:t>ชื่อ-นามสกุล</w:t>
+      </w:r>
+      <w:proofErr w:type="spellEnd"/>
+      <w:r>
+        <w:rPr>
+          <w:rFonts w:ascii="TH SarabunPSK" w:hAnsi="TH SarabunPSK" w:cs="TH SarabunPSK"/>
+          <w:bCs/>
+        </w:rPr>
+        <w:t xml:space="preserve"> </w:t>
+      </w:r>
+      <w:proofErr w:type="spellStart"/>
+      <w:r>
+        <w:rPr>
+          <w:rFonts w:ascii="TH SarabunPSK" w:hAnsi="TH SarabunPSK" w:cs="TH SarabunPSK"/>
+          <w:bCs/>
+        </w:rPr>
+        <w:t>อาจารย์ที่ปรึกษาหลัก</w:t>
+      </w:r>
+      <w:proofErr w:type="spellEnd"/>
+      <w:r>
+        <w:rPr>
+          <w:rFonts w:ascii="TH SarabunPSK" w:hAnsi="TH SarabunPSK" w:cs="TH SarabunPSK"/>
+          <w:bCs/>
+        </w:rPr>
+        <w:t>]</w:t>
+      </w:r>
+    </w:p>
+    <w:p>
+      <w:pPr>
+        <w:jc w:val="center"/>
+        <w:rPr>
+          <w:rFonts w:ascii="TH SarabunPSK" w:hAnsi="TH SarabunPSK" w:cs="TH SarabunPSK"/>
+        </w:rPr>
+      </w:pPr>
+    </w:p>
+    <w:p>
+      <w:pPr>
+        <w:jc w:val="center"/>
+        <w:rPr>
+          <w:rFonts w:ascii="TH SarabunPSK" w:hAnsi="TH SarabunPSK" w:cs="TH SarabunPSK"/>
+          <w:bCs/>
+          <w:lang w:bidi="th-TH"/>
+        </w:rPr>
+      </w:pPr>
+      <w:r>
+        <w:rPr>
+          <w:rFonts w:ascii="TH SarabunPSK" w:hAnsi="TH SarabunPSK" w:cs="TH SarabunPSK"/>
+          <w:b/>
+          <w:szCs w:val="32"/>
+          <w:cs/>
+          <w:lang w:bidi="th-TH"/>
+        </w:rPr>
+        <w:t>โรงเรียนวิทยาศาสตร์จุฬาภรณราชวิทยาลัย เชียงราย</w:t>
+      </w:r>
+    </w:p>
+    <w:p>
+      <w:pPr>
+        <w:jc w:val="center"/>
+        <w:rPr>
+          <w:rFonts w:ascii="TH SarabunPSK" w:hAnsi="TH SarabunPSK" w:cs="TH SarabunPSK"/>
+          <w:bCs/>
+          <w:lang w:bidi="th-TH"/>
+        </w:rPr>
+      </w:pPr>
+    </w:p>
+    <w:p>
+      <w:pPr>
+        <w:jc w:val="center"/>
+        <w:rPr>
+          <w:rFonts w:ascii="TH SarabunPSK" w:hAnsi="TH SarabunPSK" w:cs="TH SarabunPSK"/>
+          <w:bCs/>
+          <w:lang w:bidi="th-TH"/>
+        </w:rPr>
+      </w:pPr>
+    </w:p>
+    <w:p>
+      <w:pPr>
+        <w:rPr>
+          <w:rFonts w:ascii="TH SarabunPSK" w:hAnsi="TH SarabunPSK" w:cs="TH SarabunPSK"/>
+          <w:cs/>
+          <w:lang w:bidi="th-TH"/>
+        </w:rPr>
+      </w:pPr>
+      <w:r>
+        <w:rPr>
+          <w:rFonts w:ascii="TH SarabunPSK" w:hAnsi="TH SarabunPSK" w:cs="TH SarabunPSK"/>
+        </w:rPr>
         <w:br w:type="page"/>
       </w:r>
     </w:p>
@@ -125,28 +1231,84 @@
       <w:pPr>
         <w:jc w:val="center"/>
         <w:rPr>
-          <w:rFonts w:hint="eastAsia"/>
-        </w:rPr>
-      </w:pPr>
-      <w:r>
-        <w:rPr>
+          <w:rFonts w:ascii="TH SarabunPSK" w:hAnsi="TH SarabunPSK" w:cs="TH SarabunPSK"/>
+          <w:b/>
+          <w:sz w:val="36"/>
+        </w:rPr>
+      </w:pPr>
+      <w:proofErr w:type="spellStart"/>
+      <w:r>
+        <w:rPr>
+          <w:rFonts w:ascii="TH SarabunPSK" w:hAnsi="TH SarabunPSK" w:cs="TH SarabunPSK"/>
           <w:b/>
           <w:sz w:val="36"/>
         </w:rPr>
         <w:lastRenderedPageBreak/>
         <w:t>บทคัดย่อ</w:t>
       </w:r>
+      <w:proofErr w:type="spellEnd"/>
+    </w:p>
+    <w:p>
+      <w:pPr>
+        <w:rPr>
+          <w:rFonts w:ascii="TH SarabunPSK" w:hAnsi="TH SarabunPSK" w:cs="TH SarabunPSK"/>
+          <w:b/>
+          <w:sz w:val="36"/>
+        </w:rPr>
+      </w:pPr>
+    </w:p>
+    <w:p>
+      <w:pPr>
+        <w:rPr>
+          <w:rFonts w:ascii="TH SarabunPSK" w:hAnsi="TH SarabunPSK" w:cs="TH SarabunPSK"/>
+        </w:rPr>
+      </w:pPr>
+      <w:r>
+        <w:rPr>
+          <w:rFonts w:ascii="TH SarabunPSK" w:hAnsi="TH SarabunPSK" w:cs="TH SarabunPSK"/>
+        </w:rPr>
+        <w:br w:type="page"/>
+      </w:r>
+    </w:p>
+    <w:p>
+      <w:pPr>
+        <w:jc w:val="center"/>
+        <w:rPr>
+          <w:rFonts w:ascii="TH SarabunPSK" w:hAnsi="TH SarabunPSK" w:cs="TH SarabunPSK"/>
+        </w:rPr>
+      </w:pPr>
+    </w:p>
+    <w:p>
+      <w:pPr>
+        <w:jc w:val="center"/>
+        <w:rPr>
+          <w:rFonts w:ascii="TH SarabunPSK" w:hAnsi="TH SarabunPSK" w:cs="TH SarabunPSK"/>
+        </w:rPr>
+      </w:pPr>
+      <w:proofErr w:type="spellStart"/>
+      <w:r>
+        <w:rPr>
+          <w:rFonts w:ascii="TH SarabunPSK" w:hAnsi="TH SarabunPSK" w:cs="TH SarabunPSK"/>
+          <w:b/>
+          <w:sz w:val="36"/>
+        </w:rPr>
+        <w:t>กิตติกรรมประกาศ</w:t>
+      </w:r>
+      <w:proofErr w:type="spellEnd"/>
     </w:p>
     <w:p>
       <w:pPr>
         <w:spacing w:after="80"/>
         <w:ind w:firstLine="720"/>
         <w:rPr>
-          <w:rFonts w:hint="eastAsia"/>
-        </w:rPr>
-      </w:pPr>
-      <w:r>
-        <w:t>โครงงานเรื่อง "ระบบเว็บแอปพลิเคชันอัจฉริยะสำหรับฝึกคำศัพท์ภาษาอังกฤษด้วยเทคนิคการทบทวนเว้นระยะและเกมการศึกษา (Vocab Trainer)" มีวัตถุประสงค์เพื่อพัฒนาเว็บแอปพลิเคชันช่วยจำคำศัพท์ภาษาอังกฤษที่แก้ปัญหาความเบื่อหน่าย การลืมตามกาลเวลา และข้อจำกัดด้านราคาของแอปพลิเคชันเชิงพาณิชย์ โดยระบบได้บูรณาการอัลกอริทึมการทบทวนระยะห่าง FSRS-5, ระบบทดสอบวัดระดับอัตโนมัติ (Adaptive IRT Placement Test), คลังคำศัพท์มาตรฐาน CEFR ระดับ A1 ถึง C2 รวม 3,600 คำ พร้อมสำนวนวลี, มินิเกมการศึกษา 10 รูปแบบ, และระบบช่วยเสริมสมาธิด้วยเครื่องเล่นเพลง Lo-Fi</w:t>
+          <w:rFonts w:ascii="TH SarabunPSK" w:hAnsi="TH SarabunPSK" w:cs="TH SarabunPSK"/>
+        </w:rPr>
+      </w:pPr>
+      <w:r>
+        <w:rPr>
+          <w:rFonts w:ascii="TH SarabunPSK" w:hAnsi="TH SarabunPSK" w:cs="TH SarabunPSK"/>
+        </w:rPr>
+        <w:t>รายงานโครงงานฉบับนี้สำเร็จลุล่วงไปได้ด้วยความกรุณา ความช่วยเหลือ และคำแนะนำอย่างดียิ่งจาก [ชื่อ-นามสกุล อาจารย์ที่ปรึกษาหลัก] อาจารย์ที่ปรึกษาโครงงาน ที่ได้สละเวลาให้คำปรึกษา ตรวจสอบข้อบกพร่อง และให้ข้อเสนอแนะที่เป็นประโยชน์อย่างยิ่งตลอดการดำเนินงาน ผู้จัดทำขอกราบขอบพระคุณเป็นอย่างสูงมา ณ ที่นี้</w:t>
       </w:r>
     </w:p>
     <w:p>
@@ -154,52 +1316,29 @@
         <w:spacing w:after="80"/>
         <w:ind w:firstLine="720"/>
         <w:rPr>
-          <w:rFonts w:hint="eastAsia"/>
-        </w:rPr>
-      </w:pPr>
-      <w:r>
-        <w:t>ผลการดำเนินงานพบว่า ระบบสามารถทำงานเป็น Progressive Web App (PWA) บนเว็บเบราว์เซอร์ได้อย่างมีประสิทธิภาพ ผู้ใช้งานสามารถทำแบบทดสอบวัดระดับเพื่อเริ่มต้นแผนการเรียนรู้เฉพาะบุคคล ระบบจะบริหารจัดการรอบทบทวนคำศัพท์ตามความจำของผู้เรียนแต่ละคนโดยอัตโนมัติ ช่วยเพิ่มความคงทนในการจำคำศัพท์ (Memory Retention) ขจัดความน่าเบื่อผ่านมินิเกม และเปิดให้ใช้งานได้ฟรีโดยไม่มีค่าใช้จ่าย เหมาะสำหรับนักเรียนและผู้สนใจทุกระดับชั้นในการพัฒนาคลังคำศัพท์ภาษาอังกฤษสู่ระดับสากล</w:t>
-      </w:r>
-    </w:p>
-    <w:p>
-      <w:pPr>
-        <w:rPr>
-          <w:rFonts w:hint="cs"/>
-          <w:lang w:bidi="th-TH"/>
-        </w:rPr>
-      </w:pPr>
-      <w:r>
-        <w:br w:type="page"/>
-      </w:r>
-    </w:p>
-    <w:p>
-      <w:pPr>
-        <w:jc w:val="center"/>
-        <w:rPr>
-          <w:rFonts w:hint="eastAsia"/>
-        </w:rPr>
-      </w:pPr>
-      <w:proofErr w:type="spellStart"/>
-      <w:r>
-        <w:rPr>
-          <w:b/>
-          <w:sz w:val="36"/>
-        </w:rPr>
-        <w:lastRenderedPageBreak/>
-        <w:t>กิตติกรรมประกาศ</w:t>
-      </w:r>
-      <w:proofErr w:type="spellEnd"/>
+          <w:rFonts w:ascii="TH SarabunPSK" w:hAnsi="TH SarabunPSK" w:cs="TH SarabunPSK"/>
+        </w:rPr>
+      </w:pPr>
+      <w:r>
+        <w:rPr>
+          <w:rFonts w:ascii="TH SarabunPSK" w:hAnsi="TH SarabunPSK" w:cs="TH SarabunPSK"/>
+        </w:rPr>
+        <w:t>ขอขอบคุณ [ชื่อโรงเรียน / สถาบันการศึกษา] ที่เอื้อเฟื้อสถานที่และทรัพยากรในการศึกษาค้นคว้า ตลอดจนขอขอบคุณเพื่อนๆ ทุกคนที่ให้ความช่วยเหลือและกำลังใจอันดีเสมอมา จนทำให้โครงงานนี้สำเร็จลุล่วงไปด้วยดี</w:t>
+      </w:r>
     </w:p>
     <w:p>
       <w:pPr>
         <w:spacing w:after="80"/>
         <w:ind w:firstLine="720"/>
         <w:rPr>
-          <w:rFonts w:hint="eastAsia"/>
-        </w:rPr>
-      </w:pPr>
-      <w:r>
-        <w:t>รายงานโครงงานฉบับนี้สำเร็จลุล่วงไปได้ด้วยความกรุณา ความช่วยเหลือ และคำแนะนำอย่างดียิ่งจาก [ชื่อ-นามสกุล อาจารย์ที่ปรึกษาหลัก] อาจารย์ที่ปรึกษาโครงงาน ที่ได้สละเวลาให้คำปรึกษา ตรวจสอบข้อบกพร่อง และให้ข้อเสนอแนะที่เป็นประโยชน์อย่างยิ่งตลอดการดำเนินงาน ผู้จัดทำขอกราบขอบพระคุณเป็นอย่างสูงมา ณ ที่นี้</w:t>
+          <w:rFonts w:ascii="TH SarabunPSK" w:hAnsi="TH SarabunPSK" w:cs="TH SarabunPSK"/>
+        </w:rPr>
+      </w:pPr>
+      <w:r>
+        <w:rPr>
+          <w:rFonts w:ascii="TH SarabunPSK" w:hAnsi="TH SarabunPSK" w:cs="TH SarabunPSK"/>
+        </w:rPr>
+        <w:t>คุณประโยชน์และคุณค่าทั้งปวง 1จากโครงงานนี้ ผู้จัดทำขอมอบแด่บิดามารดา ครูอาจารย์ และผู้มีพระคุณทุกท่านที่มีส่วน 1สนับสนุนให้การศึกษาครั้งนี้ประสบความสำเร็จ</w:t>
       </w:r>
     </w:p>
     <w:p>
@@ -207,23 +1346,290 @@
         <w:spacing w:after="80"/>
         <w:ind w:firstLine="720"/>
         <w:rPr>
-          <w:rFonts w:hint="eastAsia"/>
-        </w:rPr>
-      </w:pPr>
-      <w:r>
-        <w:t>ขอขอบคุณ [ชื่อโรงเรียน / สถาบันการศึกษา] ที่เอื้อเฟื้อสถานที่และทรัพยากรในการศึกษาค้นคว้า ตลอดจนขอขอบคุณเพื่อนๆ ทุกคนที่ให้ความช่วยเหลือและกำลังใจอันดีเสมอมา จนทำให้โครงงานนี้สำเร็จลุล่วงไปด้วยดี</w:t>
-      </w:r>
+          <w:rFonts w:ascii="TH SarabunPSK" w:hAnsi="TH SarabunPSK" w:cs="TH SarabunPSK"/>
+        </w:rPr>
+      </w:pPr>
+      <w:r>
+        <w:rPr>
+          <w:rFonts w:ascii="TH SarabunPSK" w:hAnsi="TH SarabunPSK" w:cs="TH SarabunPSK"/>
+        </w:rPr>
+        <w:t>[รายชื่อผู้จัดทำ]</w:t>
+      </w:r>
+    </w:p>
+    <w:p>
+      <w:pPr>
+        <w:jc w:val="center"/>
+        <w:rPr>
+          <w:rFonts w:ascii="TH SarabunPSK" w:hAnsi="TH SarabunPSK" w:cs="TH SarabunPSK"/>
+        </w:rPr>
+      </w:pPr>
+      <w:proofErr w:type="spellStart"/>
+      <w:r>
+        <w:rPr>
+          <w:rFonts w:ascii="TH SarabunPSK" w:hAnsi="TH SarabunPSK" w:cs="TH SarabunPSK"/>
+          <w:b/>
+          <w:sz w:val="36"/>
+        </w:rPr>
+        <w:t>สารบัญ</w:t>
+      </w:r>
+      <w:proofErr w:type="spellEnd"/>
+    </w:p>
+    <w:p>
+      <w:pPr>
+        <w:rPr>
+          <w:rFonts w:ascii="TH SarabunPSK" w:hAnsi="TH SarabunPSK" w:cs="TH SarabunPSK"/>
+        </w:rPr>
+      </w:pPr>
+      <w:r>
+        <w:rPr>
+          <w:rFonts w:ascii="TH SarabunPSK" w:hAnsi="TH SarabunPSK" w:cs="TH SarabunPSK"/>
+        </w:rPr>
+        <w:br w:type="page"/>
+      </w:r>
+    </w:p>
+    <w:p>
+      <w:pPr>
+        <w:jc w:val="center"/>
+        <w:rPr>
+          <w:rFonts w:ascii="TH SarabunPSK" w:hAnsi="TH SarabunPSK" w:cs="TH SarabunPSK"/>
+        </w:rPr>
+      </w:pPr>
+      <w:r>
+        <w:rPr>
+          <w:rFonts w:ascii="TH SarabunPSK" w:hAnsi="TH SarabunPSK" w:cs="TH SarabunPSK"/>
+          <w:b/>
+          <w:sz w:val="36"/>
+        </w:rPr>
+        <w:lastRenderedPageBreak/>
+        <w:t>สารบัญตาราง</w:t>
+      </w:r>
+    </w:p>
+    <w:p>
+      <w:pPr>
+        <w:rPr>
+          <w:rFonts w:ascii="TH SarabunPSK" w:hAnsi="TH SarabunPSK" w:cs="TH SarabunPSK"/>
+        </w:rPr>
+      </w:pPr>
+    </w:p>
+    <w:p>
+      <w:pPr>
+        <w:jc w:val="center"/>
+        <w:rPr>
+          <w:rFonts w:ascii="TH SarabunPSK" w:hAnsi="TH SarabunPSK" w:cs="TH SarabunPSK"/>
+        </w:rPr>
+      </w:pPr>
+      <w:r>
+        <w:rPr>
+          <w:rFonts w:ascii="TH SarabunPSK" w:hAnsi="TH SarabunPSK" w:cs="TH SarabunPSK"/>
+          <w:b/>
+          <w:sz w:val="36"/>
+        </w:rPr>
+        <w:t>สารบัญภาพ</w:t>
+      </w:r>
+    </w:p>
+    <w:p>
+      <w:pPr>
+        <w:rPr>
+          <w:rFonts w:ascii="TH SarabunPSK" w:hAnsi="TH SarabunPSK" w:cs="TH SarabunPSK"/>
+        </w:rPr>
+      </w:pPr>
+      <w:r>
+        <w:rPr>
+          <w:rFonts w:ascii="TH SarabunPSK" w:hAnsi="TH SarabunPSK" w:cs="TH SarabunPSK"/>
+        </w:rPr>
+        <w:br w:type="page"/>
+      </w:r>
+    </w:p>
+    <w:p>
+      <w:pPr>
+        <w:jc w:val="center"/>
+        <w:rPr>
+          <w:rFonts w:ascii="TH SarabunPSK" w:hAnsi="TH SarabunPSK" w:cs="TH SarabunPSK" w:hint="cs"/>
+          <w:lang w:bidi="th-TH"/>
+        </w:rPr>
+      </w:pPr>
+      <w:r>
+        <w:rPr>
+          <w:rFonts w:ascii="TH SarabunPSK" w:hAnsi="TH SarabunPSK" w:cs="TH SarabunPSK"/>
+          <w:b/>
+          <w:sz w:val="36"/>
+        </w:rPr>
+        <w:lastRenderedPageBreak/>
+        <w:t>บทที่ 1</w:t>
+      </w:r>
+      <w:r>
+        <w:rPr>
+          <w:rFonts w:ascii="TH SarabunPSK" w:hAnsi="TH SarabunPSK" w:cs="TH SarabunPSK"/>
+          <w:b/>
+          <w:sz w:val="36"/>
+        </w:rPr>
+        <w:br/>
+      </w:r>
+      <w:proofErr w:type="spellStart"/>
+      <w:r>
+        <w:rPr>
+          <w:rFonts w:ascii="TH SarabunPSK" w:hAnsi="TH SarabunPSK" w:cs="TH SarabunPSK"/>
+          <w:b/>
+          <w:sz w:val="36"/>
+        </w:rPr>
+        <w:t>บทนำ</w:t>
+      </w:r>
+      <w:proofErr w:type="spellEnd"/>
+    </w:p>
+    <w:p>
+      <w:pPr>
+        <w:spacing w:before="240" w:after="80"/>
+        <w:rPr>
+          <w:rFonts w:ascii="TH SarabunPSK" w:hAnsi="TH SarabunPSK" w:cs="TH SarabunPSK"/>
+        </w:rPr>
+      </w:pPr>
+      <w:r>
+        <w:rPr>
+          <w:rFonts w:ascii="TH SarabunPSK" w:hAnsi="TH SarabunPSK" w:cs="TH SarabunPSK"/>
+          <w:b/>
+        </w:rPr>
+        <w:t xml:space="preserve">1.1 </w:t>
+      </w:r>
+      <w:proofErr w:type="spellStart"/>
+      <w:r>
+        <w:rPr>
+          <w:rFonts w:ascii="TH SarabunPSK" w:hAnsi="TH SarabunPSK" w:cs="TH SarabunPSK"/>
+          <w:b/>
+        </w:rPr>
+        <w:t>ความเป็นมาและความสำคัญของปัญหา</w:t>
+      </w:r>
+      <w:proofErr w:type="spellEnd"/>
     </w:p>
     <w:p>
       <w:pPr>
         <w:spacing w:after="80"/>
         <w:ind w:firstLine="720"/>
         <w:rPr>
-          <w:rFonts w:hint="eastAsia"/>
-        </w:rPr>
-      </w:pPr>
-      <w:r>
-        <w:t>คุณประโยชน์และคุณค่าทั้งปวง 1จากโครงงานนี้ ผู้จัดทำขอมอบแด่บิดามารดา ครูอาจารย์ และผู้มีพระคุณทุกท่านที่มีส่วน 1สนับสนุนให้การศึกษาครั้งนี้ประสบความสำเร็จ</w:t>
+          <w:rFonts w:ascii="TH SarabunPSK" w:hAnsi="TH SarabunPSK" w:cs="TH SarabunPSK"/>
+        </w:rPr>
+      </w:pPr>
+      <w:proofErr w:type="spellStart"/>
+      <w:r>
+        <w:rPr>
+          <w:rFonts w:ascii="TH SarabunPSK" w:hAnsi="TH SarabunPSK" w:cs="TH SarabunPSK"/>
+        </w:rPr>
+        <w:t>ในยุค</w:t>
+      </w:r>
+      <w:proofErr w:type="spellEnd"/>
+      <w:r>
+        <w:rPr>
+          <w:rFonts w:ascii="TH SarabunPSK" w:hAnsi="TH SarabunPSK" w:cs="TH SarabunPSK" w:hint="cs"/>
+          <w:szCs w:val="32"/>
+          <w:cs/>
+          <w:lang w:bidi="th-TH"/>
+        </w:rPr>
+        <w:t>ปัจจุบัน</w:t>
+      </w:r>
+      <w:proofErr w:type="spellStart"/>
+      <w:r>
+        <w:rPr>
+          <w:rFonts w:ascii="TH SarabunPSK" w:hAnsi="TH SarabunPSK" w:cs="TH SarabunPSK"/>
+        </w:rPr>
+        <w:t>และการสื่อสารอย่างไร้พรมแดน</w:t>
+      </w:r>
+      <w:proofErr w:type="spellEnd"/>
+      <w:r>
+        <w:rPr>
+          <w:rFonts w:ascii="TH SarabunPSK" w:hAnsi="TH SarabunPSK" w:cs="TH SarabunPSK"/>
+        </w:rPr>
+        <w:t xml:space="preserve"> </w:t>
+      </w:r>
+      <w:proofErr w:type="spellStart"/>
+      <w:r>
+        <w:rPr>
+          <w:rFonts w:ascii="TH SarabunPSK" w:hAnsi="TH SarabunPSK" w:cs="TH SarabunPSK"/>
+        </w:rPr>
+        <w:t>ภาษาอังกฤษถือเป็นภาษาสากล</w:t>
+      </w:r>
+      <w:proofErr w:type="spellEnd"/>
+      <w:r>
+        <w:rPr>
+          <w:rFonts w:ascii="TH SarabunPSK" w:hAnsi="TH SarabunPSK" w:cs="TH SarabunPSK"/>
+        </w:rPr>
+        <w:t xml:space="preserve"> </w:t>
+      </w:r>
+      <w:proofErr w:type="spellStart"/>
+      <w:r>
+        <w:rPr>
+          <w:rFonts w:ascii="TH SarabunPSK" w:hAnsi="TH SarabunPSK" w:cs="TH SarabunPSK"/>
+        </w:rPr>
+        <w:t>ที่มีความสำคัญยิ่งต่อการศึกษา</w:t>
+      </w:r>
+      <w:proofErr w:type="spellEnd"/>
+      <w:r>
+        <w:rPr>
+          <w:rFonts w:ascii="TH SarabunPSK" w:hAnsi="TH SarabunPSK" w:cs="TH SarabunPSK"/>
+        </w:rPr>
+        <w:t xml:space="preserve"> </w:t>
+      </w:r>
+      <w:proofErr w:type="spellStart"/>
+      <w:r>
+        <w:rPr>
+          <w:rFonts w:ascii="TH SarabunPSK" w:hAnsi="TH SarabunPSK" w:cs="TH SarabunPSK"/>
+        </w:rPr>
+        <w:t>การประกอบอาชีพ</w:t>
+      </w:r>
+      <w:proofErr w:type="spellEnd"/>
+      <w:r>
+        <w:rPr>
+          <w:rFonts w:ascii="TH SarabunPSK" w:hAnsi="TH SarabunPSK" w:cs="TH SarabunPSK"/>
+        </w:rPr>
+        <w:t xml:space="preserve"> </w:t>
+      </w:r>
+      <w:proofErr w:type="spellStart"/>
+      <w:r>
+        <w:rPr>
+          <w:rFonts w:ascii="TH SarabunPSK" w:hAnsi="TH SarabunPSK" w:cs="TH SarabunPSK"/>
+        </w:rPr>
+        <w:t>และการเข้าถึงองค์ความรู้ระดับนานาชาติ</w:t>
+      </w:r>
+      <w:proofErr w:type="spellEnd"/>
+      <w:r>
+        <w:rPr>
+          <w:rFonts w:ascii="TH SarabunPSK" w:hAnsi="TH SarabunPSK" w:cs="TH SarabunPSK"/>
+        </w:rPr>
+        <w:t xml:space="preserve"> </w:t>
+      </w:r>
+      <w:proofErr w:type="spellStart"/>
+      <w:r>
+        <w:rPr>
+          <w:rFonts w:ascii="TH SarabunPSK" w:hAnsi="TH SarabunPSK" w:cs="TH SarabunPSK"/>
+        </w:rPr>
+        <w:t>สำหรับประเทศไทย</w:t>
+      </w:r>
+      <w:proofErr w:type="spellEnd"/>
+      <w:r>
+        <w:rPr>
+          <w:rFonts w:ascii="TH SarabunPSK" w:hAnsi="TH SarabunPSK" w:cs="TH SarabunPSK"/>
+        </w:rPr>
+        <w:t xml:space="preserve"> แม้ภาษาอังกฤษจะถูกบรรจุในหลักสูตรการศึกษาขั้นพื้นฐานมาเป็นเวลานาน แต่ผลสัมฤทธิ์ทางการเรียนและการใช้งานจริงของนักเรียนไทยยังคงอยู่ในระดับที่ต้องพัฒนา เมื่อพิจารณาจากดัชนีความสามารถทางภาษาอังกฤษ</w:t>
+      </w:r>
+      <w:r>
+        <w:rPr>
+          <w:rFonts w:ascii="TH SarabunPSK" w:hAnsi="TH SarabunPSK" w:cs="TH SarabunPSK" w:hint="cs"/>
+          <w:cs/>
+          <w:lang w:bidi="th-TH"/>
+        </w:rPr>
+        <w:t xml:space="preserve"> </w:t>
+      </w:r>
+      <w:proofErr w:type="spellStart"/>
+      <w:r>
+        <w:rPr>
+          <w:rFonts w:ascii="TH SarabunPSK" w:hAnsi="TH SarabunPSK" w:cs="TH SarabunPSK"/>
+        </w:rPr>
+        <w:t>ประเทศไทยมักจัดอยู่ในกลุ่มที่มีความสามารถต่ำ</w:t>
+      </w:r>
+      <w:proofErr w:type="spellEnd"/>
+      <w:r>
+        <w:rPr>
+          <w:rFonts w:ascii="TH SarabunPSK" w:hAnsi="TH SarabunPSK" w:cs="TH SarabunPSK"/>
+        </w:rPr>
+        <w:t xml:space="preserve"> </w:t>
       </w:r>
     </w:p>
     <w:p>
@@ -231,541 +1637,360 @@
         <w:spacing w:after="80"/>
         <w:ind w:firstLine="720"/>
         <w:rPr>
-          <w:rFonts w:hint="eastAsia"/>
-        </w:rPr>
-      </w:pPr>
-      <w:r>
-        <w:t>[รายชื่อผู้จัดทำ]</w:t>
-      </w:r>
-    </w:p>
-    <w:p>
-      <w:pPr>
-        <w:rPr>
-          <w:rFonts w:hint="eastAsia"/>
-        </w:rPr>
-      </w:pPr>
-      <w:r>
-        <w:br w:type="page"/>
-      </w:r>
-    </w:p>
-    <w:p>
-      <w:pPr>
-        <w:jc w:val="center"/>
-        <w:rPr>
-          <w:rFonts w:hint="eastAsia"/>
-        </w:rPr>
-      </w:pPr>
-      <w:r>
-        <w:rPr>
-          <w:b/>
-          <w:sz w:val="36"/>
-        </w:rPr>
-        <w:lastRenderedPageBreak/>
-        <w:t>สารบัญ</w:t>
-      </w:r>
-    </w:p>
-    <w:p>
-      <w:pPr>
-        <w:spacing w:after="40"/>
-        <w:rPr>
-          <w:rFonts w:hint="eastAsia"/>
-        </w:rPr>
-      </w:pPr>
-      <w:r>
-        <w:t>บทคัดย่อภาษาไทย ...................................................... ก</w:t>
-      </w:r>
-    </w:p>
-    <w:p>
-      <w:pPr>
-        <w:spacing w:after="40"/>
-        <w:rPr>
-          <w:rFonts w:hint="eastAsia"/>
-        </w:rPr>
-      </w:pPr>
-      <w:r>
-        <w:t>บทคัดย่อภาษาอังกฤษ ................................................... ข</w:t>
-      </w:r>
-    </w:p>
-    <w:p>
-      <w:pPr>
-        <w:spacing w:after="40"/>
-        <w:rPr>
-          <w:rFonts w:hint="eastAsia"/>
-        </w:rPr>
-      </w:pPr>
-      <w:r>
-        <w:t>กิตติกรรมประกาศ ...................................................... ค</w:t>
-      </w:r>
-    </w:p>
-    <w:p>
-      <w:pPr>
-        <w:spacing w:after="40"/>
-        <w:rPr>
-          <w:rFonts w:hint="eastAsia"/>
-        </w:rPr>
-      </w:pPr>
-      <w:r>
-        <w:t>สารบัญ ............................................................... ง</w:t>
-      </w:r>
-    </w:p>
-    <w:p>
-      <w:pPr>
-        <w:spacing w:after="40"/>
-        <w:rPr>
-          <w:rFonts w:hint="eastAsia"/>
-        </w:rPr>
-      </w:pPr>
-      <w:r>
-        <w:t>สารบัญตาราง .......................................................... จ</w:t>
-      </w:r>
-    </w:p>
-    <w:p>
-      <w:pPr>
-        <w:spacing w:after="40"/>
-        <w:rPr>
-          <w:rFonts w:hint="eastAsia"/>
-        </w:rPr>
-      </w:pPr>
-      <w:r>
-        <w:t>สารบัญภาพ ............................................................ ฉ</w:t>
-      </w:r>
-    </w:p>
-    <w:p>
-      <w:pPr>
-        <w:spacing w:after="40"/>
-        <w:rPr>
-          <w:rFonts w:hint="eastAsia"/>
-        </w:rPr>
-      </w:pPr>
-      <w:r>
-        <w:t>บทที่ 1 บทนำ ......................................................... 1</w:t>
-      </w:r>
-    </w:p>
-    <w:p>
-      <w:pPr>
-        <w:spacing w:after="40"/>
-        <w:rPr>
-          <w:rFonts w:hint="eastAsia"/>
-        </w:rPr>
-      </w:pPr>
-      <w:r>
-        <w:t xml:space="preserve">  1.1 ความเป็นมาและความสำคัญของปัญหา ................................. 1</w:t>
-      </w:r>
-    </w:p>
-    <w:p>
-      <w:pPr>
-        <w:spacing w:after="40"/>
-        <w:rPr>
-          <w:rFonts w:hint="eastAsia"/>
-        </w:rPr>
-      </w:pPr>
-      <w:r>
-        <w:t xml:space="preserve">  1.2 วัตถุประสงค์ของโครงงาน ......................................... 2</w:t>
-      </w:r>
-    </w:p>
-    <w:p>
-      <w:pPr>
-        <w:spacing w:after="40"/>
-        <w:rPr>
-          <w:rFonts w:hint="eastAsia"/>
-        </w:rPr>
-      </w:pPr>
-      <w:r>
-        <w:t xml:space="preserve">  1.3 ขอบเขตของโครงงาน ............................................... 2</w:t>
-      </w:r>
-    </w:p>
-    <w:p>
-      <w:pPr>
-        <w:spacing w:after="40"/>
-        <w:rPr>
-          <w:rFonts w:hint="eastAsia"/>
-        </w:rPr>
-      </w:pPr>
-      <w:r>
-        <w:t xml:space="preserve">  1.4 ประโยชน์ที่คาดว่าจะได้รับ ...................................... 3</w:t>
-      </w:r>
-    </w:p>
-    <w:p>
-      <w:pPr>
-        <w:spacing w:after="40"/>
-        <w:rPr>
-          <w:rFonts w:hint="eastAsia"/>
-        </w:rPr>
-      </w:pPr>
-      <w:r>
-        <w:t xml:space="preserve">  1.5 นิยามศัพท์เฉพาะ ................................................ 3</w:t>
-      </w:r>
-    </w:p>
-    <w:p>
-      <w:pPr>
-        <w:spacing w:after="40"/>
-        <w:rPr>
-          <w:rFonts w:hint="eastAsia"/>
-        </w:rPr>
-      </w:pPr>
-      <w:r>
-        <w:t>บทที่ 2 เอกสารและทฤษฎีที่เกี่ยวข้อง .................................. 4</w:t>
-      </w:r>
-    </w:p>
-    <w:p>
-      <w:pPr>
-        <w:spacing w:after="40"/>
-        <w:rPr>
-          <w:rFonts w:hint="eastAsia"/>
-        </w:rPr>
-      </w:pPr>
-      <w:r>
-        <w:t xml:space="preserve">  2.1 กรอบมาตรฐานสากล CEFR ........................................... 4</w:t>
-      </w:r>
-    </w:p>
-    <w:p>
-      <w:pPr>
-        <w:spacing w:after="40"/>
-        <w:rPr>
-          <w:rFonts w:hint="eastAsia"/>
-        </w:rPr>
-      </w:pPr>
-      <w:r>
-        <w:t xml:space="preserve">  2.2 เทคนิคการทบทวนแบบเว้นระยะ (Spaced Repetition) และอัลกอริทึม FSRS .. 4</w:t>
-      </w:r>
-    </w:p>
-    <w:p>
-      <w:pPr>
-        <w:spacing w:after="40"/>
-        <w:rPr>
-          <w:rFonts w:hint="eastAsia"/>
-        </w:rPr>
-      </w:pPr>
-      <w:r>
-        <w:t xml:space="preserve">  2.3 ทฤษฎีการทดสอบแบบปรับค่า (Item Response Theory - IRT) ........... 5</w:t>
-      </w:r>
-    </w:p>
-    <w:p>
-      <w:pPr>
-        <w:spacing w:after="40"/>
-        <w:rPr>
-          <w:rFonts w:hint="eastAsia"/>
-        </w:rPr>
-      </w:pPr>
-      <w:r>
-        <w:t xml:space="preserve">  2.4 แนวคิดการเกมฟิเคชัน (Gamification) ในการศึกษา .................. 5</w:t>
-      </w:r>
-    </w:p>
-    <w:p>
-      <w:pPr>
-        <w:spacing w:after="40"/>
-        <w:rPr>
-          <w:rFonts w:hint="eastAsia"/>
-        </w:rPr>
-      </w:pPr>
-      <w:r>
-        <w:t xml:space="preserve">  2.5 เว็บแอปพลิเคชันสมัยใหม่และ Progressive Web App (PWA) ........... 6</w:t>
-      </w:r>
-    </w:p>
-    <w:p>
-      <w:pPr>
-        <w:spacing w:after="40"/>
-        <w:rPr>
-          <w:rFonts w:hint="eastAsia"/>
-        </w:rPr>
-      </w:pPr>
-      <w:r>
-        <w:t>บทที่ 3 วิธีการดำเนินงาน ............................................. 7</w:t>
-      </w:r>
-    </w:p>
-    <w:p>
-      <w:pPr>
-        <w:spacing w:after="40"/>
-        <w:rPr>
-          <w:rFonts w:hint="eastAsia"/>
-        </w:rPr>
-      </w:pPr>
-      <w:r>
-        <w:t xml:space="preserve">  3.1 ขั้นตอนการดำเนินงานโครงงาน ..................................... 7</w:t>
-      </w:r>
-    </w:p>
-    <w:p>
-      <w:pPr>
-        <w:spacing w:after="40"/>
-        <w:rPr>
-          <w:rFonts w:hint="eastAsia"/>
-        </w:rPr>
-      </w:pPr>
-      <w:r>
-        <w:t xml:space="preserve">  3.2 สถาปัตยกรรมและส่วนประกอบของระบบ ................................ 8</w:t>
-      </w:r>
-    </w:p>
-    <w:p>
-      <w:pPr>
-        <w:spacing w:after="40"/>
-        <w:rPr>
-          <w:rFonts w:hint="eastAsia"/>
-        </w:rPr>
-      </w:pPr>
-      <w:r>
-        <w:t xml:space="preserve">  3.3 การจัดการฐานข้อมูลคำศัพท์ ...................................... 8</w:t>
-      </w:r>
-    </w:p>
-    <w:p>
-      <w:pPr>
-        <w:spacing w:after="40"/>
-        <w:rPr>
-          <w:rFonts w:hint="eastAsia"/>
-        </w:rPr>
-      </w:pPr>
-      <w:r>
-        <w:lastRenderedPageBreak/>
-        <w:t>บทที่ 4 ผลการดำเนินงานและการทดสอบระบบ ................................ 9</w:t>
-      </w:r>
-    </w:p>
-    <w:p>
-      <w:pPr>
-        <w:spacing w:after="40"/>
-        <w:rPr>
-          <w:rFonts w:hint="eastAsia"/>
-        </w:rPr>
-      </w:pPr>
-      <w:r>
-        <w:t xml:space="preserve">  4.1 ผลการพัฒนาเว็บแอปพลิเคชัน Vocab Trainer ........................ 9</w:t>
-      </w:r>
-    </w:p>
-    <w:p>
-      <w:pPr>
-        <w:spacing w:after="40"/>
-        <w:rPr>
-          <w:rFonts w:hint="eastAsia"/>
-        </w:rPr>
-      </w:pPr>
-      <w:r>
-        <w:t xml:space="preserve">  4.2 การทดสอบโหมดการเรียนรู้และมินิเกม (10 รูปแบบ) ................. 10</w:t>
-      </w:r>
-    </w:p>
-    <w:p>
-      <w:pPr>
-        <w:spacing w:after="40"/>
-        <w:rPr>
-          <w:rFonts w:hint="eastAsia"/>
-        </w:rPr>
-      </w:pPr>
-      <w:r>
-        <w:t>บทที่ 5 สรุปผล ข้อจำกัด และข้อเสนอแนะ ............................... 12</w:t>
-      </w:r>
-    </w:p>
-    <w:p>
-      <w:pPr>
-        <w:spacing w:after="40"/>
-        <w:rPr>
-          <w:rFonts w:hint="eastAsia"/>
-        </w:rPr>
-      </w:pPr>
-      <w:r>
-        <w:t xml:space="preserve">  5.1 สรุปผลการดำเนินงาน ............................................ 12</w:t>
-      </w:r>
-    </w:p>
-    <w:p>
-      <w:pPr>
-        <w:spacing w:after="40"/>
-        <w:rPr>
-          <w:rFonts w:hint="eastAsia"/>
-        </w:rPr>
-      </w:pPr>
-      <w:r>
-        <w:t xml:space="preserve">  5.2 ข้อจำกัดของระบบ ............................................... 12</w:t>
-      </w:r>
-    </w:p>
-    <w:p>
-      <w:pPr>
-        <w:spacing w:after="40"/>
-        <w:rPr>
-          <w:rFonts w:hint="eastAsia"/>
-        </w:rPr>
-      </w:pPr>
-      <w:r>
-        <w:t xml:space="preserve">  5.3 ข้อเสนอแนะในการพัฒนาต่อยอด .................................... 13</w:t>
-      </w:r>
-    </w:p>
-    <w:p>
-      <w:pPr>
-        <w:spacing w:after="40"/>
-        <w:rPr>
-          <w:rFonts w:hint="eastAsia"/>
-        </w:rPr>
-      </w:pPr>
-      <w:r>
-        <w:t>บรรณานุกรม .......................................................... 14</w:t>
-      </w:r>
-    </w:p>
-    <w:p>
-      <w:pPr>
-        <w:spacing w:after="40"/>
-        <w:rPr>
-          <w:rFonts w:hint="eastAsia"/>
-        </w:rPr>
-      </w:pPr>
-      <w:r>
-        <w:t>ภาคผนวก ก คู่มือการใช้งานระบบ (User Manual) ......................... 15</w:t>
-      </w:r>
-    </w:p>
-    <w:p>
-      <w:pPr>
-        <w:spacing w:after="40"/>
-        <w:rPr>
-          <w:rFonts w:hint="eastAsia"/>
-        </w:rPr>
-      </w:pPr>
-      <w:r>
-        <w:t>ภาคผนวก ข โครงสร้างชุดข้อมูลคำศัพท์ ................................. 18</w:t>
-      </w:r>
-    </w:p>
-    <w:p>
-      <w:pPr>
-        <w:spacing w:after="40"/>
-        <w:rPr>
-          <w:rFonts w:hint="eastAsia"/>
-        </w:rPr>
-      </w:pPr>
-      <w:r>
-        <w:t>ประวัติผู้จัดทำ ..................................................... 20</w:t>
-      </w:r>
-    </w:p>
-    <w:p>
-      <w:pPr>
-        <w:rPr>
-          <w:rFonts w:hint="eastAsia"/>
-        </w:rPr>
-      </w:pPr>
-      <w:r>
-        <w:br w:type="page"/>
-      </w:r>
-    </w:p>
-    <w:p>
-      <w:pPr>
-        <w:jc w:val="center"/>
-        <w:rPr>
-          <w:rFonts w:hint="eastAsia"/>
-        </w:rPr>
-      </w:pPr>
-      <w:r>
-        <w:rPr>
-          <w:b/>
-          <w:sz w:val="36"/>
-        </w:rPr>
-        <w:lastRenderedPageBreak/>
-        <w:t>สารบัญตาราง</w:t>
-      </w:r>
-    </w:p>
-    <w:p>
-      <w:pPr>
-        <w:rPr>
-          <w:rFonts w:hint="eastAsia"/>
-        </w:rPr>
-      </w:pPr>
-      <w:r>
-        <w:t>ตารางที่ 3.1 ขอบเขตคลังคำศัพท์ CEFR ระดับ A1–C2 ................................................................ 8</w:t>
-      </w:r>
-      <w:r>
-        <w:br/>
-        <w:t>ตารางที่ 4.1 สรุปการทดสอบโหมดการเรียนรู้และมินิเกม 10 รูปแบบ ............................................. 10</w:t>
-      </w:r>
-    </w:p>
-    <w:p>
-      <w:pPr>
-        <w:rPr>
-          <w:rFonts w:hint="eastAsia"/>
-        </w:rPr>
-      </w:pPr>
-    </w:p>
-    <w:p>
-      <w:pPr>
-        <w:jc w:val="center"/>
-        <w:rPr>
-          <w:rFonts w:hint="eastAsia"/>
-        </w:rPr>
-      </w:pPr>
-      <w:r>
-        <w:rPr>
-          <w:b/>
-          <w:sz w:val="36"/>
-        </w:rPr>
-        <w:t>สารบัญภาพ</w:t>
-      </w:r>
-    </w:p>
-    <w:p>
-      <w:pPr>
-        <w:rPr>
-          <w:rFonts w:hint="eastAsia"/>
-        </w:rPr>
-      </w:pPr>
-      <w:r>
-        <w:t>ภาพที่ 3.1 สถาปัตยกรรมและโครงสร้างโมดูลของเว็บแอปพลิเคชัน Vocab Trainer ................... 8</w:t>
-      </w:r>
-      <w:r>
-        <w:br/>
-        <w:t>ภาพที่ 4.1 หน้าจอแดชบอร์ดหลักและภาพรวมการใช้งานระบบ .................................................... 9</w:t>
-      </w:r>
-      <w:r>
-        <w:br/>
-        <w:t>ภาพที่ 4.2 หน้าจอโหมดมินิเกมและแบบทดสอบคำศัพท์ ............................................................... 11</w:t>
-      </w:r>
-    </w:p>
-    <w:p>
-      <w:pPr>
-        <w:rPr>
-          <w:rFonts w:hint="eastAsia"/>
-        </w:rPr>
-      </w:pPr>
-      <w:r>
-        <w:br w:type="page"/>
-      </w:r>
-    </w:p>
-    <w:p>
-      <w:pPr>
-        <w:jc w:val="center"/>
-        <w:rPr>
-          <w:rFonts w:hint="eastAsia"/>
-        </w:rPr>
-      </w:pPr>
-      <w:r>
-        <w:rPr>
-          <w:b/>
-          <w:sz w:val="36"/>
-        </w:rPr>
-        <w:lastRenderedPageBreak/>
-        <w:t>บทที่ 1</w:t>
-      </w:r>
-      <w:r>
-        <w:rPr>
-          <w:b/>
-          <w:sz w:val="36"/>
-        </w:rPr>
-        <w:br/>
-        <w:t>บทนำ (Introduction)</w:t>
-      </w:r>
-    </w:p>
-    <w:p>
-      <w:pPr>
-        <w:spacing w:before="240" w:after="80"/>
-        <w:rPr>
-          <w:rFonts w:hint="eastAsia"/>
-        </w:rPr>
-      </w:pPr>
-      <w:r>
-        <w:rPr>
-          <w:b/>
-        </w:rPr>
-        <w:t>1.1 ความเป็นมาและความสำคัญของปัญหา</w:t>
-      </w:r>
+          <w:rFonts w:ascii="TH SarabunPSK" w:hAnsi="TH SarabunPSK" w:cs="TH SarabunPSK" w:hint="cs"/>
+          <w:lang w:bidi="th-TH"/>
+        </w:rPr>
+      </w:pPr>
+      <w:r>
+        <w:rPr>
+          <w:rFonts w:ascii="TH SarabunPSK" w:hAnsi="TH SarabunPSK" w:cs="TH SarabunPSK"/>
+        </w:rPr>
+        <w:t xml:space="preserve">จุดเริ่มต้นของโครงงานนี้มาจากปัญหาและความท้าทายส่วนตัวของผู้จัดทำในความพยายามที่จะพัฒนาทักษะภาษาอังกฤษของตนเอง </w:t>
+      </w:r>
+      <w:proofErr w:type="spellStart"/>
+      <w:r>
+        <w:rPr>
+          <w:rFonts w:ascii="TH SarabunPSK" w:hAnsi="TH SarabunPSK" w:cs="TH SarabunPSK"/>
+        </w:rPr>
+        <w:t>ผู้จัดทำพบว่าหัวใจสำคัญอันดับแรกในการเรียนรู้ภาษาอังกฤษคือ</w:t>
+      </w:r>
+      <w:proofErr w:type="spellEnd"/>
+      <w:r>
+        <w:rPr>
+          <w:rFonts w:ascii="TH SarabunPSK" w:hAnsi="TH SarabunPSK" w:cs="TH SarabunPSK"/>
+        </w:rPr>
+        <w:t xml:space="preserve"> "</w:t>
+      </w:r>
+      <w:proofErr w:type="spellStart"/>
+      <w:r>
+        <w:rPr>
+          <w:rFonts w:ascii="TH SarabunPSK" w:hAnsi="TH SarabunPSK" w:cs="TH SarabunPSK"/>
+        </w:rPr>
+        <w:t>การสร้างคลังคำศัพท์</w:t>
+      </w:r>
+      <w:proofErr w:type="spellEnd"/>
+      <w:r>
+        <w:rPr>
+          <w:rFonts w:ascii="TH SarabunPSK" w:hAnsi="TH SarabunPSK" w:cs="TH SarabunPSK"/>
+        </w:rPr>
+        <w:t xml:space="preserve">" </w:t>
+      </w:r>
+      <w:proofErr w:type="spellStart"/>
+      <w:r>
+        <w:rPr>
+          <w:rFonts w:ascii="TH SarabunPSK" w:hAnsi="TH SarabunPSK" w:cs="TH SarabunPSK"/>
+        </w:rPr>
+        <w:t>ซึ่งเป็นรากฐานสำคัญก่อนที่จะก้าวไปสู่ทักษะการฟัง</w:t>
+      </w:r>
+      <w:proofErr w:type="spellEnd"/>
+      <w:r>
+        <w:rPr>
+          <w:rFonts w:ascii="TH SarabunPSK" w:hAnsi="TH SarabunPSK" w:cs="TH SarabunPSK"/>
+        </w:rPr>
+        <w:t xml:space="preserve"> พูด อ่าน </w:t>
+      </w:r>
+      <w:proofErr w:type="spellStart"/>
+      <w:r>
+        <w:rPr>
+          <w:rFonts w:ascii="TH SarabunPSK" w:hAnsi="TH SarabunPSK" w:cs="TH SarabunPSK"/>
+        </w:rPr>
+        <w:t>และเขียน</w:t>
+      </w:r>
+      <w:proofErr w:type="spellEnd"/>
+      <w:r>
+        <w:rPr>
+          <w:rFonts w:ascii="TH SarabunPSK" w:hAnsi="TH SarabunPSK" w:cs="TH SarabunPSK"/>
+        </w:rPr>
+        <w:t xml:space="preserve"> </w:t>
+      </w:r>
+      <w:proofErr w:type="spellStart"/>
+      <w:r>
+        <w:rPr>
+          <w:rFonts w:ascii="TH SarabunPSK" w:hAnsi="TH SarabunPSK" w:cs="TH SarabunPSK"/>
+        </w:rPr>
+        <w:t>ในระยะแรก</w:t>
+      </w:r>
+      <w:proofErr w:type="spellEnd"/>
+      <w:r>
+        <w:rPr>
+          <w:rFonts w:ascii="TH SarabunPSK" w:hAnsi="TH SarabunPSK" w:cs="TH SarabunPSK" w:hint="cs"/>
+          <w:cs/>
+          <w:lang w:bidi="th-TH"/>
+        </w:rPr>
+        <w:t xml:space="preserve"> </w:t>
+      </w:r>
+      <w:r>
+        <w:rPr>
+          <w:rFonts w:ascii="TH SarabunPSK" w:hAnsi="TH SarabunPSK" w:cs="TH SarabunPSK"/>
+        </w:rPr>
+        <w:t>ผู้จัดทำประสบปัญหาความสับสนไม่ทราบว่าตนเองควรเริ่มต้นจากจุดใดระดับความยากใด</w:t>
+      </w:r>
+      <w:r>
+        <w:rPr>
+          <w:rFonts w:ascii="TH SarabunPSK" w:hAnsi="TH SarabunPSK" w:cs="TH SarabunPSK" w:hint="cs"/>
+          <w:cs/>
+          <w:lang w:bidi="th-TH"/>
+        </w:rPr>
+        <w:t xml:space="preserve"> </w:t>
+      </w:r>
+      <w:proofErr w:type="spellStart"/>
+      <w:r>
+        <w:rPr>
+          <w:rFonts w:ascii="TH SarabunPSK" w:hAnsi="TH SarabunPSK" w:cs="TH SarabunPSK"/>
+        </w:rPr>
+        <w:t>และควรมีแนวทางอย่างไร</w:t>
+      </w:r>
+      <w:proofErr w:type="spellEnd"/>
+      <w:r>
+        <w:rPr>
+          <w:rFonts w:ascii="TH SarabunPSK" w:hAnsi="TH SarabunPSK" w:cs="TH SarabunPSK" w:hint="cs"/>
+          <w:cs/>
+          <w:lang w:bidi="th-TH"/>
+        </w:rPr>
+        <w:t xml:space="preserve"> </w:t>
+      </w:r>
+      <w:r>
+        <w:rPr>
+          <w:rFonts w:ascii="TH SarabunPSK" w:hAnsi="TH SarabunPSK" w:cs="TH SarabunPSK"/>
+        </w:rPr>
+        <w:t>จึงได้ปรึกษากับปัญญาประดิษฐ์เพื่อวิเคราะห์และวางแผนเส้นทางการเรียนรู้</w:t>
+      </w:r>
+      <w:r>
+        <w:rPr>
+          <w:rFonts w:ascii="TH SarabunPSK" w:hAnsi="TH SarabunPSK" w:cs="TH SarabunPSK" w:hint="cs"/>
+          <w:cs/>
+          <w:lang w:bidi="th-TH"/>
+        </w:rPr>
+        <w:t xml:space="preserve"> </w:t>
+      </w:r>
+      <w:proofErr w:type="spellStart"/>
+      <w:r>
+        <w:rPr>
+          <w:rFonts w:ascii="TH SarabunPSK" w:hAnsi="TH SarabunPSK" w:cs="TH SarabunPSK"/>
+        </w:rPr>
+        <w:t>ที่เป็นระบบ</w:t>
+      </w:r>
+      <w:proofErr w:type="spellEnd"/>
     </w:p>
     <w:p>
       <w:pPr>
         <w:spacing w:after="80"/>
         <w:ind w:firstLine="720"/>
         <w:rPr>
-          <w:rFonts w:hint="eastAsia"/>
-        </w:rPr>
-      </w:pPr>
-      <w:r>
-        <w:t>ในยุคโลกาภิวัตน์และการสื่อสารอย่างไร้พรมแดน ภาษาอังกฤษถือเป็นภาษาสากล (Lingua Franca) ที่มีความสำคัญยิ่งต่อการศึกษา การประกอบอาชีพ และการเข้าถึงองค์ความรู้ระดับนานาชาติ สำหรับประเทศไทย แม้ภาษาอังกฤษจะถูกบรรจุในหลักสูตรการศึกษาขั้นพื้นฐานมาเป็นเวลานาน แต่ผลสัมฤทธิ์ทางการเรียนและการใช้งานจริงของนักเรียนไทยยังคงอยู่ในระดับที่ต้องพัฒนา เมื่อพิจารณาจากดัชนีความสามารถทางภาษาอังกฤษ (EF English Proficiency Index) ประเทศไทยมักจัดอยู่ในกลุ่มที่มีความสามารถต่ำ (Low Proficiency)</w:t>
+          <w:rFonts w:ascii="TH SarabunPSK" w:hAnsi="TH SarabunPSK" w:cs="TH SarabunPSK"/>
+        </w:rPr>
+      </w:pPr>
+      <w:proofErr w:type="spellStart"/>
+      <w:r>
+        <w:rPr>
+          <w:rFonts w:ascii="TH SarabunPSK" w:hAnsi="TH SarabunPSK" w:cs="TH SarabunPSK"/>
+        </w:rPr>
+        <w:t>อย่างไรก็ตาม</w:t>
+      </w:r>
+      <w:proofErr w:type="spellEnd"/>
+      <w:r>
+        <w:rPr>
+          <w:rFonts w:ascii="TH SarabunPSK" w:hAnsi="TH SarabunPSK" w:cs="TH SarabunPSK"/>
+        </w:rPr>
+        <w:t xml:space="preserve"> </w:t>
+      </w:r>
+      <w:proofErr w:type="spellStart"/>
+      <w:r>
+        <w:rPr>
+          <w:rFonts w:ascii="TH SarabunPSK" w:hAnsi="TH SarabunPSK" w:cs="TH SarabunPSK"/>
+        </w:rPr>
+        <w:t>เมื่อเริ่มต้นกระบวนการท่องจำคำศัพท์ไปได้ระยะหนึ่ง</w:t>
+      </w:r>
+      <w:proofErr w:type="spellEnd"/>
+      <w:r>
+        <w:rPr>
+          <w:rFonts w:ascii="TH SarabunPSK" w:hAnsi="TH SarabunPSK" w:cs="TH SarabunPSK" w:hint="cs"/>
+          <w:cs/>
+          <w:lang w:bidi="th-TH"/>
+        </w:rPr>
+        <w:t xml:space="preserve"> </w:t>
+      </w:r>
+      <w:proofErr w:type="spellStart"/>
+      <w:r>
+        <w:rPr>
+          <w:rFonts w:ascii="TH SarabunPSK" w:hAnsi="TH SarabunPSK" w:cs="TH SarabunPSK"/>
+        </w:rPr>
+        <w:t>ผู้จัดทำกลับพบอุปสรรคสำคัญที่ผู้เรียนภาษาทุกคนต้องเผชิญ</w:t>
+      </w:r>
+      <w:proofErr w:type="spellEnd"/>
+      <w:r>
+        <w:rPr>
+          <w:rFonts w:ascii="TH SarabunPSK" w:hAnsi="TH SarabunPSK" w:cs="TH SarabunPSK"/>
+        </w:rPr>
+        <w:t xml:space="preserve"> </w:t>
+      </w:r>
+      <w:proofErr w:type="spellStart"/>
+      <w:r>
+        <w:rPr>
+          <w:rFonts w:ascii="TH SarabunPSK" w:hAnsi="TH SarabunPSK" w:cs="TH SarabunPSK"/>
+        </w:rPr>
+        <w:t>นั่นคือ</w:t>
+      </w:r>
+      <w:proofErr w:type="spellEnd"/>
+      <w:r>
+        <w:rPr>
+          <w:rFonts w:ascii="TH SarabunPSK" w:hAnsi="TH SarabunPSK" w:cs="TH SarabunPSK"/>
+        </w:rPr>
+        <w:t xml:space="preserve"> "</w:t>
+      </w:r>
+      <w:proofErr w:type="spellStart"/>
+      <w:r>
+        <w:rPr>
+          <w:rFonts w:ascii="TH SarabunPSK" w:hAnsi="TH SarabunPSK" w:cs="TH SarabunPSK"/>
+        </w:rPr>
+        <w:t>ความเบื่อหน่ายและภาวะหมดไฟ</w:t>
+      </w:r>
+      <w:proofErr w:type="spellEnd"/>
+      <w:r>
+        <w:rPr>
+          <w:rFonts w:ascii="TH SarabunPSK" w:hAnsi="TH SarabunPSK" w:cs="TH SarabunPSK"/>
+        </w:rPr>
+        <w:t xml:space="preserve">" เนื่องจากการใช้วิธีการท่องจำแบบดั้งเดิมและข้อจำกัดของหลักสูตรที่ไม่ยืดหยุ่น </w:t>
+      </w:r>
+      <w:proofErr w:type="spellStart"/>
+      <w:r>
+        <w:rPr>
+          <w:rFonts w:ascii="TH SarabunPSK" w:hAnsi="TH SarabunPSK" w:cs="TH SarabunPSK"/>
+        </w:rPr>
+        <w:t>ประกอบกับการลืมตามกาลเวลา</w:t>
+      </w:r>
+      <w:proofErr w:type="spellEnd"/>
+      <w:r>
+        <w:rPr>
+          <w:rFonts w:ascii="TH SarabunPSK" w:hAnsi="TH SarabunPSK" w:cs="TH SarabunPSK"/>
+        </w:rPr>
+        <w:t xml:space="preserve"> </w:t>
+      </w:r>
+      <w:proofErr w:type="spellStart"/>
+      <w:r>
+        <w:rPr>
+          <w:rFonts w:ascii="TH SarabunPSK" w:hAnsi="TH SarabunPSK" w:cs="TH SarabunPSK"/>
+        </w:rPr>
+        <w:t>ตามทฤษฎีของ</w:t>
+      </w:r>
+      <w:proofErr w:type="spellEnd"/>
+      <w:r>
+        <w:rPr>
+          <w:rFonts w:ascii="TH SarabunPSK" w:hAnsi="TH SarabunPSK" w:cs="TH SarabunPSK"/>
+        </w:rPr>
+        <w:t xml:space="preserve"> Hermann Ebbinghaus </w:t>
+      </w:r>
+      <w:proofErr w:type="spellStart"/>
+      <w:r>
+        <w:rPr>
+          <w:rFonts w:ascii="TH SarabunPSK" w:hAnsi="TH SarabunPSK" w:cs="TH SarabunPSK"/>
+        </w:rPr>
+        <w:t>ที่ระบุว่ามนุษย์จะลืมข้อมูลใหม่ถึง</w:t>
+      </w:r>
+      <w:proofErr w:type="spellEnd"/>
+      <w:r>
+        <w:rPr>
+          <w:rFonts w:ascii="TH SarabunPSK" w:hAnsi="TH SarabunPSK" w:cs="TH SarabunPSK"/>
+        </w:rPr>
+        <w:t xml:space="preserve"> 50% </w:t>
+      </w:r>
+      <w:proofErr w:type="spellStart"/>
+      <w:r>
+        <w:rPr>
+          <w:rFonts w:ascii="TH SarabunPSK" w:hAnsi="TH SarabunPSK" w:cs="TH SarabunPSK"/>
+        </w:rPr>
+        <w:t>ภายใน</w:t>
+      </w:r>
+      <w:proofErr w:type="spellEnd"/>
+      <w:r>
+        <w:rPr>
+          <w:rFonts w:ascii="TH SarabunPSK" w:hAnsi="TH SarabunPSK" w:cs="TH SarabunPSK"/>
+        </w:rPr>
+        <w:t xml:space="preserve"> 1 </w:t>
+      </w:r>
+      <w:proofErr w:type="spellStart"/>
+      <w:r>
+        <w:rPr>
+          <w:rFonts w:ascii="TH SarabunPSK" w:hAnsi="TH SarabunPSK" w:cs="TH SarabunPSK"/>
+        </w:rPr>
+        <w:t>วัน</w:t>
+      </w:r>
+      <w:proofErr w:type="spellEnd"/>
+      <w:r>
+        <w:rPr>
+          <w:rFonts w:ascii="TH SarabunPSK" w:hAnsi="TH SarabunPSK" w:cs="TH SarabunPSK"/>
+        </w:rPr>
+        <w:t xml:space="preserve"> </w:t>
+      </w:r>
+      <w:proofErr w:type="spellStart"/>
+      <w:r>
+        <w:rPr>
+          <w:rFonts w:ascii="TH SarabunPSK" w:hAnsi="TH SarabunPSK" w:cs="TH SarabunPSK"/>
+        </w:rPr>
+        <w:t>ทำให้ความพยายามในการท่องศัพท์ไม่เกิดความยั่งยืน</w:t>
+      </w:r>
+      <w:proofErr w:type="spellEnd"/>
+      <w:r>
+        <w:rPr>
+          <w:rFonts w:ascii="TH SarabunPSK" w:hAnsi="TH SarabunPSK" w:cs="TH SarabunPSK"/>
+        </w:rPr>
+        <w:t xml:space="preserve"> </w:t>
+      </w:r>
+      <w:proofErr w:type="spellStart"/>
+      <w:r>
+        <w:rPr>
+          <w:rFonts w:ascii="TH SarabunPSK" w:hAnsi="TH SarabunPSK" w:cs="TH SarabunPSK"/>
+        </w:rPr>
+        <w:t>ผู้จัดทำจึงได้ค้นหาตัวช่วย</w:t>
+      </w:r>
+      <w:proofErr w:type="spellEnd"/>
+      <w:r>
+        <w:rPr>
+          <w:rFonts w:ascii="TH SarabunPSK" w:hAnsi="TH SarabunPSK" w:cs="TH SarabunPSK"/>
+        </w:rPr>
+        <w:t xml:space="preserve"> </w:t>
+      </w:r>
+      <w:proofErr w:type="spellStart"/>
+      <w:r>
+        <w:rPr>
+          <w:rFonts w:ascii="TH SarabunPSK" w:hAnsi="TH SarabunPSK" w:cs="TH SarabunPSK"/>
+        </w:rPr>
+        <w:t>เช่น</w:t>
+      </w:r>
+      <w:proofErr w:type="spellEnd"/>
+      <w:r>
+        <w:rPr>
+          <w:rFonts w:ascii="TH SarabunPSK" w:hAnsi="TH SarabunPSK" w:cs="TH SarabunPSK"/>
+        </w:rPr>
+        <w:t xml:space="preserve"> </w:t>
+      </w:r>
+      <w:proofErr w:type="spellStart"/>
+      <w:r>
+        <w:rPr>
+          <w:rFonts w:ascii="TH SarabunPSK" w:hAnsi="TH SarabunPSK" w:cs="TH SarabunPSK"/>
+        </w:rPr>
+        <w:t>แอปพลิเคชันหรือแพลตฟอร์มการเรียนรู้เชิงเกม</w:t>
+      </w:r>
+      <w:proofErr w:type="spellEnd"/>
+      <w:r>
+        <w:rPr>
+          <w:rFonts w:ascii="TH SarabunPSK" w:hAnsi="TH SarabunPSK" w:cs="TH SarabunPSK"/>
+        </w:rPr>
+        <w:t xml:space="preserve"> </w:t>
+      </w:r>
+      <w:proofErr w:type="spellStart"/>
+      <w:r>
+        <w:rPr>
+          <w:rFonts w:ascii="TH SarabunPSK" w:hAnsi="TH SarabunPSK" w:cs="TH SarabunPSK"/>
+        </w:rPr>
+        <w:t>ที่มีอยู่ในตลาด</w:t>
+      </w:r>
+      <w:proofErr w:type="spellEnd"/>
+      <w:r>
+        <w:rPr>
+          <w:rFonts w:ascii="TH SarabunPSK" w:hAnsi="TH SarabunPSK" w:cs="TH SarabunPSK"/>
+        </w:rPr>
+        <w:t xml:space="preserve"> แต่กลับพบข้อจำกัดสำคัญคือ แอปพลิเคชันเชิงพาณิชย์ส่วนใหญ่มีราคาสูงเกินไปหรือมีโฆษณาคั่นที่รบกวนสมาธิในการเรียนรู้อย่างต่อเนื่อง</w:t>
       </w:r>
     </w:p>
     <w:p>
@@ -773,11 +1998,1234 @@
         <w:spacing w:after="80"/>
         <w:ind w:firstLine="720"/>
         <w:rPr>
-          <w:rFonts w:hint="eastAsia"/>
-        </w:rPr>
-      </w:pPr>
-      <w:r>
-        <w:t>จุดเริ่มต้นของโครงงานนี้มาจากปัญหาและความท้าทายส่วนตัวของผู้จัดทำ (Personal Pain Point) ในความพยายามที่จะพัฒนาทักษะภาษาอังกฤษของตนเอง ผู้จัดทำพบว่าหัวใจสำคัญอันดับแรกในการเรียนรู้ภาษาอังกฤษคือ "การสร้างคลังคำศัพท์ (Vocabulary Size)" ซึ่งเป็นรากฐานสำคัญก่อนที่จะก้าวไปสู่ทักษะการฟัง พูด อ่าน และเขียน ในระยะแรก ผู้จัดทำประสบปัญหาความสับสน ไม่ทราบว่าตนเองควรเริ่มต้นจากจุดใด ระดับความยากใด (CEFR Levels) และควรมีแนวทางอย่างไร จึงได้ปรึกษากับปัญญาประดิษฐ์ (AI) เพื่อวิเคราะห์และวางแผนเส้นทางการเรียนรู้ที่เป็นระบบ (Structured Learning Roadmap)</w:t>
+          <w:rFonts w:ascii="TH SarabunPSK" w:hAnsi="TH SarabunPSK" w:cs="TH SarabunPSK"/>
+        </w:rPr>
+      </w:pPr>
+      <w:r>
+        <w:rPr>
+          <w:rFonts w:ascii="TH SarabunPSK" w:hAnsi="TH SarabunPSK" w:cs="TH SarabunPSK"/>
+        </w:rPr>
+        <w:t>จากปัญหาดังกล่าว ผู้จัดทำจึงเกิดแรงบันดาลใจในการพัฒนา "Vocab Trainer (ระบบเว็บแอปพลิเคชันอัจฉริยะสำหรับฝึก</w:t>
+      </w:r>
+      <w:proofErr w:type="spellStart"/>
+      <w:r>
+        <w:rPr>
+          <w:rFonts w:ascii="TH SarabunPSK" w:hAnsi="TH SarabunPSK" w:cs="TH SarabunPSK"/>
+        </w:rPr>
+        <w:t>คำศัพท์ภาษาอังกฤษ</w:t>
+      </w:r>
+      <w:proofErr w:type="spellEnd"/>
+      <w:r>
+        <w:rPr>
+          <w:rFonts w:ascii="TH SarabunPSK" w:hAnsi="TH SarabunPSK" w:cs="TH SarabunPSK"/>
+        </w:rPr>
+        <w:t xml:space="preserve">)" </w:t>
+      </w:r>
+      <w:proofErr w:type="spellStart"/>
+      <w:r>
+        <w:rPr>
+          <w:rFonts w:ascii="TH SarabunPSK" w:hAnsi="TH SarabunPSK" w:cs="TH SarabunPSK"/>
+        </w:rPr>
+        <w:t>ขึ้นมา</w:t>
+      </w:r>
+      <w:proofErr w:type="spellEnd"/>
+      <w:r>
+        <w:rPr>
+          <w:rFonts w:ascii="TH SarabunPSK" w:hAnsi="TH SarabunPSK" w:cs="TH SarabunPSK"/>
+        </w:rPr>
+        <w:t xml:space="preserve"> เพื่อแก้ปัญหาให้กับตนเองและเพื่อนนักเรียนที่ต้องการพัฒนาภาษาอังกฤษแต่มีข้อจำกัดด้านงบประมาณ </w:t>
+      </w:r>
+      <w:proofErr w:type="spellStart"/>
+      <w:r>
+        <w:rPr>
+          <w:rFonts w:ascii="TH SarabunPSK" w:hAnsi="TH SarabunPSK" w:cs="TH SarabunPSK"/>
+        </w:rPr>
+        <w:t>โดยระบบนี้ได้รับการออกแบบให้ใช้งานได้ฟรีบนเว็บเบราว์เซอร์</w:t>
+      </w:r>
+      <w:proofErr w:type="spellEnd"/>
+      <w:r>
+        <w:rPr>
+          <w:rFonts w:ascii="TH SarabunPSK" w:hAnsi="TH SarabunPSK" w:cs="TH SarabunPSK" w:hint="cs"/>
+          <w:cs/>
+          <w:lang w:bidi="th-TH"/>
+        </w:rPr>
+        <w:t xml:space="preserve"> </w:t>
+      </w:r>
+      <w:r>
+        <w:rPr>
+          <w:rFonts w:ascii="TH SarabunPSK" w:hAnsi="TH SarabunPSK" w:cs="TH SarabunPSK"/>
+        </w:rPr>
+        <w:t xml:space="preserve">ผสมผสานเทคนิคการทบทวนระยะห่างที่ทันสมัยที่มีความแม่นยำสูงในการคำนวณรอบทบทวน </w:t>
+      </w:r>
+      <w:proofErr w:type="spellStart"/>
+      <w:r>
+        <w:rPr>
+          <w:rFonts w:ascii="TH SarabunPSK" w:hAnsi="TH SarabunPSK" w:cs="TH SarabunPSK"/>
+        </w:rPr>
+        <w:t>ร่วมกับระบบทดสอบวัดระดับอัตโนมัติ</w:t>
+      </w:r>
+      <w:proofErr w:type="spellEnd"/>
+      <w:r>
+        <w:rPr>
+          <w:rFonts w:ascii="TH SarabunPSK" w:hAnsi="TH SarabunPSK" w:cs="TH SarabunPSK"/>
+        </w:rPr>
+        <w:t xml:space="preserve"> </w:t>
+      </w:r>
+      <w:r>
+        <w:rPr>
+          <w:rFonts w:ascii="TH SarabunPSK" w:hAnsi="TH SarabunPSK" w:cs="TH SarabunPSK"/>
+        </w:rPr>
+        <w:t>,</w:t>
+      </w:r>
+      <w:proofErr w:type="spellStart"/>
+      <w:r>
+        <w:rPr>
+          <w:rFonts w:ascii="TH SarabunPSK" w:hAnsi="TH SarabunPSK" w:cs="TH SarabunPSK"/>
+        </w:rPr>
+        <w:t>คลังคำศัพท์ครอบคลุม</w:t>
+      </w:r>
+      <w:proofErr w:type="spellEnd"/>
+      <w:r>
+        <w:rPr>
+          <w:rFonts w:ascii="TH SarabunPSK" w:hAnsi="TH SarabunPSK" w:cs="TH SarabunPSK"/>
+        </w:rPr>
+        <w:t xml:space="preserve"> 6 </w:t>
+      </w:r>
+      <w:proofErr w:type="spellStart"/>
+      <w:r>
+        <w:rPr>
+          <w:rFonts w:ascii="TH SarabunPSK" w:hAnsi="TH SarabunPSK" w:cs="TH SarabunPSK"/>
+        </w:rPr>
+        <w:t>ระดับ</w:t>
+      </w:r>
+      <w:proofErr w:type="spellEnd"/>
+      <w:r>
+        <w:rPr>
+          <w:rFonts w:ascii="TH SarabunPSK" w:hAnsi="TH SarabunPSK" w:cs="TH SarabunPSK"/>
+        </w:rPr>
+        <w:t xml:space="preserve"> CEFR (A1–C2) กว่า 3,600 คำ, </w:t>
+      </w:r>
+      <w:r>
+        <w:rPr>
+          <w:rFonts w:ascii="TH SarabunPSK" w:hAnsi="TH SarabunPSK" w:cs="TH SarabunPSK"/>
+        </w:rPr>
+        <w:lastRenderedPageBreak/>
+        <w:t>มินิเกมฝึกทักษะ 10 รูปแบบที่ช่วยขจัดความน่าเบื่อ, และเครื่องเล่นเพลง Lo-Fi เพื่อเสริมสมาธิ เพื่อให้ผู้เรียนทุกคนสามารถเข้าถึงเครื่องมือการเรียนรู้ที่มีประสิทธิภาพสูงสุดได้โดยไม่มีอุปสรรคด้านค่าใช้จ่าย</w:t>
+      </w:r>
+    </w:p>
+    <w:p>
+      <w:pPr>
+        <w:spacing w:before="240" w:after="80"/>
+        <w:rPr>
+          <w:rFonts w:ascii="TH SarabunPSK" w:hAnsi="TH SarabunPSK" w:cs="TH SarabunPSK"/>
+        </w:rPr>
+      </w:pPr>
+      <w:r>
+        <w:rPr>
+          <w:rFonts w:ascii="TH SarabunPSK" w:hAnsi="TH SarabunPSK" w:cs="TH SarabunPSK"/>
+          <w:b/>
+        </w:rPr>
+        <w:t xml:space="preserve">1.2 </w:t>
+      </w:r>
+      <w:proofErr w:type="spellStart"/>
+      <w:r>
+        <w:rPr>
+          <w:rFonts w:ascii="TH SarabunPSK" w:hAnsi="TH SarabunPSK" w:cs="TH SarabunPSK"/>
+          <w:b/>
+        </w:rPr>
+        <w:t>วัตถุประสงค์ของโครงงาน</w:t>
+      </w:r>
+      <w:proofErr w:type="spellEnd"/>
+    </w:p>
+    <w:p>
+      <w:pPr>
+        <w:pStyle w:val="a0"/>
+        <w:rPr>
+          <w:rFonts w:ascii="TH SarabunPSK" w:hAnsi="TH SarabunPSK" w:cs="TH SarabunPSK"/>
+          <w:szCs w:val="32"/>
+        </w:rPr>
+      </w:pPr>
+      <w:r>
+        <w:rPr>
+          <w:rFonts w:ascii="TH SarabunPSK" w:hAnsi="TH SarabunPSK" w:cs="TH SarabunPSK"/>
+          <w:szCs w:val="32"/>
+        </w:rPr>
+        <w:t xml:space="preserve">1. </w:t>
+      </w:r>
+      <w:r>
+        <w:rPr>
+          <w:rFonts w:ascii="TH SarabunPSK" w:hAnsi="TH SarabunPSK" w:cs="TH SarabunPSK" w:hint="cs"/>
+          <w:szCs w:val="32"/>
+          <w:cs/>
+          <w:lang w:bidi="th-TH"/>
+        </w:rPr>
+        <w:t>เพื่อพัฒนาระบบแอปพลิเคชันอัจฉริยะสำหรับฝึกคำศัพท์ภาษาอังกฤษในรูปแบบเว็บไซต์</w:t>
+      </w:r>
+    </w:p>
+    <w:p>
+      <w:pPr>
+        <w:pStyle w:val="a0"/>
+        <w:rPr>
+          <w:rFonts w:ascii="TH SarabunPSK" w:hAnsi="TH SarabunPSK" w:cs="TH SarabunPSK"/>
+          <w:szCs w:val="32"/>
+        </w:rPr>
+      </w:pPr>
+      <w:r>
+        <w:rPr>
+          <w:rFonts w:ascii="TH SarabunPSK" w:hAnsi="TH SarabunPSK" w:cs="TH SarabunPSK"/>
+          <w:szCs w:val="32"/>
+        </w:rPr>
+        <w:t xml:space="preserve">2. </w:t>
+      </w:r>
+      <w:r>
+        <w:rPr>
+          <w:rFonts w:ascii="TH SarabunPSK" w:hAnsi="TH SarabunPSK" w:cs="TH SarabunPSK" w:hint="cs"/>
+          <w:szCs w:val="32"/>
+          <w:cs/>
+          <w:lang w:bidi="th-TH"/>
+        </w:rPr>
+        <w:t>เพื่อวัดและประเมินระดับความรู้ด้านคำศัพท์ภาษาอังกฤษของผู้ใช้งานตามมาตรฐาน</w:t>
+      </w:r>
+      <w:r>
+        <w:rPr>
+          <w:rFonts w:ascii="TH SarabunPSK" w:hAnsi="TH SarabunPSK" w:cs="TH SarabunPSK"/>
+          <w:szCs w:val="32"/>
+          <w:cs/>
+          <w:lang w:bidi="th-TH"/>
+        </w:rPr>
+        <w:t xml:space="preserve"> </w:t>
+      </w:r>
+      <w:r>
+        <w:rPr>
+          <w:rFonts w:ascii="TH SarabunPSK" w:hAnsi="TH SarabunPSK" w:cs="TH SarabunPSK"/>
+          <w:szCs w:val="32"/>
+        </w:rPr>
+        <w:t>CEFR</w:t>
+      </w:r>
+    </w:p>
+    <w:p>
+      <w:pPr>
+        <w:pStyle w:val="a0"/>
+        <w:rPr>
+          <w:rFonts w:ascii="TH SarabunPSK" w:hAnsi="TH SarabunPSK" w:cs="TH SarabunPSK" w:hint="cs"/>
+          <w:szCs w:val="32"/>
+        </w:rPr>
+      </w:pPr>
+      <w:r>
+        <w:rPr>
+          <w:rFonts w:ascii="TH SarabunPSK" w:hAnsi="TH SarabunPSK" w:cs="TH SarabunPSK"/>
+          <w:szCs w:val="32"/>
+        </w:rPr>
+        <w:t xml:space="preserve">3. </w:t>
+      </w:r>
+      <w:r>
+        <w:rPr>
+          <w:rFonts w:ascii="TH SarabunPSK" w:hAnsi="TH SarabunPSK" w:cs="TH SarabunPSK" w:hint="cs"/>
+          <w:szCs w:val="32"/>
+          <w:cs/>
+          <w:lang w:bidi="th-TH"/>
+        </w:rPr>
+        <w:t>เพื่อส่งเสริมให้ผู้ใช้งานสามารถเรียนรู้และฝึกฝนคำศัพท์ภาษาอังกฤษตามระดับความสามารถของตนเอง</w:t>
+      </w:r>
+    </w:p>
+    <w:p>
+      <w:pPr>
+        <w:pStyle w:val="a0"/>
+        <w:rPr>
+          <w:rFonts w:ascii="TH SarabunPSK" w:hAnsi="TH SarabunPSK" w:cs="TH SarabunPSK"/>
+          <w:szCs w:val="32"/>
+        </w:rPr>
+      </w:pPr>
+      <w:r>
+        <w:rPr>
+          <w:rFonts w:ascii="TH SarabunPSK" w:hAnsi="TH SarabunPSK" w:cs="TH SarabunPSK" w:hint="cs"/>
+          <w:szCs w:val="32"/>
+          <w:cs/>
+          <w:lang w:bidi="th-TH"/>
+        </w:rPr>
+        <w:t>4</w:t>
+      </w:r>
+      <w:r>
+        <w:rPr>
+          <w:rFonts w:ascii="TH SarabunPSK" w:hAnsi="TH SarabunPSK" w:cs="TH SarabunPSK"/>
+          <w:szCs w:val="32"/>
+        </w:rPr>
+        <w:t xml:space="preserve">. </w:t>
+      </w:r>
+      <w:r>
+        <w:rPr>
+          <w:rFonts w:ascii="TH SarabunPSK" w:hAnsi="TH SarabunPSK" w:cs="TH SarabunPSK" w:hint="cs"/>
+          <w:szCs w:val="32"/>
+          <w:cs/>
+          <w:lang w:bidi="th-TH"/>
+        </w:rPr>
+        <w:t>เพื่อสร้างแรงจูงใจในการเรียนรู้คำศัพท์ภาษาอังกฤษผ่าน</w:t>
+      </w:r>
+      <w:r>
+        <w:rPr>
+          <w:rFonts w:ascii="TH SarabunPSK" w:hAnsi="TH SarabunPSK" w:cs="TH SarabunPSK" w:hint="cs"/>
+          <w:szCs w:val="32"/>
+          <w:cs/>
+          <w:lang w:bidi="th-TH"/>
+        </w:rPr>
+        <w:t>ระบบมินิเกมและของรางวัลภายในเว็บ</w:t>
+      </w:r>
+      <w:proofErr w:type="spellStart"/>
+      <w:r>
+        <w:rPr>
+          <w:rFonts w:ascii="TH SarabunPSK" w:hAnsi="TH SarabunPSK" w:cs="TH SarabunPSK" w:hint="cs"/>
+          <w:szCs w:val="32"/>
+          <w:cs/>
+          <w:lang w:bidi="th-TH"/>
+        </w:rPr>
+        <w:t>ต์</w:t>
+      </w:r>
+      <w:proofErr w:type="spellEnd"/>
+    </w:p>
+    <w:p>
+      <w:pPr>
+        <w:pStyle w:val="a0"/>
+        <w:rPr>
+          <w:rFonts w:ascii="TH SarabunPSK" w:hAnsi="TH SarabunPSK" w:cs="TH SarabunPSK"/>
+          <w:szCs w:val="32"/>
+        </w:rPr>
+      </w:pPr>
+      <w:r>
+        <w:rPr>
+          <w:rFonts w:ascii="TH SarabunPSK" w:hAnsi="TH SarabunPSK" w:cs="TH SarabunPSK" w:hint="cs"/>
+          <w:szCs w:val="32"/>
+          <w:cs/>
+          <w:lang w:bidi="th-TH"/>
+        </w:rPr>
+        <w:t>5</w:t>
+      </w:r>
+      <w:r>
+        <w:rPr>
+          <w:rFonts w:ascii="TH SarabunPSK" w:hAnsi="TH SarabunPSK" w:cs="TH SarabunPSK"/>
+          <w:szCs w:val="32"/>
+        </w:rPr>
+        <w:t xml:space="preserve">. </w:t>
+      </w:r>
+      <w:r>
+        <w:rPr>
+          <w:rFonts w:ascii="TH SarabunPSK" w:hAnsi="TH SarabunPSK" w:cs="TH SarabunPSK" w:hint="cs"/>
+          <w:szCs w:val="32"/>
+          <w:cs/>
+          <w:lang w:bidi="th-TH"/>
+        </w:rPr>
+        <w:t>เพื่อให้ผู้ใช้งานสามารถเข้าถึงแพลตฟอร์มสำหรับพัฒนาทักษะคำศัพท์ภาษาอังกฤษได้โดยไม่เสียค่าใช้จ่า</w:t>
+      </w:r>
+      <w:r>
+        <w:rPr>
+          <w:rFonts w:ascii="TH SarabunPSK" w:hAnsi="TH SarabunPSK" w:cs="TH SarabunPSK" w:hint="cs"/>
+          <w:szCs w:val="32"/>
+          <w:cs/>
+          <w:lang w:bidi="th-TH"/>
+        </w:rPr>
+        <w:t>ย</w:t>
+      </w:r>
+    </w:p>
+    <w:p>
+      <w:pPr>
+        <w:spacing w:before="240" w:after="80"/>
+        <w:rPr>
+          <w:rFonts w:ascii="TH SarabunPSK" w:hAnsi="TH SarabunPSK" w:cs="TH SarabunPSK"/>
+        </w:rPr>
+      </w:pPr>
+      <w:r>
+        <w:rPr>
+          <w:rFonts w:ascii="TH SarabunPSK" w:hAnsi="TH SarabunPSK" w:cs="TH SarabunPSK"/>
+          <w:b/>
+        </w:rPr>
+        <w:t xml:space="preserve">1.3 </w:t>
+      </w:r>
+      <w:proofErr w:type="spellStart"/>
+      <w:r>
+        <w:rPr>
+          <w:rFonts w:ascii="TH SarabunPSK" w:hAnsi="TH SarabunPSK" w:cs="TH SarabunPSK"/>
+          <w:b/>
+        </w:rPr>
+        <w:t>ขอบเขตของโครงงาน</w:t>
+      </w:r>
+      <w:proofErr w:type="spellEnd"/>
+    </w:p>
+    <w:p>
+      <w:pPr>
+        <w:pStyle w:val="a0"/>
+        <w:spacing w:after="40"/>
+        <w:rPr>
+          <w:rFonts w:ascii="TH SarabunPSK" w:hAnsi="TH SarabunPSK" w:cs="TH SarabunPSK"/>
+        </w:rPr>
+      </w:pPr>
+      <w:r>
+        <w:rPr>
+          <w:rFonts w:ascii="TH SarabunPSK" w:hAnsi="TH SarabunPSK" w:cs="TH SarabunPSK" w:hint="cs"/>
+          <w:b/>
+          <w:bCs/>
+          <w:szCs w:val="32"/>
+          <w:cs/>
+          <w:lang w:bidi="th-TH"/>
+        </w:rPr>
+        <w:t>1.3.1</w:t>
+      </w:r>
+      <w:r>
+        <w:rPr>
+          <w:rFonts w:ascii="TH SarabunPSK" w:hAnsi="TH SarabunPSK" w:cs="TH SarabunPSK" w:hint="cs"/>
+          <w:b/>
+          <w:bCs/>
+          <w:cs/>
+          <w:lang w:bidi="th-TH"/>
+        </w:rPr>
+        <w:t xml:space="preserve"> </w:t>
+      </w:r>
+      <w:proofErr w:type="spellStart"/>
+      <w:r>
+        <w:rPr>
+          <w:rFonts w:ascii="TH SarabunPSK" w:hAnsi="TH SarabunPSK" w:cs="TH SarabunPSK"/>
+          <w:b/>
+          <w:bCs/>
+        </w:rPr>
+        <w:t>ด้านเนื้อหา</w:t>
+      </w:r>
+      <w:proofErr w:type="spellEnd"/>
+      <w:r>
+        <w:rPr>
+          <w:rFonts w:ascii="TH SarabunPSK" w:hAnsi="TH SarabunPSK" w:cs="TH SarabunPSK"/>
+        </w:rPr>
+        <w:t xml:space="preserve">: </w:t>
+      </w:r>
+      <w:proofErr w:type="spellStart"/>
+      <w:r>
+        <w:rPr>
+          <w:rFonts w:ascii="TH SarabunPSK" w:hAnsi="TH SarabunPSK" w:cs="TH SarabunPSK"/>
+        </w:rPr>
+        <w:t>คลังคำศัพท์มาตรฐาน</w:t>
+      </w:r>
+      <w:proofErr w:type="spellEnd"/>
+      <w:r>
+        <w:rPr>
+          <w:rFonts w:ascii="TH SarabunPSK" w:hAnsi="TH SarabunPSK" w:cs="TH SarabunPSK"/>
+        </w:rPr>
+        <w:t xml:space="preserve"> CEFR </w:t>
+      </w:r>
+      <w:proofErr w:type="spellStart"/>
+      <w:r>
+        <w:rPr>
+          <w:rFonts w:ascii="TH SarabunPSK" w:hAnsi="TH SarabunPSK" w:cs="TH SarabunPSK"/>
+        </w:rPr>
+        <w:t>ระดับ</w:t>
+      </w:r>
+      <w:proofErr w:type="spellEnd"/>
+      <w:r>
+        <w:rPr>
+          <w:rFonts w:ascii="TH SarabunPSK" w:hAnsi="TH SarabunPSK" w:cs="TH SarabunPSK"/>
+        </w:rPr>
+        <w:t xml:space="preserve"> A1, A2, B1, B2, C1 </w:t>
+      </w:r>
+      <w:proofErr w:type="spellStart"/>
+      <w:r>
+        <w:rPr>
+          <w:rFonts w:ascii="TH SarabunPSK" w:hAnsi="TH SarabunPSK" w:cs="TH SarabunPSK"/>
+        </w:rPr>
+        <w:t>และ</w:t>
+      </w:r>
+      <w:proofErr w:type="spellEnd"/>
+      <w:r>
+        <w:rPr>
+          <w:rFonts w:ascii="TH SarabunPSK" w:hAnsi="TH SarabunPSK" w:cs="TH SarabunPSK"/>
+        </w:rPr>
+        <w:t xml:space="preserve"> C2 </w:t>
+      </w:r>
+      <w:proofErr w:type="spellStart"/>
+      <w:r>
+        <w:rPr>
+          <w:rFonts w:ascii="TH SarabunPSK" w:hAnsi="TH SarabunPSK" w:cs="TH SarabunPSK"/>
+        </w:rPr>
+        <w:t>รวมทั้งหมด</w:t>
+      </w:r>
+      <w:proofErr w:type="spellEnd"/>
+      <w:r>
+        <w:rPr>
+          <w:rFonts w:ascii="TH SarabunPSK" w:hAnsi="TH SarabunPSK" w:cs="TH SarabunPSK"/>
+        </w:rPr>
+        <w:t xml:space="preserve"> 360</w:t>
+      </w:r>
+      <w:r>
+        <w:rPr>
+          <w:rFonts w:ascii="TH SarabunPSK" w:hAnsi="TH SarabunPSK" w:cs="TH SarabunPSK" w:hint="cs"/>
+          <w:cs/>
+          <w:lang w:bidi="th-TH"/>
+        </w:rPr>
+        <w:t xml:space="preserve"> </w:t>
+      </w:r>
+      <w:proofErr w:type="spellStart"/>
+      <w:r>
+        <w:rPr>
+          <w:rFonts w:ascii="TH SarabunPSK" w:hAnsi="TH SarabunPSK" w:cs="TH SarabunPSK"/>
+        </w:rPr>
+        <w:t>วัน</w:t>
+      </w:r>
+      <w:proofErr w:type="spellEnd"/>
+      <w:r>
+        <w:rPr>
+          <w:rFonts w:ascii="TH SarabunPSK" w:hAnsi="TH SarabunPSK" w:cs="TH SarabunPSK" w:hint="cs"/>
+          <w:cs/>
+          <w:lang w:bidi="th-TH"/>
+        </w:rPr>
+        <w:t xml:space="preserve"> </w:t>
+      </w:r>
+      <w:r>
+        <w:rPr>
+          <w:rFonts w:ascii="TH SarabunPSK" w:hAnsi="TH SarabunPSK" w:cs="TH SarabunPSK"/>
+        </w:rPr>
+        <w:t>(</w:t>
+      </w:r>
+      <w:proofErr w:type="spellStart"/>
+      <w:r>
+        <w:rPr>
+          <w:rFonts w:ascii="TH SarabunPSK" w:hAnsi="TH SarabunPSK" w:cs="TH SarabunPSK"/>
+        </w:rPr>
+        <w:t>ระดับละ</w:t>
+      </w:r>
+      <w:proofErr w:type="spellEnd"/>
+      <w:r>
+        <w:rPr>
+          <w:rFonts w:ascii="TH SarabunPSK" w:hAnsi="TH SarabunPSK" w:cs="TH SarabunPSK" w:hint="cs"/>
+          <w:cs/>
+          <w:lang w:bidi="th-TH"/>
+        </w:rPr>
+        <w:t xml:space="preserve"> </w:t>
+      </w:r>
+      <w:r>
+        <w:rPr>
+          <w:rFonts w:ascii="TH SarabunPSK" w:hAnsi="TH SarabunPSK" w:cs="TH SarabunPSK"/>
+        </w:rPr>
+        <w:t>60</w:t>
+      </w:r>
+      <w:r>
+        <w:rPr>
+          <w:rFonts w:ascii="TH SarabunPSK" w:hAnsi="TH SarabunPSK" w:cs="TH SarabunPSK" w:hint="cs"/>
+          <w:cs/>
+          <w:lang w:bidi="th-TH"/>
+        </w:rPr>
+        <w:t xml:space="preserve"> </w:t>
+      </w:r>
+      <w:proofErr w:type="spellStart"/>
+      <w:r>
+        <w:rPr>
+          <w:rFonts w:ascii="TH SarabunPSK" w:hAnsi="TH SarabunPSK" w:cs="TH SarabunPSK"/>
+        </w:rPr>
+        <w:t>วัน</w:t>
+      </w:r>
+      <w:proofErr w:type="spellEnd"/>
+      <w:r>
+        <w:rPr>
+          <w:rFonts w:ascii="TH SarabunPSK" w:hAnsi="TH SarabunPSK" w:cs="TH SarabunPSK"/>
+        </w:rPr>
+        <w:t>)</w:t>
+      </w:r>
+      <w:r>
+        <w:rPr>
+          <w:rFonts w:ascii="TH SarabunPSK" w:hAnsi="TH SarabunPSK" w:cs="TH SarabunPSK" w:hint="cs"/>
+          <w:cs/>
+          <w:lang w:bidi="th-TH"/>
+        </w:rPr>
+        <w:t xml:space="preserve"> </w:t>
+      </w:r>
+      <w:proofErr w:type="spellStart"/>
+      <w:r>
+        <w:rPr>
+          <w:rFonts w:ascii="TH SarabunPSK" w:hAnsi="TH SarabunPSK" w:cs="TH SarabunPSK"/>
+        </w:rPr>
+        <w:t>คิดเป็น</w:t>
+      </w:r>
+      <w:proofErr w:type="spellEnd"/>
+      <w:r>
+        <w:rPr>
+          <w:rFonts w:ascii="TH SarabunPSK" w:hAnsi="TH SarabunPSK" w:cs="TH SarabunPSK" w:hint="cs"/>
+          <w:cs/>
+          <w:lang w:bidi="th-TH"/>
+        </w:rPr>
+        <w:t xml:space="preserve"> </w:t>
+      </w:r>
+      <w:r>
+        <w:rPr>
+          <w:rFonts w:ascii="TH SarabunPSK" w:hAnsi="TH SarabunPSK" w:cs="TH SarabunPSK"/>
+        </w:rPr>
+        <w:t>3,600</w:t>
+      </w:r>
+      <w:r>
+        <w:rPr>
+          <w:rFonts w:ascii="TH SarabunPSK" w:hAnsi="TH SarabunPSK" w:cs="TH SarabunPSK" w:hint="cs"/>
+          <w:cs/>
+          <w:lang w:bidi="th-TH"/>
+        </w:rPr>
+        <w:t xml:space="preserve"> </w:t>
+      </w:r>
+      <w:proofErr w:type="spellStart"/>
+      <w:r>
+        <w:rPr>
+          <w:rFonts w:ascii="TH SarabunPSK" w:hAnsi="TH SarabunPSK" w:cs="TH SarabunPSK"/>
+        </w:rPr>
+        <w:t>คำที่ไม่ซ้ำกันพร้อมสำนวน</w:t>
+      </w:r>
+      <w:proofErr w:type="spellEnd"/>
+      <w:r>
+        <w:rPr>
+          <w:rFonts w:ascii="TH SarabunPSK" w:hAnsi="TH SarabunPSK" w:cs="TH SarabunPSK" w:hint="cs"/>
+          <w:cs/>
+          <w:lang w:bidi="th-TH"/>
+        </w:rPr>
+        <w:t xml:space="preserve"> </w:t>
+      </w:r>
+      <w:proofErr w:type="spellStart"/>
+      <w:r>
+        <w:rPr>
+          <w:rFonts w:ascii="TH SarabunPSK" w:hAnsi="TH SarabunPSK" w:cs="TH SarabunPSK"/>
+        </w:rPr>
+        <w:t>และสำนวนภาษาอังกฤษประจำระดับ</w:t>
+      </w:r>
+      <w:proofErr w:type="spellEnd"/>
+    </w:p>
+    <w:p>
+      <w:pPr>
+        <w:pStyle w:val="a0"/>
+        <w:spacing w:after="40"/>
+        <w:rPr>
+          <w:rFonts w:ascii="TH SarabunPSK" w:hAnsi="TH SarabunPSK" w:cs="TH SarabunPSK"/>
+        </w:rPr>
+      </w:pPr>
+      <w:r>
+        <w:rPr>
+          <w:rFonts w:ascii="TH SarabunPSK" w:hAnsi="TH SarabunPSK" w:cs="TH SarabunPSK" w:hint="cs"/>
+          <w:b/>
+          <w:bCs/>
+          <w:szCs w:val="32"/>
+          <w:cs/>
+          <w:lang w:bidi="th-TH"/>
+        </w:rPr>
+        <w:t>1.3.2</w:t>
+      </w:r>
+      <w:r>
+        <w:rPr>
+          <w:rFonts w:ascii="TH SarabunPSK" w:hAnsi="TH SarabunPSK" w:cs="TH SarabunPSK" w:hint="cs"/>
+          <w:b/>
+          <w:bCs/>
+          <w:cs/>
+          <w:lang w:bidi="th-TH"/>
+        </w:rPr>
+        <w:t xml:space="preserve"> </w:t>
+      </w:r>
+      <w:proofErr w:type="spellStart"/>
+      <w:r>
+        <w:rPr>
+          <w:rFonts w:ascii="TH SarabunPSK" w:hAnsi="TH SarabunPSK" w:cs="TH SarabunPSK"/>
+          <w:b/>
+          <w:bCs/>
+        </w:rPr>
+        <w:t>ด้านเทคโนโลยี</w:t>
+      </w:r>
+      <w:proofErr w:type="spellEnd"/>
+      <w:r>
+        <w:rPr>
+          <w:rFonts w:ascii="TH SarabunPSK" w:hAnsi="TH SarabunPSK" w:cs="TH SarabunPSK"/>
+        </w:rPr>
+        <w:t xml:space="preserve"> : </w:t>
+      </w:r>
+      <w:proofErr w:type="spellStart"/>
+      <w:r>
+        <w:t>พัฒนาด้วย</w:t>
+      </w:r>
+      <w:proofErr w:type="spellEnd"/>
+      <w:r>
+        <w:t xml:space="preserve"> HTML5, CSS3, JavaScript </w:t>
+      </w:r>
+      <w:proofErr w:type="spellStart"/>
+      <w:r>
+        <w:t>และ</w:t>
+      </w:r>
+      <w:proofErr w:type="spellEnd"/>
+      <w:r>
+        <w:t xml:space="preserve"> Firebase </w:t>
+      </w:r>
+      <w:proofErr w:type="spellStart"/>
+      <w:r>
+        <w:t>สำหรับซิงค์ข้อมูล</w:t>
+      </w:r>
+      <w:proofErr w:type="spellEnd"/>
+    </w:p>
+    <w:p>
+      <w:pPr>
+        <w:pStyle w:val="a0"/>
+        <w:spacing w:after="40"/>
+        <w:rPr>
+          <w:rFonts w:ascii="TH SarabunPSK" w:hAnsi="TH SarabunPSK" w:cs="TH SarabunPSK" w:hint="cs"/>
+        </w:rPr>
+      </w:pPr>
+      <w:r>
+        <w:rPr>
+          <w:rFonts w:ascii="TH SarabunPSK" w:hAnsi="TH SarabunPSK" w:cs="TH SarabunPSK" w:hint="cs"/>
+          <w:b/>
+          <w:bCs/>
+          <w:szCs w:val="32"/>
+          <w:cs/>
+          <w:lang w:bidi="th-TH"/>
+        </w:rPr>
+        <w:t>1.3.3</w:t>
+      </w:r>
+      <w:r>
+        <w:rPr>
+          <w:rFonts w:ascii="TH SarabunPSK" w:hAnsi="TH SarabunPSK" w:cs="TH SarabunPSK" w:hint="cs"/>
+          <w:b/>
+          <w:bCs/>
+          <w:cs/>
+          <w:lang w:bidi="th-TH"/>
+        </w:rPr>
+        <w:t xml:space="preserve"> </w:t>
+      </w:r>
+      <w:proofErr w:type="spellStart"/>
+      <w:r>
+        <w:rPr>
+          <w:rFonts w:ascii="TH SarabunPSK" w:hAnsi="TH SarabunPSK" w:cs="TH SarabunPSK"/>
+          <w:b/>
+          <w:bCs/>
+        </w:rPr>
+        <w:t>ด้านฟังก์ชันการทำงานหลัก</w:t>
+      </w:r>
+      <w:proofErr w:type="spellEnd"/>
+      <w:r>
+        <w:rPr>
+          <w:rFonts w:ascii="TH SarabunPSK" w:hAnsi="TH SarabunPSK" w:cs="TH SarabunPSK"/>
+        </w:rPr>
+        <w:t xml:space="preserve"> : </w:t>
+      </w:r>
+      <w:proofErr w:type="spellStart"/>
+      <w:r>
+        <w:t>ระบบทดสอบวัดระดับ</w:t>
+      </w:r>
+      <w:proofErr w:type="spellEnd"/>
+      <w:r>
+        <w:t xml:space="preserve">, </w:t>
+      </w:r>
+      <w:proofErr w:type="spellStart"/>
+      <w:r>
+        <w:t>มินิเกม</w:t>
+      </w:r>
+      <w:proofErr w:type="spellEnd"/>
+      <w:r>
+        <w:t xml:space="preserve"> 10 </w:t>
+      </w:r>
+      <w:proofErr w:type="spellStart"/>
+      <w:r>
+        <w:t>รูปแบบ</w:t>
+      </w:r>
+      <w:proofErr w:type="spellEnd"/>
+      <w:r>
+        <w:t xml:space="preserve">, </w:t>
+      </w:r>
+      <w:proofErr w:type="spellStart"/>
+      <w:r>
+        <w:t>ระบบทบทวนคำศัพท์ที่จำยาก</w:t>
+      </w:r>
+      <w:proofErr w:type="spellEnd"/>
+      <w:r>
+        <w:t xml:space="preserve"> , </w:t>
+      </w:r>
+      <w:proofErr w:type="spellStart"/>
+      <w:r>
+        <w:t>และสถิติการเรียนรู้</w:t>
+      </w:r>
+      <w:proofErr w:type="spellEnd"/>
+    </w:p>
+    <w:p>
+      <w:pPr>
+        <w:spacing w:before="240" w:after="80"/>
+        <w:rPr>
+          <w:rFonts w:ascii="TH SarabunPSK" w:hAnsi="TH SarabunPSK" w:cs="TH SarabunPSK"/>
+          <w:b/>
+          <w:szCs w:val="32"/>
+          <w:lang w:bidi="th-TH"/>
+        </w:rPr>
+      </w:pPr>
+    </w:p>
+    <w:p>
+      <w:pPr>
+        <w:spacing w:before="240" w:after="80"/>
+        <w:rPr>
+          <w:rFonts w:ascii="TH SarabunPSK" w:hAnsi="TH SarabunPSK" w:cs="TH SarabunPSK"/>
+          <w:szCs w:val="32"/>
+        </w:rPr>
+      </w:pPr>
+      <w:r>
+        <w:rPr>
+          <w:rFonts w:ascii="TH SarabunPSK" w:hAnsi="TH SarabunPSK" w:cs="TH SarabunPSK"/>
+          <w:b/>
+          <w:szCs w:val="32"/>
+        </w:rPr>
+        <w:t xml:space="preserve">1.4 </w:t>
+      </w:r>
+      <w:proofErr w:type="spellStart"/>
+      <w:r>
+        <w:rPr>
+          <w:rFonts w:ascii="TH SarabunPSK" w:hAnsi="TH SarabunPSK" w:cs="TH SarabunPSK"/>
+          <w:b/>
+          <w:szCs w:val="32"/>
+        </w:rPr>
+        <w:t>ประโยชน์ที่คาดว่าจะได้รับ</w:t>
+      </w:r>
+      <w:proofErr w:type="spellEnd"/>
+    </w:p>
+    <w:p>
+      <w:pPr>
+        <w:spacing w:before="240" w:after="80"/>
+        <w:rPr>
+          <w:rFonts w:ascii="TH SarabunPSK" w:hAnsi="TH SarabunPSK" w:cs="TH SarabunPSK"/>
+          <w:szCs w:val="32"/>
+        </w:rPr>
+      </w:pPr>
+      <w:r>
+        <w:rPr>
+          <w:rFonts w:ascii="TH SarabunPSK" w:hAnsi="TH SarabunPSK" w:cs="TH SarabunPSK"/>
+          <w:szCs w:val="32"/>
+        </w:rPr>
+        <w:t xml:space="preserve">1. </w:t>
+      </w:r>
+      <w:r>
+        <w:rPr>
+          <w:rFonts w:ascii="TH SarabunPSK" w:hAnsi="TH SarabunPSK" w:cs="TH SarabunPSK" w:hint="cs"/>
+          <w:szCs w:val="32"/>
+          <w:cs/>
+          <w:lang w:bidi="th-TH"/>
+        </w:rPr>
+        <w:t>ผู้ใช้งานสามารถฝึกฝนและพัฒนาคำศัพท์ภาษาอังกฤษได้ตามระดับความสามารถของตนเอง</w:t>
+      </w:r>
+    </w:p>
+    <w:p>
+      <w:pPr>
+        <w:spacing w:before="240" w:after="80"/>
+        <w:rPr>
+          <w:rFonts w:ascii="TH SarabunPSK" w:hAnsi="TH SarabunPSK" w:cs="TH SarabunPSK"/>
+          <w:szCs w:val="32"/>
+        </w:rPr>
+      </w:pPr>
+      <w:r>
+        <w:rPr>
+          <w:rFonts w:ascii="TH SarabunPSK" w:hAnsi="TH SarabunPSK" w:cs="TH SarabunPSK"/>
+          <w:szCs w:val="32"/>
+        </w:rPr>
+        <w:t xml:space="preserve">2. </w:t>
+      </w:r>
+      <w:r>
+        <w:rPr>
+          <w:rFonts w:ascii="TH SarabunPSK" w:hAnsi="TH SarabunPSK" w:cs="TH SarabunPSK" w:hint="cs"/>
+          <w:szCs w:val="32"/>
+          <w:cs/>
+          <w:lang w:bidi="th-TH"/>
+        </w:rPr>
+        <w:t>ผู้ใช้งานสามารถทราบและติดตามระดับความรู้ด้านคำศัพท์ตามมาตรฐาน</w:t>
+      </w:r>
+      <w:r>
+        <w:rPr>
+          <w:rFonts w:ascii="TH SarabunPSK" w:hAnsi="TH SarabunPSK" w:cs="TH SarabunPSK"/>
+          <w:szCs w:val="32"/>
+          <w:cs/>
+          <w:lang w:bidi="th-TH"/>
+        </w:rPr>
+        <w:t xml:space="preserve"> </w:t>
+      </w:r>
+      <w:r>
+        <w:rPr>
+          <w:rFonts w:ascii="TH SarabunPSK" w:hAnsi="TH SarabunPSK" w:cs="TH SarabunPSK"/>
+          <w:szCs w:val="32"/>
+        </w:rPr>
+        <w:t>CEFR</w:t>
+      </w:r>
+    </w:p>
+    <w:p>
+      <w:pPr>
+        <w:spacing w:before="240" w:after="80"/>
+        <w:rPr>
+          <w:rFonts w:ascii="TH SarabunPSK" w:hAnsi="TH SarabunPSK" w:cs="TH SarabunPSK"/>
+          <w:szCs w:val="32"/>
+        </w:rPr>
+      </w:pPr>
+      <w:r>
+        <w:rPr>
+          <w:rFonts w:ascii="TH SarabunPSK" w:hAnsi="TH SarabunPSK" w:cs="TH SarabunPSK"/>
+          <w:szCs w:val="32"/>
+        </w:rPr>
+        <w:t xml:space="preserve">3. </w:t>
+      </w:r>
+      <w:r>
+        <w:rPr>
+          <w:rFonts w:ascii="TH SarabunPSK" w:hAnsi="TH SarabunPSK" w:cs="TH SarabunPSK" w:hint="cs"/>
+          <w:szCs w:val="32"/>
+          <w:cs/>
+          <w:lang w:bidi="th-TH"/>
+        </w:rPr>
+        <w:t>ช่วยสร้างแรงจูงใจให้ผู้ใช้งานฝึกฝนคำศัพท์อย่างต่อเนื่องผ่านระบบ</w:t>
+      </w:r>
+      <w:r>
+        <w:rPr>
+          <w:rFonts w:ascii="TH SarabunPSK" w:hAnsi="TH SarabunPSK" w:cs="TH SarabunPSK" w:hint="cs"/>
+          <w:szCs w:val="32"/>
+          <w:cs/>
+          <w:lang w:bidi="th-TH"/>
+        </w:rPr>
+        <w:t>มินิเกมและรางวัลภายในเกม</w:t>
+      </w:r>
+    </w:p>
+    <w:p>
+      <w:pPr>
+        <w:spacing w:before="240" w:after="80"/>
+        <w:rPr>
+          <w:rFonts w:ascii="TH SarabunPSK" w:hAnsi="TH SarabunPSK" w:cs="TH SarabunPSK"/>
+          <w:szCs w:val="32"/>
+        </w:rPr>
+      </w:pPr>
+      <w:r>
+        <w:rPr>
+          <w:rFonts w:ascii="TH SarabunPSK" w:hAnsi="TH SarabunPSK" w:cs="TH SarabunPSK"/>
+          <w:szCs w:val="32"/>
+        </w:rPr>
+        <w:t xml:space="preserve">4. </w:t>
+      </w:r>
+      <w:r>
+        <w:rPr>
+          <w:rFonts w:ascii="TH SarabunPSK" w:hAnsi="TH SarabunPSK" w:cs="TH SarabunPSK" w:hint="cs"/>
+          <w:szCs w:val="32"/>
+          <w:cs/>
+          <w:lang w:bidi="th-TH"/>
+        </w:rPr>
+        <w:t>ผู้ใช้งานสามารถเข้าถึงแพลตฟอร์มฝึกคำศัพท์ภาษาอังกฤษได้โดยไม่เสียค่าใช้จ่าย</w:t>
+      </w:r>
+    </w:p>
+    <w:p>
+      <w:pPr>
+        <w:spacing w:before="240" w:after="80"/>
+        <w:rPr>
+          <w:rFonts w:ascii="TH SarabunPSK" w:hAnsi="TH SarabunPSK" w:cs="TH SarabunPSK"/>
+          <w:szCs w:val="32"/>
+          <w:lang w:bidi="th-TH"/>
+        </w:rPr>
+      </w:pPr>
+      <w:r>
+        <w:rPr>
+          <w:rFonts w:ascii="TH SarabunPSK" w:hAnsi="TH SarabunPSK" w:cs="TH SarabunPSK"/>
+          <w:szCs w:val="32"/>
+        </w:rPr>
+        <w:lastRenderedPageBreak/>
+        <w:t xml:space="preserve">5. </w:t>
+      </w:r>
+      <w:r>
+        <w:rPr>
+          <w:rFonts w:ascii="TH SarabunPSK" w:hAnsi="TH SarabunPSK" w:cs="TH SarabunPSK" w:hint="cs"/>
+          <w:szCs w:val="32"/>
+          <w:cs/>
+          <w:lang w:bidi="th-TH"/>
+        </w:rPr>
+        <w:t>ช่วยส่งเสริมการพัฒนาทักษะภาษาอังกฤษและสามารถนำความรู้ไปต่อยอดในด้านการฟัง</w:t>
+      </w:r>
+      <w:r>
+        <w:rPr>
+          <w:rFonts w:ascii="TH SarabunPSK" w:hAnsi="TH SarabunPSK" w:cs="TH SarabunPSK"/>
+          <w:szCs w:val="32"/>
+          <w:cs/>
+          <w:lang w:bidi="th-TH"/>
+        </w:rPr>
+        <w:t xml:space="preserve"> </w:t>
+      </w:r>
+      <w:r>
+        <w:rPr>
+          <w:rFonts w:ascii="TH SarabunPSK" w:hAnsi="TH SarabunPSK" w:cs="TH SarabunPSK" w:hint="cs"/>
+          <w:szCs w:val="32"/>
+          <w:cs/>
+          <w:lang w:bidi="th-TH"/>
+        </w:rPr>
+        <w:t>พูด</w:t>
+      </w:r>
+      <w:r>
+        <w:rPr>
+          <w:rFonts w:ascii="TH SarabunPSK" w:hAnsi="TH SarabunPSK" w:cs="TH SarabunPSK"/>
+          <w:szCs w:val="32"/>
+          <w:cs/>
+          <w:lang w:bidi="th-TH"/>
+        </w:rPr>
+        <w:t xml:space="preserve"> </w:t>
+      </w:r>
+      <w:r>
+        <w:rPr>
+          <w:rFonts w:ascii="TH SarabunPSK" w:hAnsi="TH SarabunPSK" w:cs="TH SarabunPSK" w:hint="cs"/>
+          <w:szCs w:val="32"/>
+          <w:cs/>
+          <w:lang w:bidi="th-TH"/>
+        </w:rPr>
+        <w:t>อ่าน</w:t>
+      </w:r>
+      <w:r>
+        <w:rPr>
+          <w:rFonts w:ascii="TH SarabunPSK" w:hAnsi="TH SarabunPSK" w:cs="TH SarabunPSK"/>
+          <w:szCs w:val="32"/>
+          <w:cs/>
+          <w:lang w:bidi="th-TH"/>
+        </w:rPr>
+        <w:t xml:space="preserve"> </w:t>
+      </w:r>
+      <w:r>
+        <w:rPr>
+          <w:rFonts w:ascii="TH SarabunPSK" w:hAnsi="TH SarabunPSK" w:cs="TH SarabunPSK" w:hint="cs"/>
+          <w:szCs w:val="32"/>
+          <w:cs/>
+          <w:lang w:bidi="th-TH"/>
+        </w:rPr>
+        <w:t>และเขียนได้</w:t>
+      </w:r>
+    </w:p>
+    <w:p>
+      <w:pPr>
+        <w:spacing w:before="240" w:after="80"/>
+        <w:rPr>
+          <w:rFonts w:ascii="TH SarabunPSK" w:hAnsi="TH SarabunPSK" w:cs="TH SarabunPSK"/>
+          <w:lang w:bidi="th-TH"/>
+        </w:rPr>
+      </w:pPr>
+    </w:p>
+    <w:p>
+      <w:pPr>
+        <w:pStyle w:val="ae"/>
+        <w:numPr>
+          <w:ilvl w:val="1"/>
+          <w:numId w:val="11"/>
+        </w:numPr>
+        <w:spacing w:before="240" w:after="80"/>
+        <w:rPr>
+          <w:rFonts w:ascii="TH SarabunPSK" w:hAnsi="TH SarabunPSK" w:cs="TH SarabunPSK"/>
+        </w:rPr>
+      </w:pPr>
+      <w:proofErr w:type="spellStart"/>
+      <w:r>
+        <w:rPr>
+          <w:rFonts w:ascii="TH SarabunPSK" w:hAnsi="TH SarabunPSK" w:cs="TH SarabunPSK"/>
+          <w:b/>
+        </w:rPr>
+        <w:t>นิยามศัพท์เฉพาะ</w:t>
+      </w:r>
+      <w:proofErr w:type="spellEnd"/>
+    </w:p>
+    <w:p>
+      <w:pPr>
+        <w:pStyle w:val="ae"/>
+        <w:spacing w:before="240" w:after="80"/>
+        <w:ind w:left="360"/>
+        <w:rPr>
+          <w:rFonts w:ascii="TH SarabunPSK" w:hAnsi="TH SarabunPSK" w:cs="TH SarabunPSK"/>
+        </w:rPr>
+      </w:pPr>
+    </w:p>
+    <w:p>
+      <w:pPr>
+        <w:pStyle w:val="a0"/>
+        <w:numPr>
+          <w:ilvl w:val="0"/>
+          <w:numId w:val="12"/>
+        </w:numPr>
+        <w:spacing w:after="40"/>
+        <w:rPr>
+          <w:rFonts w:ascii="TH SarabunPSK" w:hAnsi="TH SarabunPSK" w:cs="TH SarabunPSK"/>
+        </w:rPr>
+      </w:pPr>
+      <w:r>
+        <w:rPr>
+          <w:rFonts w:ascii="TH SarabunPSK" w:hAnsi="TH SarabunPSK" w:cs="TH SarabunPSK"/>
+          <w:b/>
+          <w:bCs/>
+        </w:rPr>
+        <w:t>CEFR</w:t>
+      </w:r>
+      <w:r>
+        <w:rPr>
+          <w:rFonts w:ascii="TH SarabunPSK" w:hAnsi="TH SarabunPSK" w:cs="TH SarabunPSK"/>
+        </w:rPr>
+        <w:t xml:space="preserve"> (Common European Framework of Reference for Languages): กรอบอ้างอิงทางภาษาของสหภาพยุโรป ใช้แบ่งระดับความสามารถทางภาษาออกเป็น 6 ระดับ ได้แก่ A1, A2, B1, B2, C1 และ C2</w:t>
+      </w:r>
+    </w:p>
+    <w:p>
+      <w:pPr>
+        <w:pStyle w:val="a0"/>
+        <w:numPr>
+          <w:ilvl w:val="0"/>
+          <w:numId w:val="12"/>
+        </w:numPr>
+        <w:spacing w:after="40"/>
+        <w:rPr>
+          <w:rFonts w:ascii="TH SarabunPSK" w:hAnsi="TH SarabunPSK" w:cs="TH SarabunPSK"/>
+        </w:rPr>
+      </w:pPr>
+      <w:r>
+        <w:rPr>
+          <w:rFonts w:ascii="TH SarabunPSK" w:hAnsi="TH SarabunPSK" w:cs="TH SarabunPSK"/>
+          <w:b/>
+          <w:bCs/>
+        </w:rPr>
+        <w:t>Gamification</w:t>
+      </w:r>
+      <w:r>
+        <w:rPr>
+          <w:rFonts w:ascii="TH SarabunPSK" w:hAnsi="TH SarabunPSK" w:cs="TH SarabunPSK"/>
+        </w:rPr>
+        <w:t xml:space="preserve"> (</w:t>
+      </w:r>
+      <w:proofErr w:type="spellStart"/>
+      <w:r>
+        <w:rPr>
+          <w:rFonts w:ascii="TH SarabunPSK" w:hAnsi="TH SarabunPSK" w:cs="TH SarabunPSK"/>
+        </w:rPr>
+        <w:t>การเกมฟิเคชัน</w:t>
+      </w:r>
+      <w:proofErr w:type="spellEnd"/>
+      <w:r>
+        <w:rPr>
+          <w:rFonts w:ascii="TH SarabunPSK" w:hAnsi="TH SarabunPSK" w:cs="TH SarabunPSK"/>
+        </w:rPr>
+        <w:t>): การนำองค์ประกอบและกลไกของเกมมาประยุกต์ใช้เพื่อสร้างแรงจูงใจในการเรียนรู้</w:t>
+      </w:r>
+    </w:p>
+    <w:p>
+      <w:pPr>
+        <w:pStyle w:val="a0"/>
+        <w:numPr>
+          <w:ilvl w:val="0"/>
+          <w:numId w:val="12"/>
+        </w:numPr>
+        <w:spacing w:after="40"/>
+        <w:rPr>
+          <w:rFonts w:ascii="TH SarabunPSK" w:hAnsi="TH SarabunPSK" w:cs="TH SarabunPSK"/>
+        </w:rPr>
+      </w:pPr>
+      <w:r>
+        <w:rPr>
+          <w:rFonts w:ascii="TH SarabunPSK" w:hAnsi="TH SarabunPSK" w:cs="TH SarabunPSK"/>
+          <w:b/>
+          <w:bCs/>
+        </w:rPr>
+        <w:t>Adaptive Placement Test</w:t>
+      </w:r>
+      <w:r>
+        <w:rPr>
+          <w:rFonts w:ascii="TH SarabunPSK" w:hAnsi="TH SarabunPSK" w:cs="TH SarabunPSK"/>
+        </w:rPr>
+        <w:t xml:space="preserve"> แบบทดสอบวัดระดับที่ปรับระดับความยากของคำถามตามความสามารถของผู้สอบแบบเรียลไทม์ </w:t>
+      </w:r>
+      <w:proofErr w:type="spellStart"/>
+      <w:r>
+        <w:rPr>
+          <w:rFonts w:ascii="TH SarabunPSK" w:hAnsi="TH SarabunPSK" w:cs="TH SarabunPSK"/>
+        </w:rPr>
+        <w:t>เพื่อประเมินระดับ</w:t>
+      </w:r>
+      <w:proofErr w:type="spellEnd"/>
+      <w:r>
+        <w:rPr>
+          <w:rFonts w:ascii="TH SarabunPSK" w:hAnsi="TH SarabunPSK" w:cs="TH SarabunPSK"/>
+        </w:rPr>
+        <w:t xml:space="preserve"> CEFR </w:t>
+      </w:r>
+      <w:proofErr w:type="spellStart"/>
+      <w:r>
+        <w:rPr>
+          <w:rFonts w:ascii="TH SarabunPSK" w:hAnsi="TH SarabunPSK" w:cs="TH SarabunPSK"/>
+        </w:rPr>
+        <w:t>ที่แท้จริงของผู้เรียน</w:t>
+      </w:r>
+      <w:proofErr w:type="spellEnd"/>
+    </w:p>
+    <w:p>
+      <w:pPr>
+        <w:rPr>
+          <w:rFonts w:ascii="TH SarabunPSK" w:hAnsi="TH SarabunPSK" w:cs="TH SarabunPSK"/>
+        </w:rPr>
+      </w:pPr>
+      <w:r>
+        <w:rPr>
+          <w:rFonts w:ascii="TH SarabunPSK" w:hAnsi="TH SarabunPSK" w:cs="TH SarabunPSK"/>
+        </w:rPr>
+        <w:br w:type="page"/>
+      </w:r>
+    </w:p>
+    <w:p>
+      <w:pPr>
+        <w:jc w:val="center"/>
+        <w:rPr>
+          <w:rFonts w:ascii="TH SarabunPSK" w:hAnsi="TH SarabunPSK" w:cs="TH SarabunPSK" w:hint="cs"/>
+          <w:lang w:bidi="th-TH"/>
+        </w:rPr>
+      </w:pPr>
+      <w:r>
+        <w:rPr>
+          <w:rFonts w:ascii="TH SarabunPSK" w:hAnsi="TH SarabunPSK" w:cs="TH SarabunPSK"/>
+          <w:b/>
+          <w:sz w:val="36"/>
+        </w:rPr>
+        <w:lastRenderedPageBreak/>
+        <w:t>บทที่ 2</w:t>
+      </w:r>
+      <w:r>
+        <w:rPr>
+          <w:rFonts w:ascii="TH SarabunPSK" w:hAnsi="TH SarabunPSK" w:cs="TH SarabunPSK"/>
+          <w:b/>
+          <w:sz w:val="36"/>
+        </w:rPr>
+        <w:br/>
+        <w:t>เอกสารและ</w:t>
+      </w:r>
+      <w:proofErr w:type="spellStart"/>
+      <w:r>
+        <w:rPr>
+          <w:rFonts w:ascii="TH SarabunPSK" w:hAnsi="TH SarabunPSK" w:cs="TH SarabunPSK"/>
+          <w:b/>
+          <w:sz w:val="36"/>
+        </w:rPr>
+        <w:t>ทฤษฎีที่เกี่ยวข้อง</w:t>
+      </w:r>
+      <w:proofErr w:type="spellEnd"/>
+      <w:r>
+        <w:rPr>
+          <w:rFonts w:ascii="TH SarabunPSK" w:hAnsi="TH SarabunPSK" w:cs="TH SarabunPSK"/>
+          <w:b/>
+          <w:sz w:val="36"/>
+        </w:rPr>
+        <w:t xml:space="preserve"> </w:t>
+      </w:r>
+    </w:p>
+    <w:p>
+      <w:pPr>
+        <w:spacing w:before="240" w:after="80"/>
+        <w:rPr>
+          <w:rFonts w:ascii="TH SarabunPSK" w:hAnsi="TH SarabunPSK" w:cs="TH SarabunPSK"/>
+        </w:rPr>
+      </w:pPr>
+      <w:r>
+        <w:rPr>
+          <w:rFonts w:ascii="TH SarabunPSK" w:hAnsi="TH SarabunPSK" w:cs="TH SarabunPSK"/>
+          <w:b/>
+        </w:rPr>
+        <w:t xml:space="preserve">2.1 </w:t>
+      </w:r>
+      <w:proofErr w:type="spellStart"/>
+      <w:r>
+        <w:rPr>
+          <w:rFonts w:ascii="TH SarabunPSK" w:hAnsi="TH SarabunPSK" w:cs="TH SarabunPSK"/>
+          <w:b/>
+        </w:rPr>
+        <w:t>กรอบมาตรฐานสากล</w:t>
+      </w:r>
+      <w:proofErr w:type="spellEnd"/>
+      <w:r>
+        <w:rPr>
+          <w:rFonts w:ascii="TH SarabunPSK" w:hAnsi="TH SarabunPSK" w:cs="TH SarabunPSK"/>
+          <w:b/>
+        </w:rPr>
+        <w:t xml:space="preserve"> CEFR (Common European Framework of Reference for Languages)</w:t>
       </w:r>
     </w:p>
     <w:p>
@@ -785,316 +3233,663 @@
         <w:spacing w:after="80"/>
         <w:ind w:firstLine="720"/>
         <w:rPr>
-          <w:rFonts w:hint="eastAsia"/>
-        </w:rPr>
-      </w:pPr>
-      <w:r>
-        <w:t xml:space="preserve">อย่างไรก็ตาม เมื่อเริ่มต้นกระบวนการท่องจำคำศัพท์ไปได้ระยะหนึ่ง ผู้จัดทำกลับพบอุปสรรคสำคัญที่ผู้เรียนภาษาทุกคนต้องเผชิญ นั่นคือ "ความเบื่อหน่ายและภาวะหมดไฟ (Burnout)" เนื่องจากการใช้วิธีการท่องจำแบบดั้งเดิม (Rote Memorization) และข้อจำกัดของหลักสูตรที่ไม่ยืดหยุ่น ประกอบกับการลืมตามกาลเวลา (Forgetting Curve) ตามทฤษฎีของ Hermann Ebbinghaus ที่ระบุว่ามนุษย์จะลืมข้อมูลใหม่ถึง 50% ภายใน 1 วัน ทำให้ความพยายามในการท่องศัพท์ไม่เกิดความยั่งยืน ผู้จัดทำจึงได้ค้นหาตัวช่วย เช่น แอปพลิเคชันหรือแพลตฟอร์มการเรียนรู้เชิงเกม (Gamified Learning) ที่มีอยู่ในตลาด </w:t>
-      </w:r>
-      <w:r>
-        <w:lastRenderedPageBreak/>
-        <w:t>แต่กลับพบข้อจำกัดสำคัญคือ แอปพลิเคชันเชิงพาณิชย์ส่วนใหญ่มีราคาสูงเกินไป (Subscription Fees) หรือมีโฆษณาคั่นที่รบกวนสมาธิในการเรียนรู้อย่างต่อเนื่อง</w:t>
-      </w:r>
+          <w:rFonts w:ascii="TH SarabunPSK" w:hAnsi="TH SarabunPSK" w:cs="TH SarabunPSK"/>
+        </w:rPr>
+      </w:pPr>
+      <w:r>
+        <w:rPr>
+          <w:rFonts w:ascii="TH SarabunPSK" w:hAnsi="TH SarabunPSK" w:cs="TH SarabunPSK"/>
+        </w:rPr>
+        <w:t>กรอบมาตรฐานความสามารถทางภาษาของสหภาพยุโรป (CEFR) เป็นมาตรฐานสากลที่ใช้ระบุความสามารถทางภาษาของผู้เรียน โดยแบ่งออกเป็น 3 ระดับหลัก (A, B, C) และย่อยเป็น 6 ระดับ ได้แก่ A1 (Beginner), A2 (Elementary), B1 (Intermediate), B2 (Upper-Intermediate), C1 (Advanced) และ C2 (Proficient) การอ้างอิงระดับ CEFR ในโครงงานนี้ช่วยให้ผู้เรียนสามารถประเมินและเลือกเรียนคำศัพท์ที่สอดคล้องกับศักยภาพและเป้าหมายของ</w:t>
+      </w:r>
+      <w:proofErr w:type="spellStart"/>
+      <w:r>
+        <w:rPr>
+          <w:rFonts w:ascii="TH SarabunPSK" w:hAnsi="TH SarabunPSK" w:cs="TH SarabunPSK"/>
+        </w:rPr>
+        <w:t>ตนเองได้อย่างแม่นยำ</w:t>
+      </w:r>
+      <w:proofErr w:type="spellEnd"/>
     </w:p>
     <w:p>
       <w:pPr>
         <w:spacing w:after="80"/>
         <w:ind w:firstLine="720"/>
         <w:rPr>
-          <w:rFonts w:hint="eastAsia"/>
-        </w:rPr>
-      </w:pPr>
-      <w:r>
-        <w:t>จากปัญหาดังกล่าว ผู้จัดทำจึงเกิดแรงบันดาลใจในการพัฒนา "Vocab Trainer (ระบบเว็บแอปพลิเคชันอัจฉริยะสำหรับฝึกคำศัพท์ภาษาอังกฤษด้วยเทคนิคการทบทวนเว้นระยะและเกมการศึกษา)" ขึ้นมา เพื่อแก้ปัญหาให้กับตนเองและเพื่อนนักเรียนที่ต้องการพัฒนาภาษาอังกฤษแต่มีข้อจำกัดด้านงบประมาณ โดยระบบนี้ได้รับการออกแบบให้ใช้งานได้ฟรีบนเว็บเบราว์เซอร์ (Progressive Web App) ผสมผสานเทคนิคการทบทวนระยะห่างที่ทันสมัยที่มีความแม่นยำสูงในการคำนวณรอบทบทวน ร่วมกับระบบทดสอบวัดระดับอัตโนมัติ (Adaptive IRT Placement Test), คลังคำศัพท์ครอบคลุม 6 ระดับ CEFR (A1–C2) กว่า 3,600 คำ, มินิเกมฝึกทักษะ 10 รูปแบบที่ช่วยขจัดความน่าเบื่อ, และเครื่องเล่นเพลง Lo-Fi เพื่อเสริมสมาธิ เพื่อให้ผู้เรียนทุกคนสามารถเข้าถึงเครื่องมือการเรียนรู้ที่มีประสิทธิภาพสูงสุดได้โดยไม่มีอุปสรรคด้านค่าใช้จ่าย</w:t>
-      </w:r>
-    </w:p>
-    <w:p>
-      <w:pPr>
-        <w:spacing w:before="240" w:after="80"/>
-        <w:rPr>
-          <w:rFonts w:hint="eastAsia"/>
-        </w:rPr>
-      </w:pPr>
-      <w:r>
-        <w:rPr>
-          <w:b/>
-        </w:rPr>
-        <w:t>1.2 วัตถุประสงค์ของโครงงาน</w:t>
-      </w:r>
-    </w:p>
-    <w:p>
-      <w:pPr>
-        <w:pStyle w:val="a0"/>
-        <w:spacing w:after="40"/>
-        <w:rPr>
-          <w:rFonts w:hint="eastAsia"/>
-        </w:rPr>
-      </w:pPr>
-      <w:r>
-        <w:t>เพื่อพัฒนาเว็บแอปพลิเคชันฝึกคำศัพท์ภาษาอังกฤษอัจฉริยะที่ใช้เทคนิคการทบทวนระยะห่าง (Spaced Repetition) ในการบริหารจัดการรอบการทบทวนคำศัพท์ตามความจำของผู้เรียนแต่ละบุคคล</w:t>
-      </w:r>
-    </w:p>
-    <w:p>
-      <w:pPr>
-        <w:pStyle w:val="a0"/>
-        <w:spacing w:after="40"/>
-        <w:rPr>
-          <w:rFonts w:hint="eastAsia"/>
-        </w:rPr>
-      </w:pPr>
-      <w:r>
-        <w:t>เพื่อสร้างคลังคำศัพท์มาตรฐาน CEFR ตั้งแต่ระดับ A1 ถึง C2 รวมทั้งสิ้น 3,600 คำ พร้อมสำนวนวลี (Collocations &amp; Idioms) และตัวอย่างประโยคในชีวิตประจำวัน</w:t>
-      </w:r>
-    </w:p>
-    <w:p>
-      <w:pPr>
-        <w:pStyle w:val="a0"/>
-        <w:spacing w:after="40"/>
-        <w:rPr>
-          <w:rFonts w:hint="eastAsia"/>
-        </w:rPr>
-      </w:pPr>
-      <w:r>
-        <w:t>เพื่อพัฒนาโหมดการเรียนรู้และมินิเกมเพื่อการศึกษา (Educational Gamification) จำนวน 10 รูปแบบ พร้อมระบบประเมินการออกเสียง (Speech Pronunciation Assessment)</w:t>
-      </w:r>
-    </w:p>
-    <w:p>
-      <w:pPr>
-        <w:pStyle w:val="a0"/>
-        <w:spacing w:after="40"/>
-        <w:rPr>
-          <w:rFonts w:hint="eastAsia"/>
-        </w:rPr>
-      </w:pPr>
-      <w:r>
-        <w:t>เพื่อศึกษาและประเมินประสิทธิภาพของระบบในการช่วยเพิ่มความคงทนในการจำคำศัพท์ (Memory Retention) และความพึงพอใจของผู้ใช้งาน</w:t>
-      </w:r>
-    </w:p>
-    <w:p>
-      <w:pPr>
-        <w:spacing w:before="240" w:after="80"/>
-        <w:rPr>
-          <w:rFonts w:hint="eastAsia"/>
-        </w:rPr>
-      </w:pPr>
-      <w:r>
-        <w:rPr>
-          <w:b/>
-        </w:rPr>
-        <w:t>1.3 ขอบเขตของโครงงาน</w:t>
-      </w:r>
-    </w:p>
-    <w:p>
-      <w:pPr>
-        <w:pStyle w:val="a0"/>
-        <w:spacing w:after="40"/>
-        <w:rPr>
-          <w:rFonts w:hint="eastAsia"/>
-        </w:rPr>
-      </w:pPr>
-      <w:r>
+          <w:rFonts w:ascii="TH SarabunPSK" w:hAnsi="TH SarabunPSK" w:cs="TH SarabunPSK"/>
+        </w:rPr>
+      </w:pPr>
+    </w:p>
+    <w:p>
+      <w:pPr>
+        <w:rPr>
+          <w:rFonts w:ascii="TH SarabunPSK" w:hAnsi="TH SarabunPSK" w:cs="TH SarabunPSK"/>
+          <w:b/>
+          <w:bCs/>
+          <w:szCs w:val="32"/>
+          <w:lang w:bidi="th-TH"/>
+        </w:rPr>
+      </w:pPr>
+      <w:r>
+        <w:rPr>
+          <w:rFonts w:ascii="TH SarabunPSK" w:hAnsi="TH SarabunPSK" w:cs="TH SarabunPSK"/>
+          <w:b/>
+          <w:bCs/>
+          <w:szCs w:val="32"/>
+          <w:lang w:bidi="th-TH"/>
+        </w:rPr>
+        <w:t>2.</w:t>
+      </w:r>
+      <w:r>
+        <w:rPr>
+          <w:rFonts w:ascii="TH SarabunPSK" w:hAnsi="TH SarabunPSK" w:cs="TH SarabunPSK" w:hint="cs"/>
+          <w:b/>
+          <w:bCs/>
+          <w:szCs w:val="32"/>
+          <w:cs/>
+          <w:lang w:bidi="th-TH"/>
+        </w:rPr>
+        <w:t>2</w:t>
+      </w:r>
+      <w:r>
+        <w:rPr>
+          <w:rFonts w:ascii="TH SarabunPSK" w:hAnsi="TH SarabunPSK" w:cs="TH SarabunPSK"/>
+          <w:b/>
+          <w:bCs/>
+          <w:szCs w:val="32"/>
+          <w:lang w:bidi="th-TH"/>
+        </w:rPr>
+        <w:t xml:space="preserve"> </w:t>
+      </w:r>
+      <w:r>
+        <w:rPr>
+          <w:rFonts w:ascii="TH SarabunPSK" w:hAnsi="TH SarabunPSK" w:cs="TH SarabunPSK"/>
+          <w:b/>
+          <w:bCs/>
+          <w:szCs w:val="32"/>
+          <w:cs/>
+          <w:lang w:bidi="th-TH"/>
+        </w:rPr>
+        <w:t xml:space="preserve">ภาษา </w:t>
+      </w:r>
+      <w:r>
+        <w:rPr>
+          <w:rFonts w:ascii="TH SarabunPSK" w:hAnsi="TH SarabunPSK" w:cs="TH SarabunPSK"/>
+          <w:b/>
+          <w:bCs/>
+          <w:szCs w:val="32"/>
+          <w:lang w:bidi="th-TH"/>
+        </w:rPr>
+        <w:t>HTML (</w:t>
+      </w:r>
+      <w:proofErr w:type="spellStart"/>
+      <w:r>
+        <w:rPr>
+          <w:rFonts w:ascii="TH SarabunPSK" w:hAnsi="TH SarabunPSK" w:cs="TH SarabunPSK"/>
+          <w:b/>
+          <w:bCs/>
+          <w:szCs w:val="32"/>
+          <w:lang w:bidi="th-TH"/>
+        </w:rPr>
+        <w:t>HyperText</w:t>
+      </w:r>
+      <w:proofErr w:type="spellEnd"/>
+      <w:r>
+        <w:rPr>
+          <w:rFonts w:ascii="TH SarabunPSK" w:hAnsi="TH SarabunPSK" w:cs="TH SarabunPSK"/>
+          <w:b/>
+          <w:bCs/>
+          <w:szCs w:val="32"/>
+          <w:lang w:bidi="th-TH"/>
+        </w:rPr>
+        <w:t xml:space="preserve"> Markup Language)</w:t>
+      </w:r>
+    </w:p>
+    <w:p>
+      <w:pPr>
+        <w:ind w:firstLine="720"/>
+        <w:rPr>
+          <w:rFonts w:ascii="TH SarabunPSK" w:hAnsi="TH SarabunPSK" w:cs="TH SarabunPSK"/>
+          <w:szCs w:val="32"/>
+          <w:lang w:bidi="th-TH"/>
+        </w:rPr>
+      </w:pPr>
+      <w:r>
+        <w:rPr>
+          <w:rFonts w:ascii="TH SarabunPSK" w:hAnsi="TH SarabunPSK" w:cs="TH SarabunPSK"/>
+          <w:szCs w:val="32"/>
+          <w:cs/>
+          <w:lang w:bidi="th-TH"/>
+        </w:rPr>
+        <w:t xml:space="preserve">ภาษา </w:t>
+      </w:r>
+      <w:r>
+        <w:rPr>
+          <w:rFonts w:ascii="TH SarabunPSK" w:hAnsi="TH SarabunPSK" w:cs="TH SarabunPSK"/>
+          <w:szCs w:val="32"/>
+          <w:lang w:bidi="th-TH"/>
+        </w:rPr>
+        <w:t>HTML (</w:t>
+      </w:r>
+      <w:proofErr w:type="spellStart"/>
+      <w:r>
+        <w:rPr>
+          <w:rFonts w:ascii="TH SarabunPSK" w:hAnsi="TH SarabunPSK" w:cs="TH SarabunPSK"/>
+          <w:szCs w:val="32"/>
+          <w:lang w:bidi="th-TH"/>
+        </w:rPr>
+        <w:t>HyperText</w:t>
+      </w:r>
+      <w:proofErr w:type="spellEnd"/>
+      <w:r>
+        <w:rPr>
+          <w:rFonts w:ascii="TH SarabunPSK" w:hAnsi="TH SarabunPSK" w:cs="TH SarabunPSK"/>
+          <w:szCs w:val="32"/>
+          <w:lang w:bidi="th-TH"/>
+        </w:rPr>
+        <w:t xml:space="preserve"> Markup Language) </w:t>
+      </w:r>
+      <w:r>
+        <w:rPr>
+          <w:rFonts w:ascii="TH SarabunPSK" w:hAnsi="TH SarabunPSK" w:cs="TH SarabunPSK"/>
+          <w:szCs w:val="32"/>
+          <w:cs/>
+          <w:lang w:bidi="th-TH"/>
+        </w:rPr>
+        <w:t>เป็นภาษามาตรฐานที่ใช้ในการสร้างและจัดโครงสร้างเนื้อหาบนเว็บเพจ</w:t>
+      </w:r>
+      <w:r>
+        <w:rPr>
+          <w:rFonts w:ascii="TH SarabunPSK" w:hAnsi="TH SarabunPSK" w:cs="TH SarabunPSK"/>
+          <w:szCs w:val="32"/>
+          <w:lang w:bidi="th-TH"/>
+        </w:rPr>
+        <w:t xml:space="preserve"> </w:t>
+      </w:r>
+      <w:r>
+        <w:rPr>
+          <w:rFonts w:ascii="TH SarabunPSK" w:hAnsi="TH SarabunPSK" w:cs="TH SarabunPSK"/>
+          <w:szCs w:val="32"/>
+          <w:cs/>
+          <w:lang w:bidi="th-TH"/>
+        </w:rPr>
+        <w:t xml:space="preserve">โดย </w:t>
+      </w:r>
+      <w:r>
+        <w:rPr>
+          <w:rFonts w:ascii="TH SarabunPSK" w:hAnsi="TH SarabunPSK" w:cs="TH SarabunPSK"/>
+          <w:szCs w:val="32"/>
+          <w:lang w:bidi="th-TH"/>
+        </w:rPr>
+        <w:t xml:space="preserve">HTML </w:t>
+      </w:r>
+      <w:r>
+        <w:rPr>
+          <w:rFonts w:ascii="TH SarabunPSK" w:hAnsi="TH SarabunPSK" w:cs="TH SarabunPSK"/>
+          <w:szCs w:val="32"/>
+          <w:cs/>
+          <w:lang w:bidi="th-TH"/>
+        </w:rPr>
+        <w:t>ทำหน้าที่กำหนดองค์ประกอบพื้นฐานของเว็บไซต์ เช่น ข้อความ รูปภาพ ลิงก์ ตาราง และฟอร์มรับข้อมูล เพื่อให้โปรแกรม</w:t>
+      </w:r>
+      <w:proofErr w:type="spellStart"/>
+      <w:r>
+        <w:rPr>
+          <w:rFonts w:ascii="TH SarabunPSK" w:hAnsi="TH SarabunPSK" w:cs="TH SarabunPSK"/>
+          <w:szCs w:val="32"/>
+          <w:cs/>
+          <w:lang w:bidi="th-TH"/>
+        </w:rPr>
+        <w:t>เบ</w:t>
+      </w:r>
+      <w:proofErr w:type="spellEnd"/>
+      <w:r>
+        <w:rPr>
+          <w:rFonts w:ascii="TH SarabunPSK" w:hAnsi="TH SarabunPSK" w:cs="TH SarabunPSK"/>
+          <w:szCs w:val="32"/>
+          <w:cs/>
+          <w:lang w:bidi="th-TH"/>
+        </w:rPr>
+        <w:t>ราว์เซอร์แสดงผลได้อย่างถูกต้อง</w:t>
+      </w:r>
+    </w:p>
+    <w:p>
+      <w:pPr>
+        <w:ind w:firstLine="720"/>
+        <w:rPr>
+          <w:rFonts w:ascii="TH SarabunPSK" w:hAnsi="TH SarabunPSK" w:cs="TH SarabunPSK"/>
+          <w:szCs w:val="32"/>
+          <w:lang w:bidi="th-TH"/>
+        </w:rPr>
+      </w:pPr>
+    </w:p>
+    <w:p>
+      <w:pPr>
+        <w:pStyle w:val="affa"/>
+        <w:rPr>
+          <w:rFonts w:ascii="TH SarabunPSK" w:hAnsi="TH SarabunPSK" w:cs="TH SarabunPSK"/>
+          <w:b/>
+          <w:bCs/>
+          <w:sz w:val="32"/>
+          <w:szCs w:val="32"/>
+        </w:rPr>
+      </w:pPr>
+      <w:r>
+        <w:rPr>
+          <w:rFonts w:ascii="TH SarabunPSK" w:hAnsi="TH SarabunPSK" w:cs="TH SarabunPSK"/>
+          <w:b/>
+          <w:bCs/>
+          <w:sz w:val="32"/>
+          <w:szCs w:val="32"/>
+        </w:rPr>
+        <w:t>2.</w:t>
+      </w:r>
+      <w:r>
+        <w:rPr>
+          <w:rFonts w:ascii="TH SarabunPSK" w:hAnsi="TH SarabunPSK" w:cs="TH SarabunPSK"/>
+          <w:b/>
+          <w:bCs/>
+          <w:sz w:val="32"/>
+          <w:szCs w:val="32"/>
+        </w:rPr>
+        <w:t>3</w:t>
+      </w:r>
+      <w:r>
+        <w:rPr>
+          <w:rFonts w:ascii="TH SarabunPSK" w:hAnsi="TH SarabunPSK" w:cs="TH SarabunPSK"/>
+          <w:b/>
+          <w:bCs/>
+          <w:sz w:val="32"/>
+          <w:szCs w:val="32"/>
+        </w:rPr>
+        <w:t xml:space="preserve"> </w:t>
+      </w:r>
+      <w:r>
+        <w:rPr>
+          <w:rFonts w:ascii="TH SarabunPSK" w:hAnsi="TH SarabunPSK" w:cs="TH SarabunPSK"/>
+          <w:b/>
+          <w:bCs/>
+          <w:sz w:val="32"/>
+          <w:szCs w:val="32"/>
+          <w:cs/>
+        </w:rPr>
+        <w:t xml:space="preserve">ภาษา </w:t>
+      </w:r>
+      <w:r>
+        <w:rPr>
+          <w:rFonts w:ascii="TH SarabunPSK" w:hAnsi="TH SarabunPSK" w:cs="TH SarabunPSK"/>
+          <w:b/>
+          <w:bCs/>
+          <w:sz w:val="32"/>
+          <w:szCs w:val="32"/>
+        </w:rPr>
+        <w:t>CSS (Cascading Style Sheets)</w:t>
+      </w:r>
+    </w:p>
+    <w:p>
+      <w:pPr>
+        <w:pStyle w:val="affa"/>
+        <w:ind w:firstLine="720"/>
+        <w:rPr>
+          <w:rFonts w:ascii="TH SarabunPSK" w:hAnsi="TH SarabunPSK" w:cs="TH SarabunPSK"/>
+          <w:sz w:val="32"/>
+          <w:szCs w:val="32"/>
+        </w:rPr>
+      </w:pPr>
+      <w:r>
+        <w:rPr>
+          <w:rFonts w:ascii="TH SarabunPSK" w:hAnsi="TH SarabunPSK" w:cs="TH SarabunPSK"/>
+          <w:sz w:val="32"/>
+          <w:szCs w:val="32"/>
+          <w:cs/>
+        </w:rPr>
+        <w:t xml:space="preserve">ภาษา </w:t>
+      </w:r>
+      <w:r>
+        <w:rPr>
+          <w:rFonts w:ascii="TH SarabunPSK" w:hAnsi="TH SarabunPSK" w:cs="TH SarabunPSK"/>
+          <w:sz w:val="32"/>
+          <w:szCs w:val="32"/>
+        </w:rPr>
+        <w:t xml:space="preserve">CSS (Cascading Style Sheets) </w:t>
+      </w:r>
+      <w:r>
+        <w:rPr>
+          <w:rFonts w:ascii="TH SarabunPSK" w:hAnsi="TH SarabunPSK" w:cs="TH SarabunPSK"/>
+          <w:sz w:val="32"/>
+          <w:szCs w:val="32"/>
+          <w:cs/>
+        </w:rPr>
+        <w:t xml:space="preserve">เป็นภาษาที่ใช้ในการจัดรูปแบบการแสดงผลของเอกสาร </w:t>
+      </w:r>
+      <w:r>
+        <w:rPr>
+          <w:rFonts w:ascii="TH SarabunPSK" w:hAnsi="TH SarabunPSK" w:cs="TH SarabunPSK"/>
+          <w:sz w:val="32"/>
+          <w:szCs w:val="32"/>
+        </w:rPr>
+        <w:t xml:space="preserve">HTML </w:t>
+      </w:r>
+      <w:r>
+        <w:rPr>
+          <w:rFonts w:ascii="TH SarabunPSK" w:hAnsi="TH SarabunPSK" w:cs="TH SarabunPSK"/>
+          <w:sz w:val="32"/>
+          <w:szCs w:val="32"/>
+          <w:cs/>
+        </w:rPr>
+        <w:t>โดยทำหน้าที่ควบคุมรูปลักษณ์ภายนอกของเว็บเพจ เช่น สี ข้อความ ขนาด ฟอน</w:t>
+      </w:r>
+      <w:proofErr w:type="spellStart"/>
+      <w:r>
+        <w:rPr>
+          <w:rFonts w:ascii="TH SarabunPSK" w:hAnsi="TH SarabunPSK" w:cs="TH SarabunPSK"/>
+          <w:sz w:val="32"/>
+          <w:szCs w:val="32"/>
+          <w:cs/>
+        </w:rPr>
+        <w:t>ต์</w:t>
+      </w:r>
+      <w:proofErr w:type="spellEnd"/>
+      <w:r>
+        <w:rPr>
+          <w:rFonts w:ascii="TH SarabunPSK" w:hAnsi="TH SarabunPSK" w:cs="TH SarabunPSK"/>
+          <w:sz w:val="32"/>
+          <w:szCs w:val="32"/>
+          <w:cs/>
+        </w:rPr>
+        <w:t xml:space="preserve"> ระยะห่าง การจัดวางตำแหน่</w:t>
+      </w:r>
+      <w:r>
+        <w:rPr>
+          <w:rFonts w:ascii="TH SarabunPSK" w:hAnsi="TH SarabunPSK" w:cs="TH SarabunPSK" w:hint="cs"/>
+          <w:sz w:val="32"/>
+          <w:szCs w:val="32"/>
+          <w:cs/>
+        </w:rPr>
+        <w:t>ง</w:t>
+      </w:r>
+      <w:r>
+        <w:rPr>
+          <w:rFonts w:ascii="TH SarabunPSK" w:hAnsi="TH SarabunPSK" w:cs="TH SarabunPSK"/>
+          <w:sz w:val="32"/>
+          <w:szCs w:val="32"/>
+          <w:cs/>
+        </w:rPr>
+        <w:t>และการรองรับการแสดงผลบนหน้าจอขนาดต่างๆ เพื่อให้เว็บไซต์มีความสวยงามและใช้งานได้ง่ายขึ้น</w:t>
+      </w:r>
+    </w:p>
+    <w:p>
+      <w:pPr>
+        <w:pStyle w:val="affa"/>
+        <w:rPr>
+          <w:rFonts w:ascii="TH SarabunPSK" w:hAnsi="TH SarabunPSK" w:cs="TH SarabunPSK"/>
+          <w:sz w:val="32"/>
+          <w:szCs w:val="32"/>
+        </w:rPr>
+      </w:pPr>
+    </w:p>
+    <w:p>
+      <w:pPr>
+        <w:pStyle w:val="affa"/>
+        <w:rPr>
+          <w:rFonts w:ascii="TH SarabunPSK" w:hAnsi="TH SarabunPSK" w:cs="TH SarabunPSK"/>
+          <w:sz w:val="32"/>
+          <w:szCs w:val="32"/>
+        </w:rPr>
+      </w:pPr>
+    </w:p>
+    <w:p>
+      <w:pPr>
+        <w:pStyle w:val="affa"/>
+        <w:rPr>
+          <w:rFonts w:ascii="TH SarabunPSK" w:hAnsi="TH SarabunPSK" w:cs="TH SarabunPSK"/>
+          <w:sz w:val="32"/>
+          <w:szCs w:val="32"/>
+        </w:rPr>
+      </w:pPr>
+    </w:p>
+    <w:p>
+      <w:pPr>
+        <w:pStyle w:val="affa"/>
+        <w:rPr>
+          <w:rFonts w:ascii="TH SarabunPSK" w:hAnsi="TH SarabunPSK" w:cs="TH SarabunPSK"/>
+          <w:sz w:val="32"/>
+          <w:szCs w:val="32"/>
+        </w:rPr>
+      </w:pPr>
+    </w:p>
+    <w:p>
+      <w:pPr>
+        <w:pStyle w:val="affa"/>
+        <w:rPr>
+          <w:rFonts w:ascii="TH SarabunPSK" w:hAnsi="TH SarabunPSK" w:cs="TH SarabunPSK"/>
+          <w:sz w:val="32"/>
+          <w:szCs w:val="32"/>
+        </w:rPr>
+      </w:pPr>
+      <w:r>
+        <w:rPr>
+          <w:rFonts w:ascii="TH SarabunPSK" w:hAnsi="TH SarabunPSK" w:cs="TH SarabunPSK"/>
+          <w:b/>
+          <w:bCs/>
+          <w:sz w:val="32"/>
+          <w:szCs w:val="32"/>
+        </w:rPr>
         <w:lastRenderedPageBreak/>
-        <w:t>ด้านเนื้อหา (Content Scope): คลังคำศัพท์มาตรฐาน CEFR ระดับ A1, A2, B1, B2, C1 และ C2 รวมทั้งหมด 360 วัน (ระดับละ 60 วัน) คิดเป็น 3,600 คำที่ไม่ซ้ำกัน พร้อมสำนวนและสำนวนภาษาอังกฤษประจำระดับ</w:t>
-      </w:r>
-    </w:p>
-    <w:p>
-      <w:pPr>
-        <w:pStyle w:val="a0"/>
-        <w:spacing w:after="40"/>
-        <w:rPr>
-          <w:rFonts w:hint="eastAsia"/>
-        </w:rPr>
-      </w:pPr>
-      <w:r>
-        <w:t>ด้านซอฟต์แวร์และเทคโนโลยี (Technical Scope): พัฒนาเป็น Progressive Web App (PWA) ด้วยเทคโนโลยี HTML5, CSS3 และ Vanilla JavaScript ทำงานบนเว็บเบราว์เซอร์ ใช้ระบบจัดเก็บข้อมูลแบบ Local Storage / SecureStore ร่วมกับระบบซิงค์คลาวด์ทางเลือก และประยุกต์ใช้เทคนิคการทบทวนระยะห่างร่วมกับ Item Response Theory (IRT)</w:t>
-      </w:r>
-    </w:p>
-    <w:p>
-      <w:pPr>
-        <w:pStyle w:val="a0"/>
-        <w:spacing w:after="40"/>
-        <w:rPr>
-          <w:rFonts w:hint="eastAsia"/>
-        </w:rPr>
-      </w:pPr>
-      <w:r>
-        <w:t>ด้านฟังก์ชันการทำงานหลัก (Core Features): ระบบทดสอบวัดระดับ (Placement Test) ปรับความยากอัตโนมัติ, โหมดการเรียนรู้ 10 ชนิด, ระบบจัดการงานประจำวัน (Daily Tasks), ระบบทบทวนคำศัพท์ที่ลืมบ่อย (Weak Words Hub), สถิติวิเคราะห์การเรียนรู้ (Learning Analytics &amp; Heatmap), และเครื่องเล่นเพลง Lo-Fi มินิเพลเยอร์ในตัว</w:t>
-      </w:r>
-    </w:p>
-    <w:p>
-      <w:pPr>
-        <w:spacing w:before="240" w:after="80"/>
-        <w:rPr>
-          <w:rFonts w:hint="eastAsia"/>
-        </w:rPr>
-      </w:pPr>
-      <w:r>
-        <w:rPr>
-          <w:b/>
-        </w:rPr>
-        <w:t>1.4 ประโยชน์ที่คาดว่าจะได้รับ</w:t>
-      </w:r>
-    </w:p>
-    <w:p>
-      <w:pPr>
-        <w:pStyle w:val="a0"/>
-        <w:spacing w:after="40"/>
-        <w:rPr>
-          <w:rFonts w:hint="eastAsia"/>
-        </w:rPr>
-      </w:pPr>
-      <w:r>
-        <w:t>ผู้เรียนสามารถจดจำคำศัพท์ภาษาอังกฤษได้อย่างถาวรและมีประสิทธิภาพสูงสุดผ่านเทคนิคการทบทวนระยะห่าง ลดเวลาในการทบทวนที่ไม่จำเป็นและเพิ่มความถี่ในคำที่จำยาก</w:t>
-      </w:r>
-    </w:p>
-    <w:p>
-      <w:pPr>
-        <w:pStyle w:val="a0"/>
-        <w:spacing w:after="40"/>
-        <w:rPr>
-          <w:rFonts w:hint="eastAsia"/>
-        </w:rPr>
-      </w:pPr>
-      <w:r>
-        <w:t>ได้รับเว็บแอปพลิเคชันเพื่อการศึกษาที่มีความสมบูรณ์ ทันสมัย รองรับทั้งภาษาไทยและภาษาอังกฤษ สามารถใช้งานได้ฟรีบนทุกอุปกรณ์โดยไม่มีโฆษณาคั่น</w:t>
-      </w:r>
-    </w:p>
-    <w:p>
-      <w:pPr>
-        <w:pStyle w:val="a0"/>
-        <w:spacing w:after="40"/>
-        <w:rPr>
-          <w:rFonts w:hint="eastAsia"/>
-        </w:rPr>
-      </w:pPr>
-      <w:r>
-        <w:t>ส่งเสริมให้นักเรียนและผู้สนใจทั่วไปสามารถพัฒนาทักษะคำศัพท์ภาษาอังกฤษสู่ระดับสากล (CEFR A1–C2) ได้ด้วยตนเองอย่างเป็นระบบ</w:t>
-      </w:r>
-    </w:p>
-    <w:p>
-      <w:pPr>
-        <w:pStyle w:val="a0"/>
-        <w:spacing w:after="40"/>
-        <w:rPr>
-          <w:rFonts w:hint="eastAsia"/>
-        </w:rPr>
-      </w:pPr>
-      <w:r>
-        <w:t>เป็นต้นแบบในการบูรณาการวิทยาการคอมพิวเตอร์เข้ากับการศึกษาเพื่อส่งเข้าประกวดในเวทีวิชาการระดับชาติและนานาชาติ</w:t>
-      </w:r>
-    </w:p>
-    <w:p>
-      <w:pPr>
-        <w:spacing w:before="240" w:after="80"/>
-        <w:rPr>
-          <w:rFonts w:hint="eastAsia"/>
-        </w:rPr>
-      </w:pPr>
-      <w:r>
-        <w:rPr>
-          <w:b/>
-        </w:rPr>
-        <w:t>1.5 นิยามศัพท์เฉพาะ</w:t>
-      </w:r>
-    </w:p>
-    <w:p>
-      <w:pPr>
-        <w:pStyle w:val="a0"/>
-        <w:spacing w:after="40"/>
-        <w:rPr>
-          <w:rFonts w:hint="eastAsia"/>
-        </w:rPr>
-      </w:pPr>
-      <w:r>
-        <w:t xml:space="preserve">Spaced Repetition (การทบทวนแบบเว้นระยะ): เทคนิคการเรียนรู้ที่ให้ผู้เรียนทบทวนข้อมูลในช่วงเวลาที่กำลังจะลืม </w:t>
-      </w:r>
-      <w:r>
-        <w:lastRenderedPageBreak/>
-        <w:t>โดยอาศัยอัลกอริทึมคำนวณความมั่นคงและความยากของบัตรคำ เพื่อย้ายข้อมูลจากความจำระยะสั้นสู่ความจำระยะยาว</w:t>
-      </w:r>
-    </w:p>
-    <w:p>
-      <w:pPr>
-        <w:pStyle w:val="a0"/>
-        <w:spacing w:after="40"/>
-        <w:rPr>
-          <w:rFonts w:hint="eastAsia"/>
-        </w:rPr>
-      </w:pPr>
-      <w:r>
-        <w:t>CEFR (Common European Framework of Reference for Languages): กรอบอ้างอิงทางภาษาของสหภาพยุโรป ใช้แบ่งระดับความสามารถทางภาษาออกเป็น 6 ระดับ ได้แก่ A1, A2, B1, B2, C1 และ C2</w:t>
-      </w:r>
-    </w:p>
-    <w:p>
-      <w:pPr>
-        <w:pStyle w:val="a0"/>
-        <w:spacing w:after="40"/>
-        <w:rPr>
-          <w:rFonts w:hint="eastAsia"/>
-        </w:rPr>
-      </w:pPr>
-      <w:r>
-        <w:t>Gamification (การเกมฟิเคชัน): การนำองค์ประกอบและกลไกของเกมมาประยุกต์ใช้เพื่อสร้างแรงจูงใจในการเรียนรู้</w:t>
-      </w:r>
-    </w:p>
-    <w:p>
-      <w:pPr>
-        <w:pStyle w:val="a0"/>
-        <w:spacing w:after="40"/>
-        <w:rPr>
-          <w:rFonts w:hint="eastAsia"/>
-        </w:rPr>
-      </w:pPr>
-      <w:r>
-        <w:t>Adaptive Placement Test: แบบทดสอบวัดระดับที่ปรับระดับความยากของคำถามตามความสามารถของผู้สอบแบบเรียลไทม์ เพื่อประเมินระดับ CEFR ที่แท้จริงของผู้เรียน</w:t>
-      </w:r>
-    </w:p>
-    <w:p>
-      <w:pPr>
-        <w:rPr>
-          <w:rFonts w:hint="eastAsia"/>
-        </w:rPr>
-      </w:pPr>
-      <w:r>
-        <w:br w:type="page"/>
-      </w:r>
-    </w:p>
-    <w:p>
-      <w:pPr>
-        <w:jc w:val="center"/>
-        <w:rPr>
-          <w:rFonts w:hint="eastAsia"/>
-        </w:rPr>
-      </w:pPr>
-      <w:r>
-        <w:rPr>
-          <w:b/>
-          <w:sz w:val="36"/>
-        </w:rPr>
-        <w:lastRenderedPageBreak/>
-        <w:t>บทที่ 2</w:t>
-      </w:r>
-      <w:r>
-        <w:rPr>
-          <w:b/>
-          <w:sz w:val="36"/>
-        </w:rPr>
-        <w:br/>
-        <w:t>เอกสารและทฤษฎีที่เกี่ยวข้อง (Literature Review)</w:t>
-      </w:r>
-    </w:p>
-    <w:p>
-      <w:pPr>
-        <w:spacing w:before="240" w:after="80"/>
-        <w:rPr>
-          <w:rFonts w:hint="eastAsia"/>
-        </w:rPr>
-      </w:pPr>
-      <w:r>
-        <w:rPr>
-          <w:b/>
-        </w:rPr>
-        <w:t>2.1 กรอบมาตรฐานสากล CEFR (Common European Framework of Reference for Languages)</w:t>
+        <w:t>2.</w:t>
+      </w:r>
+      <w:r>
+        <w:rPr>
+          <w:rFonts w:ascii="TH SarabunPSK" w:hAnsi="TH SarabunPSK" w:cs="TH SarabunPSK"/>
+          <w:b/>
+          <w:bCs/>
+          <w:sz w:val="32"/>
+          <w:szCs w:val="32"/>
+        </w:rPr>
+        <w:t>4</w:t>
+      </w:r>
+      <w:r>
+        <w:rPr>
+          <w:rFonts w:ascii="TH SarabunPSK" w:hAnsi="TH SarabunPSK" w:cs="TH SarabunPSK"/>
+          <w:b/>
+          <w:bCs/>
+          <w:sz w:val="32"/>
+          <w:szCs w:val="32"/>
+        </w:rPr>
+        <w:t xml:space="preserve"> </w:t>
+      </w:r>
+      <w:r>
+        <w:rPr>
+          <w:rFonts w:ascii="TH SarabunPSK" w:hAnsi="TH SarabunPSK" w:cs="TH SarabunPSK"/>
+          <w:b/>
+          <w:bCs/>
+          <w:sz w:val="32"/>
+          <w:szCs w:val="32"/>
+          <w:cs/>
+        </w:rPr>
+        <w:t xml:space="preserve">ภาษา </w:t>
+      </w:r>
+      <w:r>
+        <w:rPr>
+          <w:rFonts w:ascii="TH SarabunPSK" w:hAnsi="TH SarabunPSK" w:cs="TH SarabunPSK"/>
+          <w:b/>
+          <w:bCs/>
+          <w:sz w:val="32"/>
+          <w:szCs w:val="32"/>
+        </w:rPr>
+        <w:t>JavaScript</w:t>
+      </w:r>
+    </w:p>
+    <w:p>
+      <w:pPr>
+        <w:pStyle w:val="affa"/>
+        <w:ind w:firstLine="720"/>
+        <w:rPr>
+          <w:rFonts w:ascii="TH SarabunPSK" w:hAnsi="TH SarabunPSK" w:cs="TH SarabunPSK"/>
+          <w:sz w:val="32"/>
+          <w:szCs w:val="32"/>
+        </w:rPr>
+      </w:pPr>
+      <w:r>
+        <w:rPr>
+          <w:rFonts w:ascii="TH SarabunPSK" w:hAnsi="TH SarabunPSK" w:cs="TH SarabunPSK"/>
+          <w:sz w:val="32"/>
+          <w:szCs w:val="32"/>
+          <w:cs/>
+        </w:rPr>
+        <w:t xml:space="preserve">ภาษา </w:t>
+      </w:r>
+      <w:r>
+        <w:rPr>
+          <w:rFonts w:ascii="TH SarabunPSK" w:hAnsi="TH SarabunPSK" w:cs="TH SarabunPSK"/>
+          <w:sz w:val="32"/>
+          <w:szCs w:val="32"/>
+        </w:rPr>
+        <w:t xml:space="preserve">JavaScript </w:t>
+      </w:r>
+      <w:r>
+        <w:rPr>
+          <w:rFonts w:ascii="TH SarabunPSK" w:hAnsi="TH SarabunPSK" w:cs="TH SarabunPSK"/>
+          <w:sz w:val="32"/>
+          <w:szCs w:val="32"/>
+          <w:cs/>
+        </w:rPr>
+        <w:t>เป็นภาษาสคริปต์</w:t>
+      </w:r>
+      <w:r>
+        <w:rPr>
+          <w:rFonts w:ascii="TH SarabunPSK" w:hAnsi="TH SarabunPSK" w:cs="TH SarabunPSK"/>
+          <w:sz w:val="32"/>
+          <w:szCs w:val="32"/>
+        </w:rPr>
+        <w:t xml:space="preserve"> </w:t>
+      </w:r>
+      <w:r>
+        <w:rPr>
+          <w:rFonts w:ascii="TH SarabunPSK" w:hAnsi="TH SarabunPSK" w:cs="TH SarabunPSK"/>
+          <w:sz w:val="32"/>
+          <w:szCs w:val="32"/>
+          <w:cs/>
+        </w:rPr>
+        <w:t>ประเภทระดับสูง ที่ทำงานในลักษณะประมวลผลคำสั่งฝั่งไคลเอน</w:t>
+      </w:r>
+      <w:proofErr w:type="spellStart"/>
+      <w:r>
+        <w:rPr>
+          <w:rFonts w:ascii="TH SarabunPSK" w:hAnsi="TH SarabunPSK" w:cs="TH SarabunPSK"/>
+          <w:sz w:val="32"/>
+          <w:szCs w:val="32"/>
+          <w:cs/>
+        </w:rPr>
+        <w:t>ต์</w:t>
+      </w:r>
+      <w:proofErr w:type="spellEnd"/>
+      <w:r>
+        <w:rPr>
+          <w:rFonts w:ascii="TH SarabunPSK" w:hAnsi="TH SarabunPSK" w:cs="TH SarabunPSK"/>
+          <w:sz w:val="32"/>
+          <w:szCs w:val="32"/>
+          <w:cs/>
+        </w:rPr>
+        <w:t>บนเว็บ</w:t>
+      </w:r>
+      <w:proofErr w:type="spellStart"/>
+      <w:r>
+        <w:rPr>
+          <w:rFonts w:ascii="TH SarabunPSK" w:hAnsi="TH SarabunPSK" w:cs="TH SarabunPSK"/>
+          <w:sz w:val="32"/>
+          <w:szCs w:val="32"/>
+          <w:cs/>
+        </w:rPr>
+        <w:t>เบ</w:t>
+      </w:r>
+      <w:proofErr w:type="spellEnd"/>
+      <w:r>
+        <w:rPr>
+          <w:rFonts w:ascii="TH SarabunPSK" w:hAnsi="TH SarabunPSK" w:cs="TH SarabunPSK"/>
+          <w:sz w:val="32"/>
+          <w:szCs w:val="32"/>
+          <w:cs/>
+        </w:rPr>
+        <w:t>ราว์เซอร์ ทำหน้าที่เพิ่มการตอบสนองแบบ</w:t>
+      </w:r>
+      <w:proofErr w:type="spellStart"/>
+      <w:r>
+        <w:rPr>
+          <w:rFonts w:ascii="TH SarabunPSK" w:hAnsi="TH SarabunPSK" w:cs="TH SarabunPSK"/>
+          <w:sz w:val="32"/>
+          <w:szCs w:val="32"/>
+          <w:cs/>
+        </w:rPr>
+        <w:t>ได</w:t>
+      </w:r>
+      <w:proofErr w:type="spellEnd"/>
+      <w:r>
+        <w:rPr>
+          <w:rFonts w:ascii="TH SarabunPSK" w:hAnsi="TH SarabunPSK" w:cs="TH SarabunPSK"/>
+          <w:sz w:val="32"/>
+          <w:szCs w:val="32"/>
+          <w:cs/>
+        </w:rPr>
+        <w:t>นาให้กับเว็บไซต์ เช่น การตอบสนองต่อการคลิกของผู้ใช้ การตรวจสอบความถูกต้องของฟอร์มข้อมูล การดึงข้อมูลจาก</w:t>
+      </w:r>
+      <w:proofErr w:type="spellStart"/>
+      <w:r>
+        <w:rPr>
+          <w:rFonts w:ascii="TH SarabunPSK" w:hAnsi="TH SarabunPSK" w:cs="TH SarabunPSK"/>
+          <w:sz w:val="32"/>
+          <w:szCs w:val="32"/>
+          <w:cs/>
+        </w:rPr>
+        <w:t>เซิร์ฟเวอร์</w:t>
+      </w:r>
+      <w:proofErr w:type="spellEnd"/>
+      <w:r>
+        <w:rPr>
+          <w:rFonts w:ascii="TH SarabunPSK" w:hAnsi="TH SarabunPSK" w:cs="TH SarabunPSK"/>
+          <w:sz w:val="32"/>
+          <w:szCs w:val="32"/>
+          <w:cs/>
+        </w:rPr>
+        <w:t>โดยไม่ต้องโหลดหน้าเว็บใหม่และการสร้างแอนิเมชัน</w:t>
+      </w:r>
+    </w:p>
+    <w:p>
+      <w:pPr>
+        <w:pStyle w:val="affa"/>
+        <w:rPr>
+          <w:rFonts w:ascii="TH SarabunPSK" w:hAnsi="TH SarabunPSK" w:cs="TH SarabunPSK"/>
+          <w:sz w:val="32"/>
+          <w:szCs w:val="32"/>
+        </w:rPr>
+      </w:pPr>
+    </w:p>
+    <w:p>
+      <w:pPr>
+        <w:rPr>
+          <w:rFonts w:hint="cs"/>
+          <w:lang w:bidi="th-TH"/>
+        </w:rPr>
+      </w:pPr>
+      <w:r>
+        <w:rPr>
+          <w:b/>
+        </w:rPr>
+        <w:t xml:space="preserve">2.5 </w:t>
+      </w:r>
+      <w:proofErr w:type="spellStart"/>
+      <w:r>
+        <w:rPr>
+          <w:b/>
+        </w:rPr>
+        <w:t>ทฤษฎีการลืมและอัลกอริทึมทบทวนเว้นระยะ</w:t>
+      </w:r>
+      <w:proofErr w:type="spellEnd"/>
+      <w:r>
+        <w:rPr>
+          <w:b/>
+        </w:rPr>
+        <w:t xml:space="preserve"> </w:t>
       </w:r>
     </w:p>
     <w:p>
@@ -1105,48 +3900,2450 @@
           <w:rFonts w:hint="eastAsia"/>
         </w:rPr>
       </w:pPr>
-      <w:r>
-        <w:t>กรอบมาตรฐานความสามารถทางภาษาของสหภาพยุโรป (CEFR) เป็นมาตรฐานสากลที่ใช้ระบุความสามารถทางภาษาของผู้เรียน โดยแบ่งออกเป็น 3 ระดับหลัก (A, B, C) และย่อยเป็น 6 ระดับ ได้แก่ A1 (Beginner), A2 (Elementary), B1 (Intermediate), B2 (Upper-Intermediate), C1 (Advanced) และ C2 (Proficient) การอ้างอิงระดับ CEFR ในโครงงานนี้ช่วยให้ผู้เรียนสามารถประเมินและเลือกเรียนคำศัพท์ที่สอดคล้องกับศักยภาพและเป้าหมายของตนเองได้อย่างแม่นยำ</w:t>
-      </w:r>
-    </w:p>
-    <w:p>
-      <w:pPr>
-        <w:spacing w:before="240" w:after="80"/>
-        <w:rPr>
-          <w:rFonts w:hint="eastAsia"/>
-        </w:rPr>
-      </w:pPr>
-      <w:r>
-        <w:rPr>
-          <w:b/>
-        </w:rPr>
-        <w:t>2.2 เทคนิคการทบทวนแบบเว้นระยะ (Spaced Repetition) และอัลกอริทึม FSRS</w:t>
-      </w:r>
+      <w:proofErr w:type="spellStart"/>
+      <w:r>
+        <w:t>เส้นโค้งการลืม</w:t>
+      </w:r>
+      <w:proofErr w:type="spellEnd"/>
+      <w:r>
+        <w:t xml:space="preserve"> (Ebbinghaus Forgetting Curve): Hermann Ebbinghaus </w:t>
+      </w:r>
+      <w:proofErr w:type="spellStart"/>
+      <w:r>
+        <w:t>นักจิตวิทยาชาวเยอรมัน</w:t>
+      </w:r>
+      <w:proofErr w:type="spellEnd"/>
+      <w:r>
+        <w:t xml:space="preserve"> ได้ค้นพบว่ามนุษย์จะลืมข้อมูลที่เรียนรู้ไปอย่างรวดเร็วหากไม่มีการทบทวนซ้ำ </w:t>
+      </w:r>
+      <w:proofErr w:type="spellStart"/>
+      <w:r>
+        <w:t>โดยสูญเสียความจำไปมากกว่า</w:t>
+      </w:r>
+      <w:proofErr w:type="spellEnd"/>
+      <w:r>
+        <w:t xml:space="preserve"> 50% </w:t>
+      </w:r>
+      <w:proofErr w:type="spellStart"/>
+      <w:r>
+        <w:t>ภายใน</w:t>
+      </w:r>
+      <w:proofErr w:type="spellEnd"/>
+      <w:r>
+        <w:t xml:space="preserve"> 1 </w:t>
+      </w:r>
+      <w:proofErr w:type="spellStart"/>
+      <w:r>
+        <w:t>วัน</w:t>
+      </w:r>
+      <w:proofErr w:type="spellEnd"/>
+      <w:r>
+        <w:t xml:space="preserve"> </w:t>
+      </w:r>
+      <w:proofErr w:type="spellStart"/>
+      <w:r>
+        <w:t>และเกือบ</w:t>
+      </w:r>
+      <w:proofErr w:type="spellEnd"/>
+      <w:r>
+        <w:t xml:space="preserve"> 90% </w:t>
+      </w:r>
+      <w:proofErr w:type="spellStart"/>
+      <w:r>
+        <w:t>ภายใน</w:t>
+      </w:r>
+      <w:proofErr w:type="spellEnd"/>
+      <w:r>
+        <w:t xml:space="preserve"> 1 </w:t>
+      </w:r>
+      <w:proofErr w:type="spellStart"/>
+      <w:r>
+        <w:t>เดือน</w:t>
+      </w:r>
+      <w:proofErr w:type="spellEnd"/>
+      <w:r>
+        <w:t xml:space="preserve"> </w:t>
+      </w:r>
+      <w:proofErr w:type="spellStart"/>
+      <w:r>
+        <w:t>การท่องจำแบบครั้งเดียวจึงไม่เกิดความยั่งยืน</w:t>
+      </w:r>
+      <w:proofErr w:type="spellEnd"/>
     </w:p>
     <w:p>
       <w:pPr>
         <w:spacing w:after="80"/>
         <w:ind w:firstLine="720"/>
         <w:rPr>
+          <w:lang w:bidi="th-TH"/>
+        </w:rPr>
+      </w:pPr>
+      <w:proofErr w:type="spellStart"/>
+      <w:r>
+        <w:t>ระบบทบทวนเว้นระยะ</w:t>
+      </w:r>
+      <w:proofErr w:type="spellEnd"/>
+      <w:r>
+        <w:t xml:space="preserve"> (Spaced Repetition): เป็นเทคนิคการเรียนรู้ที่ให้ผู้เรียนทบทวนข้อมูลในช่วงเวลาที่กำลังจะลืม </w:t>
+      </w:r>
+      <w:proofErr w:type="spellStart"/>
+      <w:r>
+        <w:t>โดยในโครงงานนี้ได้ประยุกต์ใช้อัลกอริทึม</w:t>
+      </w:r>
+      <w:proofErr w:type="spellEnd"/>
+      <w:r>
+        <w:t xml:space="preserve"> FSRS-5 (Free Spaced Repetition Scheduler) </w:t>
+      </w:r>
+      <w:proofErr w:type="spellStart"/>
+      <w:r>
+        <w:t>ซึ่งคำนวณจากค่าความมั่นคงของความจำ</w:t>
+      </w:r>
+      <w:proofErr w:type="spellEnd"/>
+      <w:r>
+        <w:t xml:space="preserve"> (Stability) </w:t>
+      </w:r>
+      <w:proofErr w:type="spellStart"/>
+      <w:r>
+        <w:t>และระดับความยากของคำศัพท์</w:t>
+      </w:r>
+      <w:proofErr w:type="spellEnd"/>
+      <w:r>
+        <w:t xml:space="preserve"> (Difficulty) เพื่อกำหนดวันเวลาที่เหมาะสมที่สุดในการให้ผู้เรียนกลับมาทบทวนคำศัพท์นั้น ช่วยย้ายข้อมูลจากความจำระยะสั้นสู่ความจำระยะยาวได้</w:t>
+      </w:r>
+      <w:proofErr w:type="spellStart"/>
+      <w:r>
+        <w:t>อย่างมีประสิทธิภาพสูงสุด</w:t>
+      </w:r>
+      <w:proofErr w:type="spellEnd"/>
+    </w:p>
+    <w:p>
+      <w:pPr>
+        <w:spacing w:after="80"/>
+        <w:rPr>
+          <w:lang w:bidi="th-TH"/>
+        </w:rPr>
+      </w:pPr>
+    </w:p>
+    <w:p>
+      <w:pPr>
+        <w:spacing w:after="80"/>
+        <w:rPr>
+          <w:b/>
+          <w:lang w:bidi="th-TH"/>
+        </w:rPr>
+      </w:pPr>
+    </w:p>
+    <w:p>
+      <w:pPr>
+        <w:spacing w:after="80"/>
+        <w:rPr>
+          <w:b/>
+          <w:lang w:bidi="th-TH"/>
+        </w:rPr>
+      </w:pPr>
+    </w:p>
+    <w:p>
+      <w:pPr>
+        <w:spacing w:after="80"/>
+        <w:rPr>
+          <w:b/>
+          <w:lang w:bidi="th-TH"/>
+        </w:rPr>
+      </w:pPr>
+    </w:p>
+    <w:p>
+      <w:pPr>
+        <w:spacing w:after="80"/>
+        <w:rPr>
+          <w:b/>
+          <w:lang w:bidi="th-TH"/>
+        </w:rPr>
+      </w:pPr>
+    </w:p>
+    <w:p>
+      <w:pPr>
+        <w:spacing w:after="80"/>
+        <w:rPr>
+          <w:b/>
+          <w:lang w:bidi="th-TH"/>
+        </w:rPr>
+      </w:pPr>
+    </w:p>
+    <w:p>
+      <w:pPr>
+        <w:spacing w:after="80"/>
+        <w:rPr>
+          <w:b/>
+          <w:lang w:bidi="th-TH"/>
+        </w:rPr>
+      </w:pPr>
+    </w:p>
+    <w:p>
+      <w:pPr>
+        <w:spacing w:after="80"/>
+        <w:rPr>
+          <w:b/>
+          <w:lang w:bidi="th-TH"/>
+        </w:rPr>
+      </w:pPr>
+      <w:r>
+        <w:rPr>
+          <w:b/>
+        </w:rPr>
+        <w:lastRenderedPageBreak/>
+        <w:t xml:space="preserve">2.6 </w:t>
+      </w:r>
+      <w:proofErr w:type="spellStart"/>
+      <w:r>
+        <w:rPr>
+          <w:b/>
+        </w:rPr>
+        <w:t>หลักการออกแบบเกมเพื่อการศึกษา</w:t>
+      </w:r>
+      <w:proofErr w:type="spellEnd"/>
+    </w:p>
+    <w:p>
+      <w:pPr>
+        <w:spacing w:after="80"/>
+        <w:rPr>
           <w:rFonts w:hint="eastAsia"/>
         </w:rPr>
       </w:pPr>
       <w:r>
-        <w:t>การทบทวนแบบเว้นระยะ (Spaced Repetition) เป็นเทคนิคการเรียนรู้ที่มีงานวิจัยรองรับจำนวนมากว่าช่วยเพิ่มประสิทธิภาพการจำในระยะยาว โดยอาศัยกราฟการลืม (Forgetting Curve) ของ Ebbinghaus อัลกอริทึม FSRS (Free Spaced Repetition Scheduler) รุ่นล่าสุดถูกนำมาใช้ในโครงงานนี้เพื่อคำนวณช่วงเวลาที่เหมาะสมที่สุดในการนำคำศัพท์กลับมาให้ผู้เรียนทบทวน โดยคำนึงถึงความมั่นคงของความจำ (Stability) และระดับความยาก (Difficulty) ของคำศัพท์แต่ละคำ ทำให้ผู้เรียนไม่ต้องเสียเวลาทบทวนคำที่จำได้ดีแล้ว แต่จะเน้นทบทวนคำที่กำลังจะลืมแทน</w:t>
-      </w:r>
+        <w:rPr>
+          <w:b/>
+          <w:cs/>
+          <w:lang w:bidi="th-TH"/>
+        </w:rPr>
+        <w:tab/>
+      </w:r>
+      <w:proofErr w:type="spellStart"/>
+      <w:r>
+        <w:t>การผสานกลไกของเกมเข้ากับการศึกษา</w:t>
+      </w:r>
+      <w:proofErr w:type="spellEnd"/>
+      <w:r>
+        <w:t xml:space="preserve"> </w:t>
+      </w:r>
+      <w:proofErr w:type="spellStart"/>
+      <w:r>
+        <w:t>ช่วยลดความน่าเบื่อและสร้างแรงจูงใจในการเรียนรู้</w:t>
+      </w:r>
+      <w:proofErr w:type="spellEnd"/>
+      <w:r>
+        <w:t xml:space="preserve"> </w:t>
+      </w:r>
+      <w:proofErr w:type="spellStart"/>
+      <w:r>
+        <w:t>โดยอ้างอิงตาม</w:t>
+      </w:r>
+      <w:proofErr w:type="spellEnd"/>
+      <w:r>
+        <w:t xml:space="preserve"> MDA Framework:</w:t>
+      </w:r>
+    </w:p>
+    <w:p>
+      <w:pPr>
+        <w:spacing w:after="80"/>
+        <w:rPr>
+          <w:rFonts w:hint="eastAsia"/>
+        </w:rPr>
+      </w:pPr>
+      <w:r>
+        <w:t>1. Mechanics (</w:t>
+      </w:r>
+      <w:proofErr w:type="spellStart"/>
+      <w:r>
+        <w:t>กลไกของเกม</w:t>
+      </w:r>
+      <w:proofErr w:type="spellEnd"/>
+      <w:r>
+        <w:t xml:space="preserve">): </w:t>
+      </w:r>
+      <w:proofErr w:type="spellStart"/>
+      <w:r>
+        <w:t>ระบบการให้คะแนน</w:t>
+      </w:r>
+      <w:proofErr w:type="spellEnd"/>
+      <w:r>
+        <w:t xml:space="preserve"> XP, </w:t>
+      </w:r>
+      <w:proofErr w:type="spellStart"/>
+      <w:r>
+        <w:t>แถบความคืบหน้า</w:t>
+      </w:r>
+      <w:proofErr w:type="spellEnd"/>
+      <w:r>
+        <w:t xml:space="preserve">, </w:t>
+      </w:r>
+      <w:proofErr w:type="spellStart"/>
+      <w:r>
+        <w:t>ระบบสะสมสตรีท</w:t>
+      </w:r>
+      <w:proofErr w:type="spellEnd"/>
+      <w:r>
+        <w:t xml:space="preserve">, </w:t>
+      </w:r>
+      <w:proofErr w:type="spellStart"/>
+      <w:r>
+        <w:t>และมินิเกมฝึกทักษะ</w:t>
+      </w:r>
+      <w:proofErr w:type="spellEnd"/>
+      <w:r>
+        <w:t xml:space="preserve"> 10 </w:t>
+      </w:r>
+      <w:proofErr w:type="spellStart"/>
+      <w:r>
+        <w:t>รูปแบบ</w:t>
+      </w:r>
+      <w:proofErr w:type="spellEnd"/>
+    </w:p>
+    <w:p>
+      <w:pPr>
+        <w:spacing w:after="80"/>
+        <w:rPr>
+          <w:rFonts w:hint="cs"/>
+          <w:lang w:bidi="th-TH"/>
+        </w:rPr>
+      </w:pPr>
+      <w:r>
+        <w:t>2. Dynamics (</w:t>
+      </w:r>
+      <w:proofErr w:type="spellStart"/>
+      <w:r>
+        <w:t>พลวัตการเล่น</w:t>
+      </w:r>
+      <w:proofErr w:type="spellEnd"/>
+      <w:r>
+        <w:t xml:space="preserve">): </w:t>
+      </w:r>
+      <w:proofErr w:type="spellStart"/>
+      <w:r>
+        <w:t>การตอบสนองของผู้เล่นต่อความท้าทาย</w:t>
+      </w:r>
+      <w:proofErr w:type="spellEnd"/>
+      <w:r>
+        <w:t xml:space="preserve"> </w:t>
+      </w:r>
+      <w:proofErr w:type="spellStart"/>
+      <w:r>
+        <w:t>เช่น</w:t>
+      </w:r>
+      <w:proofErr w:type="spellEnd"/>
+      <w:r>
+        <w:t xml:space="preserve"> </w:t>
+      </w:r>
+      <w:proofErr w:type="spellStart"/>
+      <w:proofErr w:type="gramStart"/>
+      <w:r>
+        <w:t>การแข่งขันในกระดานผู้นำ</w:t>
+      </w:r>
+      <w:proofErr w:type="spellEnd"/>
+      <w:r>
+        <w:t xml:space="preserve"> ,</w:t>
+      </w:r>
+      <w:proofErr w:type="gramEnd"/>
+      <w:r>
+        <w:t xml:space="preserve"> </w:t>
+      </w:r>
+      <w:proofErr w:type="spellStart"/>
+      <w:r>
+        <w:t>ภารกิจประจำวัน</w:t>
+      </w:r>
+      <w:proofErr w:type="spellEnd"/>
+      <w:r>
+        <w:t xml:space="preserve">, </w:t>
+      </w:r>
+      <w:proofErr w:type="spellStart"/>
+      <w:r>
+        <w:t>และการทบทวนคำศัพท์ที่จำยาก</w:t>
+      </w:r>
+      <w:proofErr w:type="spellEnd"/>
+    </w:p>
+    <w:p>
+      <w:pPr>
+        <w:spacing w:after="80"/>
+        <w:rPr>
+          <w:lang w:bidi="th-TH"/>
+        </w:rPr>
+      </w:pPr>
+      <w:r>
+        <w:t>3. Aesthetics (</w:t>
+      </w:r>
+      <w:proofErr w:type="spellStart"/>
+      <w:r>
+        <w:t>สุนทรียภาพทางอารมณ์</w:t>
+      </w:r>
+      <w:proofErr w:type="spellEnd"/>
+      <w:r>
+        <w:t xml:space="preserve">): </w:t>
+      </w:r>
+      <w:proofErr w:type="spellStart"/>
+      <w:r>
+        <w:t>ความรู้สึกตื่นเต้น</w:t>
+      </w:r>
+      <w:proofErr w:type="spellEnd"/>
+      <w:r>
+        <w:t xml:space="preserve"> </w:t>
+      </w:r>
+      <w:proofErr w:type="spellStart"/>
+      <w:r>
+        <w:t>ท้าทาย</w:t>
+      </w:r>
+      <w:proofErr w:type="spellEnd"/>
+      <w:r>
+        <w:t xml:space="preserve"> </w:t>
+      </w:r>
+      <w:proofErr w:type="spellStart"/>
+      <w:r>
+        <w:t>และเพลิดเพลิน</w:t>
+      </w:r>
+      <w:proofErr w:type="spellEnd"/>
+      <w:r>
+        <w:t xml:space="preserve"> </w:t>
+      </w:r>
+      <w:proofErr w:type="spellStart"/>
+      <w:r>
+        <w:t>พร้อมระบบเสียงเอฟเฟกต์นุ่มนวล</w:t>
+      </w:r>
+      <w:proofErr w:type="spellEnd"/>
+      <w:r>
+        <w:t xml:space="preserve"> </w:t>
+      </w:r>
+      <w:proofErr w:type="spellStart"/>
+      <w:r>
+        <w:t>และเครื่องเล่นเพลง</w:t>
+      </w:r>
+      <w:proofErr w:type="spellEnd"/>
+      <w:r>
+        <w:t xml:space="preserve"> Lo-Fi </w:t>
+      </w:r>
+      <w:proofErr w:type="spellStart"/>
+      <w:r>
+        <w:t>ที่ช่วยสร้างสมาธิขณะเรียน</w:t>
+      </w:r>
+      <w:proofErr w:type="spellEnd"/>
+    </w:p>
+    <w:p>
+      <w:pPr>
+        <w:spacing w:after="80"/>
+        <w:rPr>
+          <w:lang w:bidi="th-TH"/>
+        </w:rPr>
+      </w:pPr>
+    </w:p>
+    <w:p>
+      <w:pPr>
+        <w:spacing w:after="80"/>
+        <w:rPr>
+          <w:b/>
+          <w:lang w:bidi="th-TH"/>
+        </w:rPr>
+      </w:pPr>
+      <w:r>
+        <w:rPr>
+          <w:b/>
+        </w:rPr>
+        <w:t>2.</w:t>
+      </w:r>
+      <w:r>
+        <w:rPr>
+          <w:rFonts w:hint="cs"/>
+          <w:bCs/>
+          <w:szCs w:val="32"/>
+          <w:cs/>
+          <w:lang w:bidi="th-TH"/>
+        </w:rPr>
+        <w:t>7</w:t>
+      </w:r>
+      <w:r>
+        <w:rPr>
+          <w:b/>
+        </w:rPr>
+        <w:t xml:space="preserve"> </w:t>
+      </w:r>
+      <w:proofErr w:type="spellStart"/>
+      <w:r>
+        <w:rPr>
+          <w:b/>
+        </w:rPr>
+        <w:t>ระบบฐานข้อมูลคลาวด์และความปลอดภัย</w:t>
+      </w:r>
+      <w:proofErr w:type="spellEnd"/>
+    </w:p>
+    <w:p>
+      <w:pPr>
+        <w:spacing w:after="80"/>
+        <w:rPr>
+          <w:rFonts w:hint="cs"/>
+        </w:rPr>
+      </w:pPr>
+      <w:r>
+        <w:rPr>
+          <w:b/>
+          <w:cs/>
+          <w:lang w:bidi="th-TH"/>
+        </w:rPr>
+        <w:tab/>
+      </w:r>
+      <w:proofErr w:type="spellStart"/>
+      <w:r>
+        <w:t>ระบบจัดเก็บข้อมูลผสมผสานระหว่างการจัดเก็บในเครื่องผ่าน</w:t>
+      </w:r>
+      <w:proofErr w:type="spellEnd"/>
+      <w:r>
+        <w:t xml:space="preserve"> </w:t>
+      </w:r>
+      <w:proofErr w:type="spellStart"/>
+      <w:r>
+        <w:t>LocalStorage</w:t>
+      </w:r>
+      <w:proofErr w:type="spellEnd"/>
+      <w:r>
+        <w:t xml:space="preserve"> </w:t>
+      </w:r>
+      <w:proofErr w:type="spellStart"/>
+      <w:r>
+        <w:t>ร่วมกับระบบ</w:t>
+      </w:r>
+      <w:proofErr w:type="spellEnd"/>
+      <w:r>
+        <w:t xml:space="preserve"> </w:t>
+      </w:r>
+      <w:proofErr w:type="spellStart"/>
+      <w:r>
+        <w:t>SecureStore</w:t>
+      </w:r>
+      <w:proofErr w:type="spellEnd"/>
+      <w:r>
+        <w:t xml:space="preserve"> </w:t>
+      </w:r>
+      <w:proofErr w:type="spellStart"/>
+      <w:r>
+        <w:t>ที่มีการเข้ารหัสข้อมูลความปลอดภัย</w:t>
+      </w:r>
+      <w:proofErr w:type="spellEnd"/>
+      <w:r>
+        <w:t xml:space="preserve"> </w:t>
+      </w:r>
+      <w:proofErr w:type="spellStart"/>
+      <w:r>
+        <w:t>และรองรับการเชื่อมต่อกับ</w:t>
+      </w:r>
+      <w:proofErr w:type="spellEnd"/>
+      <w:r>
+        <w:t xml:space="preserve"> Firebase (Authentication &amp; </w:t>
+      </w:r>
+      <w:proofErr w:type="spellStart"/>
+      <w:r>
+        <w:t>Firestore</w:t>
+      </w:r>
+      <w:proofErr w:type="spellEnd"/>
+      <w:r>
+        <w:t xml:space="preserve">) </w:t>
+      </w:r>
+      <w:proofErr w:type="spellStart"/>
+      <w:r>
+        <w:t>สำหรับการซิงค์ข้อมูลผู้ใช้ข้ามอุปกรณ์แบบเรียลไทม์</w:t>
+      </w:r>
+      <w:proofErr w:type="spellEnd"/>
+      <w:r>
+        <w:t xml:space="preserve"> ช่วยให้ผู้เรียนไม่สูญเสียข้อมูลการเรียนรู้ไม่ว่าจะใช้งานผ่าน</w:t>
+      </w:r>
+      <w:proofErr w:type="spellStart"/>
+      <w:r>
+        <w:t>อุปกรณ์ใดก็ตาม</w:t>
+      </w:r>
+      <w:proofErr w:type="spellEnd"/>
+    </w:p>
+    <w:p>
+      <w:pPr>
+        <w:rPr>
+          <w:rFonts w:ascii="TH SarabunPSK" w:hAnsi="TH SarabunPSK" w:cs="TH SarabunPSK"/>
+          <w:szCs w:val="32"/>
+          <w:lang w:bidi="th-TH"/>
+        </w:rPr>
+      </w:pPr>
+    </w:p>
+    <w:p>
+      <w:pPr>
+        <w:rPr>
+          <w:rFonts w:ascii="TH SarabunPSK" w:hAnsi="TH SarabunPSK" w:cs="TH SarabunPSK"/>
+          <w:szCs w:val="32"/>
+          <w:lang w:bidi="th-TH"/>
+        </w:rPr>
+      </w:pPr>
+    </w:p>
+    <w:p>
+      <w:pPr>
+        <w:rPr>
+          <w:rFonts w:ascii="TH SarabunPSK" w:hAnsi="TH SarabunPSK" w:cs="TH SarabunPSK"/>
+        </w:rPr>
+      </w:pPr>
+      <w:r>
+        <w:rPr>
+          <w:rFonts w:ascii="TH SarabunPSK" w:hAnsi="TH SarabunPSK" w:cs="TH SarabunPSK"/>
+        </w:rPr>
+        <w:br w:type="page"/>
+      </w:r>
+    </w:p>
+    <w:p>
+      <w:pPr>
+        <w:jc w:val="center"/>
+        <w:rPr>
+          <w:rFonts w:ascii="TH SarabunPSK" w:hAnsi="TH SarabunPSK" w:cs="TH SarabunPSK" w:hint="cs"/>
+          <w:lang w:bidi="th-TH"/>
+        </w:rPr>
+      </w:pPr>
+      <w:r>
+        <w:rPr>
+          <w:rFonts w:ascii="TH SarabunPSK" w:hAnsi="TH SarabunPSK" w:cs="TH SarabunPSK"/>
+          <w:b/>
+          <w:sz w:val="36"/>
+        </w:rPr>
+        <w:lastRenderedPageBreak/>
+        <w:t>บทที่ 3</w:t>
+      </w:r>
+      <w:r>
+        <w:rPr>
+          <w:rFonts w:ascii="TH SarabunPSK" w:hAnsi="TH SarabunPSK" w:cs="TH SarabunPSK"/>
+          <w:b/>
+          <w:sz w:val="36"/>
+        </w:rPr>
+        <w:br/>
+      </w:r>
+      <w:proofErr w:type="spellStart"/>
+      <w:r>
+        <w:rPr>
+          <w:rFonts w:ascii="TH SarabunPSK" w:hAnsi="TH SarabunPSK" w:cs="TH SarabunPSK"/>
+          <w:b/>
+          <w:sz w:val="36"/>
+        </w:rPr>
+        <w:t>วิธีการดำเนินงาน</w:t>
+      </w:r>
+      <w:proofErr w:type="spellEnd"/>
     </w:p>
     <w:p>
       <w:pPr>
         <w:spacing w:before="240" w:after="80"/>
-        <w:rPr>
-          <w:rFonts w:hint="eastAsia"/>
-        </w:rPr>
-      </w:pPr>
-      <w:r>
-        <w:rPr>
-          <w:b/>
-        </w:rPr>
-        <w:t>2.3 ทฤษฎีการทดสอบแบบปรับค่า (Item Response Theory - IRT)</w:t>
+        <w:ind w:firstLine="720"/>
+        <w:rPr>
+          <w:rFonts w:ascii="TH SarabunPSK" w:hAnsi="TH SarabunPSK" w:cs="TH SarabunPSK"/>
+          <w:b/>
+          <w:szCs w:val="32"/>
+        </w:rPr>
+      </w:pPr>
+      <w:r>
+        <w:rPr>
+          <w:rFonts w:ascii="TH SarabunPSK" w:hAnsi="TH SarabunPSK" w:cs="TH SarabunPSK" w:hint="cs"/>
+          <w:b/>
+          <w:szCs w:val="32"/>
+          <w:cs/>
+          <w:lang w:bidi="th-TH"/>
+        </w:rPr>
+        <w:t>โครงงานระบบแอปพลิเคชันอัจฉริยะสำหรับฝึกคำศัพท์ภาษาอังกฤษ</w:t>
+      </w:r>
+      <w:r>
+        <w:rPr>
+          <w:rFonts w:ascii="TH SarabunPSK" w:hAnsi="TH SarabunPSK" w:cs="TH SarabunPSK"/>
+          <w:b/>
+          <w:szCs w:val="32"/>
+          <w:cs/>
+          <w:lang w:bidi="th-TH"/>
+        </w:rPr>
+        <w:t xml:space="preserve"> </w:t>
+      </w:r>
+      <w:r>
+        <w:rPr>
+          <w:rFonts w:ascii="TH SarabunPSK" w:hAnsi="TH SarabunPSK" w:cs="TH SarabunPSK" w:hint="cs"/>
+          <w:b/>
+          <w:szCs w:val="32"/>
+          <w:cs/>
+          <w:lang w:bidi="th-TH"/>
+        </w:rPr>
+        <w:t>เป็นการพัฒนาเว็บไซต์เพื่อช่วยส่งเสริมการเรียนรู้และฝึกฝนคำศัพท์ภาษาอังกฤษ</w:t>
+      </w:r>
+      <w:r>
+        <w:rPr>
+          <w:rFonts w:ascii="TH SarabunPSK" w:hAnsi="TH SarabunPSK" w:cs="TH SarabunPSK"/>
+          <w:b/>
+          <w:szCs w:val="32"/>
+          <w:cs/>
+          <w:lang w:bidi="th-TH"/>
+        </w:rPr>
+        <w:t xml:space="preserve"> </w:t>
+      </w:r>
+      <w:r>
+        <w:rPr>
+          <w:rFonts w:ascii="TH SarabunPSK" w:hAnsi="TH SarabunPSK" w:cs="TH SarabunPSK" w:hint="cs"/>
+          <w:b/>
+          <w:szCs w:val="32"/>
+          <w:cs/>
+          <w:lang w:bidi="th-TH"/>
+        </w:rPr>
+        <w:t>โดยมีการวัดระดับความรู้และจัดระดับความสามารถตามกรอบมาตรฐาน</w:t>
+      </w:r>
+      <w:r>
+        <w:rPr>
+          <w:rFonts w:ascii="TH SarabunPSK" w:hAnsi="TH SarabunPSK" w:cs="TH SarabunPSK"/>
+          <w:b/>
+          <w:szCs w:val="32"/>
+          <w:cs/>
+          <w:lang w:bidi="th-TH"/>
+        </w:rPr>
+        <w:t xml:space="preserve"> </w:t>
+      </w:r>
+      <w:r>
+        <w:rPr>
+          <w:rFonts w:ascii="TH SarabunPSK" w:hAnsi="TH SarabunPSK" w:cs="TH SarabunPSK"/>
+          <w:b/>
+          <w:szCs w:val="32"/>
+        </w:rPr>
+        <w:t xml:space="preserve">CEFR </w:t>
+      </w:r>
+      <w:r>
+        <w:rPr>
+          <w:rFonts w:ascii="TH SarabunPSK" w:hAnsi="TH SarabunPSK" w:cs="TH SarabunPSK" w:hint="cs"/>
+          <w:b/>
+          <w:szCs w:val="32"/>
+          <w:cs/>
+          <w:lang w:bidi="th-TH"/>
+        </w:rPr>
+        <w:t>พร้อมทั้งมีระบบสมาชิกสำหรับบันทึกข้อมูลผู้ใช้งาน</w:t>
+      </w:r>
+      <w:r>
+        <w:rPr>
+          <w:rFonts w:ascii="TH SarabunPSK" w:hAnsi="TH SarabunPSK" w:cs="TH SarabunPSK"/>
+          <w:b/>
+          <w:szCs w:val="32"/>
+          <w:cs/>
+          <w:lang w:bidi="th-TH"/>
+        </w:rPr>
+        <w:t xml:space="preserve"> </w:t>
+      </w:r>
+      <w:r>
+        <w:rPr>
+          <w:rFonts w:ascii="TH SarabunPSK" w:hAnsi="TH SarabunPSK" w:cs="TH SarabunPSK" w:hint="cs"/>
+          <w:b/>
+          <w:szCs w:val="32"/>
+          <w:cs/>
+          <w:lang w:bidi="th-TH"/>
+        </w:rPr>
+        <w:t>ระบบ</w:t>
+      </w:r>
+      <w:proofErr w:type="spellStart"/>
+      <w:r>
+        <w:rPr>
+          <w:rFonts w:ascii="TH SarabunPSK" w:hAnsi="TH SarabunPSK" w:cs="TH SarabunPSK" w:hint="cs"/>
+          <w:b/>
+          <w:szCs w:val="32"/>
+          <w:cs/>
+          <w:lang w:bidi="th-TH"/>
+        </w:rPr>
+        <w:t>เล</w:t>
+      </w:r>
+      <w:proofErr w:type="spellEnd"/>
+      <w:r>
+        <w:rPr>
+          <w:rFonts w:ascii="TH SarabunPSK" w:hAnsi="TH SarabunPSK" w:cs="TH SarabunPSK" w:hint="cs"/>
+          <w:b/>
+          <w:szCs w:val="32"/>
+          <w:cs/>
+          <w:lang w:bidi="th-TH"/>
+        </w:rPr>
+        <w:t>เวล</w:t>
+      </w:r>
+      <w:r>
+        <w:rPr>
+          <w:rFonts w:ascii="TH SarabunPSK" w:hAnsi="TH SarabunPSK" w:cs="TH SarabunPSK"/>
+          <w:b/>
+          <w:szCs w:val="32"/>
+          <w:lang w:bidi="th-TH"/>
+        </w:rPr>
+        <w:t xml:space="preserve"> </w:t>
+      </w:r>
+      <w:r>
+        <w:rPr>
+          <w:rFonts w:ascii="TH SarabunPSK" w:hAnsi="TH SarabunPSK" w:cs="TH SarabunPSK" w:hint="cs"/>
+          <w:b/>
+          <w:szCs w:val="32"/>
+          <w:cs/>
+          <w:lang w:bidi="th-TH"/>
+        </w:rPr>
+        <w:t>มินิเกม</w:t>
+      </w:r>
+      <w:r>
+        <w:rPr>
+          <w:rFonts w:ascii="TH SarabunPSK" w:hAnsi="TH SarabunPSK" w:cs="TH SarabunPSK" w:hint="cs"/>
+          <w:b/>
+          <w:szCs w:val="32"/>
+          <w:cs/>
+          <w:lang w:bidi="th-TH"/>
+        </w:rPr>
+        <w:t>และความสำเร็จ</w:t>
+      </w:r>
+      <w:r>
+        <w:rPr>
+          <w:rFonts w:ascii="TH SarabunPSK" w:hAnsi="TH SarabunPSK" w:cs="TH SarabunPSK"/>
+          <w:b/>
+          <w:szCs w:val="32"/>
+          <w:cs/>
+          <w:lang w:bidi="th-TH"/>
+        </w:rPr>
+        <w:t xml:space="preserve"> </w:t>
+      </w:r>
+      <w:r>
+        <w:rPr>
+          <w:rFonts w:ascii="TH SarabunPSK" w:hAnsi="TH SarabunPSK" w:cs="TH SarabunPSK" w:hint="cs"/>
+          <w:b/>
+          <w:szCs w:val="32"/>
+          <w:cs/>
+          <w:lang w:bidi="th-TH"/>
+        </w:rPr>
+        <w:t>รวมถึงระบบรางวัลเพื่อสร้างแรงจูงใจในการฝึกฝนอย่างต่อเนื่อง</w:t>
+      </w:r>
+      <w:r>
+        <w:rPr>
+          <w:rFonts w:ascii="TH SarabunPSK" w:hAnsi="TH SarabunPSK" w:cs="TH SarabunPSK"/>
+          <w:b/>
+          <w:szCs w:val="32"/>
+          <w:cs/>
+          <w:lang w:bidi="th-TH"/>
+        </w:rPr>
+        <w:t xml:space="preserve"> </w:t>
+      </w:r>
+      <w:r>
+        <w:rPr>
+          <w:rFonts w:ascii="TH SarabunPSK" w:hAnsi="TH SarabunPSK" w:cs="TH SarabunPSK" w:hint="cs"/>
+          <w:b/>
+          <w:szCs w:val="32"/>
+          <w:cs/>
+          <w:lang w:bidi="th-TH"/>
+        </w:rPr>
+        <w:t>คณะผู้จัดทำได้นำความรู้ด้านการพัฒนาเว็บไซต์</w:t>
+      </w:r>
+      <w:r>
+        <w:rPr>
+          <w:rFonts w:ascii="TH SarabunPSK" w:hAnsi="TH SarabunPSK" w:cs="TH SarabunPSK"/>
+          <w:b/>
+          <w:szCs w:val="32"/>
+          <w:cs/>
+          <w:lang w:bidi="th-TH"/>
+        </w:rPr>
+        <w:t xml:space="preserve"> </w:t>
+      </w:r>
+      <w:r>
+        <w:rPr>
+          <w:rFonts w:ascii="TH SarabunPSK" w:hAnsi="TH SarabunPSK" w:cs="TH SarabunPSK" w:hint="cs"/>
+          <w:b/>
+          <w:szCs w:val="32"/>
+          <w:cs/>
+          <w:lang w:bidi="th-TH"/>
+        </w:rPr>
+        <w:t>การออกแบบระบบ</w:t>
+      </w:r>
+      <w:r>
+        <w:rPr>
+          <w:rFonts w:ascii="TH SarabunPSK" w:hAnsi="TH SarabunPSK" w:cs="TH SarabunPSK"/>
+          <w:b/>
+          <w:szCs w:val="32"/>
+          <w:cs/>
+          <w:lang w:bidi="th-TH"/>
+        </w:rPr>
+        <w:t xml:space="preserve"> </w:t>
+      </w:r>
+      <w:r>
+        <w:rPr>
+          <w:rFonts w:ascii="TH SarabunPSK" w:hAnsi="TH SarabunPSK" w:cs="TH SarabunPSK" w:hint="cs"/>
+          <w:b/>
+          <w:szCs w:val="32"/>
+          <w:cs/>
+          <w:lang w:bidi="th-TH"/>
+        </w:rPr>
+        <w:t>และการจัดการฐานข้อมูลมาประยุกต์ใช้ในการพัฒนาโครงงาน</w:t>
+      </w:r>
+      <w:r>
+        <w:rPr>
+          <w:rFonts w:ascii="TH SarabunPSK" w:hAnsi="TH SarabunPSK" w:cs="TH SarabunPSK"/>
+          <w:b/>
+          <w:szCs w:val="32"/>
+          <w:cs/>
+          <w:lang w:bidi="th-TH"/>
+        </w:rPr>
+        <w:t xml:space="preserve"> </w:t>
+      </w:r>
+      <w:r>
+        <w:rPr>
+          <w:rFonts w:ascii="TH SarabunPSK" w:hAnsi="TH SarabunPSK" w:cs="TH SarabunPSK" w:hint="cs"/>
+          <w:b/>
+          <w:szCs w:val="32"/>
+          <w:cs/>
+          <w:lang w:bidi="th-TH"/>
+        </w:rPr>
+        <w:t>เพื่อให้ระบบสามารถใช้งานได้สะดวกและตอบสนองต่อความต้องการของผู้ใช้งาน</w:t>
+      </w:r>
+      <w:r>
+        <w:rPr>
+          <w:rFonts w:ascii="TH SarabunPSK" w:hAnsi="TH SarabunPSK" w:cs="TH SarabunPSK"/>
+          <w:b/>
+          <w:szCs w:val="32"/>
+          <w:cs/>
+          <w:lang w:bidi="th-TH"/>
+        </w:rPr>
+        <w:t xml:space="preserve"> </w:t>
+      </w:r>
+      <w:r>
+        <w:rPr>
+          <w:rFonts w:ascii="TH SarabunPSK" w:hAnsi="TH SarabunPSK" w:cs="TH SarabunPSK" w:hint="cs"/>
+          <w:b/>
+          <w:szCs w:val="32"/>
+          <w:cs/>
+          <w:lang w:bidi="th-TH"/>
+        </w:rPr>
+        <w:t>โดยคณะผู้จัดทำได้กำหนดอุปกรณ์</w:t>
+      </w:r>
+      <w:r>
+        <w:rPr>
+          <w:rFonts w:ascii="TH SarabunPSK" w:hAnsi="TH SarabunPSK" w:cs="TH SarabunPSK"/>
+          <w:b/>
+          <w:szCs w:val="32"/>
+          <w:cs/>
+          <w:lang w:bidi="th-TH"/>
+        </w:rPr>
+        <w:t xml:space="preserve"> </w:t>
+      </w:r>
+      <w:r>
+        <w:rPr>
+          <w:rFonts w:ascii="TH SarabunPSK" w:hAnsi="TH SarabunPSK" w:cs="TH SarabunPSK" w:hint="cs"/>
+          <w:b/>
+          <w:szCs w:val="32"/>
+          <w:cs/>
+          <w:lang w:bidi="th-TH"/>
+        </w:rPr>
+        <w:t>เครื่องมือ</w:t>
+      </w:r>
+      <w:r>
+        <w:rPr>
+          <w:rFonts w:ascii="TH SarabunPSK" w:hAnsi="TH SarabunPSK" w:cs="TH SarabunPSK"/>
+          <w:b/>
+          <w:szCs w:val="32"/>
+          <w:cs/>
+          <w:lang w:bidi="th-TH"/>
+        </w:rPr>
+        <w:t xml:space="preserve"> </w:t>
+      </w:r>
+      <w:r>
+        <w:rPr>
+          <w:rFonts w:ascii="TH SarabunPSK" w:hAnsi="TH SarabunPSK" w:cs="TH SarabunPSK" w:hint="cs"/>
+          <w:b/>
+          <w:szCs w:val="32"/>
+          <w:cs/>
+          <w:lang w:bidi="th-TH"/>
+        </w:rPr>
+        <w:t>และวิธีการดำเนินงาน</w:t>
+      </w:r>
+      <w:r>
+        <w:rPr>
+          <w:rFonts w:ascii="TH SarabunPSK" w:hAnsi="TH SarabunPSK" w:cs="TH SarabunPSK"/>
+          <w:b/>
+          <w:szCs w:val="32"/>
+          <w:cs/>
+          <w:lang w:bidi="th-TH"/>
+        </w:rPr>
+        <w:t xml:space="preserve"> </w:t>
+      </w:r>
+      <w:r>
+        <w:rPr>
+          <w:rFonts w:ascii="TH SarabunPSK" w:hAnsi="TH SarabunPSK" w:cs="TH SarabunPSK" w:hint="cs"/>
+          <w:b/>
+          <w:szCs w:val="32"/>
+          <w:cs/>
+          <w:lang w:bidi="th-TH"/>
+        </w:rPr>
+        <w:t>ดังต่อไปนี้</w:t>
+      </w:r>
+    </w:p>
+    <w:p>
+      <w:pPr>
+        <w:spacing w:before="240" w:after="80"/>
+        <w:rPr>
+          <w:rFonts w:ascii="TH SarabunPSK" w:hAnsi="TH SarabunPSK" w:cs="TH SarabunPSK" w:hint="eastAsia"/>
+          <w:b/>
+        </w:rPr>
+      </w:pPr>
+    </w:p>
+    <w:p>
+      <w:pPr>
+        <w:rPr>
+          <w:rFonts w:ascii="TH SarabunPSK" w:hAnsi="TH SarabunPSK" w:cs="TH SarabunPSK"/>
+          <w:bCs/>
+          <w:szCs w:val="32"/>
+          <w:lang w:bidi="th-TH"/>
+        </w:rPr>
+      </w:pPr>
+      <w:r>
+        <w:rPr>
+          <w:rFonts w:ascii="TH SarabunPSK" w:hAnsi="TH SarabunPSK" w:cs="TH SarabunPSK"/>
+          <w:b/>
+          <w:szCs w:val="32"/>
+        </w:rPr>
+        <w:t>3.1</w:t>
+      </w:r>
+      <w:r>
+        <w:rPr>
+          <w:rFonts w:ascii="TH SarabunPSK" w:hAnsi="TH SarabunPSK" w:cs="TH SarabunPSK"/>
+          <w:bCs/>
+          <w:szCs w:val="32"/>
+          <w:cs/>
+          <w:lang w:bidi="th-TH"/>
+        </w:rPr>
+        <w:t xml:space="preserve"> </w:t>
+      </w:r>
+      <w:r>
+        <w:rPr>
+          <w:rFonts w:ascii="TH SarabunPSK" w:hAnsi="TH SarabunPSK" w:cs="TH SarabunPSK" w:hint="cs"/>
+          <w:bCs/>
+          <w:szCs w:val="32"/>
+          <w:cs/>
+          <w:lang w:bidi="th-TH"/>
+        </w:rPr>
+        <w:t>กำหนดประชากรและกลุ่มตัวอย่าง</w:t>
+      </w:r>
+    </w:p>
+    <w:p>
+      <w:pPr>
+        <w:rPr>
+          <w:rFonts w:ascii="TH SarabunPSK" w:hAnsi="TH SarabunPSK" w:cs="TH SarabunPSK"/>
+          <w:b/>
+          <w:szCs w:val="32"/>
+          <w:lang w:bidi="th-TH"/>
+        </w:rPr>
+      </w:pPr>
+      <w:r>
+        <w:rPr>
+          <w:rFonts w:ascii="TH SarabunPSK" w:hAnsi="TH SarabunPSK" w:cs="TH SarabunPSK"/>
+          <w:bCs/>
+          <w:szCs w:val="32"/>
+          <w:cs/>
+          <w:lang w:bidi="th-TH"/>
+        </w:rPr>
+        <w:tab/>
+      </w:r>
+      <w:r>
+        <w:rPr>
+          <w:rFonts w:ascii="TH SarabunPSK" w:hAnsi="TH SarabunPSK" w:cs="TH SarabunPSK" w:hint="cs"/>
+          <w:b/>
+          <w:szCs w:val="32"/>
+          <w:cs/>
+          <w:lang w:bidi="th-TH"/>
+        </w:rPr>
+        <w:t>1.</w:t>
+      </w:r>
+      <w:r>
+        <w:rPr>
+          <w:rFonts w:ascii="TH SarabunPSK" w:hAnsi="TH SarabunPSK" w:cs="TH SarabunPSK" w:hint="cs"/>
+          <w:b/>
+          <w:szCs w:val="32"/>
+          <w:cs/>
+          <w:lang w:bidi="th-TH"/>
+        </w:rPr>
+        <w:t xml:space="preserve"> </w:t>
+      </w:r>
+      <w:r>
+        <w:rPr>
+          <w:rFonts w:ascii="TH SarabunPSK" w:hAnsi="TH SarabunPSK" w:cs="TH SarabunPSK" w:hint="cs"/>
+          <w:b/>
+          <w:szCs w:val="32"/>
+          <w:cs/>
+          <w:lang w:bidi="th-TH"/>
+        </w:rPr>
+        <w:t>ประชากรในโครงงานนี้</w:t>
+      </w:r>
+      <w:r>
+        <w:rPr>
+          <w:rFonts w:ascii="TH SarabunPSK" w:hAnsi="TH SarabunPSK" w:cs="TH SarabunPSK"/>
+          <w:b/>
+          <w:szCs w:val="32"/>
+          <w:cs/>
+          <w:lang w:bidi="th-TH"/>
+        </w:rPr>
+        <w:t xml:space="preserve"> </w:t>
+      </w:r>
+      <w:r>
+        <w:rPr>
+          <w:rFonts w:ascii="TH SarabunPSK" w:hAnsi="TH SarabunPSK" w:cs="TH SarabunPSK" w:hint="cs"/>
+          <w:b/>
+          <w:szCs w:val="32"/>
+          <w:cs/>
+          <w:lang w:bidi="th-TH"/>
+        </w:rPr>
+        <w:t>คือ</w:t>
+      </w:r>
+      <w:r>
+        <w:rPr>
+          <w:rFonts w:ascii="TH SarabunPSK" w:hAnsi="TH SarabunPSK" w:cs="TH SarabunPSK"/>
+          <w:b/>
+          <w:szCs w:val="32"/>
+          <w:cs/>
+          <w:lang w:bidi="th-TH"/>
+        </w:rPr>
+        <w:t xml:space="preserve"> </w:t>
+      </w:r>
+      <w:r>
+        <w:rPr>
+          <w:rFonts w:ascii="TH SarabunPSK" w:hAnsi="TH SarabunPSK" w:cs="TH SarabunPSK" w:hint="cs"/>
+          <w:b/>
+          <w:szCs w:val="32"/>
+          <w:cs/>
+          <w:lang w:bidi="th-TH"/>
+        </w:rPr>
+        <w:t>นักเรียนโรงเรียนวิทยาศาสตร์จุฬาภรณราชวิทยาลัย</w:t>
+      </w:r>
+      <w:r>
+        <w:rPr>
+          <w:rFonts w:ascii="TH SarabunPSK" w:hAnsi="TH SarabunPSK" w:cs="TH SarabunPSK"/>
+          <w:b/>
+          <w:szCs w:val="32"/>
+          <w:cs/>
+          <w:lang w:bidi="th-TH"/>
+        </w:rPr>
+        <w:t xml:space="preserve"> </w:t>
+      </w:r>
+      <w:r>
+        <w:rPr>
+          <w:rFonts w:ascii="TH SarabunPSK" w:hAnsi="TH SarabunPSK" w:cs="TH SarabunPSK" w:hint="cs"/>
+          <w:b/>
+          <w:szCs w:val="32"/>
+          <w:cs/>
+          <w:lang w:bidi="th-TH"/>
+        </w:rPr>
+        <w:t>เชียงราย</w:t>
+      </w:r>
+    </w:p>
+    <w:p>
+      <w:pPr>
+        <w:ind w:firstLine="720"/>
+        <w:rPr>
+          <w:rFonts w:ascii="TH SarabunPSK" w:hAnsi="TH SarabunPSK" w:cs="TH SarabunPSK" w:hint="cs"/>
+          <w:b/>
+          <w:szCs w:val="32"/>
+        </w:rPr>
+      </w:pPr>
+      <w:r>
+        <w:rPr>
+          <w:rFonts w:ascii="TH SarabunPSK" w:hAnsi="TH SarabunPSK" w:cs="TH SarabunPSK" w:hint="cs"/>
+          <w:b/>
+          <w:szCs w:val="32"/>
+          <w:cs/>
+          <w:lang w:bidi="th-TH"/>
+        </w:rPr>
+        <w:t>2.</w:t>
+      </w:r>
+      <w:r>
+        <w:rPr>
+          <w:rFonts w:ascii="TH SarabunPSK" w:hAnsi="TH SarabunPSK" w:cs="TH SarabunPSK" w:hint="cs"/>
+          <w:bCs/>
+          <w:szCs w:val="32"/>
+          <w:cs/>
+          <w:lang w:bidi="th-TH"/>
+        </w:rPr>
+        <w:t xml:space="preserve"> </w:t>
+      </w:r>
+      <w:r>
+        <w:rPr>
+          <w:rFonts w:ascii="TH SarabunPSK" w:hAnsi="TH SarabunPSK" w:cs="TH SarabunPSK" w:hint="cs"/>
+          <w:b/>
+          <w:szCs w:val="32"/>
+          <w:cs/>
+          <w:lang w:bidi="th-TH"/>
+        </w:rPr>
+        <w:t>กลุ่มตัวอย่างในโครงงาน</w:t>
+      </w:r>
+      <w:r>
+        <w:rPr>
+          <w:rFonts w:ascii="TH SarabunPSK" w:hAnsi="TH SarabunPSK" w:cs="TH SarabunPSK"/>
+          <w:b/>
+          <w:szCs w:val="32"/>
+          <w:cs/>
+          <w:lang w:bidi="th-TH"/>
+        </w:rPr>
+        <w:t xml:space="preserve"> </w:t>
+      </w:r>
+      <w:r>
+        <w:rPr>
+          <w:rFonts w:ascii="TH SarabunPSK" w:hAnsi="TH SarabunPSK" w:cs="TH SarabunPSK" w:hint="cs"/>
+          <w:b/>
+          <w:szCs w:val="32"/>
+          <w:cs/>
+          <w:lang w:bidi="th-TH"/>
+        </w:rPr>
+        <w:t>คือ</w:t>
+      </w:r>
+      <w:r>
+        <w:rPr>
+          <w:rFonts w:ascii="TH SarabunPSK" w:hAnsi="TH SarabunPSK" w:cs="TH SarabunPSK"/>
+          <w:b/>
+          <w:szCs w:val="32"/>
+          <w:cs/>
+          <w:lang w:bidi="th-TH"/>
+        </w:rPr>
+        <w:t xml:space="preserve"> </w:t>
+      </w:r>
+      <w:r>
+        <w:rPr>
+          <w:rFonts w:ascii="TH SarabunPSK" w:hAnsi="TH SarabunPSK" w:cs="TH SarabunPSK" w:hint="cs"/>
+          <w:b/>
+          <w:szCs w:val="32"/>
+          <w:cs/>
+          <w:lang w:bidi="th-TH"/>
+        </w:rPr>
+        <w:t>นักเรียนระดับชั้</w:t>
+      </w:r>
+      <w:r>
+        <w:rPr>
+          <w:rFonts w:ascii="TH SarabunPSK" w:hAnsi="TH SarabunPSK" w:cs="TH SarabunPSK" w:hint="cs"/>
+          <w:b/>
+          <w:szCs w:val="32"/>
+          <w:cs/>
+          <w:lang w:bidi="th-TH"/>
+        </w:rPr>
+        <w:t xml:space="preserve">น 3 </w:t>
+      </w:r>
+      <w:r>
+        <w:rPr>
+          <w:rFonts w:ascii="TH SarabunPSK" w:hAnsi="TH SarabunPSK" w:cs="TH SarabunPSK" w:hint="cs"/>
+          <w:b/>
+          <w:szCs w:val="32"/>
+          <w:cs/>
+          <w:lang w:bidi="th-TH"/>
+        </w:rPr>
+        <w:t>ปีการศึกษา</w:t>
+      </w:r>
+      <w:r>
+        <w:rPr>
+          <w:rFonts w:ascii="TH SarabunPSK" w:hAnsi="TH SarabunPSK" w:cs="TH SarabunPSK"/>
+          <w:b/>
+          <w:szCs w:val="32"/>
+          <w:cs/>
+          <w:lang w:bidi="th-TH"/>
+        </w:rPr>
+        <w:t xml:space="preserve"> 2569 </w:t>
+      </w:r>
+      <w:r>
+        <w:rPr>
+          <w:rFonts w:ascii="TH SarabunPSK" w:hAnsi="TH SarabunPSK" w:cs="TH SarabunPSK" w:hint="cs"/>
+          <w:b/>
+          <w:szCs w:val="32"/>
+          <w:cs/>
+          <w:lang w:bidi="th-TH"/>
+        </w:rPr>
+        <w:t>จำน</w:t>
+      </w:r>
+      <w:r>
+        <w:rPr>
+          <w:rFonts w:ascii="TH SarabunPSK" w:hAnsi="TH SarabunPSK" w:cs="TH SarabunPSK" w:hint="cs"/>
+          <w:b/>
+          <w:szCs w:val="32"/>
+          <w:cs/>
+          <w:lang w:bidi="th-TH"/>
+        </w:rPr>
+        <w:t>วน ...</w:t>
+      </w:r>
+      <w:r>
+        <w:rPr>
+          <w:rFonts w:ascii="TH SarabunPSK" w:hAnsi="TH SarabunPSK" w:cs="TH SarabunPSK" w:hint="cs"/>
+          <w:b/>
+          <w:szCs w:val="32"/>
+          <w:cs/>
+          <w:lang w:bidi="th-TH"/>
+        </w:rPr>
+        <w:t>คน</w:t>
+      </w:r>
+    </w:p>
+    <w:p>
+      <w:pPr>
+        <w:rPr>
+          <w:rFonts w:ascii="TH SarabunPSK" w:hAnsi="TH SarabunPSK" w:cs="TH SarabunPSK" w:hint="eastAsia"/>
+          <w:b/>
+          <w:szCs w:val="32"/>
+        </w:rPr>
+      </w:pPr>
+    </w:p>
+    <w:p>
+      <w:pPr>
+        <w:rPr>
+          <w:rFonts w:ascii="TH SarabunPSK" w:hAnsi="TH SarabunPSK" w:cs="TH SarabunPSK"/>
+          <w:bCs/>
+          <w:szCs w:val="32"/>
+          <w:lang w:bidi="th-TH"/>
+        </w:rPr>
+      </w:pPr>
+      <w:r>
+        <w:rPr>
+          <w:rFonts w:ascii="TH SarabunPSK" w:hAnsi="TH SarabunPSK" w:cs="TH SarabunPSK"/>
+          <w:b/>
+          <w:szCs w:val="32"/>
+        </w:rPr>
+        <w:t xml:space="preserve">3.2 </w:t>
+      </w:r>
+      <w:r>
+        <w:rPr>
+          <w:rFonts w:ascii="TH SarabunPSK" w:hAnsi="TH SarabunPSK" w:cs="TH SarabunPSK"/>
+          <w:bCs/>
+          <w:szCs w:val="32"/>
+          <w:cs/>
+          <w:lang w:bidi="th-TH"/>
+        </w:rPr>
+        <w:t>เครื่องมือที่ใช้ในการพัฒนา</w:t>
+      </w:r>
+    </w:p>
+    <w:p>
+      <w:pPr>
+        <w:rPr>
+          <w:rFonts w:ascii="TH SarabunPSK" w:hAnsi="TH SarabunPSK" w:cs="TH SarabunPSK" w:hint="cs"/>
+          <w:bCs/>
+          <w:szCs w:val="32"/>
+          <w:lang w:bidi="th-TH"/>
+        </w:rPr>
+      </w:pPr>
+      <w:r>
+        <w:rPr>
+          <w:b/>
+          <w:cs/>
+          <w:lang w:bidi="th-TH"/>
+        </w:rPr>
+        <w:tab/>
+      </w:r>
+      <w:r>
+        <w:rPr>
+          <w:rFonts w:ascii="TH SarabunPSK" w:hAnsi="TH SarabunPSK" w:cs="TH SarabunPSK" w:hint="cs"/>
+          <w:bCs/>
+          <w:szCs w:val="32"/>
+          <w:cs/>
+          <w:lang w:bidi="th-TH"/>
+        </w:rPr>
+        <w:t>3.2.1</w:t>
+      </w:r>
+      <w:r>
+        <w:rPr>
+          <w:rFonts w:ascii="TH SarabunPSK" w:hAnsi="TH SarabunPSK" w:cs="TH SarabunPSK"/>
+          <w:bCs/>
+          <w:szCs w:val="32"/>
+          <w:cs/>
+          <w:lang w:bidi="th-TH"/>
+        </w:rPr>
+        <w:t>. ซอฟต์แวร์และภาษาคอมพิวเตอร์</w:t>
+      </w:r>
+    </w:p>
+    <w:p>
+      <w:pPr>
+        <w:ind w:left="720" w:firstLine="720"/>
+        <w:rPr>
+          <w:rFonts w:ascii="TH SarabunPSK" w:hAnsi="TH SarabunPSK" w:cs="TH SarabunPSK"/>
+          <w:b/>
+          <w:szCs w:val="32"/>
+          <w:lang w:bidi="th-TH"/>
+        </w:rPr>
+      </w:pPr>
+      <w:r>
+        <w:rPr>
+          <w:rFonts w:ascii="TH SarabunPSK" w:hAnsi="TH SarabunPSK" w:cs="TH SarabunPSK" w:hint="cs"/>
+          <w:b/>
+          <w:szCs w:val="32"/>
+          <w:cs/>
+          <w:lang w:bidi="th-TH"/>
+        </w:rPr>
+        <w:t xml:space="preserve">1. </w:t>
+      </w:r>
+      <w:r>
+        <w:rPr>
+          <w:rFonts w:ascii="TH SarabunPSK" w:hAnsi="TH SarabunPSK" w:cs="TH SarabunPSK"/>
+          <w:bCs/>
+          <w:szCs w:val="32"/>
+          <w:lang w:bidi="th-TH"/>
+        </w:rPr>
+        <w:t>HTML</w:t>
+      </w:r>
+      <w:r>
+        <w:rPr>
+          <w:rFonts w:ascii="TH SarabunPSK" w:hAnsi="TH SarabunPSK" w:cs="TH SarabunPSK"/>
+          <w:b/>
+          <w:szCs w:val="32"/>
+          <w:cs/>
+          <w:lang w:bidi="th-TH"/>
+        </w:rPr>
+        <w:t>5</w:t>
+      </w:r>
+      <w:r>
+        <w:rPr>
+          <w:rFonts w:ascii="TH SarabunPSK" w:hAnsi="TH SarabunPSK" w:cs="TH SarabunPSK"/>
+          <w:b/>
+          <w:szCs w:val="32"/>
+          <w:lang w:bidi="th-TH"/>
+        </w:rPr>
+        <w:t xml:space="preserve">, </w:t>
+      </w:r>
+      <w:r>
+        <w:rPr>
+          <w:rFonts w:ascii="TH SarabunPSK" w:hAnsi="TH SarabunPSK" w:cs="TH SarabunPSK"/>
+          <w:bCs/>
+          <w:szCs w:val="32"/>
+          <w:lang w:bidi="th-TH"/>
+        </w:rPr>
+        <w:t>CSS</w:t>
+      </w:r>
+      <w:r>
+        <w:rPr>
+          <w:rFonts w:ascii="TH SarabunPSK" w:hAnsi="TH SarabunPSK" w:cs="TH SarabunPSK"/>
+          <w:b/>
+          <w:szCs w:val="32"/>
+          <w:cs/>
+          <w:lang w:bidi="th-TH"/>
+        </w:rPr>
+        <w:t xml:space="preserve">3 และ </w:t>
+      </w:r>
+      <w:r>
+        <w:rPr>
+          <w:rFonts w:ascii="TH SarabunPSK" w:hAnsi="TH SarabunPSK" w:cs="TH SarabunPSK"/>
+          <w:bCs/>
+          <w:szCs w:val="32"/>
+          <w:lang w:bidi="th-TH"/>
+        </w:rPr>
+        <w:t xml:space="preserve">Vanilla </w:t>
+      </w:r>
+      <w:proofErr w:type="gramStart"/>
+      <w:r>
+        <w:rPr>
+          <w:rFonts w:ascii="TH SarabunPSK" w:hAnsi="TH SarabunPSK" w:cs="TH SarabunPSK"/>
+          <w:bCs/>
+          <w:szCs w:val="32"/>
+          <w:lang w:bidi="th-TH"/>
+        </w:rPr>
+        <w:t>JavaScript</w:t>
+      </w:r>
+      <w:r>
+        <w:rPr>
+          <w:rFonts w:ascii="TH SarabunPSK" w:hAnsi="TH SarabunPSK" w:cs="TH SarabunPSK"/>
+          <w:b/>
+          <w:szCs w:val="32"/>
+          <w:lang w:bidi="th-TH"/>
+        </w:rPr>
+        <w:t xml:space="preserve"> </w:t>
+      </w:r>
+      <w:r>
+        <w:rPr>
+          <w:rFonts w:ascii="TH SarabunPSK" w:hAnsi="TH SarabunPSK" w:cs="TH SarabunPSK"/>
+          <w:b/>
+          <w:szCs w:val="32"/>
+          <w:cs/>
+          <w:lang w:bidi="th-TH"/>
+        </w:rPr>
+        <w:t>:</w:t>
+      </w:r>
+      <w:proofErr w:type="gramEnd"/>
+      <w:r>
+        <w:rPr>
+          <w:rFonts w:ascii="TH SarabunPSK" w:hAnsi="TH SarabunPSK" w:cs="TH SarabunPSK"/>
+          <w:b/>
+          <w:szCs w:val="32"/>
+          <w:cs/>
+          <w:lang w:bidi="th-TH"/>
+        </w:rPr>
+        <w:t xml:space="preserve"> ใช้ในการพัฒนาโครงสร้างเว็บแอปพลิเคชัน ส่วนติดต่อผู้ใช้ (</w:t>
+      </w:r>
+      <w:r>
+        <w:rPr>
+          <w:rFonts w:ascii="TH SarabunPSK" w:hAnsi="TH SarabunPSK" w:cs="TH SarabunPSK"/>
+          <w:b/>
+          <w:szCs w:val="32"/>
+          <w:lang w:bidi="th-TH"/>
+        </w:rPr>
+        <w:t xml:space="preserve">UI) </w:t>
+      </w:r>
+      <w:r>
+        <w:rPr>
+          <w:rFonts w:ascii="TH SarabunPSK" w:hAnsi="TH SarabunPSK" w:cs="TH SarabunPSK"/>
+          <w:b/>
+          <w:szCs w:val="32"/>
+          <w:cs/>
+          <w:lang w:bidi="th-TH"/>
+        </w:rPr>
+        <w:t>และตรรกะการทำงานทั้งหมด</w:t>
+      </w:r>
+    </w:p>
+    <w:p>
+      <w:pPr>
+        <w:ind w:left="720" w:firstLine="720"/>
+        <w:rPr>
+          <w:rFonts w:ascii="TH SarabunPSK" w:hAnsi="TH SarabunPSK" w:cs="TH SarabunPSK"/>
+          <w:b/>
+          <w:szCs w:val="32"/>
+          <w:lang w:bidi="th-TH"/>
+        </w:rPr>
+      </w:pPr>
+      <w:r>
+        <w:rPr>
+          <w:rFonts w:ascii="TH SarabunPSK" w:hAnsi="TH SarabunPSK" w:cs="TH SarabunPSK" w:hint="cs"/>
+          <w:b/>
+          <w:szCs w:val="32"/>
+          <w:cs/>
+          <w:lang w:bidi="th-TH"/>
+        </w:rPr>
+        <w:t xml:space="preserve">2. </w:t>
+      </w:r>
+      <w:r>
+        <w:rPr>
+          <w:rFonts w:ascii="TH SarabunPSK" w:hAnsi="TH SarabunPSK" w:cs="TH SarabunPSK"/>
+          <w:bCs/>
+          <w:szCs w:val="32"/>
+          <w:lang w:bidi="th-TH"/>
+        </w:rPr>
+        <w:t>Node.js:</w:t>
+      </w:r>
+      <w:r>
+        <w:rPr>
+          <w:rFonts w:ascii="TH SarabunPSK" w:hAnsi="TH SarabunPSK" w:cs="TH SarabunPSK"/>
+          <w:b/>
+          <w:szCs w:val="32"/>
+          <w:lang w:bidi="th-TH"/>
+        </w:rPr>
+        <w:t xml:space="preserve"> </w:t>
+      </w:r>
+      <w:r>
+        <w:rPr>
+          <w:rFonts w:ascii="TH SarabunPSK" w:hAnsi="TH SarabunPSK" w:cs="TH SarabunPSK"/>
+          <w:b/>
+          <w:szCs w:val="32"/>
+          <w:cs/>
+          <w:lang w:bidi="th-TH"/>
+        </w:rPr>
+        <w:t>ใช้สำหรับรันหน่วยทดสอบ และเครื่องมือจัดการข้อมูล</w:t>
+      </w:r>
+    </w:p>
+    <w:p>
+      <w:pPr>
+        <w:ind w:left="720" w:firstLine="720"/>
+        <w:rPr>
+          <w:rFonts w:ascii="TH SarabunPSK" w:hAnsi="TH SarabunPSK" w:cs="TH SarabunPSK"/>
+          <w:b/>
+          <w:szCs w:val="32"/>
+          <w:lang w:bidi="th-TH"/>
+        </w:rPr>
+      </w:pPr>
+      <w:r>
+        <w:rPr>
+          <w:rFonts w:ascii="TH SarabunPSK" w:hAnsi="TH SarabunPSK" w:cs="TH SarabunPSK" w:hint="cs"/>
+          <w:b/>
+          <w:szCs w:val="32"/>
+          <w:cs/>
+          <w:lang w:bidi="th-TH"/>
+        </w:rPr>
+        <w:t xml:space="preserve">3. </w:t>
+      </w:r>
+      <w:r>
+        <w:rPr>
+          <w:rFonts w:ascii="TH SarabunPSK" w:hAnsi="TH SarabunPSK" w:cs="TH SarabunPSK"/>
+          <w:bCs/>
+          <w:szCs w:val="32"/>
+          <w:lang w:bidi="th-TH"/>
+        </w:rPr>
+        <w:t xml:space="preserve">Firebase SDK (Authentication &amp; </w:t>
+      </w:r>
+      <w:proofErr w:type="spellStart"/>
+      <w:r>
+        <w:rPr>
+          <w:rFonts w:ascii="TH SarabunPSK" w:hAnsi="TH SarabunPSK" w:cs="TH SarabunPSK"/>
+          <w:bCs/>
+          <w:szCs w:val="32"/>
+          <w:lang w:bidi="th-TH"/>
+        </w:rPr>
+        <w:t>Firestore</w:t>
+      </w:r>
+      <w:proofErr w:type="spellEnd"/>
+      <w:r>
+        <w:rPr>
+          <w:rFonts w:ascii="TH SarabunPSK" w:hAnsi="TH SarabunPSK" w:cs="TH SarabunPSK"/>
+          <w:bCs/>
+          <w:szCs w:val="32"/>
+          <w:lang w:bidi="th-TH"/>
+        </w:rPr>
+        <w:t>):</w:t>
+      </w:r>
+      <w:r>
+        <w:rPr>
+          <w:rFonts w:ascii="TH SarabunPSK" w:hAnsi="TH SarabunPSK" w:cs="TH SarabunPSK"/>
+          <w:b/>
+          <w:szCs w:val="32"/>
+          <w:lang w:bidi="th-TH"/>
+        </w:rPr>
+        <w:t xml:space="preserve"> </w:t>
+      </w:r>
+      <w:r>
+        <w:rPr>
+          <w:rFonts w:ascii="TH SarabunPSK" w:hAnsi="TH SarabunPSK" w:cs="TH SarabunPSK"/>
+          <w:b/>
+          <w:szCs w:val="32"/>
+          <w:cs/>
+          <w:lang w:bidi="th-TH"/>
+        </w:rPr>
+        <w:t>ใช้สำหรับระบบสมาชิก และการซิงค์ข้อมูลบนคลาว</w:t>
+      </w:r>
+      <w:proofErr w:type="spellStart"/>
+      <w:r>
+        <w:rPr>
+          <w:rFonts w:ascii="TH SarabunPSK" w:hAnsi="TH SarabunPSK" w:cs="TH SarabunPSK"/>
+          <w:b/>
+          <w:szCs w:val="32"/>
+          <w:cs/>
+          <w:lang w:bidi="th-TH"/>
+        </w:rPr>
+        <w:t>ด์</w:t>
+      </w:r>
+      <w:proofErr w:type="spellEnd"/>
+      <w:r>
+        <w:rPr>
+          <w:rFonts w:ascii="TH SarabunPSK" w:hAnsi="TH SarabunPSK" w:cs="TH SarabunPSK"/>
+          <w:b/>
+          <w:szCs w:val="32"/>
+          <w:cs/>
+          <w:lang w:bidi="th-TH"/>
+        </w:rPr>
+        <w:t>แบบเรียลไทม์</w:t>
+      </w:r>
+    </w:p>
+    <w:p>
+      <w:pPr>
+        <w:ind w:left="720" w:firstLine="720"/>
+        <w:rPr>
+          <w:rFonts w:ascii="TH SarabunPSK" w:hAnsi="TH SarabunPSK" w:cs="TH SarabunPSK"/>
+          <w:b/>
+          <w:szCs w:val="32"/>
+          <w:lang w:bidi="th-TH"/>
+        </w:rPr>
+      </w:pPr>
+      <w:r>
+        <w:rPr>
+          <w:rFonts w:ascii="TH SarabunPSK" w:hAnsi="TH SarabunPSK" w:cs="TH SarabunPSK" w:hint="cs"/>
+          <w:b/>
+          <w:szCs w:val="32"/>
+          <w:cs/>
+          <w:lang w:bidi="th-TH"/>
+        </w:rPr>
+        <w:t xml:space="preserve">4. </w:t>
+      </w:r>
+      <w:r>
+        <w:rPr>
+          <w:rFonts w:ascii="TH SarabunPSK" w:hAnsi="TH SarabunPSK" w:cs="TH SarabunPSK"/>
+          <w:bCs/>
+          <w:szCs w:val="32"/>
+          <w:lang w:bidi="th-TH"/>
+        </w:rPr>
+        <w:t>Git &amp; GitHub / GitHub Pages:</w:t>
+      </w:r>
+      <w:r>
+        <w:rPr>
+          <w:rFonts w:ascii="TH SarabunPSK" w:hAnsi="TH SarabunPSK" w:cs="TH SarabunPSK"/>
+          <w:b/>
+          <w:szCs w:val="32"/>
+          <w:lang w:bidi="th-TH"/>
+        </w:rPr>
+        <w:t xml:space="preserve"> </w:t>
+      </w:r>
+      <w:r>
+        <w:rPr>
+          <w:rFonts w:ascii="TH SarabunPSK" w:hAnsi="TH SarabunPSK" w:cs="TH SarabunPSK"/>
+          <w:b/>
+          <w:szCs w:val="32"/>
+          <w:cs/>
+          <w:lang w:bidi="th-TH"/>
+        </w:rPr>
+        <w:t>ใช้สำหรับควบคุม</w:t>
+      </w:r>
+      <w:proofErr w:type="spellStart"/>
+      <w:r>
+        <w:rPr>
+          <w:rFonts w:ascii="TH SarabunPSK" w:hAnsi="TH SarabunPSK" w:cs="TH SarabunPSK"/>
+          <w:b/>
+          <w:szCs w:val="32"/>
+          <w:cs/>
+          <w:lang w:bidi="th-TH"/>
+        </w:rPr>
+        <w:t>เวอร์ชัน</w:t>
+      </w:r>
+      <w:proofErr w:type="spellEnd"/>
+      <w:r>
+        <w:rPr>
+          <w:rFonts w:ascii="TH SarabunPSK" w:hAnsi="TH SarabunPSK" w:cs="TH SarabunPSK"/>
+          <w:b/>
+          <w:szCs w:val="32"/>
+          <w:cs/>
+          <w:lang w:bidi="th-TH"/>
+        </w:rPr>
+        <w:t>โค้ดและเผยแพร่เว็บแอปพลิเคชันสู่ออนไลน์</w:t>
+      </w:r>
+    </w:p>
+    <w:p>
+      <w:pPr>
+        <w:ind w:firstLine="720"/>
+        <w:rPr>
+          <w:rFonts w:ascii="TH SarabunPSK" w:hAnsi="TH SarabunPSK" w:cs="TH SarabunPSK"/>
+          <w:bCs/>
+          <w:szCs w:val="32"/>
+          <w:lang w:bidi="th-TH"/>
+        </w:rPr>
+      </w:pPr>
+    </w:p>
+    <w:p>
+      <w:pPr>
+        <w:ind w:left="720"/>
+        <w:rPr>
+          <w:rFonts w:ascii="TH SarabunPSK" w:hAnsi="TH SarabunPSK" w:cs="TH SarabunPSK" w:hint="cs"/>
+          <w:b/>
+          <w:szCs w:val="32"/>
+          <w:lang w:bidi="th-TH"/>
+        </w:rPr>
+      </w:pPr>
+      <w:r>
+        <w:rPr>
+          <w:rFonts w:ascii="TH SarabunPSK" w:hAnsi="TH SarabunPSK" w:cs="TH SarabunPSK" w:hint="cs"/>
+          <w:bCs/>
+          <w:szCs w:val="32"/>
+          <w:cs/>
+          <w:lang w:bidi="th-TH"/>
+        </w:rPr>
+        <w:lastRenderedPageBreak/>
+        <w:t>3.2.2</w:t>
+      </w:r>
+      <w:r>
+        <w:rPr>
+          <w:rFonts w:ascii="TH SarabunPSK" w:hAnsi="TH SarabunPSK" w:cs="TH SarabunPSK"/>
+          <w:b/>
+          <w:szCs w:val="32"/>
+          <w:cs/>
+          <w:lang w:bidi="th-TH"/>
+        </w:rPr>
+        <w:t xml:space="preserve"> </w:t>
+      </w:r>
+      <w:r>
+        <w:rPr>
+          <w:rFonts w:ascii="TH SarabunPSK" w:hAnsi="TH SarabunPSK" w:cs="TH SarabunPSK"/>
+          <w:bCs/>
+          <w:szCs w:val="32"/>
+          <w:cs/>
+          <w:lang w:bidi="th-TH"/>
+        </w:rPr>
+        <w:t>ฮาร์ดแวร์</w:t>
+      </w:r>
+    </w:p>
+    <w:p>
+      <w:pPr>
+        <w:ind w:left="720" w:firstLine="720"/>
+        <w:rPr>
+          <w:rFonts w:ascii="TH SarabunPSK" w:hAnsi="TH SarabunPSK" w:cs="TH SarabunPSK"/>
+          <w:b/>
+          <w:szCs w:val="32"/>
+          <w:lang w:bidi="th-TH"/>
+        </w:rPr>
+      </w:pPr>
+      <w:r>
+        <w:rPr>
+          <w:rFonts w:ascii="TH SarabunPSK" w:hAnsi="TH SarabunPSK" w:cs="TH SarabunPSK" w:hint="cs"/>
+          <w:b/>
+          <w:szCs w:val="32"/>
+          <w:cs/>
+          <w:lang w:bidi="th-TH"/>
+        </w:rPr>
+        <w:t>1.</w:t>
+      </w:r>
+      <w:r>
+        <w:rPr>
+          <w:rFonts w:ascii="TH SarabunPSK" w:hAnsi="TH SarabunPSK" w:cs="TH SarabunPSK"/>
+          <w:b/>
+          <w:szCs w:val="32"/>
+          <w:cs/>
+          <w:lang w:bidi="th-TH"/>
+        </w:rPr>
+        <w:t>คอมพิวเตอร์โน้ตบุ๊กสำหรับพัฒนาและเขียนโค้ด</w:t>
+      </w:r>
+    </w:p>
+    <w:p>
+      <w:pPr>
+        <w:ind w:left="720" w:firstLine="720"/>
+        <w:rPr>
+          <w:rFonts w:ascii="TH SarabunPSK" w:hAnsi="TH SarabunPSK" w:cs="TH SarabunPSK"/>
+          <w:bCs/>
+          <w:szCs w:val="32"/>
+          <w:lang w:bidi="th-TH"/>
+        </w:rPr>
+      </w:pPr>
+      <w:r>
+        <w:rPr>
+          <w:rFonts w:ascii="TH SarabunPSK" w:hAnsi="TH SarabunPSK" w:cs="TH SarabunPSK" w:hint="cs"/>
+          <w:b/>
+          <w:szCs w:val="32"/>
+          <w:cs/>
+          <w:lang w:bidi="th-TH"/>
+        </w:rPr>
+        <w:t>2.</w:t>
+      </w:r>
+      <w:r>
+        <w:rPr>
+          <w:rFonts w:ascii="TH SarabunPSK" w:hAnsi="TH SarabunPSK" w:cs="TH SarabunPSK"/>
+          <w:b/>
+          <w:szCs w:val="32"/>
+          <w:cs/>
+          <w:lang w:bidi="th-TH"/>
+        </w:rPr>
+        <w:t>สมาร์ทโฟนและแท็บ</w:t>
+      </w:r>
+      <w:proofErr w:type="spellStart"/>
+      <w:r>
+        <w:rPr>
+          <w:rFonts w:ascii="TH SarabunPSK" w:hAnsi="TH SarabunPSK" w:cs="TH SarabunPSK"/>
+          <w:b/>
+          <w:szCs w:val="32"/>
+          <w:cs/>
+          <w:lang w:bidi="th-TH"/>
+        </w:rPr>
+        <w:t>เล็ต</w:t>
+      </w:r>
+      <w:proofErr w:type="spellEnd"/>
+      <w:r>
+        <w:rPr>
+          <w:rFonts w:ascii="TH SarabunPSK" w:hAnsi="TH SarabunPSK" w:cs="TH SarabunPSK"/>
+          <w:b/>
+          <w:szCs w:val="32"/>
+          <w:cs/>
+          <w:lang w:bidi="th-TH"/>
+        </w:rPr>
+        <w:t xml:space="preserve">สำหรับทดสอบการแสดงผลแบบ </w:t>
+      </w:r>
+      <w:r>
+        <w:rPr>
+          <w:rFonts w:ascii="TH SarabunPSK" w:hAnsi="TH SarabunPSK" w:cs="TH SarabunPSK"/>
+          <w:bCs/>
+          <w:szCs w:val="32"/>
+          <w:lang w:bidi="th-TH"/>
+        </w:rPr>
+        <w:t>Responsive</w:t>
+      </w:r>
+    </w:p>
+    <w:p>
+      <w:pPr>
+        <w:ind w:left="720" w:firstLine="720"/>
+        <w:rPr>
+          <w:rFonts w:ascii="TH SarabunPSK" w:hAnsi="TH SarabunPSK" w:cs="TH SarabunPSK"/>
+          <w:b/>
+          <w:szCs w:val="32"/>
+          <w:lang w:bidi="th-TH"/>
+        </w:rPr>
+      </w:pPr>
+    </w:p>
+    <w:p>
+      <w:pPr>
+        <w:ind w:firstLine="720"/>
+        <w:rPr>
+          <w:rFonts w:ascii="TH SarabunPSK" w:hAnsi="TH SarabunPSK" w:cs="TH SarabunPSK" w:hint="cs"/>
+          <w:bCs/>
+          <w:szCs w:val="32"/>
+          <w:lang w:bidi="th-TH"/>
+        </w:rPr>
+      </w:pPr>
+      <w:r>
+        <w:rPr>
+          <w:rFonts w:ascii="TH SarabunPSK" w:hAnsi="TH SarabunPSK" w:cs="TH SarabunPSK"/>
+          <w:bCs/>
+          <w:szCs w:val="32"/>
+          <w:cs/>
+          <w:lang w:bidi="th-TH"/>
+        </w:rPr>
+        <w:t>3.</w:t>
+      </w:r>
+      <w:r>
+        <w:rPr>
+          <w:rFonts w:ascii="TH SarabunPSK" w:hAnsi="TH SarabunPSK" w:cs="TH SarabunPSK" w:hint="cs"/>
+          <w:bCs/>
+          <w:szCs w:val="32"/>
+          <w:cs/>
+          <w:lang w:bidi="th-TH"/>
+        </w:rPr>
+        <w:t>2.3</w:t>
+      </w:r>
+      <w:r>
+        <w:rPr>
+          <w:rFonts w:ascii="TH SarabunPSK" w:hAnsi="TH SarabunPSK" w:cs="TH SarabunPSK"/>
+          <w:bCs/>
+          <w:szCs w:val="32"/>
+          <w:cs/>
+          <w:lang w:bidi="th-TH"/>
+        </w:rPr>
+        <w:t xml:space="preserve"> เครื่องมือประเมินผล</w:t>
+      </w:r>
+    </w:p>
+    <w:p>
+      <w:pPr>
+        <w:ind w:left="720" w:firstLine="720"/>
+        <w:rPr>
+          <w:rFonts w:ascii="TH SarabunPSK" w:hAnsi="TH SarabunPSK" w:cs="TH SarabunPSK"/>
+          <w:szCs w:val="32"/>
+          <w:lang w:bidi="th-TH"/>
+        </w:rPr>
+      </w:pPr>
+      <w:r>
+        <w:rPr>
+          <w:rFonts w:ascii="TH SarabunPSK" w:hAnsi="TH SarabunPSK" w:cs="TH SarabunPSK"/>
+          <w:b/>
+          <w:szCs w:val="32"/>
+          <w:cs/>
+          <w:lang w:bidi="th-TH"/>
+        </w:rPr>
+        <w:t xml:space="preserve">แบบประเมินความพึงพอใจและแบบทดสอบวัดทักษะการจำคำศัพท์ </w:t>
+      </w:r>
+    </w:p>
+    <w:p>
+      <w:pPr>
+        <w:rPr>
+          <w:rFonts w:ascii="TH SarabunPSK" w:hAnsi="TH SarabunPSK" w:cs="TH SarabunPSK" w:hint="eastAsia"/>
+          <w:b/>
+          <w:szCs w:val="32"/>
+        </w:rPr>
+      </w:pPr>
+    </w:p>
+    <w:p>
+      <w:pPr>
+        <w:rPr>
+          <w:rFonts w:ascii="TH SarabunPSK" w:hAnsi="TH SarabunPSK" w:cs="TH SarabunPSK"/>
+          <w:b/>
+          <w:szCs w:val="32"/>
+        </w:rPr>
+      </w:pPr>
+      <w:r>
+        <w:rPr>
+          <w:rFonts w:ascii="TH SarabunPSK" w:hAnsi="TH SarabunPSK" w:cs="TH SarabunPSK"/>
+          <w:b/>
+          <w:szCs w:val="32"/>
+        </w:rPr>
+        <w:t>3.3</w:t>
+      </w:r>
+      <w:r>
+        <w:rPr>
+          <w:rFonts w:ascii="TH SarabunPSK" w:hAnsi="TH SarabunPSK" w:cs="TH SarabunPSK"/>
+          <w:b/>
+          <w:szCs w:val="32"/>
+          <w:cs/>
+          <w:lang w:bidi="th-TH"/>
+        </w:rPr>
+        <w:t xml:space="preserve"> </w:t>
+      </w:r>
+      <w:r>
+        <w:rPr>
+          <w:rFonts w:ascii="TH SarabunPSK" w:hAnsi="TH SarabunPSK" w:cs="TH SarabunPSK" w:hint="cs"/>
+          <w:bCs/>
+          <w:szCs w:val="32"/>
+          <w:cs/>
+          <w:lang w:bidi="th-TH"/>
+        </w:rPr>
+        <w:t>ขั้นตอนการดำเนินงาน</w:t>
+      </w:r>
+    </w:p>
+    <w:p>
+      <w:pPr>
+        <w:ind w:firstLine="720"/>
+        <w:rPr>
+          <w:rFonts w:ascii="TH SarabunPSK" w:hAnsi="TH SarabunPSK" w:cs="TH SarabunPSK"/>
+          <w:b/>
+          <w:szCs w:val="32"/>
+        </w:rPr>
+      </w:pPr>
+      <w:r>
+        <w:rPr>
+          <w:rFonts w:ascii="TH SarabunPSK" w:hAnsi="TH SarabunPSK" w:cs="TH SarabunPSK"/>
+          <w:bCs/>
+          <w:szCs w:val="32"/>
+        </w:rPr>
+        <w:t>1</w:t>
+      </w:r>
+      <w:r>
+        <w:rPr>
+          <w:rFonts w:ascii="TH SarabunPSK" w:hAnsi="TH SarabunPSK" w:cs="TH SarabunPSK"/>
+          <w:b/>
+          <w:szCs w:val="32"/>
+        </w:rPr>
+        <w:t xml:space="preserve">. </w:t>
+      </w:r>
+      <w:r>
+        <w:rPr>
+          <w:rFonts w:ascii="TH SarabunPSK" w:hAnsi="TH SarabunPSK" w:cs="TH SarabunPSK" w:hint="cs"/>
+          <w:b/>
+          <w:szCs w:val="32"/>
+          <w:cs/>
+          <w:lang w:bidi="th-TH"/>
+        </w:rPr>
+        <w:t>ศึกษาปัญหาและรวบรวมความต้องการของผู้ใช้งาน</w:t>
+      </w:r>
+    </w:p>
+    <w:p>
+      <w:pPr>
+        <w:ind w:firstLine="720"/>
+        <w:rPr>
+          <w:rFonts w:ascii="TH SarabunPSK" w:hAnsi="TH SarabunPSK" w:cs="TH SarabunPSK"/>
+          <w:b/>
+          <w:szCs w:val="32"/>
+        </w:rPr>
+      </w:pPr>
+      <w:r>
+        <w:rPr>
+          <w:rFonts w:ascii="TH SarabunPSK" w:hAnsi="TH SarabunPSK" w:cs="TH SarabunPSK"/>
+          <w:bCs/>
+          <w:szCs w:val="32"/>
+        </w:rPr>
+        <w:t>2.</w:t>
+      </w:r>
+      <w:r>
+        <w:rPr>
+          <w:rFonts w:ascii="TH SarabunPSK" w:hAnsi="TH SarabunPSK" w:cs="TH SarabunPSK"/>
+          <w:b/>
+          <w:szCs w:val="32"/>
+        </w:rPr>
+        <w:t xml:space="preserve"> </w:t>
+      </w:r>
+      <w:r>
+        <w:rPr>
+          <w:rFonts w:ascii="TH SarabunPSK" w:hAnsi="TH SarabunPSK" w:cs="TH SarabunPSK" w:hint="cs"/>
+          <w:b/>
+          <w:szCs w:val="32"/>
+          <w:cs/>
+          <w:lang w:bidi="th-TH"/>
+        </w:rPr>
+        <w:t>ออกแบบหน้าตาเว็บไซต์</w:t>
+      </w:r>
+      <w:r>
+        <w:rPr>
+          <w:rFonts w:ascii="TH SarabunPSK" w:hAnsi="TH SarabunPSK" w:cs="TH SarabunPSK"/>
+          <w:b/>
+          <w:szCs w:val="32"/>
+          <w:cs/>
+          <w:lang w:bidi="th-TH"/>
+        </w:rPr>
+        <w:t xml:space="preserve"> (</w:t>
+      </w:r>
+      <w:r>
+        <w:rPr>
+          <w:rFonts w:ascii="TH SarabunPSK" w:hAnsi="TH SarabunPSK" w:cs="TH SarabunPSK"/>
+          <w:bCs/>
+          <w:szCs w:val="32"/>
+        </w:rPr>
+        <w:t>UI/UX)</w:t>
+      </w:r>
+      <w:r>
+        <w:rPr>
+          <w:rFonts w:ascii="TH SarabunPSK" w:hAnsi="TH SarabunPSK" w:cs="TH SarabunPSK"/>
+          <w:b/>
+          <w:szCs w:val="32"/>
+        </w:rPr>
+        <w:t xml:space="preserve"> </w:t>
+      </w:r>
+      <w:r>
+        <w:rPr>
+          <w:rFonts w:ascii="TH SarabunPSK" w:hAnsi="TH SarabunPSK" w:cs="TH SarabunPSK" w:hint="cs"/>
+          <w:b/>
+          <w:szCs w:val="32"/>
+          <w:cs/>
+          <w:lang w:bidi="th-TH"/>
+        </w:rPr>
+        <w:t>และโครงสร้างฐานข้อมูลคำศัพท์</w:t>
+      </w:r>
+    </w:p>
+    <w:p>
+      <w:pPr>
+        <w:ind w:firstLine="720"/>
+        <w:rPr>
+          <w:rFonts w:ascii="TH SarabunPSK" w:hAnsi="TH SarabunPSK" w:cs="TH SarabunPSK"/>
+          <w:b/>
+          <w:szCs w:val="32"/>
+        </w:rPr>
+      </w:pPr>
+      <w:r>
+        <w:rPr>
+          <w:rFonts w:ascii="TH SarabunPSK" w:hAnsi="TH SarabunPSK" w:cs="TH SarabunPSK"/>
+          <w:bCs/>
+          <w:szCs w:val="32"/>
+        </w:rPr>
+        <w:t>3.</w:t>
+      </w:r>
+      <w:r>
+        <w:rPr>
+          <w:rFonts w:ascii="TH SarabunPSK" w:hAnsi="TH SarabunPSK" w:cs="TH SarabunPSK"/>
+          <w:b/>
+          <w:szCs w:val="32"/>
+        </w:rPr>
+        <w:t xml:space="preserve"> </w:t>
+      </w:r>
+      <w:r>
+        <w:rPr>
+          <w:rFonts w:ascii="TH SarabunPSK" w:hAnsi="TH SarabunPSK" w:cs="TH SarabunPSK" w:hint="cs"/>
+          <w:b/>
+          <w:szCs w:val="32"/>
+          <w:cs/>
+          <w:lang w:bidi="th-TH"/>
+        </w:rPr>
+        <w:t>พัฒนาระบบหลัก</w:t>
+      </w:r>
+      <w:r>
+        <w:rPr>
+          <w:rFonts w:ascii="TH SarabunPSK" w:hAnsi="TH SarabunPSK" w:cs="TH SarabunPSK"/>
+          <w:b/>
+          <w:szCs w:val="32"/>
+          <w:cs/>
+          <w:lang w:bidi="th-TH"/>
+        </w:rPr>
+        <w:t xml:space="preserve"> </w:t>
+      </w:r>
+      <w:r>
+        <w:rPr>
+          <w:rFonts w:ascii="TH SarabunPSK" w:hAnsi="TH SarabunPSK" w:cs="TH SarabunPSK" w:hint="cs"/>
+          <w:b/>
+          <w:szCs w:val="32"/>
+          <w:cs/>
+          <w:lang w:bidi="th-TH"/>
+        </w:rPr>
+        <w:t>มินิเกม</w:t>
+      </w:r>
+      <w:r>
+        <w:rPr>
+          <w:rFonts w:ascii="TH SarabunPSK" w:hAnsi="TH SarabunPSK" w:cs="TH SarabunPSK"/>
+          <w:b/>
+          <w:szCs w:val="32"/>
+          <w:cs/>
+          <w:lang w:bidi="th-TH"/>
+        </w:rPr>
+        <w:t xml:space="preserve"> </w:t>
+      </w:r>
+      <w:r>
+        <w:rPr>
+          <w:rFonts w:ascii="TH SarabunPSK" w:hAnsi="TH SarabunPSK" w:cs="TH SarabunPSK" w:hint="cs"/>
+          <w:b/>
+          <w:szCs w:val="32"/>
+          <w:cs/>
+          <w:lang w:bidi="th-TH"/>
+        </w:rPr>
+        <w:t>และระบบทบทวนคำศัพท์</w:t>
+      </w:r>
+    </w:p>
+    <w:p>
+      <w:pPr>
+        <w:ind w:firstLine="720"/>
+        <w:rPr>
+          <w:rFonts w:ascii="TH SarabunPSK" w:hAnsi="TH SarabunPSK" w:cs="TH SarabunPSK"/>
+          <w:b/>
+          <w:szCs w:val="32"/>
+        </w:rPr>
+      </w:pPr>
+      <w:r>
+        <w:rPr>
+          <w:rFonts w:ascii="TH SarabunPSK" w:hAnsi="TH SarabunPSK" w:cs="TH SarabunPSK"/>
+          <w:bCs/>
+          <w:szCs w:val="32"/>
+        </w:rPr>
+        <w:t>4.</w:t>
+      </w:r>
+      <w:r>
+        <w:rPr>
+          <w:rFonts w:ascii="TH SarabunPSK" w:hAnsi="TH SarabunPSK" w:cs="TH SarabunPSK"/>
+          <w:b/>
+          <w:szCs w:val="32"/>
+        </w:rPr>
+        <w:t xml:space="preserve"> </w:t>
+      </w:r>
+      <w:r>
+        <w:rPr>
+          <w:rFonts w:ascii="TH SarabunPSK" w:hAnsi="TH SarabunPSK" w:cs="TH SarabunPSK" w:hint="cs"/>
+          <w:b/>
+          <w:szCs w:val="32"/>
+          <w:cs/>
+          <w:lang w:bidi="th-TH"/>
+        </w:rPr>
+        <w:t>ทดสอบการใช้งานและปรับปรุงแก้ไขข้อบกพร่อง</w:t>
+      </w:r>
+    </w:p>
+    <w:p>
+      <w:pPr>
+        <w:ind w:firstLine="720"/>
+        <w:rPr>
+          <w:rFonts w:ascii="TH SarabunPSK" w:hAnsi="TH SarabunPSK" w:cs="TH SarabunPSK"/>
+          <w:b/>
+          <w:szCs w:val="32"/>
+          <w:lang w:bidi="th-TH"/>
+        </w:rPr>
+      </w:pPr>
+      <w:r>
+        <w:rPr>
+          <w:rFonts w:ascii="TH SarabunPSK" w:hAnsi="TH SarabunPSK" w:cs="TH SarabunPSK"/>
+          <w:bCs/>
+          <w:szCs w:val="32"/>
+        </w:rPr>
+        <w:t>5.</w:t>
+      </w:r>
+      <w:r>
+        <w:rPr>
+          <w:rFonts w:ascii="TH SarabunPSK" w:hAnsi="TH SarabunPSK" w:cs="TH SarabunPSK"/>
+          <w:b/>
+          <w:szCs w:val="32"/>
+        </w:rPr>
+        <w:t xml:space="preserve"> </w:t>
+      </w:r>
+      <w:r>
+        <w:rPr>
+          <w:rFonts w:ascii="TH SarabunPSK" w:hAnsi="TH SarabunPSK" w:cs="TH SarabunPSK" w:hint="cs"/>
+          <w:b/>
+          <w:szCs w:val="32"/>
+          <w:cs/>
+          <w:lang w:bidi="th-TH"/>
+        </w:rPr>
+        <w:t>นำไปให้กลุ่มตัวอย่างใช้งานจริงและประเมินความพึงพอใจ</w:t>
+      </w:r>
+    </w:p>
+    <w:p>
+      <w:pPr>
+        <w:ind w:firstLine="720"/>
+        <w:rPr>
+          <w:rFonts w:ascii="TH SarabunPSK" w:hAnsi="TH SarabunPSK" w:cs="TH SarabunPSK" w:hint="eastAsia"/>
+          <w:b/>
+          <w:szCs w:val="32"/>
+        </w:rPr>
+      </w:pPr>
+    </w:p>
+    <w:p>
+      <w:pPr>
+        <w:rPr>
+          <w:rFonts w:ascii="TH SarabunPSK" w:hAnsi="TH SarabunPSK" w:cs="TH SarabunPSK"/>
+          <w:bCs/>
+          <w:szCs w:val="32"/>
+        </w:rPr>
+      </w:pPr>
+      <w:r>
+        <w:rPr>
+          <w:rFonts w:ascii="TH SarabunPSK" w:hAnsi="TH SarabunPSK" w:cs="TH SarabunPSK"/>
+          <w:b/>
+          <w:szCs w:val="32"/>
+        </w:rPr>
+        <w:t>3.4</w:t>
+      </w:r>
+      <w:r>
+        <w:rPr>
+          <w:rFonts w:ascii="TH SarabunPSK" w:hAnsi="TH SarabunPSK" w:cs="TH SarabunPSK"/>
+          <w:b/>
+          <w:szCs w:val="32"/>
+          <w:cs/>
+          <w:lang w:bidi="th-TH"/>
+        </w:rPr>
+        <w:t xml:space="preserve"> </w:t>
+      </w:r>
+      <w:r>
+        <w:rPr>
+          <w:rFonts w:ascii="TH SarabunPSK" w:hAnsi="TH SarabunPSK" w:cs="TH SarabunPSK" w:hint="cs"/>
+          <w:bCs/>
+          <w:szCs w:val="32"/>
+          <w:cs/>
+          <w:lang w:bidi="th-TH"/>
+        </w:rPr>
+        <w:t>การวิเคราะห์และออกแบบระบบ</w:t>
+      </w:r>
+    </w:p>
+    <w:p>
+      <w:pPr>
+        <w:rPr>
+          <w:rFonts w:ascii="TH SarabunPSK" w:hAnsi="TH SarabunPSK" w:cs="TH SarabunPSK" w:hint="eastAsia"/>
+          <w:b/>
+          <w:szCs w:val="32"/>
+        </w:rPr>
+      </w:pPr>
+    </w:p>
+    <w:p>
+      <w:pPr>
+        <w:rPr>
+          <w:rFonts w:ascii="TH SarabunPSK" w:hAnsi="TH SarabunPSK" w:cs="TH SarabunPSK"/>
+          <w:b/>
+          <w:szCs w:val="32"/>
+        </w:rPr>
+      </w:pPr>
+      <w:r>
+        <w:rPr>
+          <w:rFonts w:ascii="TH SarabunPSK" w:hAnsi="TH SarabunPSK" w:cs="TH SarabunPSK"/>
+          <w:b/>
+          <w:szCs w:val="32"/>
+        </w:rPr>
+        <w:t>3.5</w:t>
+      </w:r>
+      <w:r>
+        <w:rPr>
+          <w:rFonts w:ascii="TH SarabunPSK" w:hAnsi="TH SarabunPSK" w:cs="TH SarabunPSK"/>
+          <w:b/>
+          <w:szCs w:val="32"/>
+          <w:cs/>
+          <w:lang w:bidi="th-TH"/>
+        </w:rPr>
+        <w:t xml:space="preserve"> </w:t>
+      </w:r>
+      <w:r>
+        <w:rPr>
+          <w:rFonts w:ascii="TH SarabunPSK" w:hAnsi="TH SarabunPSK" w:cs="TH SarabunPSK" w:hint="cs"/>
+          <w:bCs/>
+          <w:szCs w:val="32"/>
+          <w:cs/>
+          <w:lang w:bidi="th-TH"/>
+        </w:rPr>
+        <w:t>การพัฒนาระบบ</w:t>
+      </w:r>
+    </w:p>
+    <w:p>
+      <w:pPr>
+        <w:rPr>
+          <w:rFonts w:ascii="TH SarabunPSK" w:hAnsi="TH SarabunPSK" w:cs="TH SarabunPSK" w:hint="eastAsia"/>
+          <w:b/>
+          <w:szCs w:val="32"/>
+        </w:rPr>
+      </w:pPr>
+    </w:p>
+    <w:p>
+      <w:pPr>
+        <w:rPr>
+          <w:rFonts w:ascii="TH SarabunPSK" w:hAnsi="TH SarabunPSK" w:cs="TH SarabunPSK"/>
+          <w:b/>
+          <w:szCs w:val="32"/>
+        </w:rPr>
+      </w:pPr>
+      <w:r>
+        <w:rPr>
+          <w:rFonts w:ascii="TH SarabunPSK" w:hAnsi="TH SarabunPSK" w:cs="TH SarabunPSK"/>
+          <w:b/>
+          <w:szCs w:val="32"/>
+        </w:rPr>
+        <w:t>3.6</w:t>
+      </w:r>
+      <w:r>
+        <w:rPr>
+          <w:rFonts w:ascii="TH SarabunPSK" w:hAnsi="TH SarabunPSK" w:cs="TH SarabunPSK"/>
+          <w:b/>
+          <w:szCs w:val="32"/>
+          <w:cs/>
+          <w:lang w:bidi="th-TH"/>
+        </w:rPr>
+        <w:t xml:space="preserve"> </w:t>
+      </w:r>
+      <w:r>
+        <w:rPr>
+          <w:rFonts w:ascii="TH SarabunPSK" w:hAnsi="TH SarabunPSK" w:cs="TH SarabunPSK" w:hint="cs"/>
+          <w:bCs/>
+          <w:szCs w:val="32"/>
+          <w:cs/>
+          <w:lang w:bidi="th-TH"/>
+        </w:rPr>
+        <w:t>การทดสอบระบบ</w:t>
+      </w:r>
+    </w:p>
+    <w:p>
+      <w:pPr>
+        <w:rPr>
+          <w:rFonts w:ascii="TH SarabunPSK" w:hAnsi="TH SarabunPSK" w:cs="TH SarabunPSK" w:hint="eastAsia"/>
+          <w:b/>
+          <w:szCs w:val="32"/>
+        </w:rPr>
+      </w:pPr>
+    </w:p>
+    <w:p>
+      <w:pPr>
+        <w:rPr>
+          <w:rFonts w:ascii="TH SarabunPSK" w:hAnsi="TH SarabunPSK" w:cs="TH SarabunPSK"/>
+          <w:bCs/>
+          <w:szCs w:val="32"/>
+          <w:lang w:bidi="th-TH"/>
+        </w:rPr>
+      </w:pPr>
+      <w:r>
+        <w:rPr>
+          <w:rFonts w:ascii="TH SarabunPSK" w:hAnsi="TH SarabunPSK" w:cs="TH SarabunPSK"/>
+          <w:b/>
+          <w:szCs w:val="32"/>
+        </w:rPr>
+        <w:t xml:space="preserve">3.7 </w:t>
+      </w:r>
+      <w:r>
+        <w:rPr>
+          <w:rFonts w:ascii="TH SarabunPSK" w:hAnsi="TH SarabunPSK" w:cs="TH SarabunPSK" w:hint="cs"/>
+          <w:bCs/>
+          <w:szCs w:val="32"/>
+          <w:cs/>
+          <w:lang w:bidi="th-TH"/>
+        </w:rPr>
+        <w:t>การประเมินผลการใช้งานระบบ</w:t>
+      </w:r>
+    </w:p>
+    <w:p>
+      <w:pPr>
+        <w:rPr>
+          <w:rFonts w:ascii="TH SarabunPSK" w:hAnsi="TH SarabunPSK" w:cs="TH SarabunPSK"/>
+        </w:rPr>
+      </w:pPr>
+      <w:proofErr w:type="spellStart"/>
+      <w:r>
+        <w:rPr>
+          <w:rFonts w:ascii="TH SarabunPSK" w:hAnsi="TH SarabunPSK" w:cs="TH SarabunPSK"/>
+          <w:b/>
+          <w:sz w:val="36"/>
+        </w:rPr>
+        <w:lastRenderedPageBreak/>
+        <w:t>บทที่</w:t>
+      </w:r>
+      <w:proofErr w:type="spellEnd"/>
+      <w:r>
+        <w:rPr>
+          <w:rFonts w:ascii="TH SarabunPSK" w:hAnsi="TH SarabunPSK" w:cs="TH SarabunPSK"/>
+          <w:b/>
+          <w:sz w:val="36"/>
+        </w:rPr>
+        <w:t xml:space="preserve"> 4</w:t>
+      </w:r>
+      <w:r>
+        <w:rPr>
+          <w:rFonts w:ascii="TH SarabunPSK" w:hAnsi="TH SarabunPSK" w:cs="TH SarabunPSK"/>
+          <w:b/>
+          <w:sz w:val="36"/>
+        </w:rPr>
+        <w:br/>
+      </w:r>
+      <w:proofErr w:type="spellStart"/>
+      <w:r>
+        <w:rPr>
+          <w:rFonts w:ascii="TH SarabunPSK" w:hAnsi="TH SarabunPSK" w:cs="TH SarabunPSK"/>
+          <w:b/>
+          <w:sz w:val="36"/>
+        </w:rPr>
+        <w:t>ผลการดำเนินงานและการทดสอบระบบ</w:t>
+      </w:r>
+      <w:proofErr w:type="spellEnd"/>
+      <w:r>
+        <w:rPr>
+          <w:rFonts w:ascii="TH SarabunPSK" w:hAnsi="TH SarabunPSK" w:cs="TH SarabunPSK"/>
+          <w:b/>
+          <w:sz w:val="36"/>
+        </w:rPr>
+        <w:t xml:space="preserve"> (Results &amp; Evaluation)</w:t>
+      </w:r>
+    </w:p>
+    <w:p>
+      <w:pPr>
+        <w:spacing w:before="240" w:after="80"/>
+        <w:rPr>
+          <w:rFonts w:ascii="TH SarabunPSK" w:hAnsi="TH SarabunPSK" w:cs="TH SarabunPSK"/>
+        </w:rPr>
+      </w:pPr>
+      <w:r>
+        <w:rPr>
+          <w:rFonts w:ascii="TH SarabunPSK" w:hAnsi="TH SarabunPSK" w:cs="TH SarabunPSK"/>
+          <w:b/>
+        </w:rPr>
+        <w:t>4.1 ผลการพัฒนาเว็บแอปพลิเคชัน Vocab Trainer</w:t>
       </w:r>
     </w:p>
     <w:p>
@@ -1154,29 +6351,29 @@
         <w:spacing w:after="80"/>
         <w:ind w:firstLine="720"/>
         <w:rPr>
-          <w:rFonts w:hint="eastAsia"/>
-        </w:rPr>
-      </w:pPr>
-      <w:r>
-        <w:t xml:space="preserve">Item Response Theory (IRT) เป็นทฤษฎีการวัดผลสมัยใหม่ที่ใช้ในการสร้างแบบทดสอบวัดระดับ (Placement Test) โดยความน่าจะเป็นในการตอบถูกจะขึ้นอยู่กับความสามารถของผู้สอบและความยากของข้อคำถาม </w:t>
-      </w:r>
-      <w:r>
-        <w:lastRenderedPageBreak/>
-        <w:t>ระบบนี้ช่วยให้การประเมินระดับ CEFR ของผู้เรียนมีความแม่นยำสูง ใช้จำนวนข้อคำถามน้อยแต่ได้ผลลัพธ์ที่ตรงกับความเป็นจริง</w:t>
+          <w:rFonts w:ascii="TH SarabunPSK" w:hAnsi="TH SarabunPSK" w:cs="TH SarabunPSK"/>
+        </w:rPr>
+      </w:pPr>
+      <w:r>
+        <w:rPr>
+          <w:rFonts w:ascii="TH SarabunPSK" w:hAnsi="TH SarabunPSK" w:cs="TH SarabunPSK"/>
+        </w:rPr>
+        <w:t>การพัฒนาเว็บแอปพลิเคชัน Vocab Trainer ประสบความสำเร็จตามวัตถุประสงค์ทุกประการ ระบบสามารถเปิดใช้งานผ่านเว็บเบราว์เซอร์ได้ทันทีที่ URL http://localhost:8000 (หรือผ่านเว็บโฮสติ้งสาธารณะ) โดยหน้าจอหลักประกอบด้วยส่วนแสดงสถิติการเรียนรู้, แถบความต่อเนื่อง (Streak), ภารกิจประจำวัน (Daily Tasks), และการเข้าถึงโหมดการเรียนรู้ต่างๆ อย่างง่ายดาย</w:t>
       </w:r>
     </w:p>
     <w:p>
       <w:pPr>
         <w:spacing w:before="240" w:after="80"/>
         <w:rPr>
-          <w:rFonts w:hint="eastAsia"/>
-        </w:rPr>
-      </w:pPr>
-      <w:r>
-        <w:rPr>
-          <w:b/>
-        </w:rPr>
-        <w:t>2.4 แนวคิดการเกมฟิเคชัน (Gamification) ในการศึกษา</w:t>
+          <w:rFonts w:ascii="TH SarabunPSK" w:hAnsi="TH SarabunPSK" w:cs="TH SarabunPSK"/>
+        </w:rPr>
+      </w:pPr>
+      <w:r>
+        <w:rPr>
+          <w:rFonts w:ascii="TH SarabunPSK" w:hAnsi="TH SarabunPSK" w:cs="TH SarabunPSK"/>
+          <w:b/>
+        </w:rPr>
+        <w:t>4.2 การทดสอบโหมดการเรียนรู้และมินิเกม (10 รูปแบบ)</w:t>
       </w:r>
     </w:p>
     <w:p>
@@ -1184,25 +6381,258 @@
         <w:spacing w:after="80"/>
         <w:ind w:firstLine="720"/>
         <w:rPr>
-          <w:rFonts w:hint="eastAsia"/>
-        </w:rPr>
-      </w:pPr>
-      <w:r>
-        <w:t>การเกมฟิเคชัน (Gamification) คือการนำกลไกของเกม เช่น คะแนนประสบการณ์ (XP), ระดับเลเวล, ภารกิจประจำวัน (Daily Tasks), แถบความต่อเนื่อง (Streak), และป้ายความสำเร็จ (Badges) มาประยุกต์ใช้ในระบบการเรียนรู้ เพื่อกระตุ้นแรงจูงใจภายใน (Intrinsic Motivation) ลดความเบื่อหน่าย และส่งเสริมให้ผู้เรียนใช้งานระบบอย่างต่อเนื่องสม่ำเสมอ</w:t>
+          <w:rFonts w:ascii="TH SarabunPSK" w:hAnsi="TH SarabunPSK" w:cs="TH SarabunPSK"/>
+        </w:rPr>
+      </w:pPr>
+      <w:r>
+        <w:rPr>
+          <w:rFonts w:ascii="TH SarabunPSK" w:hAnsi="TH SarabunPSK" w:cs="TH SarabunPSK"/>
+        </w:rPr>
+        <w:t>ระบบได้พัฒนาโหมดการเรียนรู้และมินิเกม 10 รูปแบบ เพื่อช่วยขจัดความเบื่อหน่ายในการท่องศัพท์ ได้แก่:</w:t>
+      </w:r>
+    </w:p>
+    <w:p>
+      <w:pPr>
+        <w:pStyle w:val="a0"/>
+        <w:numPr>
+          <w:ilvl w:val="0"/>
+          <w:numId w:val="12"/>
+        </w:numPr>
+        <w:spacing w:after="40"/>
+        <w:rPr>
+          <w:rFonts w:ascii="TH SarabunPSK" w:hAnsi="TH SarabunPSK" w:cs="TH SarabunPSK"/>
+        </w:rPr>
+      </w:pPr>
+      <w:r>
+        <w:rPr>
+          <w:rFonts w:ascii="TH SarabunPSK" w:hAnsi="TH SarabunPSK" w:cs="TH SarabunPSK"/>
+        </w:rPr>
+        <w:t>1. Flashcards (บัตรคำ): พลิกดูคำศัพท์ ความหมาย และฟังเสียงอ่าน</w:t>
+      </w:r>
+    </w:p>
+    <w:p>
+      <w:pPr>
+        <w:pStyle w:val="a0"/>
+        <w:numPr>
+          <w:ilvl w:val="0"/>
+          <w:numId w:val="12"/>
+        </w:numPr>
+        <w:spacing w:after="40"/>
+        <w:rPr>
+          <w:rFonts w:ascii="TH SarabunPSK" w:hAnsi="TH SarabunPSK" w:cs="TH SarabunPSK"/>
+        </w:rPr>
+      </w:pPr>
+      <w:r>
+        <w:rPr>
+          <w:rFonts w:ascii="TH SarabunPSK" w:hAnsi="TH SarabunPSK" w:cs="TH SarabunPSK"/>
+        </w:rPr>
+        <w:t>2. Quiz (แบบทดสอบเลือกตอบ): ทดสอบความหมายคำศัพท์แบบ 4 ตัวเลือก</w:t>
+      </w:r>
+    </w:p>
+    <w:p>
+      <w:pPr>
+        <w:pStyle w:val="a0"/>
+        <w:numPr>
+          <w:ilvl w:val="0"/>
+          <w:numId w:val="12"/>
+        </w:numPr>
+        <w:spacing w:after="40"/>
+        <w:rPr>
+          <w:rFonts w:ascii="TH SarabunPSK" w:hAnsi="TH SarabunPSK" w:cs="TH SarabunPSK"/>
+        </w:rPr>
+      </w:pPr>
+      <w:r>
+        <w:rPr>
+          <w:rFonts w:ascii="TH SarabunPSK" w:hAnsi="TH SarabunPSK" w:cs="TH SarabunPSK"/>
+        </w:rPr>
+        <w:t>3. Fill-in-the-Blank (เติมคำในช่องว่าง): ฝึกการใช้คำศัพท์ในบริบทประโยค</w:t>
+      </w:r>
+    </w:p>
+    <w:p>
+      <w:pPr>
+        <w:pStyle w:val="a0"/>
+        <w:numPr>
+          <w:ilvl w:val="0"/>
+          <w:numId w:val="12"/>
+        </w:numPr>
+        <w:spacing w:after="40"/>
+        <w:rPr>
+          <w:rFonts w:ascii="TH SarabunPSK" w:hAnsi="TH SarabunPSK" w:cs="TH SarabunPSK"/>
+        </w:rPr>
+      </w:pPr>
+      <w:r>
+        <w:rPr>
+          <w:rFonts w:ascii="TH SarabunPSK" w:hAnsi="TH SarabunPSK" w:cs="TH SarabunPSK"/>
+        </w:rPr>
+        <w:t>4. Card Match (เกมจับคู่การ์ด): จับคู่คำศัพท์กับคำแปลในเวลาที่กำหนด</w:t>
+      </w:r>
+    </w:p>
+    <w:p>
+      <w:pPr>
+        <w:pStyle w:val="a0"/>
+        <w:numPr>
+          <w:ilvl w:val="0"/>
+          <w:numId w:val="12"/>
+        </w:numPr>
+        <w:spacing w:after="40"/>
+        <w:rPr>
+          <w:rFonts w:ascii="TH SarabunPSK" w:hAnsi="TH SarabunPSK" w:cs="TH SarabunPSK"/>
+        </w:rPr>
+      </w:pPr>
+      <w:r>
+        <w:rPr>
+          <w:rFonts w:ascii="TH SarabunPSK" w:hAnsi="TH SarabunPSK" w:cs="TH SarabunPSK"/>
+        </w:rPr>
+        <w:t>5. True/False (ถูก/ผิด): เกมตัดสินความหมายคำศัพท์แบบจับเวลา</w:t>
+      </w:r>
+    </w:p>
+    <w:p>
+      <w:pPr>
+        <w:pStyle w:val="a0"/>
+        <w:numPr>
+          <w:ilvl w:val="0"/>
+          <w:numId w:val="12"/>
+        </w:numPr>
+        <w:spacing w:after="40"/>
+        <w:rPr>
+          <w:rFonts w:ascii="TH SarabunPSK" w:hAnsi="TH SarabunPSK" w:cs="TH SarabunPSK"/>
+        </w:rPr>
+      </w:pPr>
+      <w:r>
+        <w:rPr>
+          <w:rFonts w:ascii="TH SarabunPSK" w:hAnsi="TH SarabunPSK" w:cs="TH SarabunPSK"/>
+        </w:rPr>
+        <w:t>6. Hangman (เกมทายคำ): ทายตัวอักษรเพื่อเติมคำศัพท์ให้สมบูรณ์</w:t>
+      </w:r>
+    </w:p>
+    <w:p>
+      <w:pPr>
+        <w:pStyle w:val="a0"/>
+        <w:numPr>
+          <w:ilvl w:val="0"/>
+          <w:numId w:val="12"/>
+        </w:numPr>
+        <w:spacing w:after="40"/>
+        <w:rPr>
+          <w:rFonts w:ascii="TH SarabunPSK" w:hAnsi="TH SarabunPSK" w:cs="TH SarabunPSK"/>
+        </w:rPr>
+      </w:pPr>
+      <w:r>
+        <w:rPr>
+          <w:rFonts w:ascii="TH SarabunPSK" w:hAnsi="TH SarabunPSK" w:cs="TH SarabunPSK"/>
+        </w:rPr>
+        <w:t>7. Sentence Builder (เรียบเรียงประโยค): เรียงคำศัพท์ให้เป็นประโยคที่ถูกต้อง</w:t>
+      </w:r>
+    </w:p>
+    <w:p>
+      <w:pPr>
+        <w:pStyle w:val="a0"/>
+        <w:numPr>
+          <w:ilvl w:val="0"/>
+          <w:numId w:val="12"/>
+        </w:numPr>
+        <w:spacing w:after="40"/>
+        <w:rPr>
+          <w:rFonts w:ascii="TH SarabunPSK" w:hAnsi="TH SarabunPSK" w:cs="TH SarabunPSK"/>
+        </w:rPr>
+      </w:pPr>
+      <w:r>
+        <w:rPr>
+          <w:rFonts w:ascii="TH SarabunPSK" w:hAnsi="TH SarabunPSK" w:cs="TH SarabunPSK"/>
+        </w:rPr>
+        <w:t>8. Cloze Test (ทดสอบเติมคำในบทความ): ฝึกอ่านเรื่องราวและเติมคำศัพท์ที่หายไป</w:t>
+      </w:r>
+    </w:p>
+    <w:p>
+      <w:pPr>
+        <w:pStyle w:val="a0"/>
+        <w:numPr>
+          <w:ilvl w:val="0"/>
+          <w:numId w:val="12"/>
+        </w:numPr>
+        <w:spacing w:after="40"/>
+        <w:rPr>
+          <w:rFonts w:ascii="TH SarabunPSK" w:hAnsi="TH SarabunPSK" w:cs="TH SarabunPSK"/>
+        </w:rPr>
+      </w:pPr>
+      <w:r>
+        <w:rPr>
+          <w:rFonts w:ascii="TH SarabunPSK" w:hAnsi="TH SarabunPSK" w:cs="TH SarabunPSK"/>
+        </w:rPr>
+        <w:t>9. Listen &amp; Type (ฟังและพิมพ์): ฝึกทักษะการฟังและการสะกดคำ</w:t>
+      </w:r>
+    </w:p>
+    <w:p>
+      <w:pPr>
+        <w:pStyle w:val="a0"/>
+        <w:numPr>
+          <w:ilvl w:val="0"/>
+          <w:numId w:val="12"/>
+        </w:numPr>
+        <w:spacing w:after="40"/>
+        <w:rPr>
+          <w:rFonts w:ascii="TH SarabunPSK" w:hAnsi="TH SarabunPSK" w:cs="TH SarabunPSK"/>
+        </w:rPr>
+      </w:pPr>
+      <w:r>
+        <w:rPr>
+          <w:rFonts w:ascii="TH SarabunPSK" w:hAnsi="TH SarabunPSK" w:cs="TH SarabunPSK"/>
+        </w:rPr>
+        <w:t>10. Pronunciation Practice (ฝึกออกเสียง): ทดสอบการพูดออกเสียงผ่านไมโครโฟนพร้อมระบบประเมินความถูกต้อง</w:t>
+      </w:r>
+    </w:p>
+    <w:p>
+      <w:pPr>
+        <w:rPr>
+          <w:rFonts w:ascii="TH SarabunPSK" w:hAnsi="TH SarabunPSK" w:cs="TH SarabunPSK"/>
+        </w:rPr>
+      </w:pPr>
+      <w:r>
+        <w:rPr>
+          <w:rFonts w:ascii="TH SarabunPSK" w:hAnsi="TH SarabunPSK" w:cs="TH SarabunPSK"/>
+        </w:rPr>
+        <w:br w:type="page"/>
+      </w:r>
+    </w:p>
+    <w:p>
+      <w:pPr>
+        <w:jc w:val="center"/>
+        <w:rPr>
+          <w:rFonts w:ascii="TH SarabunPSK" w:hAnsi="TH SarabunPSK" w:cs="TH SarabunPSK"/>
+        </w:rPr>
+      </w:pPr>
+      <w:r>
+        <w:rPr>
+          <w:rFonts w:ascii="TH SarabunPSK" w:hAnsi="TH SarabunPSK" w:cs="TH SarabunPSK"/>
+          <w:b/>
+          <w:sz w:val="36"/>
+        </w:rPr>
+        <w:lastRenderedPageBreak/>
+        <w:t>บทที่ 5</w:t>
+      </w:r>
+      <w:r>
+        <w:rPr>
+          <w:rFonts w:ascii="TH SarabunPSK" w:hAnsi="TH SarabunPSK" w:cs="TH SarabunPSK"/>
+          <w:b/>
+          <w:sz w:val="36"/>
+        </w:rPr>
+        <w:br/>
+        <w:t>สรุปผล ข้อจำกัด และข้อเสนอแนะ (Conclusion &amp; Recommendation)</w:t>
       </w:r>
     </w:p>
     <w:p>
       <w:pPr>
         <w:spacing w:before="240" w:after="80"/>
         <w:rPr>
-          <w:rFonts w:hint="eastAsia"/>
-        </w:rPr>
-      </w:pPr>
-      <w:r>
-        <w:rPr>
-          <w:b/>
-        </w:rPr>
-        <w:t>2.5 เว็บแอปพลิเคชันสมัยใหม่และ Progressive Web App (PWA)</w:t>
+          <w:rFonts w:ascii="TH SarabunPSK" w:hAnsi="TH SarabunPSK" w:cs="TH SarabunPSK"/>
+        </w:rPr>
+      </w:pPr>
+      <w:r>
+        <w:rPr>
+          <w:rFonts w:ascii="TH SarabunPSK" w:hAnsi="TH SarabunPSK" w:cs="TH SarabunPSK"/>
+          <w:b/>
+        </w:rPr>
+        <w:t>5.1 สรุปผลการดำเนินงาน</w:t>
       </w:r>
     </w:p>
     <w:p>
@@ -1210,20 +6640,132 @@
         <w:spacing w:after="80"/>
         <w:ind w:firstLine="720"/>
         <w:rPr>
-          <w:rFonts w:hint="eastAsia"/>
-        </w:rPr>
-      </w:pPr>
-      <w:r>
-        <w:t>Progressive Web App (PWA) เป็นเทคโนโลยีเว็บสมัยใหม่ที่ช่วยให้เว็บไซต์สามารถทำงานได้เสมือนแอปพลิเคชันบนมือถือหรือคอมพิวเตอร์ สามารถทำงานแบบออฟไลน์ได้ (Offline-capable) โหลดเร็ว และไม่ต้องผ่านขั้นตอนการติดตั้งจาก App Store ช่วยให้ผู้ใช้งานสามารถเข้าถึงการเรียนรู้ได้ทุกที่ทุกเวลาผ่านเบราว์เซอร์มาตรฐาน</w:t>
-      </w:r>
-    </w:p>
-    <w:p>
-      <w:pPr>
-        <w:rPr>
-          <w:rFonts w:hint="eastAsia"/>
-        </w:rPr>
-      </w:pPr>
-      <w:r>
+          <w:rFonts w:ascii="TH SarabunPSK" w:hAnsi="TH SarabunPSK" w:cs="TH SarabunPSK"/>
+        </w:rPr>
+      </w:pPr>
+      <w:r>
+        <w:rPr>
+          <w:rFonts w:ascii="TH SarabunPSK" w:hAnsi="TH SarabunPSK" w:cs="TH SarabunPSK"/>
+        </w:rPr>
+        <w:t>โครงงาน "Vocab Trainer (ระบบเว็บแอปพลิเคชันอัจฉริยะสำหรับฝึกคำศัพท์ภาษาอังกฤษด้วยเทคนิคการทบทวนเว้นระยะและเกมการศึกษา)" ได้รับการพัฒนาขึ้นเพื่อแก้ปัญหาการเรียนรู้คำศัพท์ภาษาอังกฤษของนักเรียนและผู้สนใจ โดยผสานรวมอัลกอริทึม FSRS-5, คลังคำศัพท์ 3,600 คำ (CEFR A1-C2), มินิเกม 10 รูปแบบ, และระบบช่วยเสริมสมาธิ ผลการประเมินพบว่าระบบสามารถทำงานได้อย่างมีประสิทธิภาพ ช่วยให้ผู้เรียนจดจำคำศัพท์ได้ดีขึ้นอย่างยั่งยืน และใช้งานได้ฟรีโดยไม่มีค่าใช้จ่าย</w:t>
+      </w:r>
+    </w:p>
+    <w:p>
+      <w:pPr>
+        <w:spacing w:before="240" w:after="80"/>
+        <w:rPr>
+          <w:rFonts w:ascii="TH SarabunPSK" w:hAnsi="TH SarabunPSK" w:cs="TH SarabunPSK"/>
+        </w:rPr>
+      </w:pPr>
+      <w:r>
+        <w:rPr>
+          <w:rFonts w:ascii="TH SarabunPSK" w:hAnsi="TH SarabunPSK" w:cs="TH SarabunPSK"/>
+          <w:b/>
+        </w:rPr>
+        <w:t>5.2 ข้อจำกัดของระบบ</w:t>
+      </w:r>
+    </w:p>
+    <w:p>
+      <w:pPr>
+        <w:pStyle w:val="a0"/>
+        <w:numPr>
+          <w:ilvl w:val="0"/>
+          <w:numId w:val="12"/>
+        </w:numPr>
+        <w:spacing w:after="40"/>
+        <w:rPr>
+          <w:rFonts w:ascii="TH SarabunPSK" w:hAnsi="TH SarabunPSK" w:cs="TH SarabunPSK"/>
+        </w:rPr>
+      </w:pPr>
+      <w:r>
+        <w:rPr>
+          <w:rFonts w:ascii="TH SarabunPSK" w:hAnsi="TH SarabunPSK" w:cs="TH SarabunPSK"/>
+        </w:rPr>
+        <w:t>1. ระบบบันทึกข้อมูลหลักอาศัยหน่วยความจำภายในเบราว์เซอร์ (Local Storage) หากผู้ใช้งานล้างข้อมูลเบราว์เซอร์ ข้อมูลความก้าวหน้าอาจสูญหายได้ (แก้ไขด้วยระบบซิงค์คลาวด์ทางเลือก)</w:t>
+      </w:r>
+    </w:p>
+    <w:p>
+      <w:pPr>
+        <w:pStyle w:val="a0"/>
+        <w:numPr>
+          <w:ilvl w:val="0"/>
+          <w:numId w:val="12"/>
+        </w:numPr>
+        <w:spacing w:after="40"/>
+        <w:rPr>
+          <w:rFonts w:ascii="TH SarabunPSK" w:hAnsi="TH SarabunPSK" w:cs="TH SarabunPSK"/>
+        </w:rPr>
+      </w:pPr>
+      <w:r>
+        <w:rPr>
+          <w:rFonts w:ascii="TH SarabunPSK" w:hAnsi="TH SarabunPSK" w:cs="TH SarabunPSK"/>
+        </w:rPr>
+        <w:t>2. ฟีเจอร์การทดสอบการออกเสียง (Pronunciation Practice) ต้องอาศัยการรองรับ Web Speech API ของเว็บเบราว์เซอร์บนอุปกรณ์ของผู้ใช้</w:t>
+      </w:r>
+    </w:p>
+    <w:p>
+      <w:pPr>
+        <w:spacing w:before="240" w:after="80"/>
+        <w:rPr>
+          <w:rFonts w:ascii="TH SarabunPSK" w:hAnsi="TH SarabunPSK" w:cs="TH SarabunPSK"/>
+        </w:rPr>
+      </w:pPr>
+      <w:r>
+        <w:rPr>
+          <w:rFonts w:ascii="TH SarabunPSK" w:hAnsi="TH SarabunPSK" w:cs="TH SarabunPSK"/>
+          <w:b/>
+        </w:rPr>
+        <w:t>5.3 ข้อเสนอแนะในการพัฒนาต่อยอด</w:t>
+      </w:r>
+    </w:p>
+    <w:p>
+      <w:pPr>
+        <w:pStyle w:val="a0"/>
+        <w:numPr>
+          <w:ilvl w:val="0"/>
+          <w:numId w:val="12"/>
+        </w:numPr>
+        <w:spacing w:after="40"/>
+        <w:rPr>
+          <w:rFonts w:ascii="TH SarabunPSK" w:hAnsi="TH SarabunPSK" w:cs="TH SarabunPSK"/>
+        </w:rPr>
+      </w:pPr>
+      <w:r>
+        <w:rPr>
+          <w:rFonts w:ascii="TH SarabunPSK" w:hAnsi="TH SarabunPSK" w:cs="TH SarabunPSK"/>
+        </w:rPr>
+        <w:t>1. เพิ่มระบบรองรับการสร้างห้องเรียนสำหรับครูและนักเรียน (Classroom Dashboard) เพื่อให้ครูสามารถติดตามความก้าวหน้าของนักเรียนได้</w:t>
+      </w:r>
+    </w:p>
+    <w:p>
+      <w:pPr>
+        <w:pStyle w:val="a0"/>
+        <w:numPr>
+          <w:ilvl w:val="0"/>
+          <w:numId w:val="12"/>
+        </w:numPr>
+        <w:spacing w:after="40"/>
+        <w:rPr>
+          <w:rFonts w:ascii="TH SarabunPSK" w:hAnsi="TH SarabunPSK" w:cs="TH SarabunPSK"/>
+        </w:rPr>
+      </w:pPr>
+      <w:r>
+        <w:rPr>
+          <w:rFonts w:ascii="TH SarabunPSK" w:hAnsi="TH SarabunPSK" w:cs="TH SarabunPSK"/>
+        </w:rPr>
+        <w:t>2. พัฒนาแอปพลิเคชันให้สามารถดาวน์โหลดติดตั้งบนระบบปฏิบัติการ iOS และ Android เพิ่มเติม</w:t>
+      </w:r>
+    </w:p>
+    <w:p>
+      <w:pPr>
+        <w:rPr>
+          <w:rFonts w:ascii="TH SarabunPSK" w:hAnsi="TH SarabunPSK" w:cs="TH SarabunPSK"/>
+        </w:rPr>
+      </w:pPr>
+      <w:r>
+        <w:rPr>
+          <w:rFonts w:ascii="TH SarabunPSK" w:hAnsi="TH SarabunPSK" w:cs="TH SarabunPSK"/>
+        </w:rPr>
         <w:br w:type="page"/>
       </w:r>
     </w:p>
@@ -1231,112 +6773,133 @@
       <w:pPr>
         <w:jc w:val="center"/>
         <w:rPr>
-          <w:rFonts w:hint="eastAsia"/>
-        </w:rPr>
-      </w:pPr>
-      <w:r>
-        <w:rPr>
+          <w:rFonts w:ascii="TH SarabunPSK" w:hAnsi="TH SarabunPSK" w:cs="TH SarabunPSK"/>
+        </w:rPr>
+      </w:pPr>
+      <w:proofErr w:type="spellStart"/>
+      <w:r>
+        <w:rPr>
+          <w:rFonts w:ascii="TH SarabunPSK" w:hAnsi="TH SarabunPSK" w:cs="TH SarabunPSK"/>
           <w:b/>
           <w:sz w:val="36"/>
         </w:rPr>
         <w:lastRenderedPageBreak/>
-        <w:t>บทที่ 3</w:t>
-      </w:r>
-      <w:r>
-        <w:rPr>
+        <w:t>บรรณานุกรม</w:t>
+      </w:r>
+      <w:proofErr w:type="spellEnd"/>
+    </w:p>
+    <w:p>
+      <w:pPr>
+        <w:spacing w:after="80"/>
+        <w:ind w:left="720" w:hanging="720"/>
+        <w:rPr>
+          <w:rFonts w:ascii="TH SarabunPSK" w:hAnsi="TH SarabunPSK" w:cs="TH SarabunPSK"/>
+        </w:rPr>
+      </w:pPr>
+      <w:r>
+        <w:rPr>
+          <w:rFonts w:ascii="TH SarabunPSK" w:hAnsi="TH SarabunPSK" w:cs="TH SarabunPSK"/>
+        </w:rPr>
+        <w:t>Council of Europe. (2001). Common European Framework of Reference for Languages: Learning, teaching, assessment. Cambridge University Press.</w:t>
+      </w:r>
+    </w:p>
+    <w:p>
+      <w:pPr>
+        <w:spacing w:after="80"/>
+        <w:ind w:left="720" w:hanging="720"/>
+        <w:rPr>
+          <w:rFonts w:ascii="TH SarabunPSK" w:hAnsi="TH SarabunPSK" w:cs="TH SarabunPSK"/>
+        </w:rPr>
+      </w:pPr>
+      <w:r>
+        <w:rPr>
+          <w:rFonts w:ascii="TH SarabunPSK" w:hAnsi="TH SarabunPSK" w:cs="TH SarabunPSK"/>
+        </w:rPr>
+        <w:t>Ebbinghaus, H. (1885). Memory: A contribution to experimental psychology. Teachers College, Columbia University.</w:t>
+      </w:r>
+    </w:p>
+    <w:p>
+      <w:pPr>
+        <w:spacing w:after="80"/>
+        <w:ind w:left="720" w:hanging="720"/>
+        <w:rPr>
+          <w:rFonts w:ascii="TH SarabunPSK" w:hAnsi="TH SarabunPSK" w:cs="TH SarabunPSK"/>
+        </w:rPr>
+      </w:pPr>
+      <w:r>
+        <w:rPr>
+          <w:rFonts w:ascii="TH SarabunPSK" w:hAnsi="TH SarabunPSK" w:cs="TH SarabunPSK"/>
+        </w:rPr>
+        <w:t>Wozniak, P. M. (1990). Optimization of learning: Past and future. Master's thesis, University of Technology in Poznan.</w:t>
+      </w:r>
+    </w:p>
+    <w:p>
+      <w:pPr>
+        <w:spacing w:after="80"/>
+        <w:ind w:left="720" w:hanging="720"/>
+        <w:rPr>
+          <w:rFonts w:ascii="TH SarabunPSK" w:hAnsi="TH SarabunPSK" w:cs="TH SarabunPSK"/>
+        </w:rPr>
+      </w:pPr>
+      <w:r>
+        <w:rPr>
+          <w:rFonts w:ascii="TH SarabunPSK" w:hAnsi="TH SarabunPSK" w:cs="TH SarabunPSK"/>
+        </w:rPr>
+        <w:t>Lord, F. M. (1980). Applications of item response theory to practical testing problems. Lawrence Erlbaum Associates.</w:t>
+      </w:r>
+    </w:p>
+    <w:p>
+      <w:pPr>
+        <w:rPr>
+          <w:rFonts w:ascii="TH SarabunPSK" w:hAnsi="TH SarabunPSK" w:cs="TH SarabunPSK"/>
+        </w:rPr>
+      </w:pPr>
+      <w:r>
+        <w:rPr>
+          <w:rFonts w:ascii="TH SarabunPSK" w:hAnsi="TH SarabunPSK" w:cs="TH SarabunPSK"/>
+        </w:rPr>
+        <w:br w:type="page"/>
+      </w:r>
+    </w:p>
+    <w:p>
+      <w:pPr>
+        <w:jc w:val="center"/>
+        <w:rPr>
+          <w:rFonts w:ascii="TH SarabunPSK" w:hAnsi="TH SarabunPSK" w:cs="TH SarabunPSK"/>
+        </w:rPr>
+      </w:pPr>
+      <w:r>
+        <w:rPr>
+          <w:rFonts w:ascii="TH SarabunPSK" w:hAnsi="TH SarabunPSK" w:cs="TH SarabunPSK"/>
           <w:b/>
           <w:sz w:val="36"/>
         </w:rPr>
+        <w:lastRenderedPageBreak/>
+        <w:t>ภาคผนวก ก</w:t>
+      </w:r>
+      <w:r>
+        <w:rPr>
+          <w:rFonts w:ascii="TH SarabunPSK" w:hAnsi="TH SarabunPSK" w:cs="TH SarabunPSK"/>
+          <w:b/>
+          <w:sz w:val="36"/>
+        </w:rPr>
         <w:br/>
-        <w:t>วิธีการดำเนินงาน (Methodology)</w:t>
+        <w:t>คู่มือการใช้งานระบบ (User Manual)</w:t>
       </w:r>
     </w:p>
     <w:p>
       <w:pPr>
         <w:spacing w:before="240" w:after="80"/>
         <w:rPr>
-          <w:rFonts w:hint="eastAsia"/>
-        </w:rPr>
-      </w:pPr>
-      <w:r>
-        <w:rPr>
-          <w:b/>
-        </w:rPr>
-        <w:t>3.1 ขั้นตอนการดำเนินงานโครงงาน</w:t>
-      </w:r>
-    </w:p>
-    <w:p>
-      <w:pPr>
-        <w:pStyle w:val="a0"/>
-        <w:spacing w:after="40"/>
-        <w:rPr>
-          <w:rFonts w:hint="eastAsia"/>
-        </w:rPr>
-      </w:pPr>
-      <w:r>
-        <w:t>ขั้นตอนที่ 1: ศึกษาและวิเคราะห์ปัญหา — ศึกษาปัญหาการจำคำศัพท์ภาษาอังกฤษ ข้อจำกัดของแอปพลิเคชันที่มีอยู่ และรวบรวมความต้องการของผู้ใช้งาน</w:t>
-      </w:r>
-    </w:p>
-    <w:p>
-      <w:pPr>
-        <w:pStyle w:val="a0"/>
-        <w:spacing w:after="40"/>
-        <w:rPr>
-          <w:rFonts w:hint="eastAsia"/>
-        </w:rPr>
-      </w:pPr>
-      <w:r>
-        <w:t>ขั้นตอนที่ 2: ออกแบบระบบและสถาปัตยกรรม — ออกแบบฐานข้อมูลคำศัพท์ 3,600 คำ, ออกแบบโครงสร้างหน้าจอ UI/UX, และวางแผนการใช้อัลกอริทึม FSRS-5</w:t>
-      </w:r>
-    </w:p>
-    <w:p>
-      <w:pPr>
-        <w:pStyle w:val="a0"/>
-        <w:spacing w:after="40"/>
-        <w:rPr>
-          <w:rFonts w:hint="eastAsia"/>
-        </w:rPr>
-      </w:pPr>
-      <w:r>
-        <w:t>ขั้นตอนที่ 3: พัฒนาซอฟต์แวร์ — พัฒนา Front-end ด้วย HTML5, CSS3, และ Vanilla JavaScript พร้อมโมดูลการจัดเก็บข้อมูล Local Storage / SecureStore และเสียง Web Audio API</w:t>
-      </w:r>
-    </w:p>
-    <w:p>
-      <w:pPr>
-        <w:pStyle w:val="a0"/>
-        <w:spacing w:after="40"/>
-        <w:rPr>
-          <w:rFonts w:hint="eastAsia"/>
-        </w:rPr>
-      </w:pPr>
-      <w:r>
-        <w:t>ขั้นตอนที่ 4: ทดสอบและปรับปรุงระบบ — ตรวจสอบความถูกต้องของคำศัพท์, ทดสอบการทำงานของมินิเกม 10 รูปแบบ และตรวจสอบการตอบสนองบนอุปกรณ์ต่างๆ</w:t>
-      </w:r>
-    </w:p>
-    <w:p>
-      <w:pPr>
-        <w:pStyle w:val="a0"/>
-        <w:spacing w:after="40"/>
-        <w:rPr>
-          <w:rFonts w:hint="eastAsia"/>
-        </w:rPr>
-      </w:pPr>
-      <w:r>
-        <w:t>ขั้นตอนที่ 5: ประเมินผลและจัดทำรายงาน — ประเมินประสิทธิภาพการทำงานของระบบ และจัดทำรูปเล่มโครงงานฉบับสมบูรณ์</w:t>
-      </w:r>
-    </w:p>
-    <w:p>
-      <w:pPr>
-        <w:spacing w:before="240" w:after="80"/>
-        <w:rPr>
-          <w:rFonts w:hint="eastAsia"/>
-        </w:rPr>
-      </w:pPr>
-      <w:r>
-        <w:rPr>
-          <w:b/>
-        </w:rPr>
-        <w:t>3.2 สถาปัตยกรรมและส่วนประกอบของระบบ</w:t>
+          <w:rFonts w:ascii="TH SarabunPSK" w:hAnsi="TH SarabunPSK" w:cs="TH SarabunPSK"/>
+        </w:rPr>
+      </w:pPr>
+      <w:r>
+        <w:rPr>
+          <w:rFonts w:ascii="TH SarabunPSK" w:hAnsi="TH SarabunPSK" w:cs="TH SarabunPSK"/>
+          <w:b/>
+        </w:rPr>
+        <w:t>ก.1 วิธีการเริ่มต้นใช้งานระบบ</w:t>
       </w:r>
     </w:p>
     <w:p>
@@ -1344,25 +6907,14 @@
         <w:spacing w:after="80"/>
         <w:ind w:firstLine="720"/>
         <w:rPr>
-          <w:rFonts w:hint="eastAsia"/>
-        </w:rPr>
-      </w:pPr>
-      <w:r>
-        <w:t>ระบบ Vocab Trainer พัฒนาขึ้นด้วยสถาปัตยกรรมแบบ Single Page Application (SPA) ที่ทำงานฝั่ง Client-side ทั้งหมด ไม่ต้องใช้ฐานข้อมูลฝั่ง Server ที่ซับซ้อน ประกอบด้วยโมดูลหลัก ได้แก่ vocab-data.js (คลังคำศัพท์ CEFR A1-C2), vocab-fsrs.js (อัลกอริทึมคำนวณระยะทบทวน), placement.js (ระบบทดสอบวัดระดับ), mini-player.js (เครื่องเล่นเพลง Lo-Fi), และ app.js (ตรรกะการทำงานและหน้าจอ UI ทั้งหมด)</w:t>
-      </w:r>
-    </w:p>
-    <w:p>
-      <w:pPr>
-        <w:spacing w:before="240" w:after="80"/>
-        <w:rPr>
-          <w:rFonts w:hint="eastAsia"/>
-        </w:rPr>
-      </w:pPr>
-      <w:r>
-        <w:rPr>
-          <w:b/>
-        </w:rPr>
-        <w:t>3.3 การจัดการฐานข้อมูลคำศัพท์</w:t>
+          <w:rFonts w:ascii="TH SarabunPSK" w:hAnsi="TH SarabunPSK" w:cs="TH SarabunPSK"/>
+        </w:rPr>
+      </w:pPr>
+      <w:r>
+        <w:rPr>
+          <w:rFonts w:ascii="TH SarabunPSK" w:hAnsi="TH SarabunPSK" w:cs="TH SarabunPSK"/>
+        </w:rPr>
+        <w:t>1. เปิดเว็บเบราว์เซอร์ (แนะนำ Google Chrome หรือ Microsoft Edge) แล้วไปที่ URL ของระบบ (เช่น http://localhost:8000)</w:t>
       </w:r>
     </w:p>
     <w:p>
@@ -1370,63 +6922,29 @@
         <w:spacing w:after="80"/>
         <w:ind w:firstLine="720"/>
         <w:rPr>
-          <w:rFonts w:hint="eastAsia"/>
-        </w:rPr>
-      </w:pPr>
-      <w:r>
-        <w:t xml:space="preserve">คลังคำศัพท์ถูกจัดเตรียมไว้อย่างเป็นระบบครอบคลุม 6 ระดับ CEFR (A1 ถึง C2) ระดับละ 60 วัน รวม 360 วัน คิดเป็น 3,600 คำที่ไม่ซ้ำกัน พร้อมคำแปลภาษาไทย, ตัวอย่างประโยค, สำนวน </w:t>
-      </w:r>
-      <w:r>
-        <w:lastRenderedPageBreak/>
-        <w:t>(Collocations), และสำนวนภาษาอังกฤษ (Idioms) โดยข้อมูลทั้งหมดจะถูกซิงค์และบันทึกไว้ในเบราว์เซอร์ของผู้ใช้ผ่าน SecureStore เพื่อความปลอดภัยและความเป็นส่วนตัว</w:t>
-      </w:r>
-    </w:p>
-    <w:p>
-      <w:pPr>
-        <w:rPr>
-          <w:rFonts w:hint="eastAsia"/>
-        </w:rPr>
-      </w:pPr>
-      <w:r>
-        <w:br w:type="page"/>
-      </w:r>
-    </w:p>
-    <w:p>
-      <w:pPr>
-        <w:jc w:val="center"/>
-        <w:rPr>
-          <w:rFonts w:hint="eastAsia"/>
-        </w:rPr>
-      </w:pPr>
-      <w:r>
-        <w:rPr>
-          <w:b/>
-          <w:sz w:val="36"/>
-        </w:rPr>
-        <w:lastRenderedPageBreak/>
-        <w:t>บทที่ 4</w:t>
-      </w:r>
-      <w:r>
-        <w:rPr>
-          <w:b/>
-          <w:sz w:val="36"/>
-        </w:rPr>
-        <w:br/>
-        <w:t>ผลการดำเนินงานและการทดสอบระบบ (Results &amp; Evaluation)</w:t>
+          <w:rFonts w:ascii="TH SarabunPSK" w:hAnsi="TH SarabunPSK" w:cs="TH SarabunPSK"/>
+        </w:rPr>
+      </w:pPr>
+      <w:r>
+        <w:rPr>
+          <w:rFonts w:ascii="TH SarabunPSK" w:hAnsi="TH SarabunPSK" w:cs="TH SarabunPSK"/>
+        </w:rPr>
+        <w:t>2. เมื่อเข้าสู่หน้าแรก ระบบจะแสดงหน้าจอแดชบอร์ดหลัก ซึ่งผู้ใช้สามารถทำแบบทดสอบวัดระดับ (Placement Test) เพื่อค้นหาระดับ CEFR ที่เหมาะสมกับตนเอง หรือเลือกเริ่มต้นจากระดับ A1 ได้ทันที</w:t>
       </w:r>
     </w:p>
     <w:p>
       <w:pPr>
         <w:spacing w:before="240" w:after="80"/>
         <w:rPr>
-          <w:rFonts w:hint="eastAsia"/>
-        </w:rPr>
-      </w:pPr>
-      <w:r>
-        <w:rPr>
-          <w:b/>
-        </w:rPr>
-        <w:t>4.1 ผลการพัฒนาเว็บแอปพลิเคชัน Vocab Trainer</w:t>
+          <w:rFonts w:ascii="TH SarabunPSK" w:hAnsi="TH SarabunPSK" w:cs="TH SarabunPSK"/>
+        </w:rPr>
+      </w:pPr>
+      <w:r>
+        <w:rPr>
+          <w:rFonts w:ascii="TH SarabunPSK" w:hAnsi="TH SarabunPSK" w:cs="TH SarabunPSK"/>
+          <w:b/>
+        </w:rPr>
+        <w:t>ก.2 การใช้งานโหมดการเรียนรู้และมินิเกม</w:t>
       </w:r>
     </w:p>
     <w:p>
@@ -1434,25 +6952,14 @@
         <w:spacing w:after="80"/>
         <w:ind w:firstLine="720"/>
         <w:rPr>
-          <w:rFonts w:hint="eastAsia"/>
-        </w:rPr>
-      </w:pPr>
-      <w:r>
-        <w:t>การพัฒนาเว็บแอปพลิเคชัน Vocab Trainer ประสบความสำเร็จตามวัตถุประสงค์ทุกประการ ระบบสามารถเปิดใช้งานผ่านเว็บเบราว์เซอร์ได้ทันทีที่ URL http://localhost:8000 (หรือผ่านเว็บโฮสติ้งสาธารณะ) โดยหน้าจอหลักประกอบด้วยส่วนแสดงสถิติการเรียนรู้, แถบความต่อเนื่อง (Streak), ภารกิจประจำวัน (Daily Tasks), และการเข้าถึงโหมดการเรียนรู้ต่างๆ อย่างง่ายดาย</w:t>
-      </w:r>
-    </w:p>
-    <w:p>
-      <w:pPr>
-        <w:spacing w:before="240" w:after="80"/>
-        <w:rPr>
-          <w:rFonts w:hint="eastAsia"/>
-        </w:rPr>
-      </w:pPr>
-      <w:r>
-        <w:rPr>
-          <w:b/>
-        </w:rPr>
-        <w:t>4.2 การทดสอบโหมดการเรียนรู้และมินิเกม (10 รูปแบบ)</w:t>
+          <w:rFonts w:ascii="TH SarabunPSK" w:hAnsi="TH SarabunPSK" w:cs="TH SarabunPSK"/>
+        </w:rPr>
+      </w:pPr>
+      <w:r>
+        <w:rPr>
+          <w:rFonts w:ascii="TH SarabunPSK" w:hAnsi="TH SarabunPSK" w:cs="TH SarabunPSK"/>
+        </w:rPr>
+        <w:t>1. ไปที่เมนู "Games" (เกม) จากแถบเมนูด้านบนหรือด้านข้าง</w:t>
       </w:r>
     </w:p>
     <w:p>
@@ -1460,179 +6967,14 @@
         <w:spacing w:after="80"/>
         <w:ind w:firstLine="720"/>
         <w:rPr>
-          <w:rFonts w:hint="eastAsia"/>
-        </w:rPr>
-      </w:pPr>
-      <w:r>
-        <w:t>ระบบได้พัฒนาโหมดการเรียนรู้และมินิเกม 10 รูปแบบ เพื่อช่วยขจัดความเบื่อหน่ายในการท่องศัพท์ ได้แก่:</w:t>
-      </w:r>
-    </w:p>
-    <w:p>
-      <w:pPr>
-        <w:pStyle w:val="a0"/>
-        <w:spacing w:after="40"/>
-        <w:rPr>
-          <w:rFonts w:hint="eastAsia"/>
-        </w:rPr>
-      </w:pPr>
-      <w:r>
-        <w:t>1. Flashcards (บัตรคำ): พลิกดูคำศัพท์ ความหมาย และฟังเสียงอ่าน</w:t>
-      </w:r>
-    </w:p>
-    <w:p>
-      <w:pPr>
-        <w:pStyle w:val="a0"/>
-        <w:spacing w:after="40"/>
-        <w:rPr>
-          <w:rFonts w:hint="eastAsia"/>
-        </w:rPr>
-      </w:pPr>
-      <w:r>
-        <w:t>2. Quiz (แบบทดสอบเลือกตอบ): ทดสอบความหมายคำศัพท์แบบ 4 ตัวเลือก</w:t>
-      </w:r>
-    </w:p>
-    <w:p>
-      <w:pPr>
-        <w:pStyle w:val="a0"/>
-        <w:spacing w:after="40"/>
-        <w:rPr>
-          <w:rFonts w:hint="eastAsia"/>
-        </w:rPr>
-      </w:pPr>
-      <w:r>
-        <w:t>3. Fill-in-the-Blank (เติมคำในช่องว่าง): ฝึกการใช้คำศัพท์ในบริบทประโยค</w:t>
-      </w:r>
-    </w:p>
-    <w:p>
-      <w:pPr>
-        <w:pStyle w:val="a0"/>
-        <w:spacing w:after="40"/>
-        <w:rPr>
-          <w:rFonts w:hint="eastAsia"/>
-        </w:rPr>
-      </w:pPr>
-      <w:r>
-        <w:t>4. Card Match (เกมจับคู่การ์ด): จับคู่คำศัพท์กับคำแปลในเวลาที่กำหนด</w:t>
-      </w:r>
-    </w:p>
-    <w:p>
-      <w:pPr>
-        <w:pStyle w:val="a0"/>
-        <w:spacing w:after="40"/>
-        <w:rPr>
-          <w:rFonts w:hint="eastAsia"/>
-        </w:rPr>
-      </w:pPr>
-      <w:r>
-        <w:t>5. True/False (ถูก/ผิด): เกมตัดสินความหมายคำศัพท์แบบจับเวลา</w:t>
-      </w:r>
-    </w:p>
-    <w:p>
-      <w:pPr>
-        <w:pStyle w:val="a0"/>
-        <w:spacing w:after="40"/>
-        <w:rPr>
-          <w:rFonts w:hint="eastAsia"/>
-        </w:rPr>
-      </w:pPr>
-      <w:r>
-        <w:t>6. Hangman (เกมทายคำ): ทายตัวอักษรเพื่อเติมคำศัพท์ให้สมบูรณ์</w:t>
-      </w:r>
-    </w:p>
-    <w:p>
-      <w:pPr>
-        <w:pStyle w:val="a0"/>
-        <w:spacing w:after="40"/>
-        <w:rPr>
-          <w:rFonts w:hint="eastAsia"/>
-        </w:rPr>
-      </w:pPr>
-      <w:r>
-        <w:t>7. Sentence Builder (เรียบเรียงประโยค): เรียงคำศัพท์ให้เป็นประโยคที่ถูกต้อง</w:t>
-      </w:r>
-    </w:p>
-    <w:p>
-      <w:pPr>
-        <w:pStyle w:val="a0"/>
-        <w:spacing w:after="40"/>
-        <w:rPr>
-          <w:rFonts w:hint="eastAsia"/>
-        </w:rPr>
-      </w:pPr>
-      <w:r>
-        <w:t>8. Cloze Test (ทดสอบเติมคำในบทความ): ฝึกอ่านเรื่องราวและเติมคำศัพท์ที่หายไป</w:t>
-      </w:r>
-    </w:p>
-    <w:p>
-      <w:pPr>
-        <w:pStyle w:val="a0"/>
-        <w:spacing w:after="40"/>
-        <w:rPr>
-          <w:rFonts w:hint="eastAsia"/>
-        </w:rPr>
-      </w:pPr>
-      <w:r>
-        <w:t>9. Listen &amp; Type (ฟังและพิมพ์): ฝึกทักษะการฟังและการสะกดคำ</w:t>
-      </w:r>
-    </w:p>
-    <w:p>
-      <w:pPr>
-        <w:pStyle w:val="a0"/>
-        <w:spacing w:after="40"/>
-        <w:rPr>
-          <w:rFonts w:hint="eastAsia"/>
-        </w:rPr>
-      </w:pPr>
-      <w:r>
-        <w:t>10. Pronunciation Practice (ฝึกออกเสียง): ทดสอบการพูดออกเสียงผ่านไมโครโฟนพร้อมระบบประเมินความถูกต้อง</w:t>
-      </w:r>
-    </w:p>
-    <w:p>
-      <w:pPr>
-        <w:rPr>
-          <w:rFonts w:hint="eastAsia"/>
-        </w:rPr>
-      </w:pPr>
-      <w:r>
-        <w:br w:type="page"/>
-      </w:r>
-    </w:p>
-    <w:p>
-      <w:pPr>
-        <w:jc w:val="center"/>
-        <w:rPr>
-          <w:rFonts w:hint="eastAsia"/>
-        </w:rPr>
-      </w:pPr>
-      <w:r>
-        <w:rPr>
-          <w:b/>
-          <w:sz w:val="36"/>
-        </w:rPr>
-        <w:lastRenderedPageBreak/>
-        <w:t>บทที่ 5</w:t>
-      </w:r>
-      <w:r>
-        <w:rPr>
-          <w:b/>
-          <w:sz w:val="36"/>
-        </w:rPr>
-        <w:br/>
-        <w:t>สรุปผล ข้อจำกัด และข้อเสนอแนะ (Conclusion &amp; Recommendation)</w:t>
-      </w:r>
-    </w:p>
-    <w:p>
-      <w:pPr>
-        <w:spacing w:before="240" w:after="80"/>
-        <w:rPr>
-          <w:rFonts w:hint="eastAsia"/>
-        </w:rPr>
-      </w:pPr>
-      <w:r>
-        <w:rPr>
-          <w:b/>
-        </w:rPr>
-        <w:t>5.1 สรุปผลการดำเนินงาน</w:t>
+          <w:rFonts w:ascii="TH SarabunPSK" w:hAnsi="TH SarabunPSK" w:cs="TH SarabunPSK"/>
+        </w:rPr>
+      </w:pPr>
+      <w:r>
+        <w:rPr>
+          <w:rFonts w:ascii="TH SarabunPSK" w:hAnsi="TH SarabunPSK" w:cs="TH SarabunPSK"/>
+        </w:rPr>
+        <w:t>2. เลือกโหมดการเรียนรู้ที่ต้องการ เช่น Flashcards, Quiz, Fill-in-the-Blank, หรือ Card Match</w:t>
       </w:r>
     </w:p>
     <w:p>
@@ -1640,209 +6982,14 @@
         <w:spacing w:after="80"/>
         <w:ind w:firstLine="720"/>
         <w:rPr>
-          <w:rFonts w:hint="eastAsia"/>
-        </w:rPr>
-      </w:pPr>
-      <w:r>
-        <w:t>โครงงาน "Vocab Trainer (ระบบเว็บแอปพลิเคชันอัจฉริยะสำหรับฝึกคำศัพท์ภาษาอังกฤษด้วยเทคนิคการทบทวนเว้นระยะและเกมการศึกษา)" ได้รับการพัฒนาขึ้นเพื่อแก้ปัญหาการเรียนรู้คำศัพท์ภาษาอังกฤษของนักเรียนและผู้สนใจ โดยผสานรวมอัลกอริทึม FSRS-5, คลังคำศัพท์ 3,600 คำ (CEFR A1-C2), มินิเกม 10 รูปแบบ, และระบบช่วยเสริมสมาธิ ผลการประเมินพบว่าระบบสามารถทำงานได้อย่างมีประสิทธิภาพ ช่วยให้ผู้เรียนจดจำคำศัพท์ได้ดีขึ้นอย่างยั่งยืน และใช้งานได้ฟรีโดยไม่มีค่าใช้จ่าย</w:t>
-      </w:r>
-    </w:p>
-    <w:p>
-      <w:pPr>
-        <w:spacing w:before="240" w:after="80"/>
-        <w:rPr>
-          <w:rFonts w:hint="eastAsia"/>
-        </w:rPr>
-      </w:pPr>
-      <w:r>
-        <w:rPr>
-          <w:b/>
-        </w:rPr>
-        <w:t>5.2 ข้อจำกัดของระบบ</w:t>
-      </w:r>
-    </w:p>
-    <w:p>
-      <w:pPr>
-        <w:pStyle w:val="a0"/>
-        <w:spacing w:after="40"/>
-        <w:rPr>
-          <w:rFonts w:hint="eastAsia"/>
-        </w:rPr>
-      </w:pPr>
-      <w:r>
-        <w:t>1. ระบบบันทึกข้อมูลหลักอาศัยหน่วยความจำภายในเบราว์เซอร์ (Local Storage) หากผู้ใช้งานล้างข้อมูลเบราว์เซอร์ ข้อมูลความก้าวหน้าอาจสูญหายได้ (แก้ไขด้วยระบบซิงค์คลาวด์ทางเลือก)</w:t>
-      </w:r>
-    </w:p>
-    <w:p>
-      <w:pPr>
-        <w:pStyle w:val="a0"/>
-        <w:spacing w:after="40"/>
-        <w:rPr>
-          <w:rFonts w:hint="eastAsia"/>
-        </w:rPr>
-      </w:pPr>
-      <w:r>
-        <w:t>2. ฟีเจอร์การทดสอบการออกเสียง (Pronunciation Practice) ต้องอาศัยการรองรับ Web Speech API ของเว็บเบราว์เซอร์บนอุปกรณ์ของผู้ใช้</w:t>
-      </w:r>
-    </w:p>
-    <w:p>
-      <w:pPr>
-        <w:spacing w:before="240" w:after="80"/>
-        <w:rPr>
-          <w:rFonts w:hint="eastAsia"/>
-        </w:rPr>
-      </w:pPr>
-      <w:r>
-        <w:rPr>
-          <w:b/>
-        </w:rPr>
-        <w:t>5.3 ข้อเสนอแนะในการพัฒนาต่อยอด</w:t>
-      </w:r>
-    </w:p>
-    <w:p>
-      <w:pPr>
-        <w:pStyle w:val="a0"/>
-        <w:spacing w:after="40"/>
-        <w:rPr>
-          <w:rFonts w:hint="eastAsia"/>
-        </w:rPr>
-      </w:pPr>
-      <w:r>
-        <w:t>1. เพิ่มระบบรองรับการสร้างห้องเรียนสำหรับครูและนักเรียน (Classroom Dashboard) เพื่อให้ครูสามารถติดตามความก้าวหน้าของนักเรียนได้</w:t>
-      </w:r>
-    </w:p>
-    <w:p>
-      <w:pPr>
-        <w:pStyle w:val="a0"/>
-        <w:spacing w:after="40"/>
-        <w:rPr>
-          <w:rFonts w:hint="eastAsia"/>
-        </w:rPr>
-      </w:pPr>
-      <w:r>
-        <w:t>2. พัฒนาแอปพลิเคชันให้สามารถดาวน์โหลดติดตั้งบนระบบปฏิบัติการ iOS และ Android เพิ่มเติม</w:t>
-      </w:r>
-    </w:p>
-    <w:p>
-      <w:pPr>
-        <w:rPr>
-          <w:rFonts w:hint="eastAsia"/>
-        </w:rPr>
-      </w:pPr>
-      <w:r>
-        <w:br w:type="page"/>
-      </w:r>
-    </w:p>
-    <w:p>
-      <w:pPr>
-        <w:jc w:val="center"/>
-        <w:rPr>
-          <w:rFonts w:hint="eastAsia"/>
-        </w:rPr>
-      </w:pPr>
-      <w:r>
-        <w:rPr>
-          <w:b/>
-          <w:sz w:val="36"/>
-        </w:rPr>
-        <w:lastRenderedPageBreak/>
-        <w:t>บรรณานุกรม</w:t>
-      </w:r>
-    </w:p>
-    <w:p>
-      <w:pPr>
-        <w:spacing w:after="80"/>
-        <w:ind w:left="720" w:hanging="720"/>
-        <w:rPr>
-          <w:rFonts w:hint="eastAsia"/>
-        </w:rPr>
-      </w:pPr>
-      <w:r>
-        <w:t>Council of Europe. (2001). Common European Framework of Reference for Languages: Learning, teaching, assessment. Cambridge University Press.</w:t>
-      </w:r>
-    </w:p>
-    <w:p>
-      <w:pPr>
-        <w:spacing w:after="80"/>
-        <w:ind w:left="720" w:hanging="720"/>
-        <w:rPr>
-          <w:rFonts w:hint="eastAsia"/>
-        </w:rPr>
-      </w:pPr>
-      <w:r>
-        <w:t>Ebbinghaus, H. (1885). Memory: A contribution to experimental psychology. Teachers College, Columbia University.</w:t>
-      </w:r>
-    </w:p>
-    <w:p>
-      <w:pPr>
-        <w:spacing w:after="80"/>
-        <w:ind w:left="720" w:hanging="720"/>
-        <w:rPr>
-          <w:rFonts w:hint="eastAsia"/>
-        </w:rPr>
-      </w:pPr>
-      <w:r>
-        <w:t>Wozniak, P. M. (1990). Optimization of learning: Past and future. Master's thesis, University of Technology in Poznan.</w:t>
-      </w:r>
-    </w:p>
-    <w:p>
-      <w:pPr>
-        <w:spacing w:after="80"/>
-        <w:ind w:left="720" w:hanging="720"/>
-        <w:rPr>
-          <w:rFonts w:hint="eastAsia"/>
-        </w:rPr>
-      </w:pPr>
-      <w:r>
-        <w:t>Lord, F. M. (1980). Applications of item response theory to practical testing problems. Lawrence Erlbaum Associates.</w:t>
-      </w:r>
-    </w:p>
-    <w:p>
-      <w:pPr>
-        <w:rPr>
-          <w:rFonts w:hint="eastAsia"/>
-        </w:rPr>
-      </w:pPr>
-      <w:r>
-        <w:br w:type="page"/>
-      </w:r>
-    </w:p>
-    <w:p>
-      <w:pPr>
-        <w:jc w:val="center"/>
-        <w:rPr>
-          <w:rFonts w:hint="eastAsia"/>
-        </w:rPr>
-      </w:pPr>
-      <w:r>
-        <w:rPr>
-          <w:b/>
-          <w:sz w:val="36"/>
-        </w:rPr>
-        <w:lastRenderedPageBreak/>
-        <w:t>ภาคผนวก ก</w:t>
-      </w:r>
-      <w:r>
-        <w:rPr>
-          <w:b/>
-          <w:sz w:val="36"/>
-        </w:rPr>
-        <w:br/>
-        <w:t>คู่มือการใช้งานระบบ (User Manual)</w:t>
-      </w:r>
-    </w:p>
-    <w:p>
-      <w:pPr>
-        <w:spacing w:before="240" w:after="80"/>
-        <w:rPr>
-          <w:rFonts w:hint="eastAsia"/>
-        </w:rPr>
-      </w:pPr>
-      <w:r>
-        <w:rPr>
-          <w:b/>
-        </w:rPr>
-        <w:t>ก.1 วิธีการเริ่มต้นใช้งานระบบ</w:t>
+          <w:rFonts w:ascii="TH SarabunPSK" w:hAnsi="TH SarabunPSK" w:cs="TH SarabunPSK"/>
+        </w:rPr>
+      </w:pPr>
+      <w:r>
+        <w:rPr>
+          <w:rFonts w:ascii="TH SarabunPSK" w:hAnsi="TH SarabunPSK" w:cs="TH SarabunPSK"/>
+        </w:rPr>
+        <w:t>3. เลือกแหล่งคำศัพท์ (Word Source) ที่ต้องการฝึก เช่น ระดับ CEFR และช่วงวัน (Day Range)</w:t>
       </w:r>
     </w:p>
     <w:p>
@@ -1850,11 +6997,29 @@
         <w:spacing w:after="80"/>
         <w:ind w:firstLine="720"/>
         <w:rPr>
-          <w:rFonts w:hint="eastAsia"/>
-        </w:rPr>
-      </w:pPr>
-      <w:r>
-        <w:t>1. เปิดเว็บเบราว์เซอร์ (แนะนำ Google Chrome หรือ Microsoft Edge) แล้วไปที่ URL ของระบบ (เช่น http://localhost:8000)</w:t>
+          <w:rFonts w:ascii="TH SarabunPSK" w:hAnsi="TH SarabunPSK" w:cs="TH SarabunPSK"/>
+        </w:rPr>
+      </w:pPr>
+      <w:r>
+        <w:rPr>
+          <w:rFonts w:ascii="TH SarabunPSK" w:hAnsi="TH SarabunPSK" w:cs="TH SarabunPSK"/>
+        </w:rPr>
+        <w:t>4. เริ่มต้นเล่นเกมและตอบคำถาม ระบบจะให้คะแนน XP บันทึกสถิติความถูกต้อง และนำคำที่ตอบผิดกลับมาทบทวนซ้ำโดยอัตโนมัติ</w:t>
+      </w:r>
+    </w:p>
+    <w:p>
+      <w:pPr>
+        <w:spacing w:before="240" w:after="80"/>
+        <w:rPr>
+          <w:rFonts w:ascii="TH SarabunPSK" w:hAnsi="TH SarabunPSK" w:cs="TH SarabunPSK"/>
+        </w:rPr>
+      </w:pPr>
+      <w:r>
+        <w:rPr>
+          <w:rFonts w:ascii="TH SarabunPSK" w:hAnsi="TH SarabunPSK" w:cs="TH SarabunPSK"/>
+          <w:b/>
+        </w:rPr>
+        <w:t>ก.3 การใช้งานเครื่องเล่นเพลงเสริมสมาธิ (Mini Music Player)</w:t>
       </w:r>
     </w:p>
     <w:p>
@@ -1862,25 +7027,14 @@
         <w:spacing w:after="80"/>
         <w:ind w:firstLine="720"/>
         <w:rPr>
-          <w:rFonts w:hint="eastAsia"/>
-        </w:rPr>
-      </w:pPr>
-      <w:r>
-        <w:t>2. เมื่อเข้าสู่หน้าแรก ระบบจะแสดงหน้าจอแดชบอร์ดหลัก ซึ่งผู้ใช้สามารถทำแบบทดสอบวัดระดับ (Placement Test) เพื่อค้นหาระดับ CEFR ที่เหมาะสมกับตนเอง หรือเลือกเริ่มต้นจากระดับ A1 ได้ทันที</w:t>
-      </w:r>
-    </w:p>
-    <w:p>
-      <w:pPr>
-        <w:spacing w:before="240" w:after="80"/>
-        <w:rPr>
-          <w:rFonts w:hint="eastAsia"/>
-        </w:rPr>
-      </w:pPr>
-      <w:r>
-        <w:rPr>
-          <w:b/>
-        </w:rPr>
-        <w:t>ก.2 การใช้งานโหมดการเรียนรู้และมินิเกม</w:t>
+          <w:rFonts w:ascii="TH SarabunPSK" w:hAnsi="TH SarabunPSK" w:cs="TH SarabunPSK"/>
+        </w:rPr>
+      </w:pPr>
+      <w:r>
+        <w:rPr>
+          <w:rFonts w:ascii="TH SarabunPSK" w:hAnsi="TH SarabunPSK" w:cs="TH SarabunPSK"/>
+        </w:rPr>
+        <w:t>1. คลิกที่ปุ่มแถบเครื่องเล่นเพลงที่มุมล่างขวาของหน้าจอ</w:t>
       </w:r>
     </w:p>
     <w:p>
@@ -1888,11 +7042,14 @@
         <w:spacing w:after="80"/>
         <w:ind w:firstLine="720"/>
         <w:rPr>
-          <w:rFonts w:hint="eastAsia"/>
-        </w:rPr>
-      </w:pPr>
-      <w:r>
-        <w:t>1. ไปที่เมนู "Games" (เกม) จากแถบเมนูด้านบนหรือด้านข้าง</w:t>
+          <w:rFonts w:ascii="TH SarabunPSK" w:hAnsi="TH SarabunPSK" w:cs="TH SarabunPSK"/>
+        </w:rPr>
+      </w:pPr>
+      <w:r>
+        <w:rPr>
+          <w:rFonts w:ascii="TH SarabunPSK" w:hAnsi="TH SarabunPSK" w:cs="TH SarabunPSK"/>
+        </w:rPr>
+        <w:t>2. กดปุ่ม Play เพื่อฟังเพลงแนว Lo-Fi ที่ช่วยเสริมสมาธิขณะท่องคำศัพท์</w:t>
       </w:r>
     </w:p>
     <w:p>
@@ -1900,11 +7057,53 @@
         <w:spacing w:after="80"/>
         <w:ind w:firstLine="720"/>
         <w:rPr>
-          <w:rFonts w:hint="eastAsia"/>
-        </w:rPr>
-      </w:pPr>
-      <w:r>
-        <w:t>2. เลือกโหมดการเรียนรู้ที่ต้องการ เช่น Flashcards, Quiz, Fill-in-the-Blank, หรือ Card Match</w:t>
+          <w:rFonts w:ascii="TH SarabunPSK" w:hAnsi="TH SarabunPSK" w:cs="TH SarabunPSK"/>
+        </w:rPr>
+      </w:pPr>
+      <w:r>
+        <w:rPr>
+          <w:rFonts w:ascii="TH SarabunPSK" w:hAnsi="TH SarabunPSK" w:cs="TH SarabunPSK"/>
+        </w:rPr>
+        <w:t>3. สามารถเลือกเปลี่ยนเพลง ปรับระดับเสียง หรืออัปโหลดเพลงโปรดเพิ่มเติมได้ตามต้องการ</w:t>
+      </w:r>
+    </w:p>
+    <w:p>
+      <w:pPr>
+        <w:rPr>
+          <w:rFonts w:ascii="TH SarabunPSK" w:hAnsi="TH SarabunPSK" w:cs="TH SarabunPSK"/>
+        </w:rPr>
+      </w:pPr>
+      <w:r>
+        <w:rPr>
+          <w:rFonts w:ascii="TH SarabunPSK" w:hAnsi="TH SarabunPSK" w:cs="TH SarabunPSK"/>
+        </w:rPr>
+        <w:br w:type="page"/>
+      </w:r>
+    </w:p>
+    <w:p>
+      <w:pPr>
+        <w:jc w:val="center"/>
+        <w:rPr>
+          <w:rFonts w:ascii="TH SarabunPSK" w:hAnsi="TH SarabunPSK" w:cs="TH SarabunPSK"/>
+        </w:rPr>
+      </w:pPr>
+      <w:r>
+        <w:rPr>
+          <w:rFonts w:ascii="TH SarabunPSK" w:hAnsi="TH SarabunPSK" w:cs="TH SarabunPSK"/>
+          <w:b/>
+          <w:sz w:val="36"/>
+        </w:rPr>
+        <w:lastRenderedPageBreak/>
+        <w:t>ภาคผนวก ข</w:t>
+      </w:r>
+      <w:r>
+        <w:rPr>
+          <w:rFonts w:ascii="TH SarabunPSK" w:hAnsi="TH SarabunPSK" w:cs="TH SarabunPSK"/>
+          <w:b/>
+          <w:sz w:val="36"/>
+        </w:rPr>
+        <w:br/>
+        <w:t>โครงสร้างชุดข้อมูลคำศัพท์ (Vocabulary Dataset)</w:t>
       </w:r>
     </w:p>
     <w:p>
@@ -1912,11 +7111,196 @@
         <w:spacing w:after="80"/>
         <w:ind w:firstLine="720"/>
         <w:rPr>
-          <w:rFonts w:hint="eastAsia"/>
-        </w:rPr>
-      </w:pPr>
-      <w:r>
-        <w:t>3. เลือกแหล่งคำศัพท์ (Word Source) ที่ต้องการฝึก เช่น ระดับ CEFR และช่วงวัน (Day Range)</w:t>
+          <w:rFonts w:ascii="TH SarabunPSK" w:hAnsi="TH SarabunPSK" w:cs="TH SarabunPSK"/>
+        </w:rPr>
+      </w:pPr>
+      <w:r>
+        <w:rPr>
+          <w:rFonts w:ascii="TH SarabunPSK" w:hAnsi="TH SarabunPSK" w:cs="TH SarabunPSK"/>
+        </w:rPr>
+        <w:t>ชุดข้อมูลคำศัพท์ในระบบ Vocab Trainer ถูกจัดเก็บในรูปแบบไฟล์ JavaScript Object ประกอบด้วยโครงสร้างข้อมูลหลัก ดังนี้:</w:t>
+      </w:r>
+    </w:p>
+    <w:p>
+      <w:pPr>
+        <w:pStyle w:val="a0"/>
+        <w:numPr>
+          <w:ilvl w:val="0"/>
+          <w:numId w:val="12"/>
+        </w:numPr>
+        <w:spacing w:after="40"/>
+        <w:rPr>
+          <w:rFonts w:ascii="TH SarabunPSK" w:hAnsi="TH SarabunPSK" w:cs="TH SarabunPSK"/>
+        </w:rPr>
+      </w:pPr>
+      <w:r>
+        <w:rPr>
+          <w:rFonts w:ascii="TH SarabunPSK" w:hAnsi="TH SarabunPSK" w:cs="TH SarabunPSK"/>
+        </w:rPr>
+        <w:t>id: รหัสประจำตัวคำศัพท์ (Unique Identifier)</w:t>
+      </w:r>
+    </w:p>
+    <w:p>
+      <w:pPr>
+        <w:pStyle w:val="a0"/>
+        <w:numPr>
+          <w:ilvl w:val="0"/>
+          <w:numId w:val="12"/>
+        </w:numPr>
+        <w:spacing w:after="40"/>
+        <w:rPr>
+          <w:rFonts w:ascii="TH SarabunPSK" w:hAnsi="TH SarabunPSK" w:cs="TH SarabunPSK"/>
+        </w:rPr>
+      </w:pPr>
+      <w:r>
+        <w:rPr>
+          <w:rFonts w:ascii="TH SarabunPSK" w:hAnsi="TH SarabunPSK" w:cs="TH SarabunPSK"/>
+        </w:rPr>
+        <w:t>word: คำศัพท์ภาษาอังกฤษ</w:t>
+      </w:r>
+    </w:p>
+    <w:p>
+      <w:pPr>
+        <w:pStyle w:val="a0"/>
+        <w:numPr>
+          <w:ilvl w:val="0"/>
+          <w:numId w:val="12"/>
+        </w:numPr>
+        <w:spacing w:after="40"/>
+        <w:rPr>
+          <w:rFonts w:ascii="TH SarabunPSK" w:hAnsi="TH SarabunPSK" w:cs="TH SarabunPSK"/>
+        </w:rPr>
+      </w:pPr>
+      <w:r>
+        <w:rPr>
+          <w:rFonts w:ascii="TH SarabunPSK" w:hAnsi="TH SarabunPSK" w:cs="TH SarabunPSK"/>
+        </w:rPr>
+        <w:t>type: ชนิดของคำ (Noun, Verb, Adjective, Adverb ฯลฯ)</w:t>
+      </w:r>
+    </w:p>
+    <w:p>
+      <w:pPr>
+        <w:pStyle w:val="a0"/>
+        <w:numPr>
+          <w:ilvl w:val="0"/>
+          <w:numId w:val="12"/>
+        </w:numPr>
+        <w:spacing w:after="40"/>
+        <w:rPr>
+          <w:rFonts w:ascii="TH SarabunPSK" w:hAnsi="TH SarabunPSK" w:cs="TH SarabunPSK"/>
+        </w:rPr>
+      </w:pPr>
+      <w:r>
+        <w:rPr>
+          <w:rFonts w:ascii="TH SarabunPSK" w:hAnsi="TH SarabunPSK" w:cs="TH SarabunPSK"/>
+        </w:rPr>
+        <w:t>th: ความหมายภาษาไทย</w:t>
+      </w:r>
+    </w:p>
+    <w:p>
+      <w:pPr>
+        <w:pStyle w:val="a0"/>
+        <w:numPr>
+          <w:ilvl w:val="0"/>
+          <w:numId w:val="12"/>
+        </w:numPr>
+        <w:spacing w:after="40"/>
+        <w:rPr>
+          <w:rFonts w:ascii="TH SarabunPSK" w:hAnsi="TH SarabunPSK" w:cs="TH SarabunPSK"/>
+        </w:rPr>
+      </w:pPr>
+      <w:r>
+        <w:rPr>
+          <w:rFonts w:ascii="TH SarabunPSK" w:hAnsi="TH SarabunPSK" w:cs="TH SarabunPSK"/>
+        </w:rPr>
+        <w:t>exEn: ตัวอย่างประโยคภาษาอังกฤษ</w:t>
+      </w:r>
+    </w:p>
+    <w:p>
+      <w:pPr>
+        <w:pStyle w:val="a0"/>
+        <w:numPr>
+          <w:ilvl w:val="0"/>
+          <w:numId w:val="12"/>
+        </w:numPr>
+        <w:spacing w:after="40"/>
+        <w:rPr>
+          <w:rFonts w:ascii="TH SarabunPSK" w:hAnsi="TH SarabunPSK" w:cs="TH SarabunPSK"/>
+        </w:rPr>
+      </w:pPr>
+      <w:r>
+        <w:rPr>
+          <w:rFonts w:ascii="TH SarabunPSK" w:hAnsi="TH SarabunPSK" w:cs="TH SarabunPSK"/>
+        </w:rPr>
+        <w:t>exTh: คำแปลตัวอย่างประโยคภาษาไทย</w:t>
+      </w:r>
+    </w:p>
+    <w:p>
+      <w:pPr>
+        <w:pStyle w:val="a0"/>
+        <w:numPr>
+          <w:ilvl w:val="0"/>
+          <w:numId w:val="12"/>
+        </w:numPr>
+        <w:spacing w:after="40"/>
+        <w:rPr>
+          <w:rFonts w:ascii="TH SarabunPSK" w:hAnsi="TH SarabunPSK" w:cs="TH SarabunPSK"/>
+        </w:rPr>
+      </w:pPr>
+      <w:r>
+        <w:rPr>
+          <w:rFonts w:ascii="TH SarabunPSK" w:hAnsi="TH SarabunPSK" w:cs="TH SarabunPSK"/>
+        </w:rPr>
+        <w:t>cefr: ระดับความยากตามมาตรฐาน CEFR (A1, A2, B1, B2, C1, C2)</w:t>
+      </w:r>
+    </w:p>
+    <w:p>
+      <w:pPr>
+        <w:pStyle w:val="a0"/>
+        <w:numPr>
+          <w:ilvl w:val="0"/>
+          <w:numId w:val="12"/>
+        </w:numPr>
+        <w:spacing w:after="40"/>
+        <w:rPr>
+          <w:rFonts w:ascii="TH SarabunPSK" w:hAnsi="TH SarabunPSK" w:cs="TH SarabunPSK"/>
+        </w:rPr>
+      </w:pPr>
+      <w:r>
+        <w:rPr>
+          <w:rFonts w:ascii="TH SarabunPSK" w:hAnsi="TH SarabunPSK" w:cs="TH SarabunPSK"/>
+        </w:rPr>
+        <w:t>day: หมายเลขวันที่จัดสรรในแผนการเรียนรู้ (1 ถึง 360)</w:t>
+      </w:r>
+    </w:p>
+    <w:p>
+      <w:pPr>
+        <w:rPr>
+          <w:rFonts w:ascii="TH SarabunPSK" w:hAnsi="TH SarabunPSK" w:cs="TH SarabunPSK"/>
+        </w:rPr>
+      </w:pPr>
+      <w:r>
+        <w:rPr>
+          <w:rFonts w:ascii="TH SarabunPSK" w:hAnsi="TH SarabunPSK" w:cs="TH SarabunPSK"/>
+        </w:rPr>
+        <w:br w:type="page"/>
+      </w:r>
+    </w:p>
+    <w:p>
+      <w:pPr>
+        <w:jc w:val="center"/>
+        <w:rPr>
+          <w:rFonts w:ascii="TH SarabunPSK" w:hAnsi="TH SarabunPSK" w:cs="TH SarabunPSK"/>
+        </w:rPr>
+      </w:pPr>
+      <w:r>
+        <w:rPr>
+          <w:rFonts w:ascii="TH SarabunPSK" w:hAnsi="TH SarabunPSK" w:cs="TH SarabunPSK"/>
+          <w:b/>
+          <w:sz w:val="36"/>
+        </w:rPr>
+        <w:lastRenderedPageBreak/>
+        <w:t>ประวัติผู้จัดทำ</w:t>
       </w:r>
     </w:p>
     <w:p>
@@ -1924,259 +7308,47 @@
         <w:spacing w:after="80"/>
         <w:ind w:firstLine="720"/>
         <w:rPr>
-          <w:rFonts w:hint="eastAsia"/>
-        </w:rPr>
-      </w:pPr>
-      <w:r>
-        <w:t>4. เริ่มต้นเล่นเกมและตอบคำถาม ระบบจะให้คะแนน XP บันทึกสถิติความถูกต้อง และนำคำที่ตอบผิดกลับมาทบทวนซ้ำโดยอัตโนมัติ</w:t>
-      </w:r>
-    </w:p>
-    <w:p>
-      <w:pPr>
-        <w:spacing w:before="240" w:after="80"/>
-        <w:rPr>
-          <w:rFonts w:hint="eastAsia"/>
-        </w:rPr>
-      </w:pPr>
-      <w:r>
-        <w:rPr>
-          <w:b/>
-        </w:rPr>
-        <w:t>ก.3 การใช้งานเครื่องเล่นเพลงเสริมสมาธิ (Mini Music Player)</w:t>
-      </w:r>
-    </w:p>
-    <w:p>
-      <w:pPr>
-        <w:spacing w:after="80"/>
-        <w:ind w:firstLine="720"/>
-        <w:rPr>
-          <w:rFonts w:hint="eastAsia"/>
-        </w:rPr>
-      </w:pPr>
-      <w:r>
-        <w:t>1. คลิกที่ปุ่มแถบเครื่องเล่นเพลงที่มุมล่างขวาของหน้าจอ</w:t>
-      </w:r>
-    </w:p>
-    <w:p>
-      <w:pPr>
-        <w:spacing w:after="80"/>
-        <w:ind w:firstLine="720"/>
-        <w:rPr>
-          <w:rFonts w:hint="eastAsia"/>
-        </w:rPr>
-      </w:pPr>
-      <w:r>
-        <w:t>2. กดปุ่ม Play เพื่อฟังเพลงแนว Lo-Fi ที่ช่วยเสริมสมาธิขณะท่องคำศัพท์</w:t>
-      </w:r>
-    </w:p>
-    <w:p>
-      <w:pPr>
-        <w:spacing w:after="80"/>
-        <w:ind w:firstLine="720"/>
-        <w:rPr>
-          <w:rFonts w:hint="eastAsia"/>
-        </w:rPr>
-      </w:pPr>
-      <w:r>
-        <w:t>3. สามารถเลือกเปลี่ยนเพลง ปรับระดับเสียง หรืออัปโหลดเพลงโปรดเพิ่มเติมได้ตามต้องการ</w:t>
-      </w:r>
-    </w:p>
-    <w:p>
-      <w:pPr>
-        <w:rPr>
-          <w:rFonts w:hint="eastAsia"/>
-        </w:rPr>
-      </w:pPr>
-      <w:r>
-        <w:br w:type="page"/>
-      </w:r>
-    </w:p>
-    <w:p>
-      <w:pPr>
-        <w:jc w:val="center"/>
-        <w:rPr>
-          <w:rFonts w:hint="eastAsia"/>
-        </w:rPr>
-      </w:pPr>
-      <w:r>
-        <w:rPr>
-          <w:b/>
-          <w:sz w:val="36"/>
-        </w:rPr>
-        <w:lastRenderedPageBreak/>
-        <w:t>ภาคผนวก ข</w:t>
-      </w:r>
-      <w:r>
-        <w:rPr>
-          <w:b/>
-          <w:sz w:val="36"/>
-        </w:rPr>
-        <w:br/>
-        <w:t>โครงสร้างชุดข้อมูลคำศัพท์ (Vocabulary Dataset)</w:t>
-      </w:r>
-    </w:p>
-    <w:p>
-      <w:pPr>
-        <w:spacing w:after="80"/>
-        <w:ind w:firstLine="720"/>
-        <w:rPr>
-          <w:rFonts w:hint="eastAsia"/>
-        </w:rPr>
-      </w:pPr>
-      <w:r>
-        <w:t>ชุดข้อมูลคำศัพท์ในระบบ Vocab Trainer ถูกจัดเก็บในรูปแบบไฟล์ JavaScript Object ประกอบด้วยโครงสร้างข้อมูลหลัก ดังนี้:</w:t>
-      </w:r>
-    </w:p>
-    <w:p>
-      <w:pPr>
-        <w:pStyle w:val="a0"/>
-        <w:spacing w:after="40"/>
-        <w:rPr>
-          <w:rFonts w:hint="eastAsia"/>
-        </w:rPr>
-      </w:pPr>
-      <w:r>
-        <w:t>id: รหัสประจำตัวคำศัพท์ (Unique Identifier)</w:t>
-      </w:r>
-    </w:p>
-    <w:p>
-      <w:pPr>
-        <w:pStyle w:val="a0"/>
-        <w:spacing w:after="40"/>
-        <w:rPr>
-          <w:rFonts w:hint="eastAsia"/>
-        </w:rPr>
-      </w:pPr>
-      <w:r>
-        <w:t>word: คำศัพท์ภาษาอังกฤษ</w:t>
-      </w:r>
-    </w:p>
-    <w:p>
-      <w:pPr>
-        <w:pStyle w:val="a0"/>
-        <w:spacing w:after="40"/>
-        <w:rPr>
-          <w:rFonts w:hint="eastAsia"/>
-        </w:rPr>
-      </w:pPr>
-      <w:r>
-        <w:t>type: ชนิดของคำ (Noun, Verb, Adjective, Adverb ฯลฯ)</w:t>
-      </w:r>
-    </w:p>
-    <w:p>
-      <w:pPr>
-        <w:pStyle w:val="a0"/>
-        <w:spacing w:after="40"/>
-        <w:rPr>
-          <w:rFonts w:hint="eastAsia"/>
-        </w:rPr>
-      </w:pPr>
-      <w:r>
-        <w:t>th: ความหมายภาษาไทย</w:t>
-      </w:r>
-    </w:p>
-    <w:p>
-      <w:pPr>
-        <w:pStyle w:val="a0"/>
-        <w:spacing w:after="40"/>
-        <w:rPr>
-          <w:rFonts w:hint="eastAsia"/>
-        </w:rPr>
-      </w:pPr>
-      <w:r>
-        <w:t>exEn: ตัวอย่างประโยคภาษาอังกฤษ</w:t>
-      </w:r>
-    </w:p>
-    <w:p>
-      <w:pPr>
-        <w:pStyle w:val="a0"/>
-        <w:spacing w:after="40"/>
-        <w:rPr>
-          <w:rFonts w:hint="eastAsia"/>
-        </w:rPr>
-      </w:pPr>
-      <w:r>
-        <w:t>exTh: คำแปลตัวอย่างประโยคภาษาไทย</w:t>
-      </w:r>
-    </w:p>
-    <w:p>
-      <w:pPr>
-        <w:pStyle w:val="a0"/>
-        <w:spacing w:after="40"/>
-        <w:rPr>
-          <w:rFonts w:hint="eastAsia"/>
-        </w:rPr>
-      </w:pPr>
-      <w:r>
-        <w:t>cefr: ระดับความยากตามมาตรฐาน CEFR (A1, A2, B1, B2, C1, C2)</w:t>
-      </w:r>
-    </w:p>
-    <w:p>
-      <w:pPr>
-        <w:pStyle w:val="a0"/>
-        <w:spacing w:after="40"/>
-        <w:rPr>
-          <w:rFonts w:hint="eastAsia"/>
-        </w:rPr>
-      </w:pPr>
-      <w:r>
-        <w:t>day: หมายเลขวันที่จัดสรรในแผนการเรียนรู้ (1 ถึง 360)</w:t>
-      </w:r>
-    </w:p>
-    <w:p>
-      <w:pPr>
-        <w:rPr>
-          <w:rFonts w:hint="eastAsia"/>
-        </w:rPr>
-      </w:pPr>
-      <w:r>
-        <w:br w:type="page"/>
-      </w:r>
-    </w:p>
-    <w:p>
-      <w:pPr>
-        <w:jc w:val="center"/>
-        <w:rPr>
-          <w:rFonts w:hint="eastAsia"/>
-        </w:rPr>
-      </w:pPr>
-      <w:r>
-        <w:rPr>
-          <w:b/>
-          <w:sz w:val="36"/>
-        </w:rPr>
-        <w:lastRenderedPageBreak/>
-        <w:t>ประวัติผู้จัดทำ</w:t>
-      </w:r>
-    </w:p>
-    <w:p>
-      <w:pPr>
-        <w:spacing w:after="80"/>
-        <w:ind w:firstLine="720"/>
-        <w:rPr>
-          <w:rFonts w:hint="eastAsia"/>
-        </w:rPr>
-      </w:pPr>
-      <w:r>
+          <w:rFonts w:ascii="TH SarabunPSK" w:hAnsi="TH SarabunPSK" w:cs="TH SarabunPSK"/>
+        </w:rPr>
+      </w:pPr>
+      <w:r>
+        <w:rPr>
+          <w:rFonts w:ascii="TH SarabunPSK" w:hAnsi="TH SarabunPSK" w:cs="TH SarabunPSK"/>
+        </w:rPr>
         <w:t>ชื่อ-นามสกุล: [ชื่อ-นามสกุล ผู้จัดทำ 1]</w:t>
       </w:r>
       <w:r>
+        <w:rPr>
+          <w:rFonts w:ascii="TH SarabunPSK" w:hAnsi="TH SarabunPSK" w:cs="TH SarabunPSK"/>
+        </w:rPr>
         <w:br/>
         <w:t>วัน เดือน ปี เกิด: [ระบุวันเดือนปีเกิด]</w:t>
       </w:r>
       <w:r>
+        <w:rPr>
+          <w:rFonts w:ascii="TH SarabunPSK" w:hAnsi="TH SarabunPSK" w:cs="TH SarabunPSK"/>
+        </w:rPr>
         <w:br/>
         <w:t>ประวัติการศึกษา:</w:t>
       </w:r>
       <w:r>
+        <w:rPr>
+          <w:rFonts w:ascii="TH SarabunPSK" w:hAnsi="TH SarabunPSK" w:cs="TH SarabunPSK"/>
+        </w:rPr>
         <w:br/>
         <w:t>- ระดับมัธยมศึกษาตอนปลาย [ชื่อโรงเรียน / สถาบันการศึกษา]</w:t>
       </w:r>
       <w:r>
+        <w:rPr>
+          <w:rFonts w:ascii="TH SarabunPSK" w:hAnsi="TH SarabunPSK" w:cs="TH SarabunPSK"/>
+        </w:rPr>
         <w:br/>
         <w:t>ผลงานและความภาคภูมิใจ:</w:t>
       </w:r>
       <w:r>
+        <w:rPr>
+          <w:rFonts w:ascii="TH SarabunPSK" w:hAnsi="TH SarabunPSK" w:cs="TH SarabunPSK"/>
+        </w:rPr>
         <w:br/>
         <w:t>- ผู้พัฒนาเว็บแอปพลิเคชัน Vocab Trainer เพื่อส่งเสริมการเรียนรู้ภาษาอังกฤษอัจฉริยะ</w:t>
       </w:r>
@@ -2361,6 +7533,368 @@
       </w:pPr>
       <w:rPr>
         <w:rFonts w:ascii="Symbol" w:hAnsi="Symbol" w:hint="default"/>
+      </w:rPr>
+    </w:lvl>
+  </w:abstractNum>
+  <w:abstractNum w:abstractNumId="9" w15:restartNumberingAfterBreak="0">
+    <w:nsid w:val="111C2160"/>
+    <w:multiLevelType w:val="multilevel"/>
+    <w:tmpl w:val="252C70BE"/>
+    <w:lvl w:ilvl="0">
+      <w:start w:val="1"/>
+      <w:numFmt w:val="decimal"/>
+      <w:lvlText w:val="%1"/>
+      <w:lvlJc w:val="left"/>
+      <w:pPr>
+        <w:ind w:left="360" w:hanging="360"/>
+      </w:pPr>
+      <w:rPr>
+        <w:rFonts w:hint="default"/>
+        <w:b/>
+      </w:rPr>
+    </w:lvl>
+    <w:lvl w:ilvl="1">
+      <w:start w:val="5"/>
+      <w:numFmt w:val="decimal"/>
+      <w:lvlText w:val="%1.%2"/>
+      <w:lvlJc w:val="left"/>
+      <w:pPr>
+        <w:ind w:left="360" w:hanging="360"/>
+      </w:pPr>
+      <w:rPr>
+        <w:rFonts w:hint="default"/>
+        <w:b/>
+      </w:rPr>
+    </w:lvl>
+    <w:lvl w:ilvl="2">
+      <w:start w:val="1"/>
+      <w:numFmt w:val="decimal"/>
+      <w:lvlText w:val="%1.%2.%3"/>
+      <w:lvlJc w:val="left"/>
+      <w:pPr>
+        <w:ind w:left="720" w:hanging="720"/>
+      </w:pPr>
+      <w:rPr>
+        <w:rFonts w:hint="default"/>
+        <w:b/>
+      </w:rPr>
+    </w:lvl>
+    <w:lvl w:ilvl="3">
+      <w:start w:val="1"/>
+      <w:numFmt w:val="decimal"/>
+      <w:lvlText w:val="%1.%2.%3.%4"/>
+      <w:lvlJc w:val="left"/>
+      <w:pPr>
+        <w:ind w:left="720" w:hanging="720"/>
+      </w:pPr>
+      <w:rPr>
+        <w:rFonts w:hint="default"/>
+        <w:b/>
+      </w:rPr>
+    </w:lvl>
+    <w:lvl w:ilvl="4">
+      <w:start w:val="1"/>
+      <w:numFmt w:val="decimal"/>
+      <w:lvlText w:val="%1.%2.%3.%4.%5"/>
+      <w:lvlJc w:val="left"/>
+      <w:pPr>
+        <w:ind w:left="1080" w:hanging="1080"/>
+      </w:pPr>
+      <w:rPr>
+        <w:rFonts w:hint="default"/>
+        <w:b/>
+      </w:rPr>
+    </w:lvl>
+    <w:lvl w:ilvl="5">
+      <w:start w:val="1"/>
+      <w:numFmt w:val="decimal"/>
+      <w:lvlText w:val="%1.%2.%3.%4.%5.%6"/>
+      <w:lvlJc w:val="left"/>
+      <w:pPr>
+        <w:ind w:left="1080" w:hanging="1080"/>
+      </w:pPr>
+      <w:rPr>
+        <w:rFonts w:hint="default"/>
+        <w:b/>
+      </w:rPr>
+    </w:lvl>
+    <w:lvl w:ilvl="6">
+      <w:start w:val="1"/>
+      <w:numFmt w:val="decimal"/>
+      <w:lvlText w:val="%1.%2.%3.%4.%5.%6.%7"/>
+      <w:lvlJc w:val="left"/>
+      <w:pPr>
+        <w:ind w:left="1440" w:hanging="1440"/>
+      </w:pPr>
+      <w:rPr>
+        <w:rFonts w:hint="default"/>
+        <w:b/>
+      </w:rPr>
+    </w:lvl>
+    <w:lvl w:ilvl="7">
+      <w:start w:val="1"/>
+      <w:numFmt w:val="decimal"/>
+      <w:lvlText w:val="%1.%2.%3.%4.%5.%6.%7.%8"/>
+      <w:lvlJc w:val="left"/>
+      <w:pPr>
+        <w:ind w:left="1440" w:hanging="1440"/>
+      </w:pPr>
+      <w:rPr>
+        <w:rFonts w:hint="default"/>
+        <w:b/>
+      </w:rPr>
+    </w:lvl>
+    <w:lvl w:ilvl="8">
+      <w:start w:val="1"/>
+      <w:numFmt w:val="decimal"/>
+      <w:lvlText w:val="%1.%2.%3.%4.%5.%6.%7.%8.%9"/>
+      <w:lvlJc w:val="left"/>
+      <w:pPr>
+        <w:ind w:left="1800" w:hanging="1800"/>
+      </w:pPr>
+      <w:rPr>
+        <w:rFonts w:hint="default"/>
+        <w:b/>
+      </w:rPr>
+    </w:lvl>
+  </w:abstractNum>
+  <w:abstractNum w:abstractNumId="10" w15:restartNumberingAfterBreak="0">
+    <w:nsid w:val="1BB3605F"/>
+    <w:multiLevelType w:val="hybridMultilevel"/>
+    <w:tmpl w:val="5980DDFC"/>
+    <w:lvl w:ilvl="0" w:tplc="9090690A">
+      <w:start w:val="1"/>
+      <w:numFmt w:val="decimal"/>
+      <w:lvlText w:val="%1."/>
+      <w:lvlJc w:val="left"/>
+      <w:pPr>
+        <w:ind w:left="720" w:hanging="360"/>
+      </w:pPr>
+      <w:rPr>
+        <w:rFonts w:hint="default"/>
+        <w:b/>
+        <w:bCs/>
+      </w:rPr>
+    </w:lvl>
+    <w:lvl w:ilvl="1" w:tplc="04090019" w:tentative="1">
+      <w:start w:val="1"/>
+      <w:numFmt w:val="lowerLetter"/>
+      <w:lvlText w:val="%2."/>
+      <w:lvlJc w:val="left"/>
+      <w:pPr>
+        <w:ind w:left="1440" w:hanging="360"/>
+      </w:pPr>
+    </w:lvl>
+    <w:lvl w:ilvl="2" w:tplc="0409001B" w:tentative="1">
+      <w:start w:val="1"/>
+      <w:numFmt w:val="lowerRoman"/>
+      <w:lvlText w:val="%3."/>
+      <w:lvlJc w:val="right"/>
+      <w:pPr>
+        <w:ind w:left="2160" w:hanging="180"/>
+      </w:pPr>
+    </w:lvl>
+    <w:lvl w:ilvl="3" w:tplc="0409000F" w:tentative="1">
+      <w:start w:val="1"/>
+      <w:numFmt w:val="decimal"/>
+      <w:lvlText w:val="%4."/>
+      <w:lvlJc w:val="left"/>
+      <w:pPr>
+        <w:ind w:left="2880" w:hanging="360"/>
+      </w:pPr>
+    </w:lvl>
+    <w:lvl w:ilvl="4" w:tplc="04090019" w:tentative="1">
+      <w:start w:val="1"/>
+      <w:numFmt w:val="lowerLetter"/>
+      <w:lvlText w:val="%5."/>
+      <w:lvlJc w:val="left"/>
+      <w:pPr>
+        <w:ind w:left="3600" w:hanging="360"/>
+      </w:pPr>
+    </w:lvl>
+    <w:lvl w:ilvl="5" w:tplc="0409001B" w:tentative="1">
+      <w:start w:val="1"/>
+      <w:numFmt w:val="lowerRoman"/>
+      <w:lvlText w:val="%6."/>
+      <w:lvlJc w:val="right"/>
+      <w:pPr>
+        <w:ind w:left="4320" w:hanging="180"/>
+      </w:pPr>
+    </w:lvl>
+    <w:lvl w:ilvl="6" w:tplc="0409000F" w:tentative="1">
+      <w:start w:val="1"/>
+      <w:numFmt w:val="decimal"/>
+      <w:lvlText w:val="%7."/>
+      <w:lvlJc w:val="left"/>
+      <w:pPr>
+        <w:ind w:left="5040" w:hanging="360"/>
+      </w:pPr>
+    </w:lvl>
+    <w:lvl w:ilvl="7" w:tplc="04090019" w:tentative="1">
+      <w:start w:val="1"/>
+      <w:numFmt w:val="lowerLetter"/>
+      <w:lvlText w:val="%8."/>
+      <w:lvlJc w:val="left"/>
+      <w:pPr>
+        <w:ind w:left="5760" w:hanging="360"/>
+      </w:pPr>
+    </w:lvl>
+    <w:lvl w:ilvl="8" w:tplc="0409001B" w:tentative="1">
+      <w:start w:val="1"/>
+      <w:numFmt w:val="lowerRoman"/>
+      <w:lvlText w:val="%9."/>
+      <w:lvlJc w:val="right"/>
+      <w:pPr>
+        <w:ind w:left="6480" w:hanging="180"/>
+      </w:pPr>
+    </w:lvl>
+  </w:abstractNum>
+  <w:abstractNum w:abstractNumId="11" w15:restartNumberingAfterBreak="0">
+    <w:nsid w:val="64B667C7"/>
+    <w:multiLevelType w:val="multilevel"/>
+    <w:tmpl w:val="F3E2B00A"/>
+    <w:lvl w:ilvl="0">
+      <w:start w:val="1"/>
+      <w:numFmt w:val="bullet"/>
+      <w:lvlText w:val=""/>
+      <w:lvlJc w:val="left"/>
+      <w:pPr>
+        <w:tabs>
+          <w:tab w:val="num" w:pos="1080"/>
+        </w:tabs>
+        <w:ind w:left="1080" w:hanging="360"/>
+      </w:pPr>
+      <w:rPr>
+        <w:rFonts w:ascii="Symbol" w:hAnsi="Symbol" w:hint="default"/>
+        <w:sz w:val="20"/>
+      </w:rPr>
+    </w:lvl>
+    <w:lvl w:ilvl="1">
+      <w:start w:val="1"/>
+      <w:numFmt w:val="bullet"/>
+      <w:lvlText w:val="o"/>
+      <w:lvlJc w:val="left"/>
+      <w:pPr>
+        <w:tabs>
+          <w:tab w:val="num" w:pos="1800"/>
+        </w:tabs>
+        <w:ind w:left="1800" w:hanging="360"/>
+      </w:pPr>
+      <w:rPr>
+        <w:rFonts w:ascii="Courier New" w:hAnsi="Courier New" w:hint="default"/>
+        <w:sz w:val="20"/>
+      </w:rPr>
+    </w:lvl>
+    <w:lvl w:ilvl="2" w:tentative="1">
+      <w:start w:val="1"/>
+      <w:numFmt w:val="bullet"/>
+      <w:lvlText w:val=""/>
+      <w:lvlJc w:val="left"/>
+      <w:pPr>
+        <w:tabs>
+          <w:tab w:val="num" w:pos="2520"/>
+        </w:tabs>
+        <w:ind w:left="2520" w:hanging="360"/>
+      </w:pPr>
+      <w:rPr>
+        <w:rFonts w:ascii="Wingdings" w:hAnsi="Wingdings" w:hint="default"/>
+        <w:sz w:val="20"/>
+      </w:rPr>
+    </w:lvl>
+    <w:lvl w:ilvl="3" w:tentative="1">
+      <w:start w:val="1"/>
+      <w:numFmt w:val="bullet"/>
+      <w:lvlText w:val=""/>
+      <w:lvlJc w:val="left"/>
+      <w:pPr>
+        <w:tabs>
+          <w:tab w:val="num" w:pos="3240"/>
+        </w:tabs>
+        <w:ind w:left="3240" w:hanging="360"/>
+      </w:pPr>
+      <w:rPr>
+        <w:rFonts w:ascii="Wingdings" w:hAnsi="Wingdings" w:hint="default"/>
+        <w:sz w:val="20"/>
+      </w:rPr>
+    </w:lvl>
+    <w:lvl w:ilvl="4" w:tentative="1">
+      <w:start w:val="1"/>
+      <w:numFmt w:val="bullet"/>
+      <w:lvlText w:val=""/>
+      <w:lvlJc w:val="left"/>
+      <w:pPr>
+        <w:tabs>
+          <w:tab w:val="num" w:pos="3960"/>
+        </w:tabs>
+        <w:ind w:left="3960" w:hanging="360"/>
+      </w:pPr>
+      <w:rPr>
+        <w:rFonts w:ascii="Wingdings" w:hAnsi="Wingdings" w:hint="default"/>
+        <w:sz w:val="20"/>
+      </w:rPr>
+    </w:lvl>
+    <w:lvl w:ilvl="5" w:tentative="1">
+      <w:start w:val="1"/>
+      <w:numFmt w:val="bullet"/>
+      <w:lvlText w:val=""/>
+      <w:lvlJc w:val="left"/>
+      <w:pPr>
+        <w:tabs>
+          <w:tab w:val="num" w:pos="4680"/>
+        </w:tabs>
+        <w:ind w:left="4680" w:hanging="360"/>
+      </w:pPr>
+      <w:rPr>
+        <w:rFonts w:ascii="Wingdings" w:hAnsi="Wingdings" w:hint="default"/>
+        <w:sz w:val="20"/>
+      </w:rPr>
+    </w:lvl>
+    <w:lvl w:ilvl="6" w:tentative="1">
+      <w:start w:val="1"/>
+      <w:numFmt w:val="bullet"/>
+      <w:lvlText w:val=""/>
+      <w:lvlJc w:val="left"/>
+      <w:pPr>
+        <w:tabs>
+          <w:tab w:val="num" w:pos="5400"/>
+        </w:tabs>
+        <w:ind w:left="5400" w:hanging="360"/>
+      </w:pPr>
+      <w:rPr>
+        <w:rFonts w:ascii="Wingdings" w:hAnsi="Wingdings" w:hint="default"/>
+        <w:sz w:val="20"/>
+      </w:rPr>
+    </w:lvl>
+    <w:lvl w:ilvl="7" w:tentative="1">
+      <w:start w:val="1"/>
+      <w:numFmt w:val="bullet"/>
+      <w:lvlText w:val=""/>
+      <w:lvlJc w:val="left"/>
+      <w:pPr>
+        <w:tabs>
+          <w:tab w:val="num" w:pos="6120"/>
+        </w:tabs>
+        <w:ind w:left="6120" w:hanging="360"/>
+      </w:pPr>
+      <w:rPr>
+        <w:rFonts w:ascii="Wingdings" w:hAnsi="Wingdings" w:hint="default"/>
+        <w:sz w:val="20"/>
+      </w:rPr>
+    </w:lvl>
+    <w:lvl w:ilvl="8" w:tentative="1">
+      <w:start w:val="1"/>
+      <w:numFmt w:val="bullet"/>
+      <w:lvlText w:val=""/>
+      <w:lvlJc w:val="left"/>
+      <w:pPr>
+        <w:tabs>
+          <w:tab w:val="num" w:pos="6840"/>
+        </w:tabs>
+        <w:ind w:left="6840" w:hanging="360"/>
+      </w:pPr>
+      <w:rPr>
+        <w:rFonts w:ascii="Wingdings" w:hAnsi="Wingdings" w:hint="default"/>
+        <w:sz w:val="20"/>
       </w:rPr>
     </w:lvl>
   </w:abstractNum>
@@ -2390,6 +7924,15 @@
   </w:num>
   <w:num w:numId="9" w16cid:durableId="1362125059">
     <w:abstractNumId w:val="0"/>
+  </w:num>
+  <w:num w:numId="10" w16cid:durableId="2061896232">
+    <w:abstractNumId w:val="11"/>
+  </w:num>
+  <w:num w:numId="11" w16cid:durableId="1130781073">
+    <w:abstractNumId w:val="9"/>
+  </w:num>
+  <w:num w:numId="12" w16cid:durableId="563564344">
+    <w:abstractNumId w:val="10"/>
   </w:num>
 </w:numbering>
 </file>
@@ -3002,7 +8545,6 @@
   <w:style w:type="character" w:default="1" w:styleId="a2">
     <w:name w:val="Default Paragraph Font"/>
     <w:uiPriority w:val="1"/>
-    <w:semiHidden/>
     <w:unhideWhenUsed/>
   </w:style>
   <w:style w:type="table" w:default="1" w:styleId="a3">
@@ -13779,6 +19321,24 @@
       </w:tcPr>
     </w:tblStylePr>
   </w:style>
+  <w:style w:type="paragraph" w:styleId="affa">
+    <w:name w:val="Normal (Web)"/>
+    <w:basedOn w:val="a1"/>
+    <w:uiPriority w:val="99"/>
+    <w:semiHidden/>
+    <w:unhideWhenUsed/>
+    <w:rsid w:val="0004334D"/>
+    <w:pPr>
+      <w:spacing w:before="100" w:beforeAutospacing="1" w:after="100" w:afterAutospacing="1" w:line="240" w:lineRule="auto"/>
+    </w:pPr>
+    <w:rPr>
+      <w:rFonts w:ascii="Times New Roman" w:eastAsia="Times New Roman" w:hAnsi="Times New Roman" w:cs="Times New Roman"/>
+      <w:color w:val="auto"/>
+      <w:sz w:val="24"/>
+      <w:szCs w:val="24"/>
+      <w:lang w:bidi="th-TH"/>
+    </w:rPr>
+  </w:style>
 </w:styles>
 </file>
 
